--- a/files/cv.docx
+++ b/files/cv.docx
@@ -158,7 +158,6 @@
           </w:p>
           <w:p>
             <w:pPr>
-              <w:jc w:val="left"/>
               <w:rPr>
                 <w:rFonts w:ascii="Times New Roman" w:eastAsia="仿宋" w:hAnsi="Times New Roman"/>
                 <w:sz w:val="24"/>
@@ -184,7 +183,6 @@
           </w:p>
           <w:p>
             <w:pPr>
-              <w:jc w:val="left"/>
               <w:rPr>
                 <w:rFonts w:ascii="Times New Roman" w:eastAsia="仿宋" w:hAnsi="Times New Roman"/>
                 <w:sz w:val="24"/>
@@ -242,7 +240,6 @@
           </w:p>
           <w:p>
             <w:pPr>
-              <w:jc w:val="left"/>
               <w:rPr>
                 <w:rFonts w:ascii="Times New Roman" w:eastAsia="仿宋" w:hAnsi="Times New Roman"/>
                 <w:sz w:val="24"/>
@@ -271,7 +268,23 @@
                 <w:sz w:val="24"/>
                 <w:szCs w:val="24"/>
               </w:rPr>
-              <w:t xml:space="preserve"> B.Eng. degree from Tongji University and was awarded Shanghai Outstanding Graduate. During 2023 and 2024, He </w:t>
+              <w:t xml:space="preserve"> B.Eng. degree from Tongji University and was awarded Shanghai Outstanding Graduate. During 2023 and 2024, </w:t>
+            </w:r>
+            <w:r>
+              <w:rPr>
+                <w:rFonts w:ascii="Times New Roman" w:eastAsia="仿宋" w:hAnsi="Times New Roman"/>
+                <w:sz w:val="24"/>
+                <w:szCs w:val="24"/>
+              </w:rPr>
+              <w:t>h</w:t>
+            </w:r>
+            <w:r>
+              <w:rPr>
+                <w:rFonts w:ascii="Times New Roman" w:eastAsia="仿宋" w:hAnsi="Times New Roman"/>
+                <w:sz w:val="24"/>
+                <w:szCs w:val="24"/>
+              </w:rPr>
+              <w:t xml:space="preserve">e </w:t>
             </w:r>
             <w:r>
               <w:rPr>
@@ -287,7 +300,7 @@
                 <w:sz w:val="24"/>
                 <w:szCs w:val="24"/>
               </w:rPr>
-              <w:t xml:space="preserve"> a visiting PhD researcher at the University of Cambridge for one year.</w:t>
+              <w:t xml:space="preserve"> a visiting PhD researcher at the University of Cambridge.</w:t>
             </w:r>
             <w:r>
               <w:rPr>
@@ -9018,31 +9031,7 @@
                 <w:sz w:val="24"/>
                 <w:szCs w:val="24"/>
               </w:rPr>
-              <w:t xml:space="preserve">Advanced Engineering Informatics, </w:t>
-            </w:r>
-            <w:r>
-              <w:rPr>
-                <w:rFonts w:ascii="Times New Roman" w:eastAsia="仿宋" w:hAnsi="Times New Roman"/>
-                <w:sz w:val="24"/>
-                <w:szCs w:val="24"/>
-              </w:rPr>
-              <w:t>4</w:t>
-            </w:r>
-            <w:r>
-              <w:rPr>
-                <w:rFonts w:ascii="Times New Roman" w:eastAsia="仿宋" w:hAnsi="Times New Roman"/>
-                <w:sz w:val="24"/>
-                <w:szCs w:val="24"/>
-              </w:rPr>
-              <w:t xml:space="preserve"> review</w:t>
-            </w:r>
-            <w:r>
-              <w:rPr>
-                <w:rFonts w:ascii="Times New Roman" w:eastAsia="仿宋" w:hAnsi="Times New Roman"/>
-                <w:sz w:val="24"/>
-                <w:szCs w:val="24"/>
-              </w:rPr>
-              <w:t>s</w:t>
+              <w:t>Advanced Engineering Informatics</w:t>
             </w:r>
           </w:p>
           <w:p>
@@ -9066,31 +9055,7 @@
                 <w:szCs w:val="24"/>
               </w:rPr>
               <w:lastRenderedPageBreak/>
-              <w:t xml:space="preserve">Journal of Computing in Civil Engineering, </w:t>
-            </w:r>
-            <w:r>
-              <w:rPr>
-                <w:rFonts w:ascii="Times New Roman" w:eastAsia="仿宋" w:hAnsi="Times New Roman"/>
-                <w:sz w:val="24"/>
-                <w:szCs w:val="24"/>
-              </w:rPr>
-              <w:t>6</w:t>
-            </w:r>
-            <w:r>
-              <w:rPr>
-                <w:rFonts w:ascii="Times New Roman" w:eastAsia="仿宋" w:hAnsi="Times New Roman"/>
-                <w:sz w:val="24"/>
-                <w:szCs w:val="24"/>
-              </w:rPr>
-              <w:t xml:space="preserve"> review</w:t>
-            </w:r>
-            <w:r>
-              <w:rPr>
-                <w:rFonts w:ascii="Times New Roman" w:eastAsia="仿宋" w:hAnsi="Times New Roman"/>
-                <w:sz w:val="24"/>
-                <w:szCs w:val="24"/>
-              </w:rPr>
-              <w:t>s</w:t>
+              <w:t>Journal of Computing in Civil Engineering</w:t>
             </w:r>
           </w:p>
           <w:p>
@@ -9129,39 +9094,7 @@
                 <w:sz w:val="24"/>
                 <w:szCs w:val="24"/>
               </w:rPr>
-              <w:t xml:space="preserve">surement, </w:t>
-            </w:r>
-            <w:r>
-              <w:rPr>
-                <w:rFonts w:ascii="Times New Roman" w:eastAsia="仿宋" w:hAnsi="Times New Roman"/>
-                <w:sz w:val="24"/>
-                <w:szCs w:val="24"/>
-              </w:rPr>
-              <w:t>2</w:t>
-            </w:r>
-            <w:r>
-              <w:rPr>
-                <w:rFonts w:ascii="Times New Roman" w:eastAsia="仿宋" w:hAnsi="Times New Roman"/>
-                <w:sz w:val="24"/>
-                <w:szCs w:val="24"/>
-              </w:rPr>
-              <w:t xml:space="preserve"> </w:t>
-            </w:r>
-            <w:r>
-              <w:rPr>
-                <w:rFonts w:ascii="Times New Roman" w:eastAsia="仿宋" w:hAnsi="Times New Roman"/>
-                <w:sz w:val="24"/>
-                <w:szCs w:val="24"/>
-              </w:rPr>
-              <w:t>review</w:t>
-            </w:r>
-            <w:r>
-              <w:rPr>
-                <w:rFonts w:ascii="Times New Roman" w:eastAsia="仿宋" w:hAnsi="Times New Roman" w:hint="eastAsia"/>
-                <w:sz w:val="24"/>
-                <w:szCs w:val="24"/>
-              </w:rPr>
-              <w:t>s</w:t>
+              <w:t>surement</w:t>
             </w:r>
           </w:p>
           <w:p>
@@ -9200,31 +9133,7 @@
                 <w:sz w:val="24"/>
                 <w:szCs w:val="24"/>
               </w:rPr>
-              <w:t xml:space="preserve">omation in Construction, </w:t>
-            </w:r>
-            <w:r>
-              <w:rPr>
-                <w:rFonts w:ascii="Times New Roman" w:eastAsia="仿宋" w:hAnsi="Times New Roman"/>
-                <w:sz w:val="24"/>
-                <w:szCs w:val="24"/>
-              </w:rPr>
-              <w:t>5</w:t>
-            </w:r>
-            <w:r>
-              <w:rPr>
-                <w:rFonts w:ascii="Times New Roman" w:eastAsia="仿宋" w:hAnsi="Times New Roman"/>
-                <w:sz w:val="24"/>
-                <w:szCs w:val="24"/>
-              </w:rPr>
-              <w:t xml:space="preserve"> review</w:t>
-            </w:r>
-            <w:r>
-              <w:rPr>
-                <w:rFonts w:ascii="Times New Roman" w:eastAsia="仿宋" w:hAnsi="Times New Roman"/>
-                <w:sz w:val="24"/>
-                <w:szCs w:val="24"/>
-              </w:rPr>
-              <w:t>s</w:t>
+              <w:t>omation in Construction</w:t>
             </w:r>
           </w:p>
           <w:p>
@@ -9249,22 +9158,6 @@
               </w:rPr>
               <w:t>International Journal of Digital Earth</w:t>
             </w:r>
-            <w:r>
-              <w:rPr>
-                <w:rFonts w:ascii="Times New Roman" w:eastAsia="仿宋" w:hAnsi="Times New Roman" w:hint="eastAsia"/>
-                <w:sz w:val="24"/>
-                <w:szCs w:val="24"/>
-              </w:rPr>
-              <w:t>,</w:t>
-            </w:r>
-            <w:r>
-              <w:rPr>
-                <w:rFonts w:ascii="Times New Roman" w:eastAsia="仿宋" w:hAnsi="Times New Roman"/>
-                <w:sz w:val="24"/>
-                <w:szCs w:val="24"/>
-              </w:rPr>
-              <w:t xml:space="preserve"> 1 review</w:t>
-            </w:r>
           </w:p>
           <w:p>
             <w:pPr>
@@ -9286,31 +9179,7 @@
                 <w:sz w:val="24"/>
                 <w:szCs w:val="24"/>
               </w:rPr>
-              <w:t xml:space="preserve">Tunnelling and Underground Space Technology, </w:t>
-            </w:r>
-            <w:r>
-              <w:rPr>
-                <w:rFonts w:ascii="Times New Roman" w:eastAsia="仿宋" w:hAnsi="Times New Roman"/>
-                <w:sz w:val="24"/>
-                <w:szCs w:val="24"/>
-              </w:rPr>
-              <w:t>1</w:t>
-            </w:r>
-            <w:r>
-              <w:rPr>
-                <w:rFonts w:ascii="Times New Roman" w:eastAsia="仿宋" w:hAnsi="Times New Roman"/>
-                <w:sz w:val="24"/>
-                <w:szCs w:val="24"/>
-              </w:rPr>
-              <w:t>4</w:t>
-            </w:r>
-            <w:r>
-              <w:rPr>
-                <w:rFonts w:ascii="Times New Roman" w:eastAsia="仿宋" w:hAnsi="Times New Roman"/>
-                <w:sz w:val="24"/>
-                <w:szCs w:val="24"/>
-              </w:rPr>
-              <w:t xml:space="preserve"> reviews</w:t>
+              <w:t>Tunnelling and Underground Space Technology</w:t>
             </w:r>
           </w:p>
           <w:p>
@@ -9335,23 +9204,7 @@
                 <w:sz w:val="24"/>
                 <w:szCs w:val="24"/>
               </w:rPr>
-              <w:t xml:space="preserve">Underground Space, </w:t>
-            </w:r>
-            <w:r>
-              <w:rPr>
-                <w:rFonts w:ascii="Times New Roman" w:eastAsia="仿宋" w:hAnsi="Times New Roman"/>
-                <w:sz w:val="24"/>
-                <w:szCs w:val="24"/>
-              </w:rPr>
-              <w:t>9</w:t>
-            </w:r>
-            <w:r>
-              <w:rPr>
-                <w:rFonts w:ascii="Times New Roman" w:eastAsia="仿宋" w:hAnsi="Times New Roman"/>
-                <w:sz w:val="24"/>
-                <w:szCs w:val="24"/>
-              </w:rPr>
-              <w:t xml:space="preserve"> reviews</w:t>
+              <w:t>Underground Space</w:t>
             </w:r>
           </w:p>
           <w:p>
@@ -9390,23 +9243,7 @@
                 <w:sz w:val="24"/>
                 <w:szCs w:val="24"/>
               </w:rPr>
-              <w:t>entific Reports, 1</w:t>
-            </w:r>
-            <w:r>
-              <w:rPr>
-                <w:rFonts w:ascii="Times New Roman" w:eastAsia="仿宋" w:hAnsi="Times New Roman"/>
-                <w:sz w:val="24"/>
-                <w:szCs w:val="24"/>
-              </w:rPr>
-              <w:t xml:space="preserve"> </w:t>
-            </w:r>
-            <w:r>
-              <w:rPr>
-                <w:rFonts w:ascii="Times New Roman" w:eastAsia="仿宋" w:hAnsi="Times New Roman"/>
-                <w:sz w:val="24"/>
-                <w:szCs w:val="24"/>
-              </w:rPr>
-              <w:t>review</w:t>
+              <w:t>entific Reports</w:t>
             </w:r>
           </w:p>
         </w:tc>

--- a/files/cv.docx
+++ b/files/cv.docx
@@ -8576,23 +8576,6 @@
           </w:p>
           <w:p>
             <w:pPr>
-              <w:rPr>
-                <w:rFonts w:ascii="Times New Roman" w:eastAsia="仿宋" w:hAnsi="Times New Roman"/>
-                <w:sz w:val="24"/>
-                <w:szCs w:val="24"/>
-              </w:rPr>
-            </w:pPr>
-            <w:r>
-              <w:rPr>
-                <w:rFonts w:ascii="Times New Roman" w:eastAsia="仿宋" w:hAnsi="Times New Roman"/>
-                <w:sz w:val="24"/>
-                <w:szCs w:val="24"/>
-              </w:rPr>
-              <w:t>(in English)</w:t>
-            </w:r>
-          </w:p>
-          <w:p>
-            <w:pPr>
               <w:pStyle w:val="a3"/>
               <w:numPr>
                 <w:ilvl w:val="0"/>
@@ -8802,23 +8785,6 @@
           </w:p>
           <w:p>
             <w:pPr>
-              <w:rPr>
-                <w:rFonts w:ascii="Times New Roman" w:eastAsia="仿宋" w:hAnsi="Times New Roman"/>
-                <w:sz w:val="24"/>
-                <w:szCs w:val="24"/>
-              </w:rPr>
-            </w:pPr>
-            <w:r>
-              <w:rPr>
-                <w:rFonts w:ascii="Times New Roman" w:eastAsia="仿宋" w:hAnsi="Times New Roman"/>
-                <w:sz w:val="24"/>
-                <w:szCs w:val="24"/>
-              </w:rPr>
-              <w:t>(in Chinese)</w:t>
-            </w:r>
-          </w:p>
-          <w:p>
-            <w:pPr>
               <w:pStyle w:val="a3"/>
               <w:numPr>
                 <w:ilvl w:val="0"/>
@@ -9054,7 +9020,6 @@
                 <w:sz w:val="24"/>
                 <w:szCs w:val="24"/>
               </w:rPr>
-              <w:lastRenderedPageBreak/>
               <w:t>Journal of Computing in Civil Engineering</w:t>
             </w:r>
           </w:p>
@@ -9117,6 +9082,7 @@
                 <w:sz w:val="24"/>
                 <w:szCs w:val="24"/>
               </w:rPr>
+              <w:lastRenderedPageBreak/>
               <w:t>A</w:t>
             </w:r>
             <w:r>

--- a/files/cv.docx
+++ b/files/cv.docx
@@ -8799,11 +8799,35 @@
             </w:pPr>
             <w:r>
               <w:rPr>
-                <w:rFonts w:ascii="Times New Roman" w:eastAsia="仿宋" w:hAnsi="Times New Roman" w:hint="eastAsia"/>
-                <w:sz w:val="24"/>
-                <w:szCs w:val="24"/>
-              </w:rPr>
-              <w:t>盾构隧道全空间结构变形智能感知</w:t>
+                <w:rFonts w:ascii="Times New Roman" w:eastAsia="仿宋" w:hAnsi="Times New Roman"/>
+                <w:sz w:val="24"/>
+                <w:szCs w:val="24"/>
+              </w:rPr>
+              <w:t>AI</w:t>
+            </w:r>
+            <w:r>
+              <w:rPr>
+                <w:rFonts w:ascii="Times New Roman" w:eastAsia="仿宋" w:hAnsi="Times New Roman"/>
+                <w:sz w:val="24"/>
+                <w:szCs w:val="24"/>
+              </w:rPr>
+              <w:t>赋能土木工程科研转型</w:t>
+            </w:r>
+            <w:r>
+              <w:rPr>
+                <w:rFonts w:ascii="Times New Roman" w:eastAsia="仿宋" w:hAnsi="Times New Roman"/>
+                <w:sz w:val="24"/>
+                <w:szCs w:val="24"/>
+              </w:rPr>
+              <w:t>——</w:t>
+            </w:r>
+            <w:r>
+              <w:rPr>
+                <w:rFonts w:ascii="Times New Roman" w:eastAsia="仿宋" w:hAnsi="Times New Roman"/>
+                <w:sz w:val="24"/>
+                <w:szCs w:val="24"/>
+              </w:rPr>
+              <w:t>以计算机视觉为例</w:t>
             </w:r>
             <w:r>
               <w:rPr>
@@ -8827,23 +8851,23 @@
                 <w:sz w:val="24"/>
                 <w:szCs w:val="24"/>
               </w:rPr>
-              <w:t>2025 China Conference on Tunnel and Underground Construction and the 25th Annual Meeting of Tunnel and Underground Works Branch of China Civil Engineering Society</w:t>
-            </w:r>
-            <w:r>
-              <w:rPr>
-                <w:rFonts w:ascii="Times New Roman" w:eastAsia="仿宋" w:hAnsi="Times New Roman" w:hint="eastAsia"/>
-                <w:sz w:val="24"/>
-                <w:szCs w:val="24"/>
-              </w:rPr>
-              <w:t>,</w:t>
-            </w:r>
-            <w:r>
-              <w:rPr>
-                <w:rFonts w:ascii="Times New Roman" w:eastAsia="仿宋" w:hAnsi="Times New Roman"/>
-                <w:sz w:val="24"/>
-                <w:szCs w:val="24"/>
-              </w:rPr>
-              <w:t xml:space="preserve"> Hefei, 26/10/2025</w:t>
+              <w:t>福建理工大学第七届土木工程研究生学术论坛，</w:t>
+            </w:r>
+            <w:r>
+              <w:rPr>
+                <w:rFonts w:ascii="Times New Roman" w:eastAsia="仿宋" w:hAnsi="Times New Roman" w:hint="eastAsia"/>
+                <w:sz w:val="24"/>
+                <w:szCs w:val="24"/>
+              </w:rPr>
+              <w:t>F</w:t>
+            </w:r>
+            <w:r>
+              <w:rPr>
+                <w:rFonts w:ascii="Times New Roman" w:eastAsia="仿宋" w:hAnsi="Times New Roman"/>
+                <w:sz w:val="24"/>
+                <w:szCs w:val="24"/>
+              </w:rPr>
+              <w:t>uzhou, 07/12/2025</w:t>
             </w:r>
           </w:p>
           <w:p>
@@ -8866,6 +8890,93 @@
                 <w:sz w:val="24"/>
                 <w:szCs w:val="24"/>
               </w:rPr>
+              <w:t>盾构隧道全空间结构变形智能感知</w:t>
+            </w:r>
+            <w:r>
+              <w:rPr>
+                <w:rFonts w:ascii="Times New Roman" w:eastAsia="仿宋" w:hAnsi="Times New Roman" w:hint="eastAsia"/>
+                <w:sz w:val="24"/>
+                <w:szCs w:val="24"/>
+              </w:rPr>
+              <w:t>,</w:t>
+            </w:r>
+            <w:r>
+              <w:rPr>
+                <w:rFonts w:ascii="Times New Roman" w:eastAsia="仿宋" w:hAnsi="Times New Roman"/>
+                <w:sz w:val="24"/>
+                <w:szCs w:val="24"/>
+              </w:rPr>
+              <w:t xml:space="preserve"> </w:t>
+            </w:r>
+            <w:r>
+              <w:rPr>
+                <w:rFonts w:ascii="Times New Roman" w:eastAsia="仿宋" w:hAnsi="Times New Roman"/>
+                <w:sz w:val="24"/>
+                <w:szCs w:val="24"/>
+              </w:rPr>
+              <w:t>2025</w:t>
+            </w:r>
+            <w:r>
+              <w:rPr>
+                <w:rFonts w:ascii="Times New Roman" w:eastAsia="仿宋" w:hAnsi="Times New Roman"/>
+                <w:sz w:val="24"/>
+                <w:szCs w:val="24"/>
+              </w:rPr>
+              <w:t>年隧道与地下工程大会暨中国土木工程学会隧道及地下工程分会第</w:t>
+            </w:r>
+            <w:r>
+              <w:rPr>
+                <w:rFonts w:ascii="Times New Roman" w:eastAsia="仿宋" w:hAnsi="Times New Roman"/>
+                <w:sz w:val="24"/>
+                <w:szCs w:val="24"/>
+              </w:rPr>
+              <w:t>25</w:t>
+            </w:r>
+            <w:r>
+              <w:rPr>
+                <w:rFonts w:ascii="Times New Roman" w:eastAsia="仿宋" w:hAnsi="Times New Roman"/>
+                <w:sz w:val="24"/>
+                <w:szCs w:val="24"/>
+              </w:rPr>
+              <w:t>届年会</w:t>
+            </w:r>
+            <w:r>
+              <w:rPr>
+                <w:rFonts w:ascii="Times New Roman" w:eastAsia="仿宋" w:hAnsi="Times New Roman" w:hint="eastAsia"/>
+                <w:sz w:val="24"/>
+                <w:szCs w:val="24"/>
+              </w:rPr>
+              <w:t>,</w:t>
+            </w:r>
+            <w:r>
+              <w:rPr>
+                <w:rFonts w:ascii="Times New Roman" w:eastAsia="仿宋" w:hAnsi="Times New Roman"/>
+                <w:sz w:val="24"/>
+                <w:szCs w:val="24"/>
+              </w:rPr>
+              <w:t xml:space="preserve"> Hefei, 26/10/2025</w:t>
+            </w:r>
+          </w:p>
+          <w:p>
+            <w:pPr>
+              <w:pStyle w:val="a3"/>
+              <w:numPr>
+                <w:ilvl w:val="0"/>
+                <w:numId w:val="10"/>
+              </w:numPr>
+              <w:ind w:firstLineChars="0"/>
+              <w:rPr>
+                <w:rFonts w:ascii="Times New Roman" w:eastAsia="仿宋" w:hAnsi="Times New Roman"/>
+                <w:sz w:val="24"/>
+                <w:szCs w:val="24"/>
+              </w:rPr>
+            </w:pPr>
+            <w:r>
+              <w:rPr>
+                <w:rFonts w:ascii="Times New Roman" w:eastAsia="仿宋" w:hAnsi="Times New Roman" w:hint="eastAsia"/>
+                <w:sz w:val="24"/>
+                <w:szCs w:val="24"/>
+              </w:rPr>
               <w:t>用于大规模盾构隧道点云自动处理的计算机视觉技术</w:t>
             </w:r>
             <w:r>
@@ -8874,7 +8985,23 @@
                 <w:sz w:val="24"/>
                 <w:szCs w:val="24"/>
               </w:rPr>
-              <w:t>, Shanghai Urban Construction Design and Research Institute, Shanghai, 22/07/2024</w:t>
+              <w:t xml:space="preserve">, </w:t>
+            </w:r>
+            <w:r>
+              <w:rPr>
+                <w:rFonts w:ascii="Times New Roman" w:eastAsia="仿宋" w:hAnsi="Times New Roman" w:hint="eastAsia"/>
+                <w:sz w:val="24"/>
+                <w:szCs w:val="24"/>
+              </w:rPr>
+              <w:t>上海市城市建设设计研究总院（集团）有限公司</w:t>
+            </w:r>
+            <w:r>
+              <w:rPr>
+                <w:rFonts w:ascii="Times New Roman" w:eastAsia="仿宋" w:hAnsi="Times New Roman"/>
+                <w:sz w:val="24"/>
+                <w:szCs w:val="24"/>
+              </w:rPr>
+              <w:t>, Shanghai, 22/07/2024</w:t>
             </w:r>
           </w:p>
           <w:p>
@@ -9043,6 +9170,7 @@
                 <w:sz w:val="24"/>
                 <w:szCs w:val="24"/>
               </w:rPr>
+              <w:lastRenderedPageBreak/>
               <w:t>M</w:t>
             </w:r>
             <w:r>
@@ -9082,7 +9210,6 @@
                 <w:sz w:val="24"/>
                 <w:szCs w:val="24"/>
               </w:rPr>
-              <w:lastRenderedPageBreak/>
               <w:t>A</w:t>
             </w:r>
             <w:r>

--- a/files/cv.docx
+++ b/files/cv.docx
@@ -2369,6 +2369,30 @@
             <w:r>
               <w:rPr>
                 <w:rFonts w:ascii="Times New Roman" w:eastAsia="仿宋" w:hAnsi="Times New Roman"/>
+                <w:sz w:val="24"/>
+                <w:szCs w:val="24"/>
+              </w:rPr>
+              <w:t>G</w:t>
+            </w:r>
+            <w:r>
+              <w:rPr>
+                <w:rFonts w:ascii="Times New Roman" w:eastAsia="仿宋" w:hAnsi="Times New Roman" w:hint="eastAsia"/>
+                <w:sz w:val="24"/>
+                <w:szCs w:val="24"/>
+              </w:rPr>
+              <w:t>uan</w:t>
+            </w:r>
+            <w:r>
+              <w:rPr>
+                <w:rFonts w:ascii="Times New Roman" w:eastAsia="仿宋" w:hAnsi="Times New Roman"/>
+                <w:sz w:val="24"/>
+                <w:szCs w:val="24"/>
+              </w:rPr>
+              <w:t xml:space="preserve">, Z., Liu, Y., Lin, Y., &amp; </w:t>
+            </w:r>
+            <w:r>
+              <w:rPr>
+                <w:rFonts w:ascii="Times New Roman" w:eastAsia="仿宋" w:hAnsi="Times New Roman"/>
                 <w:b/>
                 <w:bCs/>
                 <w:sz w:val="24"/>
@@ -2382,89 +2406,23 @@
                 <w:sz w:val="24"/>
                 <w:szCs w:val="24"/>
               </w:rPr>
-              <w:t xml:space="preserve">, </w:t>
-            </w:r>
-            <w:r>
-              <w:rPr>
-                <w:rFonts w:ascii="Times New Roman" w:eastAsia="仿宋" w:hAnsi="Times New Roman"/>
-                <w:sz w:val="24"/>
-                <w:szCs w:val="24"/>
-                <w:u w:val="single"/>
-              </w:rPr>
-              <w:t>Sheil, B.</w:t>
-            </w:r>
-            <w:r>
-              <w:rPr>
-                <w:rFonts w:ascii="Times New Roman" w:eastAsia="仿宋" w:hAnsi="Times New Roman"/>
-                <w:sz w:val="24"/>
-                <w:szCs w:val="24"/>
-              </w:rPr>
-              <w:t>, Zhang, P.,</w:t>
-            </w:r>
-            <w:r>
-              <w:rPr>
-                <w:rFonts w:ascii="Times New Roman" w:eastAsia="仿宋" w:hAnsi="Times New Roman"/>
-                <w:sz w:val="24"/>
-                <w:szCs w:val="24"/>
-              </w:rPr>
-              <w:t xml:space="preserve"> C</w:t>
-            </w:r>
-            <w:r>
-              <w:rPr>
-                <w:rFonts w:ascii="Times New Roman" w:eastAsia="仿宋" w:hAnsi="Times New Roman" w:hint="eastAsia"/>
-                <w:sz w:val="24"/>
-                <w:szCs w:val="24"/>
-              </w:rPr>
-              <w:t>hang</w:t>
-            </w:r>
-            <w:r>
-              <w:rPr>
-                <w:rFonts w:ascii="Times New Roman" w:eastAsia="仿宋" w:hAnsi="Times New Roman"/>
-                <w:sz w:val="24"/>
-                <w:szCs w:val="24"/>
-              </w:rPr>
-              <w:t>, J.</w:t>
-            </w:r>
-            <w:r>
-              <w:rPr>
-                <w:rFonts w:ascii="Times New Roman" w:eastAsia="仿宋" w:hAnsi="Times New Roman"/>
-                <w:sz w:val="24"/>
-                <w:szCs w:val="24"/>
-              </w:rPr>
-              <w:t xml:space="preserve">, &amp; </w:t>
-            </w:r>
-            <w:r>
-              <w:rPr>
-                <w:rFonts w:ascii="Times New Roman" w:eastAsia="仿宋" w:hAnsi="Times New Roman"/>
-                <w:sz w:val="24"/>
-                <w:szCs w:val="24"/>
-                <w:u w:val="single"/>
-              </w:rPr>
-              <w:t>Xie, X.</w:t>
-            </w:r>
-            <w:r>
-              <w:rPr>
-                <w:rFonts w:ascii="Times New Roman" w:eastAsia="仿宋" w:hAnsi="Times New Roman"/>
-                <w:sz w:val="24"/>
-                <w:szCs w:val="24"/>
-              </w:rPr>
-              <w:t>* (202</w:t>
-            </w:r>
-            <w:r>
-              <w:rPr>
-                <w:rFonts w:ascii="Times New Roman" w:eastAsia="仿宋" w:hAnsi="Times New Roman"/>
-                <w:sz w:val="24"/>
-                <w:szCs w:val="24"/>
-              </w:rPr>
-              <w:t>5</w:t>
-            </w:r>
-            <w:r>
-              <w:rPr>
-                <w:rFonts w:ascii="Times New Roman" w:eastAsia="仿宋" w:hAnsi="Times New Roman"/>
-                <w:sz w:val="24"/>
-                <w:szCs w:val="24"/>
-              </w:rPr>
-              <w:t>).</w:t>
+              <w:t>* (2026). Accurate measurement of segment dislocation for shield tunnel based on binocular vision technology. Journal of Computing in Civil Engineering</w:t>
+            </w:r>
+            <w:r>
+              <w:rPr>
+                <w:rFonts w:ascii="Times New Roman" w:eastAsia="仿宋" w:hAnsi="Times New Roman" w:hint="eastAsia"/>
+                <w:sz w:val="24"/>
+                <w:szCs w:val="24"/>
+              </w:rPr>
+              <w:t>,</w:t>
+            </w:r>
+            <w:r>
+              <w:rPr>
+                <w:rFonts w:ascii="Times New Roman" w:eastAsia="仿宋" w:hAnsi="Times New Roman"/>
+                <w:sz w:val="24"/>
+                <w:szCs w:val="24"/>
+              </w:rPr>
+              <w:t xml:space="preserve"> 40(3), 04026004.</w:t>
             </w:r>
             <w:r>
               <w:rPr>
@@ -2480,51 +2438,19 @@
                 <w:sz w:val="24"/>
                 <w:szCs w:val="24"/>
               </w:rPr>
-              <w:t>Automated digital reconstruction of high-fidelity present-day geometries for segmental tunnel linings based on segmented point clouds</w:t>
-            </w:r>
-            <w:r>
-              <w:rPr>
-                <w:rFonts w:ascii="Times New Roman" w:eastAsia="仿宋" w:hAnsi="Times New Roman"/>
-                <w:sz w:val="24"/>
-                <w:szCs w:val="24"/>
-              </w:rPr>
-              <w:t xml:space="preserve">. </w:t>
-            </w:r>
-            <w:r>
-              <w:rPr>
-                <w:rFonts w:ascii="Times New Roman" w:eastAsia="仿宋" w:hAnsi="Times New Roman"/>
-                <w:sz w:val="24"/>
-                <w:szCs w:val="24"/>
-              </w:rPr>
-              <w:t>Tunnelling and Underground Space Technology</w:t>
-            </w:r>
-            <w:r>
-              <w:rPr>
-                <w:rFonts w:ascii="Times New Roman" w:eastAsia="仿宋" w:hAnsi="Times New Roman"/>
-                <w:sz w:val="24"/>
-                <w:szCs w:val="24"/>
-              </w:rPr>
-              <w:t>, 164, 106859</w:t>
-            </w:r>
-            <w:r>
-              <w:rPr>
-                <w:rFonts w:ascii="Times New Roman" w:eastAsia="仿宋" w:hAnsi="Times New Roman"/>
-                <w:sz w:val="24"/>
-                <w:szCs w:val="24"/>
-              </w:rPr>
-              <w:t xml:space="preserve">. </w:t>
-            </w:r>
-            <w:r>
-              <w:rPr>
-                <w:rFonts w:ascii="Times New Roman" w:eastAsia="仿宋" w:hAnsi="Times New Roman"/>
-                <w:sz w:val="24"/>
-                <w:szCs w:val="24"/>
-              </w:rPr>
-              <w:t>https://doi.org/10.1016/j.tust.2025.106859</w:t>
-            </w:r>
-            <w:r>
-              <w:rPr>
-                <w:rFonts w:ascii="Times New Roman" w:eastAsia="仿宋" w:hAnsi="Times New Roman"/>
+              <w:t>https://doi.org/</w:t>
+            </w:r>
+            <w:r>
+              <w:rPr>
+                <w:rFonts w:ascii="Times New Roman" w:eastAsia="仿宋" w:hAnsi="Times New Roman"/>
+                <w:sz w:val="24"/>
+                <w:szCs w:val="24"/>
+              </w:rPr>
+              <w:t>10.1061/JCCEE5.CPENG-7135</w:t>
+            </w:r>
+            <w:r>
+              <w:rPr>
+                <w:rFonts w:ascii="Times New Roman" w:eastAsia="仿宋" w:hAnsi="Times New Roman" w:hint="eastAsia"/>
                 <w:sz w:val="24"/>
                 <w:szCs w:val="24"/>
               </w:rPr>
@@ -2578,7 +2504,39 @@
                 <w:sz w:val="24"/>
                 <w:szCs w:val="24"/>
               </w:rPr>
-              <w:t xml:space="preserve">, Zhang, P., Li, K., &amp; </w:t>
+              <w:t>, Zhang, P.,</w:t>
+            </w:r>
+            <w:r>
+              <w:rPr>
+                <w:rFonts w:ascii="Times New Roman" w:eastAsia="仿宋" w:hAnsi="Times New Roman"/>
+                <w:sz w:val="24"/>
+                <w:szCs w:val="24"/>
+              </w:rPr>
+              <w:t xml:space="preserve"> C</w:t>
+            </w:r>
+            <w:r>
+              <w:rPr>
+                <w:rFonts w:ascii="Times New Roman" w:eastAsia="仿宋" w:hAnsi="Times New Roman" w:hint="eastAsia"/>
+                <w:sz w:val="24"/>
+                <w:szCs w:val="24"/>
+              </w:rPr>
+              <w:t>hang</w:t>
+            </w:r>
+            <w:r>
+              <w:rPr>
+                <w:rFonts w:ascii="Times New Roman" w:eastAsia="仿宋" w:hAnsi="Times New Roman"/>
+                <w:sz w:val="24"/>
+                <w:szCs w:val="24"/>
+              </w:rPr>
+              <w:t>, J.</w:t>
+            </w:r>
+            <w:r>
+              <w:rPr>
+                <w:rFonts w:ascii="Times New Roman" w:eastAsia="仿宋" w:hAnsi="Times New Roman"/>
+                <w:sz w:val="24"/>
+                <w:szCs w:val="24"/>
+              </w:rPr>
+              <w:t xml:space="preserve">, &amp; </w:t>
             </w:r>
             <w:r>
               <w:rPr>
@@ -2595,31 +2553,23 @@
                 <w:sz w:val="24"/>
                 <w:szCs w:val="24"/>
               </w:rPr>
-              <w:t>* (2025). Structural geometry-informed 3D deep learning for segmental tunnel lining analysis in point clouds. Automation in Construction</w:t>
-            </w:r>
-            <w:r>
-              <w:rPr>
-                <w:rFonts w:ascii="Times New Roman" w:eastAsia="仿宋" w:hAnsi="Times New Roman" w:hint="eastAsia"/>
-                <w:sz w:val="24"/>
-                <w:szCs w:val="24"/>
-              </w:rPr>
-              <w:t>,</w:t>
-            </w:r>
-            <w:r>
-              <w:rPr>
-                <w:rFonts w:ascii="Times New Roman" w:eastAsia="仿宋" w:hAnsi="Times New Roman"/>
-                <w:sz w:val="24"/>
-                <w:szCs w:val="24"/>
-              </w:rPr>
-              <w:t xml:space="preserve"> 176, 106281</w:t>
-            </w:r>
-            <w:r>
-              <w:rPr>
-                <w:rFonts w:ascii="Times New Roman" w:eastAsia="仿宋" w:hAnsi="Times New Roman" w:hint="eastAsia"/>
-                <w:sz w:val="24"/>
-                <w:szCs w:val="24"/>
-              </w:rPr>
-              <w:t>.</w:t>
+              <w:t>* (202</w:t>
+            </w:r>
+            <w:r>
+              <w:rPr>
+                <w:rFonts w:ascii="Times New Roman" w:eastAsia="仿宋" w:hAnsi="Times New Roman"/>
+                <w:sz w:val="24"/>
+                <w:szCs w:val="24"/>
+              </w:rPr>
+              <w:t>5</w:t>
+            </w:r>
+            <w:r>
+              <w:rPr>
+                <w:rFonts w:ascii="Times New Roman" w:eastAsia="仿宋" w:hAnsi="Times New Roman"/>
+                <w:sz w:val="24"/>
+                <w:szCs w:val="24"/>
+              </w:rPr>
+              <w:t>).</w:t>
             </w:r>
             <w:r>
               <w:rPr>
@@ -2635,7 +2585,47 @@
                 <w:sz w:val="24"/>
                 <w:szCs w:val="24"/>
               </w:rPr>
-              <w:t>https://doi.org/10.1016/j.autcon.2025.106281</w:t>
+              <w:t>Automated digital reconstruction of high-fidelity present-day geometries for segmental tunnel linings based on segmented point clouds</w:t>
+            </w:r>
+            <w:r>
+              <w:rPr>
+                <w:rFonts w:ascii="Times New Roman" w:eastAsia="仿宋" w:hAnsi="Times New Roman"/>
+                <w:sz w:val="24"/>
+                <w:szCs w:val="24"/>
+              </w:rPr>
+              <w:t xml:space="preserve">. </w:t>
+            </w:r>
+            <w:r>
+              <w:rPr>
+                <w:rFonts w:ascii="Times New Roman" w:eastAsia="仿宋" w:hAnsi="Times New Roman"/>
+                <w:sz w:val="24"/>
+                <w:szCs w:val="24"/>
+              </w:rPr>
+              <w:t>Tunnelling and Underground Space Technology</w:t>
+            </w:r>
+            <w:r>
+              <w:rPr>
+                <w:rFonts w:ascii="Times New Roman" w:eastAsia="仿宋" w:hAnsi="Times New Roman"/>
+                <w:sz w:val="24"/>
+                <w:szCs w:val="24"/>
+              </w:rPr>
+              <w:t>, 164, 106859</w:t>
+            </w:r>
+            <w:r>
+              <w:rPr>
+                <w:rFonts w:ascii="Times New Roman" w:eastAsia="仿宋" w:hAnsi="Times New Roman"/>
+                <w:sz w:val="24"/>
+                <w:szCs w:val="24"/>
+              </w:rPr>
+              <w:t xml:space="preserve">. </w:t>
+            </w:r>
+            <w:r>
+              <w:rPr>
+                <w:rFonts w:ascii="Times New Roman" w:eastAsia="仿宋" w:hAnsi="Times New Roman"/>
+                <w:sz w:val="24"/>
+                <w:szCs w:val="24"/>
+              </w:rPr>
+              <w:t>https://doi.org/10.1016/j.tust.2025.106859</w:t>
             </w:r>
             <w:r>
               <w:rPr>
@@ -2668,43 +2658,73 @@
                 <w:sz w:val="24"/>
                 <w:szCs w:val="24"/>
               </w:rPr>
-              <w:t>L</w:t>
-            </w:r>
-            <w:r>
-              <w:rPr>
-                <w:rFonts w:ascii="Times New Roman" w:eastAsia="仿宋" w:hAnsi="Times New Roman" w:hint="eastAsia"/>
-                <w:b/>
-                <w:bCs/>
-                <w:sz w:val="24"/>
-                <w:szCs w:val="24"/>
-              </w:rPr>
-              <w:t>in</w:t>
-            </w:r>
-            <w:r>
-              <w:rPr>
-                <w:rFonts w:ascii="Times New Roman" w:eastAsia="仿宋" w:hAnsi="Times New Roman"/>
-                <w:b/>
-                <w:bCs/>
-                <w:sz w:val="24"/>
-                <w:szCs w:val="24"/>
-              </w:rPr>
-              <w:t>, W.</w:t>
-            </w:r>
-            <w:r>
-              <w:rPr>
-                <w:rFonts w:ascii="Times New Roman" w:eastAsia="仿宋" w:hAnsi="Times New Roman"/>
-                <w:sz w:val="24"/>
-                <w:szCs w:val="24"/>
-              </w:rPr>
-              <w:t>, Zou, M., Zhao, M., Chang, J.,</w:t>
-            </w:r>
-            <w:r>
-              <w:rPr>
-                <w:rFonts w:ascii="Times New Roman" w:eastAsia="仿宋" w:hAnsi="Times New Roman"/>
-                <w:sz w:val="24"/>
-                <w:szCs w:val="24"/>
-              </w:rPr>
-              <w:t xml:space="preserve"> &amp;</w:t>
+              <w:t>Lin, W.</w:t>
+            </w:r>
+            <w:r>
+              <w:rPr>
+                <w:rFonts w:ascii="Times New Roman" w:eastAsia="仿宋" w:hAnsi="Times New Roman"/>
+                <w:sz w:val="24"/>
+                <w:szCs w:val="24"/>
+              </w:rPr>
+              <w:t xml:space="preserve">, </w:t>
+            </w:r>
+            <w:r>
+              <w:rPr>
+                <w:rFonts w:ascii="Times New Roman" w:eastAsia="仿宋" w:hAnsi="Times New Roman"/>
+                <w:sz w:val="24"/>
+                <w:szCs w:val="24"/>
+                <w:u w:val="single"/>
+              </w:rPr>
+              <w:t>Sheil, B.</w:t>
+            </w:r>
+            <w:r>
+              <w:rPr>
+                <w:rFonts w:ascii="Times New Roman" w:eastAsia="仿宋" w:hAnsi="Times New Roman"/>
+                <w:sz w:val="24"/>
+                <w:szCs w:val="24"/>
+              </w:rPr>
+              <w:t xml:space="preserve">, Zhang, P., Li, K., &amp; </w:t>
+            </w:r>
+            <w:r>
+              <w:rPr>
+                <w:rFonts w:ascii="Times New Roman" w:eastAsia="仿宋" w:hAnsi="Times New Roman"/>
+                <w:sz w:val="24"/>
+                <w:szCs w:val="24"/>
+                <w:u w:val="single"/>
+              </w:rPr>
+              <w:t>Xie, X.</w:t>
+            </w:r>
+            <w:r>
+              <w:rPr>
+                <w:rFonts w:ascii="Times New Roman" w:eastAsia="仿宋" w:hAnsi="Times New Roman"/>
+                <w:sz w:val="24"/>
+                <w:szCs w:val="24"/>
+              </w:rPr>
+              <w:t>* (2025). Structural geometry-informed 3D deep learning for segmental tunnel lining analysis in point clouds. Automation in Construction</w:t>
+            </w:r>
+            <w:r>
+              <w:rPr>
+                <w:rFonts w:ascii="Times New Roman" w:eastAsia="仿宋" w:hAnsi="Times New Roman" w:hint="eastAsia"/>
+                <w:sz w:val="24"/>
+                <w:szCs w:val="24"/>
+              </w:rPr>
+              <w:t>,</w:t>
+            </w:r>
+            <w:r>
+              <w:rPr>
+                <w:rFonts w:ascii="Times New Roman" w:eastAsia="仿宋" w:hAnsi="Times New Roman"/>
+                <w:sz w:val="24"/>
+                <w:szCs w:val="24"/>
+              </w:rPr>
+              <w:t xml:space="preserve"> 176, 106281</w:t>
+            </w:r>
+            <w:r>
+              <w:rPr>
+                <w:rFonts w:ascii="Times New Roman" w:eastAsia="仿宋" w:hAnsi="Times New Roman" w:hint="eastAsia"/>
+                <w:sz w:val="24"/>
+                <w:szCs w:val="24"/>
+              </w:rPr>
+              <w:t>.</w:t>
             </w:r>
             <w:r>
               <w:rPr>
@@ -2719,273 +2739,8 @@
                 <w:rFonts w:ascii="Times New Roman" w:eastAsia="仿宋" w:hAnsi="Times New Roman"/>
                 <w:sz w:val="24"/>
                 <w:szCs w:val="24"/>
-                <w:u w:val="single"/>
-              </w:rPr>
-              <w:t>Xie, X.</w:t>
-            </w:r>
-            <w:r>
-              <w:rPr>
-                <w:rFonts w:ascii="Times New Roman" w:eastAsia="仿宋" w:hAnsi="Times New Roman"/>
-                <w:sz w:val="24"/>
-                <w:szCs w:val="24"/>
-              </w:rPr>
-              <w:t>* (202</w:t>
-            </w:r>
-            <w:r>
-              <w:rPr>
-                <w:rFonts w:ascii="Times New Roman" w:eastAsia="仿宋" w:hAnsi="Times New Roman"/>
-                <w:sz w:val="24"/>
-                <w:szCs w:val="24"/>
-              </w:rPr>
-              <w:t>5</w:t>
-            </w:r>
-            <w:r>
-              <w:rPr>
-                <w:rFonts w:ascii="Times New Roman" w:eastAsia="仿宋" w:hAnsi="Times New Roman"/>
-                <w:sz w:val="24"/>
-                <w:szCs w:val="24"/>
-              </w:rPr>
-              <w:t>). Multi-</w:t>
-            </w:r>
-            <w:r>
-              <w:rPr>
-                <w:rFonts w:ascii="Times New Roman" w:eastAsia="仿宋" w:hAnsi="Times New Roman"/>
-                <w:sz w:val="24"/>
-                <w:szCs w:val="24"/>
-              </w:rPr>
-              <w:t>f</w:t>
-            </w:r>
-            <w:r>
-              <w:rPr>
-                <w:rFonts w:ascii="Times New Roman" w:eastAsia="仿宋" w:hAnsi="Times New Roman"/>
-                <w:sz w:val="24"/>
-                <w:szCs w:val="24"/>
-              </w:rPr>
-              <w:t xml:space="preserve">idelity </w:t>
-            </w:r>
-            <w:r>
-              <w:rPr>
-                <w:rFonts w:ascii="Times New Roman" w:eastAsia="仿宋" w:hAnsi="Times New Roman"/>
-                <w:sz w:val="24"/>
-                <w:szCs w:val="24"/>
-              </w:rPr>
-              <w:t>m</w:t>
-            </w:r>
-            <w:r>
-              <w:rPr>
-                <w:rFonts w:ascii="Times New Roman" w:eastAsia="仿宋" w:hAnsi="Times New Roman"/>
-                <w:sz w:val="24"/>
-                <w:szCs w:val="24"/>
-              </w:rPr>
-              <w:t xml:space="preserve">achine </w:t>
-            </w:r>
-            <w:r>
-              <w:rPr>
-                <w:rFonts w:ascii="Times New Roman" w:eastAsia="仿宋" w:hAnsi="Times New Roman"/>
-                <w:sz w:val="24"/>
-                <w:szCs w:val="24"/>
-              </w:rPr>
-              <w:t>l</w:t>
-            </w:r>
-            <w:r>
-              <w:rPr>
-                <w:rFonts w:ascii="Times New Roman" w:eastAsia="仿宋" w:hAnsi="Times New Roman"/>
-                <w:sz w:val="24"/>
-                <w:szCs w:val="24"/>
-              </w:rPr>
-              <w:t xml:space="preserve">earning for </w:t>
-            </w:r>
-            <w:r>
-              <w:rPr>
-                <w:rFonts w:ascii="Times New Roman" w:eastAsia="仿宋" w:hAnsi="Times New Roman"/>
-                <w:sz w:val="24"/>
-                <w:szCs w:val="24"/>
-              </w:rPr>
-              <w:t>i</w:t>
-            </w:r>
-            <w:r>
-              <w:rPr>
-                <w:rFonts w:ascii="Times New Roman" w:eastAsia="仿宋" w:hAnsi="Times New Roman"/>
-                <w:sz w:val="24"/>
-                <w:szCs w:val="24"/>
-              </w:rPr>
-              <w:t xml:space="preserve">dentifying </w:t>
-            </w:r>
-            <w:r>
-              <w:rPr>
-                <w:rFonts w:ascii="Times New Roman" w:eastAsia="仿宋" w:hAnsi="Times New Roman"/>
-                <w:sz w:val="24"/>
-                <w:szCs w:val="24"/>
-              </w:rPr>
-              <w:t>t</w:t>
-            </w:r>
-            <w:r>
-              <w:rPr>
-                <w:rFonts w:ascii="Times New Roman" w:eastAsia="仿宋" w:hAnsi="Times New Roman"/>
-                <w:sz w:val="24"/>
-                <w:szCs w:val="24"/>
-              </w:rPr>
-              <w:t xml:space="preserve">hermal </w:t>
-            </w:r>
-            <w:r>
-              <w:rPr>
-                <w:rFonts w:ascii="Times New Roman" w:eastAsia="仿宋" w:hAnsi="Times New Roman"/>
-                <w:sz w:val="24"/>
-                <w:szCs w:val="24"/>
-              </w:rPr>
-              <w:t>i</w:t>
-            </w:r>
-            <w:r>
-              <w:rPr>
-                <w:rFonts w:ascii="Times New Roman" w:eastAsia="仿宋" w:hAnsi="Times New Roman"/>
-                <w:sz w:val="24"/>
-                <w:szCs w:val="24"/>
-              </w:rPr>
-              <w:t xml:space="preserve">nsulation </w:t>
-            </w:r>
-            <w:r>
-              <w:rPr>
-                <w:rFonts w:ascii="Times New Roman" w:eastAsia="仿宋" w:hAnsi="Times New Roman"/>
-                <w:sz w:val="24"/>
-                <w:szCs w:val="24"/>
-              </w:rPr>
-              <w:t>i</w:t>
-            </w:r>
-            <w:r>
-              <w:rPr>
-                <w:rFonts w:ascii="Times New Roman" w:eastAsia="仿宋" w:hAnsi="Times New Roman"/>
-                <w:sz w:val="24"/>
-                <w:szCs w:val="24"/>
-              </w:rPr>
-              <w:t xml:space="preserve">ntegrity of </w:t>
-            </w:r>
-            <w:r>
-              <w:rPr>
-                <w:rFonts w:ascii="Times New Roman" w:eastAsia="仿宋" w:hAnsi="Times New Roman"/>
-                <w:sz w:val="24"/>
-                <w:szCs w:val="24"/>
-              </w:rPr>
-              <w:t>l</w:t>
-            </w:r>
-            <w:r>
-              <w:rPr>
-                <w:rFonts w:ascii="Times New Roman" w:eastAsia="仿宋" w:hAnsi="Times New Roman"/>
-                <w:sz w:val="24"/>
-                <w:szCs w:val="24"/>
-              </w:rPr>
-              <w:t xml:space="preserve">iquefied </w:t>
-            </w:r>
-            <w:r>
-              <w:rPr>
-                <w:rFonts w:ascii="Times New Roman" w:eastAsia="仿宋" w:hAnsi="Times New Roman"/>
-                <w:sz w:val="24"/>
-                <w:szCs w:val="24"/>
-              </w:rPr>
-              <w:t>n</w:t>
-            </w:r>
-            <w:r>
-              <w:rPr>
-                <w:rFonts w:ascii="Times New Roman" w:eastAsia="仿宋" w:hAnsi="Times New Roman"/>
-                <w:sz w:val="24"/>
-                <w:szCs w:val="24"/>
-              </w:rPr>
-              <w:t xml:space="preserve">atural </w:t>
-            </w:r>
-            <w:r>
-              <w:rPr>
-                <w:rFonts w:ascii="Times New Roman" w:eastAsia="仿宋" w:hAnsi="Times New Roman"/>
-                <w:sz w:val="24"/>
-                <w:szCs w:val="24"/>
-              </w:rPr>
-              <w:t>g</w:t>
-            </w:r>
-            <w:r>
-              <w:rPr>
-                <w:rFonts w:ascii="Times New Roman" w:eastAsia="仿宋" w:hAnsi="Times New Roman"/>
-                <w:sz w:val="24"/>
-                <w:szCs w:val="24"/>
-              </w:rPr>
-              <w:t xml:space="preserve">as </w:t>
-            </w:r>
-            <w:r>
-              <w:rPr>
-                <w:rFonts w:ascii="Times New Roman" w:eastAsia="仿宋" w:hAnsi="Times New Roman"/>
-                <w:sz w:val="24"/>
-                <w:szCs w:val="24"/>
-              </w:rPr>
-              <w:t>s</w:t>
-            </w:r>
-            <w:r>
-              <w:rPr>
-                <w:rFonts w:ascii="Times New Roman" w:eastAsia="仿宋" w:hAnsi="Times New Roman"/>
-                <w:sz w:val="24"/>
-                <w:szCs w:val="24"/>
-              </w:rPr>
-              <w:t xml:space="preserve">torage </w:t>
-            </w:r>
-            <w:r>
-              <w:rPr>
-                <w:rFonts w:ascii="Times New Roman" w:eastAsia="仿宋" w:hAnsi="Times New Roman"/>
-                <w:sz w:val="24"/>
-                <w:szCs w:val="24"/>
-              </w:rPr>
-              <w:t>t</w:t>
-            </w:r>
-            <w:r>
-              <w:rPr>
-                <w:rFonts w:ascii="Times New Roman" w:eastAsia="仿宋" w:hAnsi="Times New Roman"/>
-                <w:sz w:val="24"/>
-                <w:szCs w:val="24"/>
-              </w:rPr>
-              <w:t>anks</w:t>
-            </w:r>
-            <w:r>
-              <w:rPr>
-                <w:rFonts w:ascii="Times New Roman" w:eastAsia="仿宋" w:hAnsi="Times New Roman"/>
-                <w:sz w:val="24"/>
-                <w:szCs w:val="24"/>
-              </w:rPr>
-              <w:t>. Applied Sciences</w:t>
-            </w:r>
-            <w:r>
-              <w:rPr>
-                <w:rFonts w:ascii="Times New Roman" w:eastAsia="仿宋" w:hAnsi="Times New Roman"/>
-                <w:sz w:val="24"/>
-                <w:szCs w:val="24"/>
-              </w:rPr>
-              <w:t>, 15, 33</w:t>
-            </w:r>
-            <w:r>
-              <w:rPr>
-                <w:rFonts w:ascii="Times New Roman" w:eastAsia="仿宋" w:hAnsi="Times New Roman"/>
-                <w:sz w:val="24"/>
-                <w:szCs w:val="24"/>
-              </w:rPr>
-              <w:t>.</w:t>
-            </w:r>
-            <w:r>
-              <w:rPr>
-                <w:rFonts w:ascii="Times New Roman" w:eastAsia="仿宋" w:hAnsi="Times New Roman"/>
-                <w:sz w:val="24"/>
-                <w:szCs w:val="24"/>
-              </w:rPr>
-              <w:t xml:space="preserve"> </w:t>
-            </w:r>
-            <w:r>
-              <w:rPr>
-                <w:rFonts w:ascii="Times New Roman" w:eastAsia="仿宋" w:hAnsi="Times New Roman"/>
-                <w:sz w:val="24"/>
-                <w:szCs w:val="24"/>
-              </w:rPr>
-              <w:t>https://doi.org/</w:t>
-            </w:r>
-            <w:r>
-              <w:rPr>
-                <w:rFonts w:ascii="Times New Roman" w:eastAsia="仿宋" w:hAnsi="Times New Roman"/>
-                <w:sz w:val="24"/>
-                <w:szCs w:val="24"/>
-              </w:rPr>
-              <w:t>10.3390/app15010033</w:t>
+              </w:rPr>
+              <w:t>https://doi.org/10.1016/j.autcon.2025.106281</w:t>
             </w:r>
             <w:r>
               <w:rPr>
@@ -3018,15 +2773,51 @@
                 <w:sz w:val="24"/>
                 <w:szCs w:val="24"/>
               </w:rPr>
-              <w:t>Lin, W.</w:t>
-            </w:r>
-            <w:r>
-              <w:rPr>
-                <w:rFonts w:ascii="Times New Roman" w:eastAsia="仿宋" w:hAnsi="Times New Roman"/>
-                <w:sz w:val="24"/>
-                <w:szCs w:val="24"/>
-              </w:rPr>
-              <w:t xml:space="preserve">, </w:t>
+              <w:t>L</w:t>
+            </w:r>
+            <w:r>
+              <w:rPr>
+                <w:rFonts w:ascii="Times New Roman" w:eastAsia="仿宋" w:hAnsi="Times New Roman" w:hint="eastAsia"/>
+                <w:b/>
+                <w:bCs/>
+                <w:sz w:val="24"/>
+                <w:szCs w:val="24"/>
+              </w:rPr>
+              <w:t>in</w:t>
+            </w:r>
+            <w:r>
+              <w:rPr>
+                <w:rFonts w:ascii="Times New Roman" w:eastAsia="仿宋" w:hAnsi="Times New Roman"/>
+                <w:b/>
+                <w:bCs/>
+                <w:sz w:val="24"/>
+                <w:szCs w:val="24"/>
+              </w:rPr>
+              <w:t>, W.</w:t>
+            </w:r>
+            <w:r>
+              <w:rPr>
+                <w:rFonts w:ascii="Times New Roman" w:eastAsia="仿宋" w:hAnsi="Times New Roman"/>
+                <w:sz w:val="24"/>
+                <w:szCs w:val="24"/>
+              </w:rPr>
+              <w:t>, Zou, M., Zhao, M., Chang, J.,</w:t>
+            </w:r>
+            <w:r>
+              <w:rPr>
+                <w:rFonts w:ascii="Times New Roman" w:eastAsia="仿宋" w:hAnsi="Times New Roman"/>
+                <w:sz w:val="24"/>
+                <w:szCs w:val="24"/>
+              </w:rPr>
+              <w:t xml:space="preserve"> &amp;</w:t>
+            </w:r>
+            <w:r>
+              <w:rPr>
+                <w:rFonts w:ascii="Times New Roman" w:eastAsia="仿宋" w:hAnsi="Times New Roman"/>
+                <w:sz w:val="24"/>
+                <w:szCs w:val="24"/>
+              </w:rPr>
+              <w:t xml:space="preserve"> </w:t>
             </w:r>
             <w:r>
               <w:rPr>
@@ -3035,23 +2826,6 @@
                 <w:szCs w:val="24"/>
                 <w:u w:val="single"/>
               </w:rPr>
-              <w:t>Sheil, B.</w:t>
-            </w:r>
-            <w:r>
-              <w:rPr>
-                <w:rFonts w:ascii="Times New Roman" w:eastAsia="仿宋" w:hAnsi="Times New Roman"/>
-                <w:sz w:val="24"/>
-                <w:szCs w:val="24"/>
-              </w:rPr>
-              <w:t xml:space="preserve">, Zhang, P., Zhou, B., Wang, C., &amp; </w:t>
-            </w:r>
-            <w:r>
-              <w:rPr>
-                <w:rFonts w:ascii="Times New Roman" w:eastAsia="仿宋" w:hAnsi="Times New Roman"/>
-                <w:sz w:val="24"/>
-                <w:szCs w:val="24"/>
-                <w:u w:val="single"/>
-              </w:rPr>
               <w:t>Xie, X.</w:t>
             </w:r>
             <w:r>
@@ -3060,7 +2834,239 @@
                 <w:sz w:val="24"/>
                 <w:szCs w:val="24"/>
               </w:rPr>
-              <w:t>* (2024). Seg2Tunnel: A hierarchical point cloud dataset and benchmarks for segmentation of segmental tunnel linings. Tunnelling and Underground Space Technology, 147, 105735.</w:t>
+              <w:t>* (202</w:t>
+            </w:r>
+            <w:r>
+              <w:rPr>
+                <w:rFonts w:ascii="Times New Roman" w:eastAsia="仿宋" w:hAnsi="Times New Roman"/>
+                <w:sz w:val="24"/>
+                <w:szCs w:val="24"/>
+              </w:rPr>
+              <w:t>5</w:t>
+            </w:r>
+            <w:r>
+              <w:rPr>
+                <w:rFonts w:ascii="Times New Roman" w:eastAsia="仿宋" w:hAnsi="Times New Roman"/>
+                <w:sz w:val="24"/>
+                <w:szCs w:val="24"/>
+              </w:rPr>
+              <w:t>). Multi-</w:t>
+            </w:r>
+            <w:r>
+              <w:rPr>
+                <w:rFonts w:ascii="Times New Roman" w:eastAsia="仿宋" w:hAnsi="Times New Roman"/>
+                <w:sz w:val="24"/>
+                <w:szCs w:val="24"/>
+              </w:rPr>
+              <w:t>f</w:t>
+            </w:r>
+            <w:r>
+              <w:rPr>
+                <w:rFonts w:ascii="Times New Roman" w:eastAsia="仿宋" w:hAnsi="Times New Roman"/>
+                <w:sz w:val="24"/>
+                <w:szCs w:val="24"/>
+              </w:rPr>
+              <w:t xml:space="preserve">idelity </w:t>
+            </w:r>
+            <w:r>
+              <w:rPr>
+                <w:rFonts w:ascii="Times New Roman" w:eastAsia="仿宋" w:hAnsi="Times New Roman"/>
+                <w:sz w:val="24"/>
+                <w:szCs w:val="24"/>
+              </w:rPr>
+              <w:t>m</w:t>
+            </w:r>
+            <w:r>
+              <w:rPr>
+                <w:rFonts w:ascii="Times New Roman" w:eastAsia="仿宋" w:hAnsi="Times New Roman"/>
+                <w:sz w:val="24"/>
+                <w:szCs w:val="24"/>
+              </w:rPr>
+              <w:t xml:space="preserve">achine </w:t>
+            </w:r>
+            <w:r>
+              <w:rPr>
+                <w:rFonts w:ascii="Times New Roman" w:eastAsia="仿宋" w:hAnsi="Times New Roman"/>
+                <w:sz w:val="24"/>
+                <w:szCs w:val="24"/>
+              </w:rPr>
+              <w:t>l</w:t>
+            </w:r>
+            <w:r>
+              <w:rPr>
+                <w:rFonts w:ascii="Times New Roman" w:eastAsia="仿宋" w:hAnsi="Times New Roman"/>
+                <w:sz w:val="24"/>
+                <w:szCs w:val="24"/>
+              </w:rPr>
+              <w:t xml:space="preserve">earning for </w:t>
+            </w:r>
+            <w:r>
+              <w:rPr>
+                <w:rFonts w:ascii="Times New Roman" w:eastAsia="仿宋" w:hAnsi="Times New Roman"/>
+                <w:sz w:val="24"/>
+                <w:szCs w:val="24"/>
+              </w:rPr>
+              <w:t>i</w:t>
+            </w:r>
+            <w:r>
+              <w:rPr>
+                <w:rFonts w:ascii="Times New Roman" w:eastAsia="仿宋" w:hAnsi="Times New Roman"/>
+                <w:sz w:val="24"/>
+                <w:szCs w:val="24"/>
+              </w:rPr>
+              <w:t xml:space="preserve">dentifying </w:t>
+            </w:r>
+            <w:r>
+              <w:rPr>
+                <w:rFonts w:ascii="Times New Roman" w:eastAsia="仿宋" w:hAnsi="Times New Roman"/>
+                <w:sz w:val="24"/>
+                <w:szCs w:val="24"/>
+              </w:rPr>
+              <w:t>t</w:t>
+            </w:r>
+            <w:r>
+              <w:rPr>
+                <w:rFonts w:ascii="Times New Roman" w:eastAsia="仿宋" w:hAnsi="Times New Roman"/>
+                <w:sz w:val="24"/>
+                <w:szCs w:val="24"/>
+              </w:rPr>
+              <w:t xml:space="preserve">hermal </w:t>
+            </w:r>
+            <w:r>
+              <w:rPr>
+                <w:rFonts w:ascii="Times New Roman" w:eastAsia="仿宋" w:hAnsi="Times New Roman"/>
+                <w:sz w:val="24"/>
+                <w:szCs w:val="24"/>
+              </w:rPr>
+              <w:t>i</w:t>
+            </w:r>
+            <w:r>
+              <w:rPr>
+                <w:rFonts w:ascii="Times New Roman" w:eastAsia="仿宋" w:hAnsi="Times New Roman"/>
+                <w:sz w:val="24"/>
+                <w:szCs w:val="24"/>
+              </w:rPr>
+              <w:t xml:space="preserve">nsulation </w:t>
+            </w:r>
+            <w:r>
+              <w:rPr>
+                <w:rFonts w:ascii="Times New Roman" w:eastAsia="仿宋" w:hAnsi="Times New Roman"/>
+                <w:sz w:val="24"/>
+                <w:szCs w:val="24"/>
+              </w:rPr>
+              <w:t>i</w:t>
+            </w:r>
+            <w:r>
+              <w:rPr>
+                <w:rFonts w:ascii="Times New Roman" w:eastAsia="仿宋" w:hAnsi="Times New Roman"/>
+                <w:sz w:val="24"/>
+                <w:szCs w:val="24"/>
+              </w:rPr>
+              <w:t xml:space="preserve">ntegrity of </w:t>
+            </w:r>
+            <w:r>
+              <w:rPr>
+                <w:rFonts w:ascii="Times New Roman" w:eastAsia="仿宋" w:hAnsi="Times New Roman"/>
+                <w:sz w:val="24"/>
+                <w:szCs w:val="24"/>
+              </w:rPr>
+              <w:t>l</w:t>
+            </w:r>
+            <w:r>
+              <w:rPr>
+                <w:rFonts w:ascii="Times New Roman" w:eastAsia="仿宋" w:hAnsi="Times New Roman"/>
+                <w:sz w:val="24"/>
+                <w:szCs w:val="24"/>
+              </w:rPr>
+              <w:t xml:space="preserve">iquefied </w:t>
+            </w:r>
+            <w:r>
+              <w:rPr>
+                <w:rFonts w:ascii="Times New Roman" w:eastAsia="仿宋" w:hAnsi="Times New Roman"/>
+                <w:sz w:val="24"/>
+                <w:szCs w:val="24"/>
+              </w:rPr>
+              <w:t>n</w:t>
+            </w:r>
+            <w:r>
+              <w:rPr>
+                <w:rFonts w:ascii="Times New Roman" w:eastAsia="仿宋" w:hAnsi="Times New Roman"/>
+                <w:sz w:val="24"/>
+                <w:szCs w:val="24"/>
+              </w:rPr>
+              <w:t xml:space="preserve">atural </w:t>
+            </w:r>
+            <w:r>
+              <w:rPr>
+                <w:rFonts w:ascii="Times New Roman" w:eastAsia="仿宋" w:hAnsi="Times New Roman"/>
+                <w:sz w:val="24"/>
+                <w:szCs w:val="24"/>
+              </w:rPr>
+              <w:t>g</w:t>
+            </w:r>
+            <w:r>
+              <w:rPr>
+                <w:rFonts w:ascii="Times New Roman" w:eastAsia="仿宋" w:hAnsi="Times New Roman"/>
+                <w:sz w:val="24"/>
+                <w:szCs w:val="24"/>
+              </w:rPr>
+              <w:t xml:space="preserve">as </w:t>
+            </w:r>
+            <w:r>
+              <w:rPr>
+                <w:rFonts w:ascii="Times New Roman" w:eastAsia="仿宋" w:hAnsi="Times New Roman"/>
+                <w:sz w:val="24"/>
+                <w:szCs w:val="24"/>
+              </w:rPr>
+              <w:t>s</w:t>
+            </w:r>
+            <w:r>
+              <w:rPr>
+                <w:rFonts w:ascii="Times New Roman" w:eastAsia="仿宋" w:hAnsi="Times New Roman"/>
+                <w:sz w:val="24"/>
+                <w:szCs w:val="24"/>
+              </w:rPr>
+              <w:t xml:space="preserve">torage </w:t>
+            </w:r>
+            <w:r>
+              <w:rPr>
+                <w:rFonts w:ascii="Times New Roman" w:eastAsia="仿宋" w:hAnsi="Times New Roman"/>
+                <w:sz w:val="24"/>
+                <w:szCs w:val="24"/>
+              </w:rPr>
+              <w:t>t</w:t>
+            </w:r>
+            <w:r>
+              <w:rPr>
+                <w:rFonts w:ascii="Times New Roman" w:eastAsia="仿宋" w:hAnsi="Times New Roman"/>
+                <w:sz w:val="24"/>
+                <w:szCs w:val="24"/>
+              </w:rPr>
+              <w:t>anks</w:t>
+            </w:r>
+            <w:r>
+              <w:rPr>
+                <w:rFonts w:ascii="Times New Roman" w:eastAsia="仿宋" w:hAnsi="Times New Roman"/>
+                <w:sz w:val="24"/>
+                <w:szCs w:val="24"/>
+              </w:rPr>
+              <w:t>. Applied Sciences</w:t>
+            </w:r>
+            <w:r>
+              <w:rPr>
+                <w:rFonts w:ascii="Times New Roman" w:eastAsia="仿宋" w:hAnsi="Times New Roman"/>
+                <w:sz w:val="24"/>
+                <w:szCs w:val="24"/>
+              </w:rPr>
+              <w:t>, 15, 33</w:t>
+            </w:r>
+            <w:r>
+              <w:rPr>
+                <w:rFonts w:ascii="Times New Roman" w:eastAsia="仿宋" w:hAnsi="Times New Roman"/>
+                <w:sz w:val="24"/>
+                <w:szCs w:val="24"/>
+              </w:rPr>
+              <w:t>.</w:t>
             </w:r>
             <w:r>
               <w:rPr>
@@ -3076,7 +3082,23 @@
                 <w:sz w:val="24"/>
                 <w:szCs w:val="24"/>
               </w:rPr>
-              <w:t>https://doi.org/10.1016/j.tust.2024.105735.</w:t>
+              <w:t>https://doi.org/</w:t>
+            </w:r>
+            <w:r>
+              <w:rPr>
+                <w:rFonts w:ascii="Times New Roman" w:eastAsia="仿宋" w:hAnsi="Times New Roman"/>
+                <w:sz w:val="24"/>
+                <w:szCs w:val="24"/>
+              </w:rPr>
+              <w:t>10.3390/app15010033</w:t>
+            </w:r>
+            <w:r>
+              <w:rPr>
+                <w:rFonts w:ascii="Times New Roman" w:eastAsia="仿宋" w:hAnsi="Times New Roman"/>
+                <w:sz w:val="24"/>
+                <w:szCs w:val="24"/>
+              </w:rPr>
+              <w:t>.</w:t>
             </w:r>
           </w:p>
           <w:p>
@@ -3116,24 +3138,25 @@
                 <w:rFonts w:ascii="Times New Roman" w:eastAsia="仿宋" w:hAnsi="Times New Roman"/>
                 <w:sz w:val="24"/>
                 <w:szCs w:val="24"/>
-              </w:rPr>
-              <w:t>Li, P.</w:t>
-            </w:r>
-            <w:r>
-              <w:rPr>
-                <w:rFonts w:ascii="Times New Roman" w:eastAsia="仿宋" w:hAnsi="Times New Roman"/>
-                <w:sz w:val="24"/>
-                <w:szCs w:val="24"/>
-              </w:rPr>
-              <w:t xml:space="preserve">*, </w:t>
-            </w:r>
-            <w:r>
-              <w:rPr>
-                <w:rFonts w:ascii="Times New Roman" w:eastAsia="仿宋" w:hAnsi="Times New Roman"/>
-                <w:sz w:val="24"/>
-                <w:szCs w:val="24"/>
                 <w:u w:val="single"/>
               </w:rPr>
+              <w:t>Sheil, B.</w:t>
+            </w:r>
+            <w:r>
+              <w:rPr>
+                <w:rFonts w:ascii="Times New Roman" w:eastAsia="仿宋" w:hAnsi="Times New Roman"/>
+                <w:sz w:val="24"/>
+                <w:szCs w:val="24"/>
+              </w:rPr>
+              <w:t xml:space="preserve">, Zhang, P., Zhou, B., Wang, C., &amp; </w:t>
+            </w:r>
+            <w:r>
+              <w:rPr>
+                <w:rFonts w:ascii="Times New Roman" w:eastAsia="仿宋" w:hAnsi="Times New Roman"/>
+                <w:sz w:val="24"/>
+                <w:szCs w:val="24"/>
+                <w:u w:val="single"/>
+              </w:rPr>
               <w:t>Xie, X.</w:t>
             </w:r>
             <w:r>
@@ -3142,7 +3165,7 @@
                 <w:sz w:val="24"/>
                 <w:szCs w:val="24"/>
               </w:rPr>
-              <w:t>, Cao, Y., &amp; Zhang, Y. (2023). A novel back-analysis approach for the external loads on shield tunnel lining in service based on monitored deformation. Structural Control and Health Monitoring, 2023, 8128701.</w:t>
+              <w:t>* (2024). Seg2Tunnel: A hierarchical point cloud dataset and benchmarks for segmentation of segmental tunnel linings. Tunnelling and Underground Space Technology, 147, 105735.</w:t>
             </w:r>
             <w:r>
               <w:rPr>
@@ -3158,7 +3181,7 @@
                 <w:sz w:val="24"/>
                 <w:szCs w:val="24"/>
               </w:rPr>
-              <w:t>https://doi.org/10.1155/2023/8128701.</w:t>
+              <w:t>https://doi.org/10.1016/j.tust.2024.105735.</w:t>
             </w:r>
           </w:p>
           <w:p>
@@ -3207,7 +3230,7 @@
                 <w:sz w:val="24"/>
                 <w:szCs w:val="24"/>
               </w:rPr>
-              <w:t xml:space="preserve">*, &amp; </w:t>
+              <w:t xml:space="preserve">*, </w:t>
             </w:r>
             <w:r>
               <w:rPr>
@@ -3224,7 +3247,7 @@
                 <w:sz w:val="24"/>
                 <w:szCs w:val="24"/>
               </w:rPr>
-              <w:t xml:space="preserve"> (2022). A novel detection and assessment method for operational defects of pipe jacking tunnel based on 3D longitudinal deformation curve: A case study. Sensors, 22, 7648.</w:t>
+              <w:t>, Cao, Y., &amp; Zhang, Y. (2023). A novel back-analysis approach for the external loads on shield tunnel lining in service based on monitored deformation. Structural Control and Health Monitoring, 2023, 8128701.</w:t>
             </w:r>
             <w:r>
               <w:rPr>
@@ -3240,7 +3263,7 @@
                 <w:sz w:val="24"/>
                 <w:szCs w:val="24"/>
               </w:rPr>
-              <w:t>https://doi.org/10.3390/s22197648.</w:t>
+              <w:t>https://doi.org/10.1155/2023/8128701.</w:t>
             </w:r>
           </w:p>
           <w:p>
@@ -3260,14 +3283,6 @@
             <w:r>
               <w:rPr>
                 <w:rFonts w:ascii="Times New Roman" w:eastAsia="仿宋" w:hAnsi="Times New Roman"/>
-                <w:sz w:val="24"/>
-                <w:szCs w:val="24"/>
-              </w:rPr>
-              <w:t xml:space="preserve">Jing, Y.*, </w:t>
-            </w:r>
-            <w:r>
-              <w:rPr>
-                <w:rFonts w:ascii="Times New Roman" w:eastAsia="仿宋" w:hAnsi="Times New Roman"/>
                 <w:b/>
                 <w:bCs/>
                 <w:sz w:val="24"/>
@@ -3288,65 +3303,33 @@
                 <w:rFonts w:ascii="Times New Roman" w:eastAsia="仿宋" w:hAnsi="Times New Roman"/>
                 <w:sz w:val="24"/>
                 <w:szCs w:val="24"/>
+              </w:rPr>
+              <w:t>Li, P.</w:t>
+            </w:r>
+            <w:r>
+              <w:rPr>
+                <w:rFonts w:ascii="Times New Roman" w:eastAsia="仿宋" w:hAnsi="Times New Roman"/>
+                <w:sz w:val="24"/>
+                <w:szCs w:val="24"/>
+              </w:rPr>
+              <w:t xml:space="preserve">*, &amp; </w:t>
+            </w:r>
+            <w:r>
+              <w:rPr>
+                <w:rFonts w:ascii="Times New Roman" w:eastAsia="仿宋" w:hAnsi="Times New Roman"/>
+                <w:sz w:val="24"/>
+                <w:szCs w:val="24"/>
                 <w:u w:val="single"/>
               </w:rPr>
-              <w:t>Sheil, B.</w:t>
-            </w:r>
-            <w:r>
-              <w:rPr>
-                <w:rFonts w:ascii="Times New Roman" w:eastAsia="仿宋" w:hAnsi="Times New Roman"/>
-                <w:sz w:val="24"/>
-                <w:szCs w:val="24"/>
-              </w:rPr>
-              <w:t xml:space="preserve">, &amp; Acikgoz, S. (2025). </w:t>
-            </w:r>
-            <w:r>
-              <w:rPr>
-                <w:rFonts w:ascii="Times New Roman" w:eastAsia="仿宋" w:hAnsi="Times New Roman"/>
-                <w:sz w:val="24"/>
-                <w:szCs w:val="24"/>
-              </w:rPr>
-              <w:t>3D multimodal feature for infrastructure anomaly detection</w:t>
-            </w:r>
-            <w:r>
-              <w:rPr>
-                <w:rFonts w:ascii="Times New Roman" w:eastAsia="仿宋" w:hAnsi="Times New Roman"/>
-                <w:sz w:val="24"/>
-                <w:szCs w:val="24"/>
-              </w:rPr>
-              <w:t>. Automation in Construction</w:t>
-            </w:r>
-            <w:r>
-              <w:rPr>
-                <w:rFonts w:ascii="Times New Roman" w:eastAsia="仿宋" w:hAnsi="Times New Roman" w:hint="eastAsia"/>
-                <w:sz w:val="24"/>
-                <w:szCs w:val="24"/>
-              </w:rPr>
-              <w:t>,</w:t>
-            </w:r>
-            <w:r>
-              <w:rPr>
-                <w:rFonts w:ascii="Times New Roman" w:eastAsia="仿宋" w:hAnsi="Times New Roman"/>
-                <w:sz w:val="24"/>
-                <w:szCs w:val="24"/>
-              </w:rPr>
-              <w:t xml:space="preserve"> 178, </w:t>
-            </w:r>
-            <w:r>
-              <w:rPr>
-                <w:rFonts w:ascii="Times New Roman" w:eastAsia="仿宋" w:hAnsi="Times New Roman"/>
-                <w:sz w:val="24"/>
-                <w:szCs w:val="24"/>
-              </w:rPr>
-              <w:t>106388</w:t>
-            </w:r>
-            <w:r>
-              <w:rPr>
-                <w:rFonts w:ascii="Times New Roman" w:eastAsia="仿宋" w:hAnsi="Times New Roman"/>
-                <w:sz w:val="24"/>
-                <w:szCs w:val="24"/>
-              </w:rPr>
-              <w:t>.</w:t>
+              <w:t>Xie, X.</w:t>
+            </w:r>
+            <w:r>
+              <w:rPr>
+                <w:rFonts w:ascii="Times New Roman" w:eastAsia="仿宋" w:hAnsi="Times New Roman"/>
+                <w:sz w:val="24"/>
+                <w:szCs w:val="24"/>
+              </w:rPr>
+              <w:t xml:space="preserve"> (2022). A novel detection and assessment method for operational defects of pipe jacking tunnel based on 3D longitudinal deformation curve: A case study. Sensors, 22, 7648.</w:t>
             </w:r>
             <w:r>
               <w:rPr>
@@ -3362,15 +3345,7 @@
                 <w:sz w:val="24"/>
                 <w:szCs w:val="24"/>
               </w:rPr>
-              <w:t>https://doi.org/10.1016/j.autcon.2025.106388</w:t>
-            </w:r>
-            <w:r>
-              <w:rPr>
-                <w:rFonts w:ascii="Times New Roman" w:eastAsia="仿宋" w:hAnsi="Times New Roman"/>
-                <w:sz w:val="24"/>
-                <w:szCs w:val="24"/>
-              </w:rPr>
-              <w:t>.</w:t>
+              <w:t>https://doi.org/10.3390/s22197648.</w:t>
             </w:r>
           </w:p>
           <w:p>
@@ -3393,7 +3368,7 @@
                 <w:sz w:val="24"/>
                 <w:szCs w:val="24"/>
               </w:rPr>
-              <w:t xml:space="preserve">Huang, H., Chang, J.*, Zhang, D., Thewes, M., &amp; </w:t>
+              <w:t xml:space="preserve">Jing, Y.*, </w:t>
             </w:r>
             <w:r>
               <w:rPr>
@@ -3411,47 +3386,64 @@
                 <w:sz w:val="24"/>
                 <w:szCs w:val="24"/>
               </w:rPr>
-              <w:t xml:space="preserve"> (202</w:t>
-            </w:r>
-            <w:r>
-              <w:rPr>
-                <w:rFonts w:ascii="Times New Roman" w:eastAsia="仿宋" w:hAnsi="Times New Roman"/>
-                <w:sz w:val="24"/>
-                <w:szCs w:val="24"/>
-              </w:rPr>
-              <w:t>5</w:t>
-            </w:r>
-            <w:r>
-              <w:rPr>
-                <w:rFonts w:ascii="Times New Roman" w:eastAsia="仿宋" w:hAnsi="Times New Roman"/>
-                <w:sz w:val="24"/>
-                <w:szCs w:val="24"/>
-              </w:rPr>
-              <w:t xml:space="preserve">). Improved </w:t>
-            </w:r>
-            <w:r>
-              <w:rPr>
-                <w:rFonts w:ascii="Times New Roman" w:eastAsia="仿宋" w:hAnsi="Times New Roman" w:hint="eastAsia"/>
-                <w:sz w:val="24"/>
-                <w:szCs w:val="24"/>
-              </w:rPr>
-              <w:t>m</w:t>
-            </w:r>
-            <w:r>
-              <w:rPr>
-                <w:rFonts w:ascii="Times New Roman" w:eastAsia="仿宋" w:hAnsi="Times New Roman"/>
-                <w:sz w:val="24"/>
-                <w:szCs w:val="24"/>
-              </w:rPr>
-              <w:t>odel-free adaptive control of shield machine posture during tunnelling. Advanced Engineering Informatics</w:t>
-            </w:r>
-            <w:r>
-              <w:rPr>
-                <w:rFonts w:ascii="Times New Roman" w:eastAsia="仿宋" w:hAnsi="Times New Roman"/>
-                <w:sz w:val="24"/>
-                <w:szCs w:val="24"/>
-              </w:rPr>
-              <w:t>, 67, 103465</w:t>
+              <w:t xml:space="preserve">, </w:t>
+            </w:r>
+            <w:r>
+              <w:rPr>
+                <w:rFonts w:ascii="Times New Roman" w:eastAsia="仿宋" w:hAnsi="Times New Roman"/>
+                <w:sz w:val="24"/>
+                <w:szCs w:val="24"/>
+                <w:u w:val="single"/>
+              </w:rPr>
+              <w:t>Sheil, B.</w:t>
+            </w:r>
+            <w:r>
+              <w:rPr>
+                <w:rFonts w:ascii="Times New Roman" w:eastAsia="仿宋" w:hAnsi="Times New Roman"/>
+                <w:sz w:val="24"/>
+                <w:szCs w:val="24"/>
+              </w:rPr>
+              <w:t xml:space="preserve">, &amp; Acikgoz, S. (2025). </w:t>
+            </w:r>
+            <w:r>
+              <w:rPr>
+                <w:rFonts w:ascii="Times New Roman" w:eastAsia="仿宋" w:hAnsi="Times New Roman"/>
+                <w:sz w:val="24"/>
+                <w:szCs w:val="24"/>
+              </w:rPr>
+              <w:t>3D multimodal feature for infrastructure anomaly detection</w:t>
+            </w:r>
+            <w:r>
+              <w:rPr>
+                <w:rFonts w:ascii="Times New Roman" w:eastAsia="仿宋" w:hAnsi="Times New Roman"/>
+                <w:sz w:val="24"/>
+                <w:szCs w:val="24"/>
+              </w:rPr>
+              <w:t>. Automation in Construction</w:t>
+            </w:r>
+            <w:r>
+              <w:rPr>
+                <w:rFonts w:ascii="Times New Roman" w:eastAsia="仿宋" w:hAnsi="Times New Roman" w:hint="eastAsia"/>
+                <w:sz w:val="24"/>
+                <w:szCs w:val="24"/>
+              </w:rPr>
+              <w:t>,</w:t>
+            </w:r>
+            <w:r>
+              <w:rPr>
+                <w:rFonts w:ascii="Times New Roman" w:eastAsia="仿宋" w:hAnsi="Times New Roman"/>
+                <w:sz w:val="24"/>
+                <w:szCs w:val="24"/>
+              </w:rPr>
+              <w:t xml:space="preserve"> 178, </w:t>
+            </w:r>
+            <w:r>
+              <w:rPr>
+                <w:rFonts w:ascii="Times New Roman" w:eastAsia="仿宋" w:hAnsi="Times New Roman"/>
+                <w:sz w:val="24"/>
+                <w:szCs w:val="24"/>
+              </w:rPr>
+              <w:t>106388</w:t>
             </w:r>
             <w:r>
               <w:rPr>
@@ -3475,11 +3467,11 @@
                 <w:sz w:val="24"/>
                 <w:szCs w:val="24"/>
               </w:rPr>
-              <w:t>https://doi.org/10.1016/j.aei.2025.103465</w:t>
-            </w:r>
-            <w:r>
-              <w:rPr>
-                <w:rFonts w:ascii="Times New Roman" w:eastAsia="仿宋" w:hAnsi="Times New Roman" w:hint="eastAsia"/>
+              <w:t>https://doi.org/10.1016/j.autcon.2025.106388</w:t>
+            </w:r>
+            <w:r>
+              <w:rPr>
+                <w:rFonts w:ascii="Times New Roman" w:eastAsia="仿宋" w:hAnsi="Times New Roman"/>
                 <w:sz w:val="24"/>
                 <w:szCs w:val="24"/>
               </w:rPr>
@@ -3506,7 +3498,7 @@
                 <w:sz w:val="24"/>
                 <w:szCs w:val="24"/>
               </w:rPr>
-              <w:t xml:space="preserve">Ye, Z., </w:t>
+              <w:t xml:space="preserve">Huang, H., Chang, J.*, Zhang, D., Thewes, M., &amp; </w:t>
             </w:r>
             <w:r>
               <w:rPr>
@@ -3524,48 +3516,55 @@
                 <w:sz w:val="24"/>
                 <w:szCs w:val="24"/>
               </w:rPr>
-              <w:t xml:space="preserve">, </w:t>
-            </w:r>
-            <w:r>
-              <w:rPr>
-                <w:rFonts w:ascii="Times New Roman" w:eastAsia="仿宋" w:hAnsi="Times New Roman"/>
-                <w:sz w:val="24"/>
-                <w:szCs w:val="24"/>
-              </w:rPr>
-              <w:t>Faramarzi</w:t>
-            </w:r>
-            <w:r>
-              <w:rPr>
-                <w:rFonts w:ascii="Times New Roman" w:eastAsia="仿宋" w:hAnsi="Times New Roman"/>
-                <w:sz w:val="24"/>
-                <w:szCs w:val="24"/>
-              </w:rPr>
-              <w:t xml:space="preserve">, A., </w:t>
-            </w:r>
-            <w:r>
-              <w:rPr>
-                <w:rFonts w:ascii="Times New Roman" w:eastAsia="仿宋" w:hAnsi="Times New Roman"/>
-                <w:sz w:val="24"/>
-                <w:szCs w:val="24"/>
-                <w:u w:val="single"/>
-              </w:rPr>
-              <w:t>Xie, X.</w:t>
-            </w:r>
-            <w:r>
-              <w:rPr>
-                <w:rFonts w:ascii="Times New Roman" w:eastAsia="仿宋" w:hAnsi="Times New Roman"/>
-                <w:sz w:val="24"/>
-                <w:szCs w:val="24"/>
-              </w:rPr>
-              <w:t xml:space="preserve">, </w:t>
-            </w:r>
-            <w:r>
-              <w:rPr>
-                <w:rFonts w:ascii="Times New Roman" w:eastAsia="仿宋" w:hAnsi="Times New Roman"/>
-                <w:sz w:val="24"/>
-                <w:szCs w:val="24"/>
-              </w:rPr>
-              <w:t>&amp;</w:t>
+              <w:t xml:space="preserve"> (202</w:t>
+            </w:r>
+            <w:r>
+              <w:rPr>
+                <w:rFonts w:ascii="Times New Roman" w:eastAsia="仿宋" w:hAnsi="Times New Roman"/>
+                <w:sz w:val="24"/>
+                <w:szCs w:val="24"/>
+              </w:rPr>
+              <w:t>5</w:t>
+            </w:r>
+            <w:r>
+              <w:rPr>
+                <w:rFonts w:ascii="Times New Roman" w:eastAsia="仿宋" w:hAnsi="Times New Roman"/>
+                <w:sz w:val="24"/>
+                <w:szCs w:val="24"/>
+              </w:rPr>
+              <w:t xml:space="preserve">). Improved </w:t>
+            </w:r>
+            <w:r>
+              <w:rPr>
+                <w:rFonts w:ascii="Times New Roman" w:eastAsia="仿宋" w:hAnsi="Times New Roman" w:hint="eastAsia"/>
+                <w:sz w:val="24"/>
+                <w:szCs w:val="24"/>
+              </w:rPr>
+              <w:t>m</w:t>
+            </w:r>
+            <w:r>
+              <w:rPr>
+                <w:rFonts w:ascii="Times New Roman" w:eastAsia="仿宋" w:hAnsi="Times New Roman"/>
+                <w:sz w:val="24"/>
+                <w:szCs w:val="24"/>
+              </w:rPr>
+              <w:t>odel-free adaptive control of shield machine posture during tunnelling. Advanced Engineering Informatics</w:t>
+            </w:r>
+            <w:r>
+              <w:rPr>
+                <w:rFonts w:ascii="Times New Roman" w:eastAsia="仿宋" w:hAnsi="Times New Roman"/>
+                <w:sz w:val="24"/>
+                <w:szCs w:val="24"/>
+              </w:rPr>
+              <w:t>, 67, 103465</w:t>
+            </w:r>
+            <w:r>
+              <w:rPr>
+                <w:rFonts w:ascii="Times New Roman" w:eastAsia="仿宋" w:hAnsi="Times New Roman"/>
+                <w:sz w:val="24"/>
+                <w:szCs w:val="24"/>
+              </w:rPr>
+              <w:t>.</w:t>
             </w:r>
             <w:r>
               <w:rPr>
@@ -3581,243 +3580,11 @@
                 <w:sz w:val="24"/>
                 <w:szCs w:val="24"/>
               </w:rPr>
-              <w:t>Ninić</w:t>
-            </w:r>
-            <w:r>
-              <w:rPr>
-                <w:rFonts w:ascii="Times New Roman" w:eastAsia="仿宋" w:hAnsi="Times New Roman"/>
-                <w:sz w:val="24"/>
-                <w:szCs w:val="24"/>
-              </w:rPr>
-              <w:t>, J.* (202</w:t>
-            </w:r>
-            <w:r>
-              <w:rPr>
-                <w:rFonts w:ascii="Times New Roman" w:eastAsia="仿宋" w:hAnsi="Times New Roman"/>
-                <w:sz w:val="24"/>
-                <w:szCs w:val="24"/>
-              </w:rPr>
-              <w:t>5</w:t>
-            </w:r>
-            <w:r>
-              <w:rPr>
-                <w:rFonts w:ascii="Times New Roman" w:eastAsia="仿宋" w:hAnsi="Times New Roman"/>
-                <w:sz w:val="24"/>
-                <w:szCs w:val="24"/>
-              </w:rPr>
-              <w:t>)</w:t>
-            </w:r>
-            <w:r>
-              <w:rPr>
-                <w:rFonts w:ascii="Times New Roman" w:eastAsia="仿宋" w:hAnsi="Times New Roman" w:hint="eastAsia"/>
-                <w:sz w:val="24"/>
-                <w:szCs w:val="24"/>
-              </w:rPr>
-              <w:t>.</w:t>
-            </w:r>
-            <w:r>
-              <w:rPr>
-                <w:rFonts w:ascii="Times New Roman" w:eastAsia="仿宋" w:hAnsi="Times New Roman"/>
-                <w:sz w:val="24"/>
-                <w:szCs w:val="24"/>
-              </w:rPr>
-              <w:t xml:space="preserve"> </w:t>
-            </w:r>
-            <w:r>
-              <w:rPr>
-                <w:rFonts w:ascii="Times New Roman" w:eastAsia="仿宋" w:hAnsi="Times New Roman"/>
-                <w:sz w:val="24"/>
-                <w:szCs w:val="24"/>
-              </w:rPr>
-              <w:t>SAM4Tun: No-</w:t>
-            </w:r>
-            <w:r>
-              <w:rPr>
-                <w:rFonts w:ascii="Times New Roman" w:eastAsia="仿宋" w:hAnsi="Times New Roman"/>
-                <w:sz w:val="24"/>
-                <w:szCs w:val="24"/>
-              </w:rPr>
-              <w:t>t</w:t>
-            </w:r>
-            <w:r>
-              <w:rPr>
-                <w:rFonts w:ascii="Times New Roman" w:eastAsia="仿宋" w:hAnsi="Times New Roman"/>
-                <w:sz w:val="24"/>
-                <w:szCs w:val="24"/>
-              </w:rPr>
-              <w:t xml:space="preserve">raining </w:t>
-            </w:r>
-            <w:r>
-              <w:rPr>
-                <w:rFonts w:ascii="Times New Roman" w:eastAsia="仿宋" w:hAnsi="Times New Roman"/>
-                <w:sz w:val="24"/>
-                <w:szCs w:val="24"/>
-              </w:rPr>
-              <w:t>m</w:t>
-            </w:r>
-            <w:r>
-              <w:rPr>
-                <w:rFonts w:ascii="Times New Roman" w:eastAsia="仿宋" w:hAnsi="Times New Roman"/>
-                <w:sz w:val="24"/>
-                <w:szCs w:val="24"/>
-              </w:rPr>
-              <w:t xml:space="preserve">odel for </w:t>
-            </w:r>
-            <w:r>
-              <w:rPr>
-                <w:rFonts w:ascii="Times New Roman" w:eastAsia="仿宋" w:hAnsi="Times New Roman"/>
-                <w:sz w:val="24"/>
-                <w:szCs w:val="24"/>
-              </w:rPr>
-              <w:t>t</w:t>
-            </w:r>
-            <w:r>
-              <w:rPr>
-                <w:rFonts w:ascii="Times New Roman" w:eastAsia="仿宋" w:hAnsi="Times New Roman"/>
-                <w:sz w:val="24"/>
-                <w:szCs w:val="24"/>
-              </w:rPr>
-              <w:t xml:space="preserve">unnel </w:t>
-            </w:r>
-            <w:r>
-              <w:rPr>
-                <w:rFonts w:ascii="Times New Roman" w:eastAsia="仿宋" w:hAnsi="Times New Roman"/>
-                <w:sz w:val="24"/>
-                <w:szCs w:val="24"/>
-              </w:rPr>
-              <w:t>l</w:t>
-            </w:r>
-            <w:r>
-              <w:rPr>
-                <w:rFonts w:ascii="Times New Roman" w:eastAsia="仿宋" w:hAnsi="Times New Roman"/>
-                <w:sz w:val="24"/>
-                <w:szCs w:val="24"/>
-              </w:rPr>
-              <w:t xml:space="preserve">ining </w:t>
-            </w:r>
-            <w:r>
-              <w:rPr>
-                <w:rFonts w:ascii="Times New Roman" w:eastAsia="仿宋" w:hAnsi="Times New Roman"/>
-                <w:sz w:val="24"/>
-                <w:szCs w:val="24"/>
-              </w:rPr>
-              <w:t>p</w:t>
-            </w:r>
-            <w:r>
-              <w:rPr>
-                <w:rFonts w:ascii="Times New Roman" w:eastAsia="仿宋" w:hAnsi="Times New Roman"/>
-                <w:sz w:val="24"/>
-                <w:szCs w:val="24"/>
-              </w:rPr>
-              <w:t xml:space="preserve">oint </w:t>
-            </w:r>
-            <w:r>
-              <w:rPr>
-                <w:rFonts w:ascii="Times New Roman" w:eastAsia="仿宋" w:hAnsi="Times New Roman"/>
-                <w:sz w:val="24"/>
-                <w:szCs w:val="24"/>
-              </w:rPr>
-              <w:t>c</w:t>
-            </w:r>
-            <w:r>
-              <w:rPr>
-                <w:rFonts w:ascii="Times New Roman" w:eastAsia="仿宋" w:hAnsi="Times New Roman"/>
-                <w:sz w:val="24"/>
-                <w:szCs w:val="24"/>
-              </w:rPr>
-              <w:t xml:space="preserve">loud </w:t>
-            </w:r>
-            <w:r>
-              <w:rPr>
-                <w:rFonts w:ascii="Times New Roman" w:eastAsia="仿宋" w:hAnsi="Times New Roman"/>
-                <w:sz w:val="24"/>
-                <w:szCs w:val="24"/>
-              </w:rPr>
-              <w:t>c</w:t>
-            </w:r>
-            <w:r>
-              <w:rPr>
-                <w:rFonts w:ascii="Times New Roman" w:eastAsia="仿宋" w:hAnsi="Times New Roman"/>
-                <w:sz w:val="24"/>
-                <w:szCs w:val="24"/>
-              </w:rPr>
-              <w:t xml:space="preserve">omponent </w:t>
-            </w:r>
-            <w:r>
-              <w:rPr>
-                <w:rFonts w:ascii="Times New Roman" w:eastAsia="仿宋" w:hAnsi="Times New Roman"/>
-                <w:sz w:val="24"/>
-                <w:szCs w:val="24"/>
-              </w:rPr>
-              <w:t>s</w:t>
-            </w:r>
-            <w:r>
-              <w:rPr>
-                <w:rFonts w:ascii="Times New Roman" w:eastAsia="仿宋" w:hAnsi="Times New Roman"/>
-                <w:sz w:val="24"/>
-                <w:szCs w:val="24"/>
-              </w:rPr>
-              <w:t>egmentatio</w:t>
-            </w:r>
-            <w:r>
-              <w:rPr>
-                <w:rFonts w:ascii="Times New Roman" w:eastAsia="仿宋" w:hAnsi="Times New Roman" w:hint="eastAsia"/>
-                <w:sz w:val="24"/>
-                <w:szCs w:val="24"/>
-              </w:rPr>
-              <w:t>n</w:t>
-            </w:r>
-            <w:r>
-              <w:rPr>
-                <w:rFonts w:ascii="Times New Roman" w:eastAsia="仿宋" w:hAnsi="Times New Roman"/>
-                <w:sz w:val="24"/>
-                <w:szCs w:val="24"/>
-              </w:rPr>
-              <w:t>. Tunnelling and Underground Space Technology</w:t>
-            </w:r>
-            <w:r>
-              <w:rPr>
-                <w:rFonts w:ascii="Times New Roman" w:eastAsia="仿宋" w:hAnsi="Times New Roman" w:hint="eastAsia"/>
-                <w:sz w:val="24"/>
-                <w:szCs w:val="24"/>
-              </w:rPr>
-              <w:t>,</w:t>
-            </w:r>
-            <w:r>
-              <w:rPr>
-                <w:rFonts w:ascii="Times New Roman" w:eastAsia="仿宋" w:hAnsi="Times New Roman"/>
-                <w:sz w:val="24"/>
-                <w:szCs w:val="24"/>
-              </w:rPr>
-              <w:t xml:space="preserve"> 158, 106401</w:t>
-            </w:r>
-            <w:r>
-              <w:rPr>
-                <w:rFonts w:ascii="Times New Roman" w:eastAsia="仿宋" w:hAnsi="Times New Roman"/>
-                <w:sz w:val="24"/>
-                <w:szCs w:val="24"/>
-              </w:rPr>
-              <w:t>.</w:t>
-            </w:r>
-            <w:r>
-              <w:rPr>
-                <w:rFonts w:ascii="Times New Roman" w:eastAsia="仿宋" w:hAnsi="Times New Roman"/>
-                <w:sz w:val="24"/>
-                <w:szCs w:val="24"/>
-              </w:rPr>
-              <w:t xml:space="preserve"> </w:t>
-            </w:r>
-            <w:r>
-              <w:rPr>
-                <w:rFonts w:ascii="Times New Roman" w:eastAsia="仿宋" w:hAnsi="Times New Roman"/>
-                <w:sz w:val="24"/>
-                <w:szCs w:val="24"/>
-              </w:rPr>
-              <w:t>https://doi.org/10.1016/j.tust.2025.106401</w:t>
-            </w:r>
-            <w:r>
-              <w:rPr>
-                <w:rFonts w:ascii="Times New Roman" w:eastAsia="仿宋" w:hAnsi="Times New Roman"/>
+              <w:t>https://doi.org/10.1016/j.aei.2025.103465</w:t>
+            </w:r>
+            <w:r>
+              <w:rPr>
+                <w:rFonts w:ascii="Times New Roman" w:eastAsia="仿宋" w:hAnsi="Times New Roman" w:hint="eastAsia"/>
                 <w:sz w:val="24"/>
                 <w:szCs w:val="24"/>
               </w:rPr>
@@ -3844,23 +3611,7 @@
                 <w:sz w:val="24"/>
                 <w:szCs w:val="24"/>
               </w:rPr>
-              <w:t>Chang, J., Thewes, M., Zhang, D., Huang, H.</w:t>
-            </w:r>
-            <w:r>
-              <w:rPr>
-                <w:rFonts w:ascii="Times New Roman" w:eastAsia="仿宋" w:hAnsi="Times New Roman"/>
-                <w:sz w:val="24"/>
-                <w:szCs w:val="24"/>
-              </w:rPr>
-              <w:t>*</w:t>
-            </w:r>
-            <w:r>
-              <w:rPr>
-                <w:rFonts w:ascii="Times New Roman" w:eastAsia="仿宋" w:hAnsi="Times New Roman"/>
-                <w:sz w:val="24"/>
-                <w:szCs w:val="24"/>
-              </w:rPr>
-              <w:t xml:space="preserve">, &amp; </w:t>
+              <w:t xml:space="preserve">Ye, Z., </w:t>
             </w:r>
             <w:r>
               <w:rPr>
@@ -3878,7 +3629,72 @@
                 <w:sz w:val="24"/>
                 <w:szCs w:val="24"/>
               </w:rPr>
-              <w:t xml:space="preserve"> (202</w:t>
+              <w:t xml:space="preserve">, </w:t>
+            </w:r>
+            <w:r>
+              <w:rPr>
+                <w:rFonts w:ascii="Times New Roman" w:eastAsia="仿宋" w:hAnsi="Times New Roman"/>
+                <w:sz w:val="24"/>
+                <w:szCs w:val="24"/>
+              </w:rPr>
+              <w:t>Faramarzi</w:t>
+            </w:r>
+            <w:r>
+              <w:rPr>
+                <w:rFonts w:ascii="Times New Roman" w:eastAsia="仿宋" w:hAnsi="Times New Roman"/>
+                <w:sz w:val="24"/>
+                <w:szCs w:val="24"/>
+              </w:rPr>
+              <w:t xml:space="preserve">, A., </w:t>
+            </w:r>
+            <w:r>
+              <w:rPr>
+                <w:rFonts w:ascii="Times New Roman" w:eastAsia="仿宋" w:hAnsi="Times New Roman"/>
+                <w:sz w:val="24"/>
+                <w:szCs w:val="24"/>
+                <w:u w:val="single"/>
+              </w:rPr>
+              <w:t>Xie, X.</w:t>
+            </w:r>
+            <w:r>
+              <w:rPr>
+                <w:rFonts w:ascii="Times New Roman" w:eastAsia="仿宋" w:hAnsi="Times New Roman"/>
+                <w:sz w:val="24"/>
+                <w:szCs w:val="24"/>
+              </w:rPr>
+              <w:t xml:space="preserve">, </w:t>
+            </w:r>
+            <w:r>
+              <w:rPr>
+                <w:rFonts w:ascii="Times New Roman" w:eastAsia="仿宋" w:hAnsi="Times New Roman"/>
+                <w:sz w:val="24"/>
+                <w:szCs w:val="24"/>
+              </w:rPr>
+              <w:t>&amp;</w:t>
+            </w:r>
+            <w:r>
+              <w:rPr>
+                <w:rFonts w:ascii="Times New Roman" w:eastAsia="仿宋" w:hAnsi="Times New Roman"/>
+                <w:sz w:val="24"/>
+                <w:szCs w:val="24"/>
+              </w:rPr>
+              <w:t xml:space="preserve"> </w:t>
+            </w:r>
+            <w:r>
+              <w:rPr>
+                <w:rFonts w:ascii="Times New Roman" w:eastAsia="仿宋" w:hAnsi="Times New Roman"/>
+                <w:sz w:val="24"/>
+                <w:szCs w:val="24"/>
+              </w:rPr>
+              <w:t>Ninić</w:t>
+            </w:r>
+            <w:r>
+              <w:rPr>
+                <w:rFonts w:ascii="Times New Roman" w:eastAsia="仿宋" w:hAnsi="Times New Roman"/>
+                <w:sz w:val="24"/>
+                <w:szCs w:val="24"/>
+              </w:rPr>
+              <w:t>, J.* (202</w:t>
             </w:r>
             <w:r>
               <w:rPr>
@@ -3894,7 +3710,175 @@
                 <w:sz w:val="24"/>
                 <w:szCs w:val="24"/>
               </w:rPr>
-              <w:t>). Deformational behaviors of existing three-line tunnels induced by under-crossing of three-line mechanized tunnels: A case study. Canadian Geotechnical Journal</w:t>
+              <w:t>)</w:t>
+            </w:r>
+            <w:r>
+              <w:rPr>
+                <w:rFonts w:ascii="Times New Roman" w:eastAsia="仿宋" w:hAnsi="Times New Roman" w:hint="eastAsia"/>
+                <w:sz w:val="24"/>
+                <w:szCs w:val="24"/>
+              </w:rPr>
+              <w:t>.</w:t>
+            </w:r>
+            <w:r>
+              <w:rPr>
+                <w:rFonts w:ascii="Times New Roman" w:eastAsia="仿宋" w:hAnsi="Times New Roman"/>
+                <w:sz w:val="24"/>
+                <w:szCs w:val="24"/>
+              </w:rPr>
+              <w:t xml:space="preserve"> </w:t>
+            </w:r>
+            <w:r>
+              <w:rPr>
+                <w:rFonts w:ascii="Times New Roman" w:eastAsia="仿宋" w:hAnsi="Times New Roman"/>
+                <w:sz w:val="24"/>
+                <w:szCs w:val="24"/>
+              </w:rPr>
+              <w:t>SAM4Tun: No-</w:t>
+            </w:r>
+            <w:r>
+              <w:rPr>
+                <w:rFonts w:ascii="Times New Roman" w:eastAsia="仿宋" w:hAnsi="Times New Roman"/>
+                <w:sz w:val="24"/>
+                <w:szCs w:val="24"/>
+              </w:rPr>
+              <w:t>t</w:t>
+            </w:r>
+            <w:r>
+              <w:rPr>
+                <w:rFonts w:ascii="Times New Roman" w:eastAsia="仿宋" w:hAnsi="Times New Roman"/>
+                <w:sz w:val="24"/>
+                <w:szCs w:val="24"/>
+              </w:rPr>
+              <w:t xml:space="preserve">raining </w:t>
+            </w:r>
+            <w:r>
+              <w:rPr>
+                <w:rFonts w:ascii="Times New Roman" w:eastAsia="仿宋" w:hAnsi="Times New Roman"/>
+                <w:sz w:val="24"/>
+                <w:szCs w:val="24"/>
+              </w:rPr>
+              <w:t>m</w:t>
+            </w:r>
+            <w:r>
+              <w:rPr>
+                <w:rFonts w:ascii="Times New Roman" w:eastAsia="仿宋" w:hAnsi="Times New Roman"/>
+                <w:sz w:val="24"/>
+                <w:szCs w:val="24"/>
+              </w:rPr>
+              <w:t xml:space="preserve">odel for </w:t>
+            </w:r>
+            <w:r>
+              <w:rPr>
+                <w:rFonts w:ascii="Times New Roman" w:eastAsia="仿宋" w:hAnsi="Times New Roman"/>
+                <w:sz w:val="24"/>
+                <w:szCs w:val="24"/>
+              </w:rPr>
+              <w:t>t</w:t>
+            </w:r>
+            <w:r>
+              <w:rPr>
+                <w:rFonts w:ascii="Times New Roman" w:eastAsia="仿宋" w:hAnsi="Times New Roman"/>
+                <w:sz w:val="24"/>
+                <w:szCs w:val="24"/>
+              </w:rPr>
+              <w:t xml:space="preserve">unnel </w:t>
+            </w:r>
+            <w:r>
+              <w:rPr>
+                <w:rFonts w:ascii="Times New Roman" w:eastAsia="仿宋" w:hAnsi="Times New Roman"/>
+                <w:sz w:val="24"/>
+                <w:szCs w:val="24"/>
+              </w:rPr>
+              <w:t>l</w:t>
+            </w:r>
+            <w:r>
+              <w:rPr>
+                <w:rFonts w:ascii="Times New Roman" w:eastAsia="仿宋" w:hAnsi="Times New Roman"/>
+                <w:sz w:val="24"/>
+                <w:szCs w:val="24"/>
+              </w:rPr>
+              <w:t xml:space="preserve">ining </w:t>
+            </w:r>
+            <w:r>
+              <w:rPr>
+                <w:rFonts w:ascii="Times New Roman" w:eastAsia="仿宋" w:hAnsi="Times New Roman"/>
+                <w:sz w:val="24"/>
+                <w:szCs w:val="24"/>
+              </w:rPr>
+              <w:t>p</w:t>
+            </w:r>
+            <w:r>
+              <w:rPr>
+                <w:rFonts w:ascii="Times New Roman" w:eastAsia="仿宋" w:hAnsi="Times New Roman"/>
+                <w:sz w:val="24"/>
+                <w:szCs w:val="24"/>
+              </w:rPr>
+              <w:t xml:space="preserve">oint </w:t>
+            </w:r>
+            <w:r>
+              <w:rPr>
+                <w:rFonts w:ascii="Times New Roman" w:eastAsia="仿宋" w:hAnsi="Times New Roman"/>
+                <w:sz w:val="24"/>
+                <w:szCs w:val="24"/>
+              </w:rPr>
+              <w:t>c</w:t>
+            </w:r>
+            <w:r>
+              <w:rPr>
+                <w:rFonts w:ascii="Times New Roman" w:eastAsia="仿宋" w:hAnsi="Times New Roman"/>
+                <w:sz w:val="24"/>
+                <w:szCs w:val="24"/>
+              </w:rPr>
+              <w:t xml:space="preserve">loud </w:t>
+            </w:r>
+            <w:r>
+              <w:rPr>
+                <w:rFonts w:ascii="Times New Roman" w:eastAsia="仿宋" w:hAnsi="Times New Roman"/>
+                <w:sz w:val="24"/>
+                <w:szCs w:val="24"/>
+              </w:rPr>
+              <w:t>c</w:t>
+            </w:r>
+            <w:r>
+              <w:rPr>
+                <w:rFonts w:ascii="Times New Roman" w:eastAsia="仿宋" w:hAnsi="Times New Roman"/>
+                <w:sz w:val="24"/>
+                <w:szCs w:val="24"/>
+              </w:rPr>
+              <w:t xml:space="preserve">omponent </w:t>
+            </w:r>
+            <w:r>
+              <w:rPr>
+                <w:rFonts w:ascii="Times New Roman" w:eastAsia="仿宋" w:hAnsi="Times New Roman"/>
+                <w:sz w:val="24"/>
+                <w:szCs w:val="24"/>
+              </w:rPr>
+              <w:t>s</w:t>
+            </w:r>
+            <w:r>
+              <w:rPr>
+                <w:rFonts w:ascii="Times New Roman" w:eastAsia="仿宋" w:hAnsi="Times New Roman"/>
+                <w:sz w:val="24"/>
+                <w:szCs w:val="24"/>
+              </w:rPr>
+              <w:t>egmentatio</w:t>
+            </w:r>
+            <w:r>
+              <w:rPr>
+                <w:rFonts w:ascii="Times New Roman" w:eastAsia="仿宋" w:hAnsi="Times New Roman" w:hint="eastAsia"/>
+                <w:sz w:val="24"/>
+                <w:szCs w:val="24"/>
+              </w:rPr>
+              <w:t>n</w:t>
+            </w:r>
+            <w:r>
+              <w:rPr>
+                <w:rFonts w:ascii="Times New Roman" w:eastAsia="仿宋" w:hAnsi="Times New Roman"/>
+                <w:sz w:val="24"/>
+                <w:szCs w:val="24"/>
+              </w:rPr>
+              <w:t>. Tunnelling and Underground Space Technology</w:t>
             </w:r>
             <w:r>
               <w:rPr>
@@ -3910,7 +3894,7 @@
                 <w:sz w:val="24"/>
                 <w:szCs w:val="24"/>
               </w:rPr>
-              <w:t xml:space="preserve"> 62, 23</w:t>
+              <w:t xml:space="preserve"> 158, 106401</w:t>
             </w:r>
             <w:r>
               <w:rPr>
@@ -3934,7 +3918,15 @@
                 <w:sz w:val="24"/>
                 <w:szCs w:val="24"/>
               </w:rPr>
-              <w:t>https://doi.org/10.1139/cgj-2024-0359.</w:t>
+              <w:t>https://doi.org/10.1016/j.tust.2025.106401</w:t>
+            </w:r>
+            <w:r>
+              <w:rPr>
+                <w:rFonts w:ascii="Times New Roman" w:eastAsia="仿宋" w:hAnsi="Times New Roman"/>
+                <w:sz w:val="24"/>
+                <w:szCs w:val="24"/>
+              </w:rPr>
+              <w:t>.</w:t>
             </w:r>
           </w:p>
           <w:p>
@@ -3957,24 +3949,23 @@
                 <w:sz w:val="24"/>
                 <w:szCs w:val="24"/>
               </w:rPr>
-              <w:t xml:space="preserve">Li, K., </w:t>
-            </w:r>
-            <w:r>
-              <w:rPr>
-                <w:rFonts w:ascii="Times New Roman" w:eastAsia="仿宋" w:hAnsi="Times New Roman"/>
-                <w:sz w:val="24"/>
-                <w:szCs w:val="24"/>
-                <w:u w:val="single"/>
-              </w:rPr>
-              <w:t>Xie, X.</w:t>
-            </w:r>
-            <w:r>
-              <w:rPr>
-                <w:rFonts w:ascii="Times New Roman" w:eastAsia="仿宋" w:hAnsi="Times New Roman"/>
-                <w:sz w:val="24"/>
-                <w:szCs w:val="24"/>
-              </w:rPr>
-              <w:t xml:space="preserve">, Zhou, B.*, Huang, C., </w:t>
+              <w:t>Chang, J., Thewes, M., Zhang, D., Huang, H.</w:t>
+            </w:r>
+            <w:r>
+              <w:rPr>
+                <w:rFonts w:ascii="Times New Roman" w:eastAsia="仿宋" w:hAnsi="Times New Roman"/>
+                <w:sz w:val="24"/>
+                <w:szCs w:val="24"/>
+              </w:rPr>
+              <w:t>*</w:t>
+            </w:r>
+            <w:r>
+              <w:rPr>
+                <w:rFonts w:ascii="Times New Roman" w:eastAsia="仿宋" w:hAnsi="Times New Roman"/>
+                <w:sz w:val="24"/>
+                <w:szCs w:val="24"/>
+              </w:rPr>
+              <w:t xml:space="preserve">, &amp; </w:t>
             </w:r>
             <w:r>
               <w:rPr>
@@ -3992,7 +3983,47 @@
                 <w:sz w:val="24"/>
                 <w:szCs w:val="24"/>
               </w:rPr>
-              <w:t>, Zhou, Y., &amp; Wang, C. (2024). Thickness regression for backfill grouting of shield tunnels based on GPR data and CatBoost &amp; BO-TPE: A full-scale model test study. Underground Space, 17, 100–119.</w:t>
+              <w:t xml:space="preserve"> (202</w:t>
+            </w:r>
+            <w:r>
+              <w:rPr>
+                <w:rFonts w:ascii="Times New Roman" w:eastAsia="仿宋" w:hAnsi="Times New Roman"/>
+                <w:sz w:val="24"/>
+                <w:szCs w:val="24"/>
+              </w:rPr>
+              <w:t>5</w:t>
+            </w:r>
+            <w:r>
+              <w:rPr>
+                <w:rFonts w:ascii="Times New Roman" w:eastAsia="仿宋" w:hAnsi="Times New Roman"/>
+                <w:sz w:val="24"/>
+                <w:szCs w:val="24"/>
+              </w:rPr>
+              <w:t>). Deformational behaviors of existing three-line tunnels induced by under-crossing of three-line mechanized tunnels: A case study. Canadian Geotechnical Journal</w:t>
+            </w:r>
+            <w:r>
+              <w:rPr>
+                <w:rFonts w:ascii="Times New Roman" w:eastAsia="仿宋" w:hAnsi="Times New Roman" w:hint="eastAsia"/>
+                <w:sz w:val="24"/>
+                <w:szCs w:val="24"/>
+              </w:rPr>
+              <w:t>,</w:t>
+            </w:r>
+            <w:r>
+              <w:rPr>
+                <w:rFonts w:ascii="Times New Roman" w:eastAsia="仿宋" w:hAnsi="Times New Roman"/>
+                <w:sz w:val="24"/>
+                <w:szCs w:val="24"/>
+              </w:rPr>
+              <w:t xml:space="preserve"> 62, 23</w:t>
+            </w:r>
+            <w:r>
+              <w:rPr>
+                <w:rFonts w:ascii="Times New Roman" w:eastAsia="仿宋" w:hAnsi="Times New Roman"/>
+                <w:sz w:val="24"/>
+                <w:szCs w:val="24"/>
+              </w:rPr>
+              <w:t>.</w:t>
             </w:r>
             <w:r>
               <w:rPr>
@@ -4008,40 +4039,7 @@
                 <w:sz w:val="24"/>
                 <w:szCs w:val="24"/>
               </w:rPr>
-              <w:t>https://doi.org/10.1016/j.undsp.2023.10.003.</w:t>
-            </w:r>
-          </w:p>
-          <w:p>
-            <w:pPr>
-              <w:rPr>
-                <w:rFonts w:ascii="Times New Roman" w:eastAsia="仿宋" w:hAnsi="Times New Roman"/>
-                <w:sz w:val="24"/>
-                <w:szCs w:val="24"/>
-              </w:rPr>
-            </w:pPr>
-            <w:r>
-              <w:rPr>
-                <w:rFonts w:ascii="Times New Roman" w:eastAsia="仿宋" w:hAnsi="Times New Roman" w:hint="eastAsia"/>
-                <w:sz w:val="24"/>
-                <w:szCs w:val="24"/>
-              </w:rPr>
-              <w:t>(S</w:t>
-            </w:r>
-            <w:r>
-              <w:rPr>
-                <w:rFonts w:ascii="Times New Roman" w:eastAsia="仿宋" w:hAnsi="Times New Roman"/>
-                <w:sz w:val="24"/>
-                <w:szCs w:val="24"/>
-              </w:rPr>
-              <w:t>ubmitted, under review, or accepted</w:t>
-            </w:r>
-            <w:r>
-              <w:rPr>
-                <w:rFonts w:ascii="Times New Roman" w:eastAsia="仿宋" w:hAnsi="Times New Roman" w:hint="eastAsia"/>
-                <w:sz w:val="24"/>
-                <w:szCs w:val="24"/>
-              </w:rPr>
-              <w:t>)</w:t>
+              <w:t>https://doi.org/10.1139/cgj-2024-0359.</w:t>
             </w:r>
           </w:p>
           <w:p>
@@ -4064,7 +4062,24 @@
                 <w:sz w:val="24"/>
                 <w:szCs w:val="24"/>
               </w:rPr>
-              <w:t xml:space="preserve">Yang, W., </w:t>
+              <w:t xml:space="preserve">Li, K., </w:t>
+            </w:r>
+            <w:r>
+              <w:rPr>
+                <w:rFonts w:ascii="Times New Roman" w:eastAsia="仿宋" w:hAnsi="Times New Roman"/>
+                <w:sz w:val="24"/>
+                <w:szCs w:val="24"/>
+                <w:u w:val="single"/>
+              </w:rPr>
+              <w:t>Xie, X.</w:t>
+            </w:r>
+            <w:r>
+              <w:rPr>
+                <w:rFonts w:ascii="Times New Roman" w:eastAsia="仿宋" w:hAnsi="Times New Roman"/>
+                <w:sz w:val="24"/>
+                <w:szCs w:val="24"/>
+              </w:rPr>
+              <w:t xml:space="preserve">, Zhou, B.*, Huang, C., </w:t>
             </w:r>
             <w:r>
               <w:rPr>
@@ -4082,24 +4097,7 @@
                 <w:sz w:val="24"/>
                 <w:szCs w:val="24"/>
               </w:rPr>
-              <w:t xml:space="preserve">, Jing, Y.*, Hill, T., Wysocki, O., &amp; </w:t>
-            </w:r>
-            <w:r>
-              <w:rPr>
-                <w:rFonts w:ascii="Times New Roman" w:eastAsia="仿宋" w:hAnsi="Times New Roman"/>
-                <w:sz w:val="24"/>
-                <w:szCs w:val="24"/>
-                <w:u w:val="single"/>
-              </w:rPr>
-              <w:t>Sheil, B.</w:t>
-            </w:r>
-            <w:r>
-              <w:rPr>
-                <w:rFonts w:ascii="Times New Roman" w:eastAsia="仿宋" w:hAnsi="Times New Roman"/>
-                <w:sz w:val="24"/>
-                <w:szCs w:val="24"/>
-              </w:rPr>
-              <w:t xml:space="preserve"> (2025). Tunnel Scanner: Geometry-informed synthetic point cloud generation and transfer learning for tunnel segmentation. Automation in Construction.</w:t>
+              <w:t>, Zhou, Y., &amp; Wang, C. (2024). Thickness regression for backfill grouting of shield tunnels based on GPR data and CatBoost &amp; BO-TPE: A full-scale model test study. Underground Space, 17, 100–119.</w:t>
             </w:r>
             <w:r>
               <w:rPr>
@@ -4111,26 +4109,40 @@
             </w:r>
             <w:r>
               <w:rPr>
-                <w:rFonts w:ascii="Times New Roman" w:eastAsia="仿宋" w:hAnsi="Times New Roman" w:hint="eastAsia"/>
-                <w:color w:val="0070C0"/>
-                <w:sz w:val="24"/>
-                <w:szCs w:val="24"/>
-              </w:rPr>
-              <w:t>(</w:t>
-            </w:r>
-            <w:r>
-              <w:rPr>
-                <w:rFonts w:ascii="Times New Roman" w:eastAsia="仿宋" w:hAnsi="Times New Roman"/>
-                <w:color w:val="0070C0"/>
-                <w:sz w:val="24"/>
-                <w:szCs w:val="24"/>
-              </w:rPr>
-              <w:t>Submitted</w:t>
-            </w:r>
-            <w:r>
-              <w:rPr>
-                <w:rFonts w:ascii="Times New Roman" w:eastAsia="仿宋" w:hAnsi="Times New Roman" w:hint="eastAsia"/>
-                <w:color w:val="0070C0"/>
+                <w:rFonts w:ascii="Times New Roman" w:eastAsia="仿宋" w:hAnsi="Times New Roman"/>
+                <w:sz w:val="24"/>
+                <w:szCs w:val="24"/>
+              </w:rPr>
+              <w:t>https://doi.org/10.1016/j.undsp.2023.10.003.</w:t>
+            </w:r>
+          </w:p>
+          <w:p>
+            <w:pPr>
+              <w:rPr>
+                <w:rFonts w:ascii="Times New Roman" w:eastAsia="仿宋" w:hAnsi="Times New Roman"/>
+                <w:sz w:val="24"/>
+                <w:szCs w:val="24"/>
+              </w:rPr>
+            </w:pPr>
+            <w:r>
+              <w:rPr>
+                <w:rFonts w:ascii="Times New Roman" w:eastAsia="仿宋" w:hAnsi="Times New Roman" w:hint="eastAsia"/>
+                <w:sz w:val="24"/>
+                <w:szCs w:val="24"/>
+              </w:rPr>
+              <w:t>(S</w:t>
+            </w:r>
+            <w:r>
+              <w:rPr>
+                <w:rFonts w:ascii="Times New Roman" w:eastAsia="仿宋" w:hAnsi="Times New Roman"/>
+                <w:sz w:val="24"/>
+                <w:szCs w:val="24"/>
+              </w:rPr>
+              <w:t>ubmitted, under review, or accepted</w:t>
+            </w:r>
+            <w:r>
+              <w:rPr>
+                <w:rFonts w:ascii="Times New Roman" w:eastAsia="仿宋" w:hAnsi="Times New Roman" w:hint="eastAsia"/>
                 <w:sz w:val="24"/>
                 <w:szCs w:val="24"/>
               </w:rPr>
@@ -4157,7 +4169,7 @@
                 <w:sz w:val="24"/>
                 <w:szCs w:val="24"/>
               </w:rPr>
-              <w:t xml:space="preserve">Chang, J.-Q., Huang, H.-W., Yin, Z.-Y.*, Zhang, D.-M., </w:t>
+              <w:t xml:space="preserve">Yang, W., </w:t>
             </w:r>
             <w:r>
               <w:rPr>
@@ -4175,39 +4187,24 @@
                 <w:sz w:val="24"/>
                 <w:szCs w:val="24"/>
               </w:rPr>
-              <w:t xml:space="preserve">, &amp; Zhang, N. (2025). </w:t>
-            </w:r>
-            <w:r>
-              <w:rPr>
-                <w:rFonts w:ascii="Times New Roman" w:eastAsia="仿宋" w:hAnsi="Times New Roman"/>
-                <w:sz w:val="24"/>
-                <w:szCs w:val="24"/>
-              </w:rPr>
-              <w:t>Physics-informed machine learning method to predict displacement of existing tunnels induced by undercrossing construction</w:t>
-            </w:r>
-            <w:r>
-              <w:rPr>
-                <w:rFonts w:ascii="Times New Roman" w:eastAsia="仿宋" w:hAnsi="Times New Roman"/>
-                <w:sz w:val="24"/>
-                <w:szCs w:val="24"/>
-              </w:rPr>
-              <w:t xml:space="preserve">. </w:t>
-            </w:r>
-            <w:r>
-              <w:rPr>
-                <w:rFonts w:ascii="Times New Roman" w:eastAsia="仿宋" w:hAnsi="Times New Roman"/>
-                <w:sz w:val="24"/>
-                <w:szCs w:val="24"/>
-              </w:rPr>
-              <w:t>Tunnelling and Underground Space Technology</w:t>
-            </w:r>
-            <w:r>
-              <w:rPr>
-                <w:rFonts w:ascii="Times New Roman" w:eastAsia="仿宋" w:hAnsi="Times New Roman"/>
-                <w:sz w:val="24"/>
-                <w:szCs w:val="24"/>
-              </w:rPr>
-              <w:t>.</w:t>
+              <w:t xml:space="preserve">, Jing, Y.*, Hill, T., Wysocki, O., &amp; </w:t>
+            </w:r>
+            <w:r>
+              <w:rPr>
+                <w:rFonts w:ascii="Times New Roman" w:eastAsia="仿宋" w:hAnsi="Times New Roman"/>
+                <w:sz w:val="24"/>
+                <w:szCs w:val="24"/>
+                <w:u w:val="single"/>
+              </w:rPr>
+              <w:t>Sheil, B.</w:t>
+            </w:r>
+            <w:r>
+              <w:rPr>
+                <w:rFonts w:ascii="Times New Roman" w:eastAsia="仿宋" w:hAnsi="Times New Roman"/>
+                <w:sz w:val="24"/>
+                <w:szCs w:val="24"/>
+              </w:rPr>
+              <w:t xml:space="preserve"> (2025). Tunnel Scanner: Geometry-informed synthetic point cloud generation and transfer learning for tunnel segmentation. Automation in Construction.</w:t>
             </w:r>
             <w:r>
               <w:rPr>
@@ -4265,23 +4262,7 @@
                 <w:sz w:val="24"/>
                 <w:szCs w:val="24"/>
               </w:rPr>
-              <w:t>G</w:t>
-            </w:r>
-            <w:r>
-              <w:rPr>
-                <w:rFonts w:ascii="Times New Roman" w:eastAsia="仿宋" w:hAnsi="Times New Roman" w:hint="eastAsia"/>
-                <w:sz w:val="24"/>
-                <w:szCs w:val="24"/>
-              </w:rPr>
-              <w:t>uan</w:t>
-            </w:r>
-            <w:r>
-              <w:rPr>
-                <w:rFonts w:ascii="Times New Roman" w:eastAsia="仿宋" w:hAnsi="Times New Roman"/>
-                <w:sz w:val="24"/>
-                <w:szCs w:val="24"/>
-              </w:rPr>
-              <w:t xml:space="preserve">, Z., Liu, Y., Lin, Y., &amp; </w:t>
+              <w:t xml:space="preserve">Chang, J.-Q., Huang, H.-W., Yin, Z.-Y.*, Zhang, D.-M., </w:t>
             </w:r>
             <w:r>
               <w:rPr>
@@ -4299,7 +4280,47 @@
                 <w:sz w:val="24"/>
                 <w:szCs w:val="24"/>
               </w:rPr>
-              <w:t xml:space="preserve">* (2025). Accurate measurement of segment dislocation for shield tunnel based on binocular vision technology. Journal of Computing in Civil Engineering. </w:t>
+              <w:t xml:space="preserve">, &amp; Zhang, N. (2025). </w:t>
+            </w:r>
+            <w:r>
+              <w:rPr>
+                <w:rFonts w:ascii="Times New Roman" w:eastAsia="仿宋" w:hAnsi="Times New Roman"/>
+                <w:sz w:val="24"/>
+                <w:szCs w:val="24"/>
+              </w:rPr>
+              <w:t>Physics-informed machine learning method to predict displacement of existing tunnels induced by undercrossing construction</w:t>
+            </w:r>
+            <w:r>
+              <w:rPr>
+                <w:rFonts w:ascii="Times New Roman" w:eastAsia="仿宋" w:hAnsi="Times New Roman"/>
+                <w:sz w:val="24"/>
+                <w:szCs w:val="24"/>
+              </w:rPr>
+              <w:t xml:space="preserve">. </w:t>
+            </w:r>
+            <w:r>
+              <w:rPr>
+                <w:rFonts w:ascii="Times New Roman" w:eastAsia="仿宋" w:hAnsi="Times New Roman"/>
+                <w:sz w:val="24"/>
+                <w:szCs w:val="24"/>
+              </w:rPr>
+              <w:t>Tunnelling and Underground Space Technology</w:t>
+            </w:r>
+            <w:r>
+              <w:rPr>
+                <w:rFonts w:ascii="Times New Roman" w:eastAsia="仿宋" w:hAnsi="Times New Roman"/>
+                <w:sz w:val="24"/>
+                <w:szCs w:val="24"/>
+              </w:rPr>
+              <w:t>.</w:t>
+            </w:r>
+            <w:r>
+              <w:rPr>
+                <w:rFonts w:ascii="Times New Roman" w:eastAsia="仿宋" w:hAnsi="Times New Roman"/>
+                <w:sz w:val="24"/>
+                <w:szCs w:val="24"/>
+              </w:rPr>
+              <w:t xml:space="preserve"> </w:t>
             </w:r>
             <w:r>
               <w:rPr>
@@ -4317,25 +4338,7 @@
                 <w:sz w:val="24"/>
                 <w:szCs w:val="24"/>
               </w:rPr>
-              <w:t>A</w:t>
-            </w:r>
-            <w:r>
-              <w:rPr>
-                <w:rFonts w:ascii="Times New Roman" w:eastAsia="仿宋" w:hAnsi="Times New Roman" w:hint="eastAsia"/>
-                <w:color w:val="0070C0"/>
-                <w:sz w:val="24"/>
-                <w:szCs w:val="24"/>
-              </w:rPr>
-              <w:t>cce</w:t>
-            </w:r>
-            <w:r>
-              <w:rPr>
-                <w:rFonts w:ascii="Times New Roman" w:eastAsia="仿宋" w:hAnsi="Times New Roman"/>
-                <w:color w:val="0070C0"/>
-                <w:sz w:val="24"/>
-                <w:szCs w:val="24"/>
-              </w:rPr>
-              <w:t>pted</w:t>
+              <w:t>Submitted</w:t>
             </w:r>
             <w:r>
               <w:rPr>
@@ -4554,6 +4557,7 @@
                 <w:sz w:val="24"/>
                 <w:szCs w:val="24"/>
               </w:rPr>
+              <w:lastRenderedPageBreak/>
               <w:t>Journal Papers (in Chinese)</w:t>
             </w:r>
           </w:p>
@@ -4577,7 +4581,6 @@
                 <w:sz w:val="24"/>
                 <w:szCs w:val="24"/>
               </w:rPr>
-              <w:lastRenderedPageBreak/>
               <w:t>吴庆杰</w:t>
             </w:r>
             <w:r>
@@ -6873,7 +6876,16 @@
                 <w:sz w:val="24"/>
                 <w:szCs w:val="24"/>
               </w:rPr>
-              <w:t>基坑土体参数不确定性反演的神经网络方法及计算机系统</w:t>
+              <w:t>基坑土体参数不确定性反演的神经网</w:t>
+            </w:r>
+            <w:r>
+              <w:rPr>
+                <w:rFonts w:ascii="Times New Roman" w:eastAsia="仿宋" w:hAnsi="Times New Roman"/>
+                <w:sz w:val="24"/>
+                <w:szCs w:val="24"/>
+              </w:rPr>
+              <w:lastRenderedPageBreak/>
+              <w:t>络方法及计算机系统</w:t>
             </w:r>
             <w:r>
               <w:rPr>
@@ -6968,7 +6980,6 @@
                 <w:szCs w:val="24"/>
                 <w:u w:val="single"/>
               </w:rPr>
-              <w:lastRenderedPageBreak/>
               <w:t>谢雄耀</w:t>
             </w:r>
             <w:r>
@@ -8851,7 +8862,23 @@
                 <w:sz w:val="24"/>
                 <w:szCs w:val="24"/>
               </w:rPr>
-              <w:t>福建理工大学第七届土木工程研究生学术论坛，</w:t>
+              <w:t>福建理工大学第七届土木工程研究生学术论坛</w:t>
+            </w:r>
+            <w:r>
+              <w:rPr>
+                <w:rFonts w:ascii="Times New Roman" w:eastAsia="仿宋" w:hAnsi="Times New Roman" w:hint="eastAsia"/>
+                <w:sz w:val="24"/>
+                <w:szCs w:val="24"/>
+              </w:rPr>
+              <w:t>,</w:t>
+            </w:r>
+            <w:r>
+              <w:rPr>
+                <w:rFonts w:ascii="Times New Roman" w:eastAsia="仿宋" w:hAnsi="Times New Roman"/>
+                <w:sz w:val="24"/>
+                <w:szCs w:val="24"/>
+              </w:rPr>
+              <w:t xml:space="preserve"> </w:t>
             </w:r>
             <w:r>
               <w:rPr>
@@ -9147,6 +9174,7 @@
                 <w:sz w:val="24"/>
                 <w:szCs w:val="24"/>
               </w:rPr>
+              <w:lastRenderedPageBreak/>
               <w:t>Journal of Computing in Civil Engineering</w:t>
             </w:r>
           </w:p>
@@ -9170,7 +9198,6 @@
                 <w:sz w:val="24"/>
                 <w:szCs w:val="24"/>
               </w:rPr>
-              <w:lastRenderedPageBreak/>
               <w:t>M</w:t>
             </w:r>
             <w:r>

--- a/files/cv.docx
+++ b/files/cv.docx
@@ -215,6 +215,14 @@
             </w:r>
             <w:r>
               <w:rPr>
+                <w:rFonts w:ascii="Times New Roman" w:eastAsia="仿宋" w:hAnsi="Times New Roman"/>
+                <w:sz w:val="24"/>
+                <w:szCs w:val="24"/>
+              </w:rPr>
+              <w:t xml:space="preserve">three-dimensional laser scanning, </w:t>
+            </w:r>
+            <w:r>
+              <w:rPr>
                 <w:rFonts w:ascii="Times New Roman" w:eastAsia="仿宋" w:hAnsi="Times New Roman" w:hint="eastAsia"/>
                 <w:sz w:val="24"/>
                 <w:szCs w:val="24"/>
@@ -1934,6 +1942,45 @@
                 <w:sz w:val="24"/>
                 <w:szCs w:val="24"/>
               </w:rPr>
+              <w:t>TUST Best Paper Awards 2024</w:t>
+            </w:r>
+            <w:r>
+              <w:rPr>
+                <w:rFonts w:ascii="Times New Roman" w:eastAsia="仿宋" w:hAnsi="Times New Roman" w:hint="eastAsia"/>
+                <w:sz w:val="24"/>
+                <w:szCs w:val="24"/>
+              </w:rPr>
+              <w:t>,</w:t>
+            </w:r>
+            <w:r>
+              <w:rPr>
+                <w:rFonts w:ascii="Times New Roman" w:eastAsia="仿宋" w:hAnsi="Times New Roman"/>
+                <w:sz w:val="24"/>
+                <w:szCs w:val="24"/>
+              </w:rPr>
+              <w:t xml:space="preserve"> 01/2026</w:t>
+            </w:r>
+          </w:p>
+          <w:p>
+            <w:pPr>
+              <w:pStyle w:val="a3"/>
+              <w:numPr>
+                <w:ilvl w:val="0"/>
+                <w:numId w:val="18"/>
+              </w:numPr>
+              <w:ind w:firstLineChars="0"/>
+              <w:rPr>
+                <w:rFonts w:ascii="Times New Roman" w:eastAsia="仿宋" w:hAnsi="Times New Roman"/>
+                <w:sz w:val="24"/>
+                <w:szCs w:val="24"/>
+              </w:rPr>
+            </w:pPr>
+            <w:r>
+              <w:rPr>
+                <w:rFonts w:ascii="Times New Roman" w:eastAsia="仿宋" w:hAnsi="Times New Roman"/>
+                <w:sz w:val="24"/>
+                <w:szCs w:val="24"/>
+              </w:rPr>
               <w:t>GeoShanghai Prize for Service Award, 05/2024</w:t>
             </w:r>
           </w:p>
@@ -4138,7 +4185,23 @@
                 <w:sz w:val="24"/>
                 <w:szCs w:val="24"/>
               </w:rPr>
-              <w:t>ubmitted, under review, or accepted</w:t>
+              <w:t>ubmitted</w:t>
+            </w:r>
+            <w:r>
+              <w:rPr>
+                <w:rFonts w:ascii="Times New Roman" w:eastAsia="仿宋" w:hAnsi="Times New Roman"/>
+                <w:sz w:val="24"/>
+                <w:szCs w:val="24"/>
+              </w:rPr>
+              <w:t xml:space="preserve"> </w:t>
+            </w:r>
+            <w:r>
+              <w:rPr>
+                <w:rFonts w:ascii="Times New Roman" w:eastAsia="仿宋" w:hAnsi="Times New Roman"/>
+                <w:sz w:val="24"/>
+                <w:szCs w:val="24"/>
+              </w:rPr>
+              <w:t>or accepted</w:t>
             </w:r>
             <w:r>
               <w:rPr>
@@ -4169,7 +4232,7 @@
                 <w:sz w:val="24"/>
                 <w:szCs w:val="24"/>
               </w:rPr>
-              <w:t xml:space="preserve">Yang, W., </w:t>
+              <w:t xml:space="preserve">Chang, J.-Q., Huang, H.-W., Yin, Z.-Y.*, Zhang, D.-M., </w:t>
             </w:r>
             <w:r>
               <w:rPr>
@@ -4187,32 +4250,55 @@
                 <w:sz w:val="24"/>
                 <w:szCs w:val="24"/>
               </w:rPr>
-              <w:t xml:space="preserve">, Jing, Y.*, Hill, T., Wysocki, O., &amp; </w:t>
-            </w:r>
-            <w:r>
-              <w:rPr>
-                <w:rFonts w:ascii="Times New Roman" w:eastAsia="仿宋" w:hAnsi="Times New Roman"/>
-                <w:sz w:val="24"/>
-                <w:szCs w:val="24"/>
-                <w:u w:val="single"/>
-              </w:rPr>
-              <w:t>Sheil, B.</w:t>
-            </w:r>
-            <w:r>
-              <w:rPr>
-                <w:rFonts w:ascii="Times New Roman" w:eastAsia="仿宋" w:hAnsi="Times New Roman"/>
-                <w:sz w:val="24"/>
-                <w:szCs w:val="24"/>
-              </w:rPr>
-              <w:t xml:space="preserve"> (2025). Tunnel Scanner: Geometry-informed synthetic point cloud generation and transfer learning for tunnel segmentation. Automation in Construction.</w:t>
-            </w:r>
-            <w:r>
-              <w:rPr>
-                <w:rFonts w:ascii="Times New Roman" w:eastAsia="仿宋" w:hAnsi="Times New Roman"/>
-                <w:sz w:val="24"/>
-                <w:szCs w:val="24"/>
-              </w:rPr>
-              <w:t xml:space="preserve"> </w:t>
+              <w:t>, &amp; Zhang, N. (202</w:t>
+            </w:r>
+            <w:r>
+              <w:rPr>
+                <w:rFonts w:ascii="Times New Roman" w:eastAsia="仿宋" w:hAnsi="Times New Roman"/>
+                <w:sz w:val="24"/>
+                <w:szCs w:val="24"/>
+              </w:rPr>
+              <w:t>6</w:t>
+            </w:r>
+            <w:r>
+              <w:rPr>
+                <w:rFonts w:ascii="Times New Roman" w:eastAsia="仿宋" w:hAnsi="Times New Roman"/>
+                <w:sz w:val="24"/>
+                <w:szCs w:val="24"/>
+              </w:rPr>
+              <w:t xml:space="preserve">). </w:t>
+            </w:r>
+            <w:r>
+              <w:rPr>
+                <w:rFonts w:ascii="Times New Roman" w:eastAsia="仿宋" w:hAnsi="Times New Roman"/>
+                <w:sz w:val="24"/>
+                <w:szCs w:val="24"/>
+              </w:rPr>
+              <w:t>Physics-informed machine learning method to predict displacement of existing tunnels induced by undercrossing construction</w:t>
+            </w:r>
+            <w:r>
+              <w:rPr>
+                <w:rFonts w:ascii="Times New Roman" w:eastAsia="仿宋" w:hAnsi="Times New Roman"/>
+                <w:sz w:val="24"/>
+                <w:szCs w:val="24"/>
+              </w:rPr>
+              <w:t xml:space="preserve">. </w:t>
+            </w:r>
+            <w:r>
+              <w:rPr>
+                <w:rFonts w:ascii="Times New Roman" w:eastAsia="仿宋" w:hAnsi="Times New Roman"/>
+                <w:sz w:val="24"/>
+                <w:szCs w:val="24"/>
+              </w:rPr>
+              <w:t>Underground Space</w:t>
+            </w:r>
+            <w:r>
+              <w:rPr>
+                <w:rFonts w:ascii="Times New Roman" w:eastAsia="仿宋" w:hAnsi="Times New Roman"/>
+                <w:sz w:val="24"/>
+                <w:szCs w:val="24"/>
+              </w:rPr>
+              <w:t xml:space="preserve">. </w:t>
             </w:r>
             <w:r>
               <w:rPr>
@@ -4262,7 +4348,7 @@
                 <w:sz w:val="24"/>
                 <w:szCs w:val="24"/>
               </w:rPr>
-              <w:t xml:space="preserve">Chang, J.-Q., Huang, H.-W., Yin, Z.-Y.*, Zhang, D.-M., </w:t>
+              <w:t xml:space="preserve">Yang, W., </w:t>
             </w:r>
             <w:r>
               <w:rPr>
@@ -4280,39 +4366,24 @@
                 <w:sz w:val="24"/>
                 <w:szCs w:val="24"/>
               </w:rPr>
-              <w:t xml:space="preserve">, &amp; Zhang, N. (2025). </w:t>
-            </w:r>
-            <w:r>
-              <w:rPr>
-                <w:rFonts w:ascii="Times New Roman" w:eastAsia="仿宋" w:hAnsi="Times New Roman"/>
-                <w:sz w:val="24"/>
-                <w:szCs w:val="24"/>
-              </w:rPr>
-              <w:t>Physics-informed machine learning method to predict displacement of existing tunnels induced by undercrossing construction</w:t>
-            </w:r>
-            <w:r>
-              <w:rPr>
-                <w:rFonts w:ascii="Times New Roman" w:eastAsia="仿宋" w:hAnsi="Times New Roman"/>
-                <w:sz w:val="24"/>
-                <w:szCs w:val="24"/>
-              </w:rPr>
-              <w:t xml:space="preserve">. </w:t>
-            </w:r>
-            <w:r>
-              <w:rPr>
-                <w:rFonts w:ascii="Times New Roman" w:eastAsia="仿宋" w:hAnsi="Times New Roman"/>
-                <w:sz w:val="24"/>
-                <w:szCs w:val="24"/>
-              </w:rPr>
-              <w:t>Tunnelling and Underground Space Technology</w:t>
-            </w:r>
-            <w:r>
-              <w:rPr>
-                <w:rFonts w:ascii="Times New Roman" w:eastAsia="仿宋" w:hAnsi="Times New Roman"/>
-                <w:sz w:val="24"/>
-                <w:szCs w:val="24"/>
-              </w:rPr>
-              <w:t>.</w:t>
+              <w:t xml:space="preserve">, Jing, Y.*, Hill, T., Wysocki, O., &amp; </w:t>
+            </w:r>
+            <w:r>
+              <w:rPr>
+                <w:rFonts w:ascii="Times New Roman" w:eastAsia="仿宋" w:hAnsi="Times New Roman"/>
+                <w:sz w:val="24"/>
+                <w:szCs w:val="24"/>
+                <w:u w:val="single"/>
+              </w:rPr>
+              <w:t>Sheil, B.</w:t>
+            </w:r>
+            <w:r>
+              <w:rPr>
+                <w:rFonts w:ascii="Times New Roman" w:eastAsia="仿宋" w:hAnsi="Times New Roman"/>
+                <w:sz w:val="24"/>
+                <w:szCs w:val="24"/>
+              </w:rPr>
+              <w:t xml:space="preserve"> (2025). Tunnel Scanner: Geometry-informed synthetic point cloud generation and transfer learning for tunnel segmentation. Automation in Construction.</w:t>
             </w:r>
             <w:r>
               <w:rPr>
@@ -5995,7 +6066,7 @@
                 <w:sz w:val="24"/>
                 <w:szCs w:val="24"/>
               </w:rPr>
-              <w:t>ubmitted, under review, or accepted</w:t>
+              <w:t>ubmitted or accepted</w:t>
             </w:r>
             <w:r>
               <w:rPr>
@@ -6777,7 +6848,7 @@
                 <w:sz w:val="24"/>
                 <w:szCs w:val="24"/>
               </w:rPr>
-              <w:t>陈洪胜</w:t>
+              <w:t>李向瑞</w:t>
             </w:r>
             <w:r>
               <w:rPr>
@@ -6793,7 +6864,7 @@
                 <w:sz w:val="24"/>
                 <w:szCs w:val="24"/>
               </w:rPr>
-              <w:t>谢攀</w:t>
+              <w:t>关振长</w:t>
             </w:r>
             <w:r>
               <w:rPr>
@@ -6809,7 +6880,7 @@
                 <w:sz w:val="24"/>
                 <w:szCs w:val="24"/>
               </w:rPr>
-              <w:t>朱悦铭</w:t>
+              <w:t>孙远方</w:t>
             </w:r>
             <w:r>
               <w:rPr>
@@ -6842,9 +6913,24 @@
                 <w:rFonts w:ascii="Times New Roman" w:eastAsia="仿宋" w:hAnsi="Times New Roman"/>
                 <w:sz w:val="24"/>
                 <w:szCs w:val="24"/>
-                <w:u w:val="single"/>
-              </w:rPr>
-              <w:t>谢雄耀</w:t>
+              </w:rPr>
+              <w:t>宋成年</w:t>
+            </w:r>
+            <w:r>
+              <w:rPr>
+                <w:rFonts w:ascii="Times New Roman" w:eastAsia="仿宋" w:hAnsi="Times New Roman"/>
+                <w:sz w:val="24"/>
+                <w:szCs w:val="24"/>
+              </w:rPr>
+              <w:t xml:space="preserve">, </w:t>
+            </w:r>
+            <w:r>
+              <w:rPr>
+                <w:rFonts w:ascii="Times New Roman" w:eastAsia="仿宋" w:hAnsi="Times New Roman"/>
+                <w:sz w:val="24"/>
+                <w:szCs w:val="24"/>
+              </w:rPr>
+              <w:t>何敬房</w:t>
             </w:r>
             <w:r>
               <w:rPr>
@@ -6860,23 +6946,23 @@
                 <w:sz w:val="24"/>
                 <w:szCs w:val="24"/>
               </w:rPr>
-              <w:t>唐亘跻</w:t>
-            </w:r>
-            <w:r>
-              <w:rPr>
-                <w:rFonts w:ascii="Times New Roman" w:eastAsia="仿宋" w:hAnsi="Times New Roman"/>
-                <w:sz w:val="24"/>
-                <w:szCs w:val="24"/>
-              </w:rPr>
-              <w:t xml:space="preserve">. (2025). </w:t>
-            </w:r>
-            <w:r>
-              <w:rPr>
-                <w:rFonts w:ascii="Times New Roman" w:eastAsia="仿宋" w:hAnsi="Times New Roman"/>
-                <w:sz w:val="24"/>
-                <w:szCs w:val="24"/>
-              </w:rPr>
-              <w:t>基坑土体参数不确定性反演的神经网</w:t>
+              <w:t>黄正业</w:t>
+            </w:r>
+            <w:r>
+              <w:rPr>
+                <w:rFonts w:ascii="Times New Roman" w:eastAsia="仿宋" w:hAnsi="Times New Roman"/>
+                <w:sz w:val="24"/>
+                <w:szCs w:val="24"/>
+              </w:rPr>
+              <w:t xml:space="preserve">. (2026). </w:t>
+            </w:r>
+            <w:r>
+              <w:rPr>
+                <w:rFonts w:ascii="Times New Roman" w:eastAsia="仿宋" w:hAnsi="Times New Roman"/>
+                <w:sz w:val="24"/>
+                <w:szCs w:val="24"/>
+              </w:rPr>
+              <w:t>一种基于相关算法和数据</w:t>
             </w:r>
             <w:r>
               <w:rPr>
@@ -6885,74 +6971,41 @@
                 <w:szCs w:val="24"/>
               </w:rPr>
               <w:lastRenderedPageBreak/>
-              <w:t>络方法及计算机系统</w:t>
-            </w:r>
-            <w:r>
-              <w:rPr>
-                <w:rFonts w:ascii="Times New Roman" w:eastAsia="仿宋" w:hAnsi="Times New Roman"/>
-                <w:sz w:val="24"/>
-                <w:szCs w:val="24"/>
-              </w:rPr>
-              <w:t xml:space="preserve"> (Patent CN202510825034.2).</w:t>
-            </w:r>
-            <w:r>
-              <w:rPr>
-                <w:rFonts w:ascii="Times New Roman" w:eastAsia="仿宋" w:hAnsi="Times New Roman"/>
-                <w:sz w:val="24"/>
-                <w:szCs w:val="24"/>
-              </w:rPr>
-              <w:t xml:space="preserve"> </w:t>
-            </w:r>
-            <w:r>
-              <w:rPr>
-                <w:rFonts w:ascii="Times New Roman" w:eastAsia="仿宋" w:hAnsi="Times New Roman"/>
-                <w:color w:val="0070C0"/>
-                <w:sz w:val="24"/>
-                <w:szCs w:val="24"/>
-              </w:rPr>
-              <w:t>(</w:t>
-            </w:r>
-            <w:r>
-              <w:rPr>
-                <w:rFonts w:ascii="Times New Roman" w:eastAsia="仿宋" w:hAnsi="Times New Roman" w:hint="eastAsia"/>
-                <w:color w:val="0070C0"/>
-                <w:sz w:val="24"/>
-                <w:szCs w:val="24"/>
-              </w:rPr>
-              <w:t>发明</w:t>
-            </w:r>
-            <w:r>
-              <w:rPr>
-                <w:rFonts w:ascii="Times New Roman" w:eastAsia="仿宋" w:hAnsi="Times New Roman" w:hint="eastAsia"/>
-                <w:color w:val="0070C0"/>
-                <w:sz w:val="24"/>
-                <w:szCs w:val="24"/>
-              </w:rPr>
-              <w:t>,</w:t>
-            </w:r>
-            <w:r>
-              <w:rPr>
-                <w:rFonts w:ascii="Times New Roman" w:eastAsia="仿宋" w:hAnsi="Times New Roman"/>
-                <w:color w:val="0070C0"/>
-                <w:sz w:val="24"/>
-                <w:szCs w:val="24"/>
-              </w:rPr>
-              <w:t xml:space="preserve"> </w:t>
-            </w:r>
-            <w:r>
-              <w:rPr>
-                <w:rFonts w:ascii="Times New Roman" w:eastAsia="仿宋" w:hAnsi="Times New Roman" w:hint="eastAsia"/>
+              <w:t>融合的山岭隧道开挖面变形区域识别方法</w:t>
+            </w:r>
+            <w:r>
+              <w:rPr>
+                <w:rFonts w:ascii="Times New Roman" w:eastAsia="仿宋" w:hAnsi="Times New Roman"/>
+                <w:sz w:val="24"/>
+                <w:szCs w:val="24"/>
+              </w:rPr>
+              <w:t xml:space="preserve"> (Patent No. CN202511732842.0). </w:t>
+            </w:r>
+            <w:r>
+              <w:rPr>
+                <w:rFonts w:ascii="Times New Roman" w:eastAsia="仿宋" w:hAnsi="Times New Roman"/>
                 <w:color w:val="0070C0"/>
                 <w:kern w:val="0"/>
                 <w:sz w:val="24"/>
                 <w:szCs w:val="24"/>
               </w:rPr>
-              <w:t>实质审查的生效</w:t>
-            </w:r>
-            <w:r>
-              <w:rPr>
-                <w:rFonts w:ascii="Times New Roman" w:eastAsia="仿宋" w:hAnsi="Times New Roman"/>
+              <w:t>(</w:t>
+            </w:r>
+            <w:r>
+              <w:rPr>
+                <w:rFonts w:ascii="Times New Roman" w:eastAsia="仿宋" w:hAnsi="Times New Roman" w:hint="eastAsia"/>
                 <w:color w:val="0070C0"/>
+                <w:kern w:val="0"/>
+                <w:sz w:val="24"/>
+                <w:szCs w:val="24"/>
+              </w:rPr>
+              <w:t>发明授权</w:t>
+            </w:r>
+            <w:r>
+              <w:rPr>
+                <w:rFonts w:ascii="Times New Roman" w:eastAsia="仿宋" w:hAnsi="Times New Roman"/>
+                <w:color w:val="0070C0"/>
+                <w:kern w:val="0"/>
                 <w:sz w:val="24"/>
                 <w:szCs w:val="24"/>
               </w:rPr>
@@ -6975,23 +7028,6 @@
             </w:pPr>
             <w:r>
               <w:rPr>
-                <w:rFonts w:ascii="Times New Roman" w:eastAsia="仿宋" w:hAnsi="Times New Roman" w:hint="eastAsia"/>
-                <w:sz w:val="24"/>
-                <w:szCs w:val="24"/>
-                <w:u w:val="single"/>
-              </w:rPr>
-              <w:t>谢雄耀</w:t>
-            </w:r>
-            <w:r>
-              <w:rPr>
-                <w:rFonts w:ascii="Times New Roman" w:eastAsia="仿宋" w:hAnsi="Times New Roman"/>
-                <w:sz w:val="24"/>
-                <w:szCs w:val="24"/>
-              </w:rPr>
-              <w:t xml:space="preserve">, </w:t>
-            </w:r>
-            <w:r>
-              <w:rPr>
                 <w:rFonts w:ascii="Times New Roman" w:eastAsia="仿宋" w:hAnsi="Times New Roman"/>
                 <w:b/>
                 <w:bCs/>
@@ -7006,6 +7042,70 @@
                 <w:sz w:val="24"/>
                 <w:szCs w:val="24"/>
               </w:rPr>
+              <w:t xml:space="preserve">, </w:t>
+            </w:r>
+            <w:r>
+              <w:rPr>
+                <w:rFonts w:ascii="Times New Roman" w:eastAsia="仿宋" w:hAnsi="Times New Roman"/>
+                <w:sz w:val="24"/>
+                <w:szCs w:val="24"/>
+              </w:rPr>
+              <w:t>关振长</w:t>
+            </w:r>
+            <w:r>
+              <w:rPr>
+                <w:rFonts w:ascii="Times New Roman" w:eastAsia="仿宋" w:hAnsi="Times New Roman"/>
+                <w:sz w:val="24"/>
+                <w:szCs w:val="24"/>
+              </w:rPr>
+              <w:t xml:space="preserve">, </w:t>
+            </w:r>
+            <w:r>
+              <w:rPr>
+                <w:rFonts w:ascii="Times New Roman" w:eastAsia="仿宋" w:hAnsi="Times New Roman"/>
+                <w:sz w:val="24"/>
+                <w:szCs w:val="24"/>
+              </w:rPr>
+              <w:t>徐诗涵</w:t>
+            </w:r>
+            <w:r>
+              <w:rPr>
+                <w:rFonts w:ascii="Times New Roman" w:eastAsia="仿宋" w:hAnsi="Times New Roman"/>
+                <w:sz w:val="24"/>
+                <w:szCs w:val="24"/>
+              </w:rPr>
+              <w:t xml:space="preserve">, </w:t>
+            </w:r>
+            <w:r>
+              <w:rPr>
+                <w:rFonts w:ascii="Times New Roman" w:eastAsia="仿宋" w:hAnsi="Times New Roman"/>
+                <w:sz w:val="24"/>
+                <w:szCs w:val="24"/>
+              </w:rPr>
+              <w:t>黄一韩</w:t>
+            </w:r>
+            <w:r>
+              <w:rPr>
+                <w:rFonts w:ascii="Times New Roman" w:eastAsia="仿宋" w:hAnsi="Times New Roman"/>
+                <w:sz w:val="24"/>
+                <w:szCs w:val="24"/>
+              </w:rPr>
+              <w:t xml:space="preserve">, </w:t>
+            </w:r>
+            <w:r>
+              <w:rPr>
+                <w:rFonts w:ascii="Times New Roman" w:eastAsia="仿宋" w:hAnsi="Times New Roman"/>
+                <w:sz w:val="24"/>
+                <w:szCs w:val="24"/>
+              </w:rPr>
+              <w:t>林志城</w:t>
+            </w:r>
+            <w:r>
+              <w:rPr>
+                <w:rFonts w:ascii="Times New Roman" w:eastAsia="仿宋" w:hAnsi="Times New Roman"/>
+                <w:sz w:val="24"/>
+                <w:szCs w:val="24"/>
+              </w:rPr>
               <w:t xml:space="preserve">, &amp; </w:t>
             </w:r>
             <w:r>
@@ -7014,44 +7114,37 @@
                 <w:sz w:val="24"/>
                 <w:szCs w:val="24"/>
               </w:rPr>
-              <w:t>唐亘跻</w:t>
-            </w:r>
-            <w:r>
-              <w:rPr>
-                <w:rFonts w:ascii="Times New Roman" w:eastAsia="仿宋" w:hAnsi="Times New Roman"/>
-                <w:sz w:val="24"/>
-                <w:szCs w:val="24"/>
-              </w:rPr>
-              <w:t xml:space="preserve">. (2025). </w:t>
-            </w:r>
-            <w:r>
-              <w:rPr>
-                <w:rFonts w:ascii="Times New Roman" w:eastAsia="仿宋" w:hAnsi="Times New Roman"/>
-                <w:sz w:val="24"/>
-                <w:szCs w:val="24"/>
-              </w:rPr>
-              <w:t>一种用于隧道三维点云智能处理的神经网络构建装置及方法</w:t>
-            </w:r>
-            <w:r>
-              <w:rPr>
-                <w:rFonts w:ascii="Times New Roman" w:eastAsia="仿宋" w:hAnsi="Times New Roman"/>
-                <w:sz w:val="24"/>
-                <w:szCs w:val="24"/>
-              </w:rPr>
-              <w:t xml:space="preserve"> (Patent CN202510484006.9).</w:t>
-            </w:r>
-            <w:r>
-              <w:rPr>
-                <w:rFonts w:ascii="Times New Roman" w:eastAsia="仿宋" w:hAnsi="Times New Roman"/>
-                <w:sz w:val="24"/>
-                <w:szCs w:val="24"/>
-              </w:rPr>
-              <w:t xml:space="preserve"> </w:t>
+              <w:t>许辉</w:t>
+            </w:r>
+            <w:r>
+              <w:rPr>
+                <w:rFonts w:ascii="Times New Roman" w:eastAsia="仿宋" w:hAnsi="Times New Roman"/>
+                <w:sz w:val="24"/>
+                <w:szCs w:val="24"/>
+              </w:rPr>
+              <w:t xml:space="preserve">. (2026). </w:t>
+            </w:r>
+            <w:r>
+              <w:rPr>
+                <w:rFonts w:ascii="Times New Roman" w:eastAsia="仿宋" w:hAnsi="Times New Roman"/>
+                <w:sz w:val="24"/>
+                <w:szCs w:val="24"/>
+              </w:rPr>
+              <w:t>一种基于深度学习的山岭隧道开挖面渗漏水定量监测方法</w:t>
+            </w:r>
+            <w:r>
+              <w:rPr>
+                <w:rFonts w:ascii="Times New Roman" w:eastAsia="仿宋" w:hAnsi="Times New Roman"/>
+                <w:sz w:val="24"/>
+                <w:szCs w:val="24"/>
+              </w:rPr>
+              <w:t xml:space="preserve"> (Patent No. CN202512026457.0). </w:t>
             </w:r>
             <w:r>
               <w:rPr>
                 <w:rFonts w:ascii="Times New Roman" w:eastAsia="仿宋" w:hAnsi="Times New Roman"/>
                 <w:color w:val="0070C0"/>
+                <w:kern w:val="0"/>
                 <w:sz w:val="24"/>
                 <w:szCs w:val="24"/>
               </w:rPr>
@@ -7061,42 +7154,17 @@
               <w:rPr>
                 <w:rFonts w:ascii="Times New Roman" w:eastAsia="仿宋" w:hAnsi="Times New Roman" w:hint="eastAsia"/>
                 <w:color w:val="0070C0"/>
-                <w:sz w:val="24"/>
-                <w:szCs w:val="24"/>
-              </w:rPr>
-              <w:t>发明</w:t>
-            </w:r>
-            <w:r>
-              <w:rPr>
-                <w:rFonts w:ascii="Times New Roman" w:eastAsia="仿宋" w:hAnsi="Times New Roman" w:hint="eastAsia"/>
+                <w:kern w:val="0"/>
+                <w:sz w:val="24"/>
+                <w:szCs w:val="24"/>
+              </w:rPr>
+              <w:t>发明申请</w:t>
+            </w:r>
+            <w:r>
+              <w:rPr>
+                <w:rFonts w:ascii="Times New Roman" w:eastAsia="仿宋" w:hAnsi="Times New Roman"/>
                 <w:color w:val="0070C0"/>
-                <w:sz w:val="24"/>
-                <w:szCs w:val="24"/>
-              </w:rPr>
-              <w:t>,</w:t>
-            </w:r>
-            <w:r>
-              <w:rPr>
-                <w:rFonts w:ascii="Times New Roman" w:eastAsia="仿宋" w:hAnsi="Times New Roman"/>
-                <w:color w:val="0070C0"/>
-                <w:sz w:val="24"/>
-                <w:szCs w:val="24"/>
-              </w:rPr>
-              <w:t xml:space="preserve"> </w:t>
-            </w:r>
-            <w:r>
-              <w:rPr>
-                <w:rFonts w:ascii="Times New Roman" w:eastAsia="仿宋" w:hAnsi="Times New Roman" w:hint="eastAsia"/>
-                <w:color w:val="0070C0"/>
-                <w:sz w:val="24"/>
-                <w:szCs w:val="24"/>
-              </w:rPr>
-              <w:t>实质审查的生效</w:t>
-            </w:r>
-            <w:r>
-              <w:rPr>
-                <w:rFonts w:ascii="Times New Roman" w:eastAsia="仿宋" w:hAnsi="Times New Roman"/>
-                <w:color w:val="0070C0"/>
+                <w:kern w:val="0"/>
                 <w:sz w:val="24"/>
                 <w:szCs w:val="24"/>
               </w:rPr>
@@ -7120,158 +7188,6 @@
             <w:r>
               <w:rPr>
                 <w:rFonts w:ascii="Times New Roman" w:eastAsia="仿宋" w:hAnsi="Times New Roman" w:hint="eastAsia"/>
-                <w:sz w:val="24"/>
-                <w:szCs w:val="24"/>
-              </w:rPr>
-              <w:t>牛刚</w:t>
-            </w:r>
-            <w:r>
-              <w:rPr>
-                <w:rFonts w:ascii="Times New Roman" w:eastAsia="仿宋" w:hAnsi="Times New Roman" w:hint="eastAsia"/>
-                <w:sz w:val="24"/>
-                <w:szCs w:val="24"/>
-              </w:rPr>
-              <w:t>,</w:t>
-            </w:r>
-            <w:r>
-              <w:rPr>
-                <w:rFonts w:ascii="Times New Roman" w:eastAsia="仿宋" w:hAnsi="Times New Roman"/>
-                <w:sz w:val="24"/>
-                <w:szCs w:val="24"/>
-              </w:rPr>
-              <w:t xml:space="preserve"> </w:t>
-            </w:r>
-            <w:r>
-              <w:rPr>
-                <w:rFonts w:ascii="Times New Roman" w:eastAsia="仿宋" w:hAnsi="Times New Roman" w:hint="eastAsia"/>
-                <w:sz w:val="24"/>
-                <w:szCs w:val="24"/>
-              </w:rPr>
-              <w:t>秦宝军</w:t>
-            </w:r>
-            <w:r>
-              <w:rPr>
-                <w:rFonts w:ascii="Times New Roman" w:eastAsia="仿宋" w:hAnsi="Times New Roman" w:hint="eastAsia"/>
-                <w:sz w:val="24"/>
-                <w:szCs w:val="24"/>
-              </w:rPr>
-              <w:t xml:space="preserve">, </w:t>
-            </w:r>
-            <w:r>
-              <w:rPr>
-                <w:rFonts w:ascii="Times New Roman" w:eastAsia="仿宋" w:hAnsi="Times New Roman" w:hint="eastAsia"/>
-                <w:sz w:val="24"/>
-                <w:szCs w:val="24"/>
-              </w:rPr>
-              <w:t>周志广</w:t>
-            </w:r>
-            <w:r>
-              <w:rPr>
-                <w:rFonts w:ascii="Times New Roman" w:eastAsia="仿宋" w:hAnsi="Times New Roman" w:hint="eastAsia"/>
-                <w:sz w:val="24"/>
-                <w:szCs w:val="24"/>
-              </w:rPr>
-              <w:t xml:space="preserve">, </w:t>
-            </w:r>
-            <w:r>
-              <w:rPr>
-                <w:rFonts w:ascii="Times New Roman" w:eastAsia="仿宋" w:hAnsi="Times New Roman" w:hint="eastAsia"/>
-                <w:sz w:val="24"/>
-                <w:szCs w:val="24"/>
-              </w:rPr>
-              <w:t>肖中林</w:t>
-            </w:r>
-            <w:r>
-              <w:rPr>
-                <w:rFonts w:ascii="Times New Roman" w:eastAsia="仿宋" w:hAnsi="Times New Roman" w:hint="eastAsia"/>
-                <w:sz w:val="24"/>
-                <w:szCs w:val="24"/>
-              </w:rPr>
-              <w:t xml:space="preserve">, </w:t>
-            </w:r>
-            <w:r>
-              <w:rPr>
-                <w:rFonts w:ascii="Times New Roman" w:eastAsia="仿宋" w:hAnsi="Times New Roman" w:hint="eastAsia"/>
-                <w:sz w:val="24"/>
-                <w:szCs w:val="24"/>
-              </w:rPr>
-              <w:t>杨庆</w:t>
-            </w:r>
-            <w:r>
-              <w:rPr>
-                <w:rFonts w:ascii="Times New Roman" w:eastAsia="仿宋" w:hAnsi="Times New Roman" w:hint="eastAsia"/>
-                <w:sz w:val="24"/>
-                <w:szCs w:val="24"/>
-              </w:rPr>
-              <w:t xml:space="preserve">, </w:t>
-            </w:r>
-            <w:r>
-              <w:rPr>
-                <w:rFonts w:ascii="Times New Roman" w:eastAsia="仿宋" w:hAnsi="Times New Roman" w:hint="eastAsia"/>
-                <w:sz w:val="24"/>
-                <w:szCs w:val="24"/>
-              </w:rPr>
-              <w:t>孙斌</w:t>
-            </w:r>
-            <w:r>
-              <w:rPr>
-                <w:rFonts w:ascii="Times New Roman" w:eastAsia="仿宋" w:hAnsi="Times New Roman" w:hint="eastAsia"/>
-                <w:sz w:val="24"/>
-                <w:szCs w:val="24"/>
-              </w:rPr>
-              <w:t xml:space="preserve">, </w:t>
-            </w:r>
-            <w:r>
-              <w:rPr>
-                <w:rFonts w:ascii="Times New Roman" w:eastAsia="仿宋" w:hAnsi="Times New Roman" w:hint="eastAsia"/>
-                <w:sz w:val="24"/>
-                <w:szCs w:val="24"/>
-              </w:rPr>
-              <w:t>邓魏彬</w:t>
-            </w:r>
-            <w:r>
-              <w:rPr>
-                <w:rFonts w:ascii="Times New Roman" w:eastAsia="仿宋" w:hAnsi="Times New Roman" w:hint="eastAsia"/>
-                <w:sz w:val="24"/>
-                <w:szCs w:val="24"/>
-              </w:rPr>
-              <w:t xml:space="preserve">, </w:t>
-            </w:r>
-            <w:r>
-              <w:rPr>
-                <w:rFonts w:ascii="Times New Roman" w:eastAsia="仿宋" w:hAnsi="Times New Roman" w:hint="eastAsia"/>
-                <w:sz w:val="24"/>
-                <w:szCs w:val="24"/>
-              </w:rPr>
-              <w:t>王亮</w:t>
-            </w:r>
-            <w:r>
-              <w:rPr>
-                <w:rFonts w:ascii="Times New Roman" w:eastAsia="仿宋" w:hAnsi="Times New Roman" w:hint="eastAsia"/>
-                <w:sz w:val="24"/>
-                <w:szCs w:val="24"/>
-              </w:rPr>
-              <w:t xml:space="preserve">, </w:t>
-            </w:r>
-            <w:r>
-              <w:rPr>
-                <w:rFonts w:ascii="Times New Roman" w:eastAsia="仿宋" w:hAnsi="Times New Roman" w:hint="eastAsia"/>
-                <w:sz w:val="24"/>
-                <w:szCs w:val="24"/>
-              </w:rPr>
-              <w:t>马俊雨</w:t>
-            </w:r>
-            <w:r>
-              <w:rPr>
-                <w:rFonts w:ascii="Times New Roman" w:eastAsia="仿宋" w:hAnsi="Times New Roman" w:hint="eastAsia"/>
-                <w:sz w:val="24"/>
-                <w:szCs w:val="24"/>
-              </w:rPr>
-              <w:t xml:space="preserve">, </w:t>
-            </w:r>
-            <w:r>
-              <w:rPr>
-                <w:rFonts w:ascii="Times New Roman" w:eastAsia="仿宋" w:hAnsi="Times New Roman" w:hint="eastAsia"/>
                 <w:b/>
                 <w:bCs/>
                 <w:sz w:val="24"/>
@@ -7281,7 +7197,7 @@
             </w:r>
             <w:r>
               <w:rPr>
-                <w:rFonts w:ascii="Times New Roman" w:eastAsia="仿宋" w:hAnsi="Times New Roman" w:hint="eastAsia"/>
+                <w:rFonts w:ascii="Times New Roman" w:eastAsia="仿宋" w:hAnsi="Times New Roman"/>
                 <w:sz w:val="24"/>
                 <w:szCs w:val="24"/>
               </w:rPr>
@@ -7289,31 +7205,104 @@
             </w:r>
             <w:r>
               <w:rPr>
-                <w:rFonts w:ascii="Times New Roman" w:eastAsia="仿宋" w:hAnsi="Times New Roman" w:hint="eastAsia"/>
-                <w:sz w:val="24"/>
-                <w:szCs w:val="24"/>
-              </w:rPr>
-              <w:t>周彪</w:t>
-            </w:r>
-            <w:r>
-              <w:rPr>
-                <w:rFonts w:ascii="Times New Roman" w:eastAsia="仿宋" w:hAnsi="Times New Roman" w:hint="eastAsia"/>
-                <w:sz w:val="24"/>
-                <w:szCs w:val="24"/>
-              </w:rPr>
-              <w:t>,</w:t>
-            </w:r>
-            <w:r>
-              <w:rPr>
-                <w:rFonts w:ascii="Times New Roman" w:eastAsia="仿宋" w:hAnsi="Times New Roman"/>
-                <w:sz w:val="24"/>
-                <w:szCs w:val="24"/>
-              </w:rPr>
-              <w:t xml:space="preserve"> &amp;</w:t>
-            </w:r>
-            <w:r>
-              <w:rPr>
-                <w:rFonts w:ascii="Times New Roman" w:eastAsia="仿宋" w:hAnsi="Times New Roman" w:hint="eastAsia"/>
+                <w:rFonts w:ascii="Times New Roman" w:eastAsia="仿宋" w:hAnsi="Times New Roman"/>
+                <w:sz w:val="24"/>
+                <w:szCs w:val="24"/>
+              </w:rPr>
+              <w:t>关振长</w:t>
+            </w:r>
+            <w:r>
+              <w:rPr>
+                <w:rFonts w:ascii="Times New Roman" w:eastAsia="仿宋" w:hAnsi="Times New Roman"/>
+                <w:sz w:val="24"/>
+                <w:szCs w:val="24"/>
+              </w:rPr>
+              <w:t xml:space="preserve">, </w:t>
+            </w:r>
+            <w:r>
+              <w:rPr>
+                <w:rFonts w:ascii="Times New Roman" w:eastAsia="仿宋" w:hAnsi="Times New Roman"/>
+                <w:sz w:val="24"/>
+                <w:szCs w:val="24"/>
+              </w:rPr>
+              <w:t>徐诗涵</w:t>
+            </w:r>
+            <w:r>
+              <w:rPr>
+                <w:rFonts w:ascii="Times New Roman" w:eastAsia="仿宋" w:hAnsi="Times New Roman"/>
+                <w:sz w:val="24"/>
+                <w:szCs w:val="24"/>
+              </w:rPr>
+              <w:t xml:space="preserve">, </w:t>
+            </w:r>
+            <w:r>
+              <w:rPr>
+                <w:rFonts w:ascii="Times New Roman" w:eastAsia="仿宋" w:hAnsi="Times New Roman"/>
+                <w:sz w:val="24"/>
+                <w:szCs w:val="24"/>
+              </w:rPr>
+              <w:t>黄一韩</w:t>
+            </w:r>
+            <w:r>
+              <w:rPr>
+                <w:rFonts w:ascii="Times New Roman" w:eastAsia="仿宋" w:hAnsi="Times New Roman"/>
+                <w:sz w:val="24"/>
+                <w:szCs w:val="24"/>
+              </w:rPr>
+              <w:t xml:space="preserve">, </w:t>
+            </w:r>
+            <w:r>
+              <w:rPr>
+                <w:rFonts w:ascii="Times New Roman" w:eastAsia="仿宋" w:hAnsi="Times New Roman"/>
+                <w:sz w:val="24"/>
+                <w:szCs w:val="24"/>
+              </w:rPr>
+              <w:t>林志城</w:t>
+            </w:r>
+            <w:r>
+              <w:rPr>
+                <w:rFonts w:ascii="Times New Roman" w:eastAsia="仿宋" w:hAnsi="Times New Roman"/>
+                <w:sz w:val="24"/>
+                <w:szCs w:val="24"/>
+              </w:rPr>
+              <w:t xml:space="preserve">, &amp; </w:t>
+            </w:r>
+            <w:r>
+              <w:rPr>
+                <w:rFonts w:ascii="Times New Roman" w:eastAsia="仿宋" w:hAnsi="Times New Roman"/>
+                <w:sz w:val="24"/>
+                <w:szCs w:val="24"/>
+              </w:rPr>
+              <w:t>许辉</w:t>
+            </w:r>
+            <w:r>
+              <w:rPr>
+                <w:rFonts w:ascii="Times New Roman" w:eastAsia="仿宋" w:hAnsi="Times New Roman"/>
+                <w:sz w:val="24"/>
+                <w:szCs w:val="24"/>
+              </w:rPr>
+              <w:t xml:space="preserve">. (2026). </w:t>
+            </w:r>
+            <w:r>
+              <w:rPr>
+                <w:rFonts w:ascii="Times New Roman" w:eastAsia="仿宋" w:hAnsi="Times New Roman"/>
+                <w:sz w:val="24"/>
+                <w:szCs w:val="24"/>
+              </w:rPr>
+              <w:t>一种融合激光和视频数据的山岭隧道渗漏水实时监测方法</w:t>
+            </w:r>
+            <w:r>
+              <w:rPr>
+                <w:rFonts w:ascii="Times New Roman" w:eastAsia="仿宋" w:hAnsi="Times New Roman"/>
+                <w:sz w:val="24"/>
+                <w:szCs w:val="24"/>
+              </w:rPr>
+              <w:t xml:space="preserve"> (Patent No. CN202511733577.8).</w:t>
+            </w:r>
+            <w:r>
+              <w:rPr>
+                <w:rFonts w:ascii="Times New Roman" w:eastAsia="仿宋" w:hAnsi="Times New Roman"/>
+                <w:color w:val="0070C0"/>
                 <w:sz w:val="24"/>
                 <w:szCs w:val="24"/>
               </w:rPr>
@@ -7321,32 +7310,9 @@
             </w:r>
             <w:r>
               <w:rPr>
-                <w:rFonts w:ascii="Times New Roman" w:eastAsia="仿宋" w:hAnsi="Times New Roman" w:hint="eastAsia"/>
-                <w:sz w:val="24"/>
-                <w:szCs w:val="24"/>
-                <w:u w:val="single"/>
-              </w:rPr>
-              <w:t>谢雄耀</w:t>
-            </w:r>
-            <w:r>
-              <w:rPr>
-                <w:rFonts w:ascii="Times New Roman" w:eastAsia="仿宋" w:hAnsi="Times New Roman" w:hint="eastAsia"/>
-                <w:sz w:val="24"/>
-                <w:szCs w:val="24"/>
-              </w:rPr>
-              <w:t>.</w:t>
-            </w:r>
-            <w:r>
-              <w:rPr>
-                <w:rFonts w:ascii="Times New Roman" w:eastAsia="仿宋" w:hAnsi="Times New Roman"/>
-                <w:sz w:val="24"/>
-                <w:szCs w:val="24"/>
-              </w:rPr>
-              <w:t xml:space="preserve"> </w:t>
-            </w:r>
-            <w:r>
-              <w:rPr>
-                <w:rFonts w:ascii="Times New Roman" w:eastAsia="仿宋" w:hAnsi="Times New Roman" w:hint="eastAsia"/>
+                <w:rFonts w:ascii="Times New Roman" w:eastAsia="仿宋" w:hAnsi="Times New Roman"/>
+                <w:color w:val="0070C0"/>
+                <w:kern w:val="0"/>
                 <w:sz w:val="24"/>
                 <w:szCs w:val="24"/>
               </w:rPr>
@@ -7354,101 +7320,19 @@
             </w:r>
             <w:r>
               <w:rPr>
-                <w:rFonts w:ascii="Times New Roman" w:eastAsia="仿宋" w:hAnsi="Times New Roman"/>
-                <w:sz w:val="24"/>
-                <w:szCs w:val="24"/>
-              </w:rPr>
-              <w:t xml:space="preserve">2025). </w:t>
-            </w:r>
-            <w:r>
-              <w:rPr>
-                <w:rFonts w:ascii="Times New Roman" w:eastAsia="仿宋" w:hAnsi="Times New Roman" w:hint="eastAsia"/>
-                <w:sz w:val="24"/>
-                <w:szCs w:val="24"/>
-              </w:rPr>
-              <w:t>一种基于点云特征深度学习的盾构隧道单环点云分割方法</w:t>
-            </w:r>
-            <w:r>
-              <w:rPr>
-                <w:rFonts w:ascii="Times New Roman" w:eastAsia="仿宋" w:hAnsi="Times New Roman" w:hint="eastAsia"/>
-                <w:sz w:val="24"/>
-                <w:szCs w:val="24"/>
-              </w:rPr>
-              <w:t xml:space="preserve"> </w:t>
-            </w:r>
-            <w:r>
-              <w:rPr>
-                <w:rFonts w:ascii="Times New Roman" w:eastAsia="仿宋" w:hAnsi="Times New Roman"/>
-                <w:sz w:val="24"/>
-                <w:szCs w:val="24"/>
-              </w:rPr>
-              <w:t>(Patent CN202411358578.4)</w:t>
-            </w:r>
-            <w:r>
-              <w:rPr>
-                <w:rFonts w:ascii="Times New Roman" w:eastAsia="仿宋" w:hAnsi="Times New Roman" w:hint="eastAsia"/>
-                <w:sz w:val="24"/>
-                <w:szCs w:val="24"/>
-              </w:rPr>
-              <w:t>.</w:t>
-            </w:r>
-            <w:r>
-              <w:rPr>
-                <w:rFonts w:ascii="Times New Roman" w:eastAsia="仿宋" w:hAnsi="Times New Roman"/>
-                <w:sz w:val="24"/>
-                <w:szCs w:val="24"/>
-              </w:rPr>
-              <w:t xml:space="preserve"> </w:t>
-            </w:r>
-            <w:r>
-              <w:rPr>
-                <w:rFonts w:ascii="Times New Roman" w:eastAsia="仿宋" w:hAnsi="Times New Roman"/>
+                <w:rFonts w:ascii="Times New Roman" w:eastAsia="仿宋" w:hAnsi="Times New Roman" w:hint="eastAsia"/>
                 <w:color w:val="0070C0"/>
-                <w:sz w:val="24"/>
-                <w:szCs w:val="24"/>
-              </w:rPr>
-              <w:t>(</w:t>
-            </w:r>
-            <w:r>
-              <w:rPr>
-                <w:rFonts w:ascii="Times New Roman" w:eastAsia="仿宋" w:hAnsi="Times New Roman" w:hint="eastAsia"/>
+                <w:kern w:val="0"/>
+                <w:sz w:val="24"/>
+                <w:szCs w:val="24"/>
+              </w:rPr>
+              <w:t>发明申请</w:t>
+            </w:r>
+            <w:r>
+              <w:rPr>
+                <w:rFonts w:ascii="Times New Roman" w:eastAsia="仿宋" w:hAnsi="Times New Roman"/>
                 <w:color w:val="0070C0"/>
-                <w:sz w:val="24"/>
-                <w:szCs w:val="24"/>
-              </w:rPr>
-              <w:t>发明</w:t>
-            </w:r>
-            <w:r>
-              <w:rPr>
-                <w:rFonts w:ascii="Times New Roman" w:eastAsia="仿宋" w:hAnsi="Times New Roman" w:hint="eastAsia"/>
-                <w:color w:val="0070C0"/>
-                <w:sz w:val="24"/>
-                <w:szCs w:val="24"/>
-              </w:rPr>
-              <w:t>,</w:t>
-            </w:r>
-            <w:r>
-              <w:rPr>
-                <w:rFonts w:ascii="Times New Roman" w:eastAsia="仿宋" w:hAnsi="Times New Roman"/>
-                <w:color w:val="0070C0"/>
-                <w:sz w:val="24"/>
-                <w:szCs w:val="24"/>
-              </w:rPr>
-              <w:t xml:space="preserve"> </w:t>
-            </w:r>
-            <w:r>
-              <w:rPr>
-                <w:rFonts w:ascii="Times New Roman" w:eastAsia="仿宋" w:hAnsi="Times New Roman" w:hint="eastAsia"/>
-                <w:color w:val="0070C0"/>
-                <w:sz w:val="24"/>
-                <w:szCs w:val="24"/>
-              </w:rPr>
-              <w:t>实质审查的生效</w:t>
-            </w:r>
-            <w:r>
-              <w:rPr>
-                <w:rFonts w:ascii="Times New Roman" w:eastAsia="仿宋" w:hAnsi="Times New Roman"/>
-                <w:color w:val="0070C0"/>
+                <w:kern w:val="0"/>
                 <w:sz w:val="24"/>
                 <w:szCs w:val="24"/>
               </w:rPr>
@@ -7475,7 +7359,7 @@
                 <w:sz w:val="24"/>
                 <w:szCs w:val="24"/>
               </w:rPr>
-              <w:t>周应新</w:t>
+              <w:t>李向瑞</w:t>
             </w:r>
             <w:r>
               <w:rPr>
@@ -7490,9 +7374,8 @@
                 <w:rFonts w:ascii="Times New Roman" w:eastAsia="仿宋" w:hAnsi="Times New Roman"/>
                 <w:sz w:val="24"/>
                 <w:szCs w:val="24"/>
-                <w:u w:val="single"/>
-              </w:rPr>
-              <w:t>谢雄耀</w:t>
+              </w:rPr>
+              <w:t>关振长</w:t>
             </w:r>
             <w:r>
               <w:rPr>
@@ -7508,7 +7391,7 @@
                 <w:sz w:val="24"/>
                 <w:szCs w:val="24"/>
               </w:rPr>
-              <w:t>周彪</w:t>
+              <w:t>孙远方</w:t>
             </w:r>
             <w:r>
               <w:rPr>
@@ -7542,7 +7425,7 @@
                 <w:sz w:val="24"/>
                 <w:szCs w:val="24"/>
               </w:rPr>
-              <w:t>张洋宾</w:t>
+              <w:t>宋成年</w:t>
             </w:r>
             <w:r>
               <w:rPr>
@@ -7558,167 +7441,7 @@
                 <w:sz w:val="24"/>
                 <w:szCs w:val="24"/>
               </w:rPr>
-              <w:t>陈思晗</w:t>
-            </w:r>
-            <w:r>
-              <w:rPr>
-                <w:rFonts w:ascii="Times New Roman" w:eastAsia="仿宋" w:hAnsi="Times New Roman"/>
-                <w:sz w:val="24"/>
-                <w:szCs w:val="24"/>
-              </w:rPr>
-              <w:t xml:space="preserve">, </w:t>
-            </w:r>
-            <w:r>
-              <w:rPr>
-                <w:rFonts w:ascii="Times New Roman" w:eastAsia="仿宋" w:hAnsi="Times New Roman"/>
-                <w:sz w:val="24"/>
-                <w:szCs w:val="24"/>
-              </w:rPr>
-              <w:t>徐泓睿</w:t>
-            </w:r>
-            <w:r>
-              <w:rPr>
-                <w:rFonts w:ascii="Times New Roman" w:eastAsia="仿宋" w:hAnsi="Times New Roman"/>
-                <w:sz w:val="24"/>
-                <w:szCs w:val="24"/>
-              </w:rPr>
-              <w:t xml:space="preserve">, </w:t>
-            </w:r>
-            <w:r>
-              <w:rPr>
-                <w:rFonts w:ascii="Times New Roman" w:eastAsia="仿宋" w:hAnsi="Times New Roman"/>
-                <w:sz w:val="24"/>
-                <w:szCs w:val="24"/>
-              </w:rPr>
-              <w:t>钱正富</w:t>
-            </w:r>
-            <w:r>
-              <w:rPr>
-                <w:rFonts w:ascii="Times New Roman" w:eastAsia="仿宋" w:hAnsi="Times New Roman"/>
-                <w:sz w:val="24"/>
-                <w:szCs w:val="24"/>
-              </w:rPr>
-              <w:t xml:space="preserve">, </w:t>
-            </w:r>
-            <w:r>
-              <w:rPr>
-                <w:rFonts w:ascii="Times New Roman" w:eastAsia="仿宋" w:hAnsi="Times New Roman"/>
-                <w:sz w:val="24"/>
-                <w:szCs w:val="24"/>
-              </w:rPr>
-              <w:t>曾维成</w:t>
-            </w:r>
-            <w:r>
-              <w:rPr>
-                <w:rFonts w:ascii="Times New Roman" w:eastAsia="仿宋" w:hAnsi="Times New Roman"/>
-                <w:sz w:val="24"/>
-                <w:szCs w:val="24"/>
-              </w:rPr>
-              <w:t xml:space="preserve">, </w:t>
-            </w:r>
-            <w:r>
-              <w:rPr>
-                <w:rFonts w:ascii="Times New Roman" w:eastAsia="仿宋" w:hAnsi="Times New Roman"/>
-                <w:sz w:val="24"/>
-                <w:szCs w:val="24"/>
-              </w:rPr>
-              <w:t>杨俊宏</w:t>
-            </w:r>
-            <w:r>
-              <w:rPr>
-                <w:rFonts w:ascii="Times New Roman" w:eastAsia="仿宋" w:hAnsi="Times New Roman"/>
-                <w:sz w:val="24"/>
-                <w:szCs w:val="24"/>
-              </w:rPr>
-              <w:t xml:space="preserve">, </w:t>
-            </w:r>
-            <w:r>
-              <w:rPr>
-                <w:rFonts w:ascii="Times New Roman" w:eastAsia="仿宋" w:hAnsi="Times New Roman"/>
-                <w:sz w:val="24"/>
-                <w:szCs w:val="24"/>
-              </w:rPr>
-              <w:t>唐能</w:t>
-            </w:r>
-            <w:r>
-              <w:rPr>
-                <w:rFonts w:ascii="Times New Roman" w:eastAsia="仿宋" w:hAnsi="Times New Roman"/>
-                <w:sz w:val="24"/>
-                <w:szCs w:val="24"/>
-              </w:rPr>
-              <w:t xml:space="preserve">, </w:t>
-            </w:r>
-            <w:r>
-              <w:rPr>
-                <w:rFonts w:ascii="Times New Roman" w:eastAsia="仿宋" w:hAnsi="Times New Roman"/>
-                <w:sz w:val="24"/>
-                <w:szCs w:val="24"/>
-              </w:rPr>
-              <w:t>刘志义</w:t>
-            </w:r>
-            <w:r>
-              <w:rPr>
-                <w:rFonts w:ascii="Times New Roman" w:eastAsia="仿宋" w:hAnsi="Times New Roman"/>
-                <w:sz w:val="24"/>
-                <w:szCs w:val="24"/>
-              </w:rPr>
-              <w:t xml:space="preserve">, </w:t>
-            </w:r>
-            <w:r>
-              <w:rPr>
-                <w:rFonts w:ascii="Times New Roman" w:eastAsia="仿宋" w:hAnsi="Times New Roman"/>
-                <w:sz w:val="24"/>
-                <w:szCs w:val="24"/>
-              </w:rPr>
-              <w:t>史明梅</w:t>
-            </w:r>
-            <w:r>
-              <w:rPr>
-                <w:rFonts w:ascii="Times New Roman" w:eastAsia="仿宋" w:hAnsi="Times New Roman"/>
-                <w:sz w:val="24"/>
-                <w:szCs w:val="24"/>
-              </w:rPr>
-              <w:t xml:space="preserve">, </w:t>
-            </w:r>
-            <w:r>
-              <w:rPr>
-                <w:rFonts w:ascii="Times New Roman" w:eastAsia="仿宋" w:hAnsi="Times New Roman"/>
-                <w:sz w:val="24"/>
-                <w:szCs w:val="24"/>
-              </w:rPr>
-              <w:t>唐忠林</w:t>
-            </w:r>
-            <w:r>
-              <w:rPr>
-                <w:rFonts w:ascii="Times New Roman" w:eastAsia="仿宋" w:hAnsi="Times New Roman"/>
-                <w:sz w:val="24"/>
-                <w:szCs w:val="24"/>
-              </w:rPr>
-              <w:t xml:space="preserve">, </w:t>
-            </w:r>
-            <w:r>
-              <w:rPr>
-                <w:rFonts w:ascii="Times New Roman" w:eastAsia="仿宋" w:hAnsi="Times New Roman"/>
-                <w:sz w:val="24"/>
-                <w:szCs w:val="24"/>
-              </w:rPr>
-              <w:t>胡兴云</w:t>
-            </w:r>
-            <w:r>
-              <w:rPr>
-                <w:rFonts w:ascii="Times New Roman" w:eastAsia="仿宋" w:hAnsi="Times New Roman"/>
-                <w:sz w:val="24"/>
-                <w:szCs w:val="24"/>
-              </w:rPr>
-              <w:t xml:space="preserve">, </w:t>
-            </w:r>
-            <w:r>
-              <w:rPr>
-                <w:rFonts w:ascii="Times New Roman" w:eastAsia="仿宋" w:hAnsi="Times New Roman"/>
-                <w:sz w:val="24"/>
-                <w:szCs w:val="24"/>
-              </w:rPr>
-              <w:t>赵刚</w:t>
+              <w:t>何敬房</w:t>
             </w:r>
             <w:r>
               <w:rPr>
@@ -7734,76 +7457,37 @@
                 <w:sz w:val="24"/>
                 <w:szCs w:val="24"/>
               </w:rPr>
-              <w:t>叶朋果</w:t>
-            </w:r>
-            <w:r>
-              <w:rPr>
-                <w:rFonts w:ascii="Times New Roman" w:eastAsia="仿宋" w:hAnsi="Times New Roman"/>
-                <w:sz w:val="24"/>
-                <w:szCs w:val="24"/>
-              </w:rPr>
-              <w:t xml:space="preserve">. (2022). </w:t>
-            </w:r>
-            <w:r>
-              <w:rPr>
-                <w:rFonts w:ascii="Times New Roman" w:eastAsia="仿宋" w:hAnsi="Times New Roman"/>
-                <w:sz w:val="24"/>
-                <w:szCs w:val="24"/>
-              </w:rPr>
-              <w:t>一种用于差异沉降控制的路堤水载预压反馈调节系统</w:t>
-            </w:r>
-            <w:r>
-              <w:rPr>
-                <w:rFonts w:ascii="Times New Roman" w:eastAsia="仿宋" w:hAnsi="Times New Roman" w:hint="eastAsia"/>
-                <w:sz w:val="24"/>
-                <w:szCs w:val="24"/>
-              </w:rPr>
-              <w:t xml:space="preserve"> </w:t>
-            </w:r>
-            <w:r>
-              <w:rPr>
-                <w:rFonts w:ascii="Times New Roman" w:eastAsia="仿宋" w:hAnsi="Times New Roman"/>
-                <w:sz w:val="24"/>
-                <w:szCs w:val="24"/>
-              </w:rPr>
-              <w:t xml:space="preserve">(Patent </w:t>
-            </w:r>
-            <w:r>
-              <w:rPr>
-                <w:rFonts w:ascii="Times New Roman" w:eastAsia="仿宋" w:hAnsi="Times New Roman"/>
-                <w:sz w:val="24"/>
-                <w:szCs w:val="24"/>
-              </w:rPr>
-              <w:t>CN202211150097.5</w:t>
-            </w:r>
-            <w:r>
-              <w:rPr>
-                <w:rFonts w:ascii="Times New Roman" w:eastAsia="仿宋" w:hAnsi="Times New Roman"/>
-                <w:sz w:val="24"/>
-                <w:szCs w:val="24"/>
-              </w:rPr>
-              <w:t>)</w:t>
-            </w:r>
-            <w:r>
-              <w:rPr>
-                <w:rFonts w:ascii="Times New Roman" w:eastAsia="仿宋" w:hAnsi="Times New Roman" w:hint="eastAsia"/>
-                <w:sz w:val="24"/>
-                <w:szCs w:val="24"/>
-              </w:rPr>
-              <w:t>.</w:t>
-            </w:r>
-            <w:r>
-              <w:rPr>
-                <w:rFonts w:ascii="Times New Roman" w:eastAsia="仿宋" w:hAnsi="Times New Roman"/>
-                <w:sz w:val="24"/>
-                <w:szCs w:val="24"/>
-              </w:rPr>
-              <w:t xml:space="preserve"> </w:t>
-            </w:r>
-            <w:r>
-              <w:rPr>
-                <w:rFonts w:ascii="Times New Roman" w:eastAsia="仿宋" w:hAnsi="Times New Roman" w:hint="eastAsia"/>
+              <w:t>黄正业</w:t>
+            </w:r>
+            <w:r>
+              <w:rPr>
+                <w:rFonts w:ascii="Times New Roman" w:eastAsia="仿宋" w:hAnsi="Times New Roman"/>
+                <w:sz w:val="24"/>
+                <w:szCs w:val="24"/>
+              </w:rPr>
+              <w:t xml:space="preserve">. (2026). </w:t>
+            </w:r>
+            <w:r>
+              <w:rPr>
+                <w:rFonts w:ascii="Times New Roman" w:eastAsia="仿宋" w:hAnsi="Times New Roman"/>
+                <w:sz w:val="24"/>
+                <w:szCs w:val="24"/>
+              </w:rPr>
+              <w:t>一种基于相关算法和数据融合的山岭隧道开挖面变形区域识别方法</w:t>
+            </w:r>
+            <w:r>
+              <w:rPr>
+                <w:rFonts w:ascii="Times New Roman" w:eastAsia="仿宋" w:hAnsi="Times New Roman"/>
+                <w:sz w:val="24"/>
+                <w:szCs w:val="24"/>
+              </w:rPr>
+              <w:t xml:space="preserve"> (Patent No. CN202511732842.0). </w:t>
+            </w:r>
+            <w:r>
+              <w:rPr>
+                <w:rFonts w:ascii="Times New Roman" w:eastAsia="仿宋" w:hAnsi="Times New Roman"/>
                 <w:color w:val="0070C0"/>
+                <w:kern w:val="0"/>
                 <w:sz w:val="24"/>
                 <w:szCs w:val="24"/>
               </w:rPr>
@@ -7813,42 +7497,17 @@
               <w:rPr>
                 <w:rFonts w:ascii="Times New Roman" w:eastAsia="仿宋" w:hAnsi="Times New Roman" w:hint="eastAsia"/>
                 <w:color w:val="0070C0"/>
-                <w:sz w:val="24"/>
-                <w:szCs w:val="24"/>
-              </w:rPr>
-              <w:t>发明</w:t>
-            </w:r>
-            <w:r>
-              <w:rPr>
-                <w:rFonts w:ascii="Times New Roman" w:eastAsia="仿宋" w:hAnsi="Times New Roman" w:hint="eastAsia"/>
+                <w:kern w:val="0"/>
+                <w:sz w:val="24"/>
+                <w:szCs w:val="24"/>
+              </w:rPr>
+              <w:t>发明申请</w:t>
+            </w:r>
+            <w:r>
+              <w:rPr>
+                <w:rFonts w:ascii="Times New Roman" w:eastAsia="仿宋" w:hAnsi="Times New Roman"/>
                 <w:color w:val="0070C0"/>
-                <w:sz w:val="24"/>
-                <w:szCs w:val="24"/>
-              </w:rPr>
-              <w:t>,</w:t>
-            </w:r>
-            <w:r>
-              <w:rPr>
-                <w:rFonts w:ascii="Times New Roman" w:eastAsia="仿宋" w:hAnsi="Times New Roman"/>
-                <w:color w:val="0070C0"/>
-                <w:sz w:val="24"/>
-                <w:szCs w:val="24"/>
-              </w:rPr>
-              <w:t xml:space="preserve"> </w:t>
-            </w:r>
-            <w:r>
-              <w:rPr>
-                <w:rFonts w:ascii="Times New Roman" w:eastAsia="仿宋" w:hAnsi="Times New Roman" w:hint="eastAsia"/>
-                <w:color w:val="0070C0"/>
-                <w:sz w:val="24"/>
-                <w:szCs w:val="24"/>
-              </w:rPr>
-              <w:t>实质审查的生效</w:t>
-            </w:r>
-            <w:r>
-              <w:rPr>
-                <w:rFonts w:ascii="Times New Roman" w:eastAsia="仿宋" w:hAnsi="Times New Roman" w:hint="eastAsia"/>
-                <w:color w:val="0070C0"/>
+                <w:kern w:val="0"/>
                 <w:sz w:val="24"/>
                 <w:szCs w:val="24"/>
               </w:rPr>
@@ -7871,11 +7530,11 @@
             </w:pPr>
             <w:r>
               <w:rPr>
-                <w:rFonts w:ascii="Times New Roman" w:eastAsia="仿宋" w:hAnsi="Times New Roman" w:hint="eastAsia"/>
-                <w:sz w:val="24"/>
-                <w:szCs w:val="24"/>
-              </w:rPr>
-              <w:t>鲁正</w:t>
+                <w:rFonts w:ascii="Times New Roman" w:eastAsia="仿宋" w:hAnsi="Times New Roman"/>
+                <w:sz w:val="24"/>
+                <w:szCs w:val="24"/>
+              </w:rPr>
+              <w:t>施静康</w:t>
             </w:r>
             <w:r>
               <w:rPr>
@@ -7891,7 +7550,23 @@
                 <w:sz w:val="24"/>
                 <w:szCs w:val="24"/>
               </w:rPr>
-              <w:t>常佳奇</w:t>
+              <w:t>魏成凯</w:t>
+            </w:r>
+            <w:r>
+              <w:rPr>
+                <w:rFonts w:ascii="Times New Roman" w:eastAsia="仿宋" w:hAnsi="Times New Roman"/>
+                <w:sz w:val="24"/>
+                <w:szCs w:val="24"/>
+              </w:rPr>
+              <w:t xml:space="preserve">, </w:t>
+            </w:r>
+            <w:r>
+              <w:rPr>
+                <w:rFonts w:ascii="Times New Roman" w:eastAsia="仿宋" w:hAnsi="Times New Roman"/>
+                <w:sz w:val="24"/>
+                <w:szCs w:val="24"/>
+              </w:rPr>
+              <w:t>关振长</w:t>
             </w:r>
             <w:r>
               <w:rPr>
@@ -7917,6 +7592,22 @@
                 <w:sz w:val="24"/>
                 <w:szCs w:val="24"/>
               </w:rPr>
+              <w:t xml:space="preserve">, </w:t>
+            </w:r>
+            <w:r>
+              <w:rPr>
+                <w:rFonts w:ascii="Times New Roman" w:eastAsia="仿宋" w:hAnsi="Times New Roman"/>
+                <w:sz w:val="24"/>
+                <w:szCs w:val="24"/>
+              </w:rPr>
+              <w:t>骆剑彬</w:t>
+            </w:r>
+            <w:r>
+              <w:rPr>
+                <w:rFonts w:ascii="Times New Roman" w:eastAsia="仿宋" w:hAnsi="Times New Roman"/>
+                <w:sz w:val="24"/>
+                <w:szCs w:val="24"/>
+              </w:rPr>
               <w:t xml:space="preserve">, &amp; </w:t>
             </w:r>
             <w:r>
@@ -7925,75 +7616,51 @@
                 <w:sz w:val="24"/>
                 <w:szCs w:val="24"/>
               </w:rPr>
-              <w:t>宰秋锐</w:t>
-            </w:r>
-            <w:r>
-              <w:rPr>
-                <w:rFonts w:ascii="Times New Roman" w:eastAsia="仿宋" w:hAnsi="Times New Roman"/>
-                <w:sz w:val="24"/>
-                <w:szCs w:val="24"/>
-              </w:rPr>
-              <w:t xml:space="preserve">. (2018). </w:t>
-            </w:r>
-            <w:r>
-              <w:rPr>
-                <w:rFonts w:ascii="Times New Roman" w:eastAsia="仿宋" w:hAnsi="Times New Roman"/>
-                <w:sz w:val="24"/>
-                <w:szCs w:val="24"/>
-              </w:rPr>
-              <w:t>可变阻尼铅芯橡胶阻尼器</w:t>
-            </w:r>
-            <w:r>
-              <w:rPr>
-                <w:rFonts w:ascii="Times New Roman" w:eastAsia="仿宋" w:hAnsi="Times New Roman" w:hint="eastAsia"/>
-                <w:sz w:val="24"/>
-                <w:szCs w:val="24"/>
-              </w:rPr>
-              <w:t xml:space="preserve"> </w:t>
-            </w:r>
-            <w:r>
-              <w:rPr>
-                <w:rFonts w:ascii="Times New Roman" w:eastAsia="仿宋" w:hAnsi="Times New Roman"/>
-                <w:sz w:val="24"/>
-                <w:szCs w:val="24"/>
-              </w:rPr>
-              <w:t>(Patent</w:t>
-            </w:r>
-            <w:r>
-              <w:rPr>
-                <w:rFonts w:ascii="Times New Roman" w:eastAsia="仿宋" w:hAnsi="Times New Roman"/>
-                <w:sz w:val="24"/>
-                <w:szCs w:val="24"/>
-              </w:rPr>
-              <w:t xml:space="preserve"> </w:t>
-            </w:r>
-            <w:r>
-              <w:rPr>
-                <w:rFonts w:ascii="Times New Roman" w:eastAsia="仿宋" w:hAnsi="Times New Roman"/>
-                <w:sz w:val="24"/>
-                <w:szCs w:val="24"/>
-              </w:rPr>
-              <w:t>CN201720597425.4</w:t>
-            </w:r>
-            <w:r>
-              <w:rPr>
-                <w:rFonts w:ascii="Times New Roman" w:eastAsia="仿宋" w:hAnsi="Times New Roman"/>
-                <w:sz w:val="24"/>
-                <w:szCs w:val="24"/>
-              </w:rPr>
-              <w:t>)</w:t>
-            </w:r>
-            <w:r>
-              <w:rPr>
-                <w:rFonts w:ascii="Times New Roman" w:eastAsia="仿宋" w:hAnsi="Times New Roman"/>
-                <w:sz w:val="24"/>
-                <w:szCs w:val="24"/>
-              </w:rPr>
-              <w:t xml:space="preserve">. </w:t>
-            </w:r>
-            <w:r>
-              <w:rPr>
-                <w:rFonts w:ascii="Times New Roman" w:eastAsia="仿宋" w:hAnsi="Times New Roman" w:hint="eastAsia"/>
+              <w:t>张鹤</w:t>
+            </w:r>
+            <w:r>
+              <w:rPr>
+                <w:rFonts w:ascii="Times New Roman" w:eastAsia="仿宋" w:hAnsi="Times New Roman"/>
+                <w:sz w:val="24"/>
+                <w:szCs w:val="24"/>
+              </w:rPr>
+              <w:t xml:space="preserve">. (2026). </w:t>
+            </w:r>
+            <w:r>
+              <w:rPr>
+                <w:rFonts w:ascii="Times New Roman" w:eastAsia="仿宋" w:hAnsi="Times New Roman"/>
+                <w:sz w:val="24"/>
+                <w:szCs w:val="24"/>
+              </w:rPr>
+              <w:t>一种高灵敏度</w:t>
+            </w:r>
+            <w:r>
+              <w:rPr>
+                <w:rFonts w:ascii="Times New Roman" w:eastAsia="仿宋" w:hAnsi="Times New Roman"/>
+                <w:sz w:val="24"/>
+                <w:szCs w:val="24"/>
+              </w:rPr>
+              <w:t>RFID</w:t>
+            </w:r>
+            <w:r>
+              <w:rPr>
+                <w:rFonts w:ascii="Times New Roman" w:eastAsia="仿宋" w:hAnsi="Times New Roman"/>
+                <w:sz w:val="24"/>
+                <w:szCs w:val="24"/>
+              </w:rPr>
+              <w:t>贴片天线式应变传感器</w:t>
+            </w:r>
+            <w:r>
+              <w:rPr>
+                <w:rFonts w:ascii="Times New Roman" w:eastAsia="仿宋" w:hAnsi="Times New Roman"/>
+                <w:sz w:val="24"/>
+                <w:szCs w:val="24"/>
+              </w:rPr>
+              <w:t xml:space="preserve"> (Patent No. CN202511598773.9). </w:t>
+            </w:r>
+            <w:r>
+              <w:rPr>
+                <w:rFonts w:ascii="Times New Roman" w:eastAsia="仿宋" w:hAnsi="Times New Roman"/>
                 <w:color w:val="0070C0"/>
                 <w:sz w:val="24"/>
                 <w:szCs w:val="24"/>
@@ -8002,7 +7669,7 @@
             </w:r>
             <w:r>
               <w:rPr>
-                <w:rFonts w:ascii="Times New Roman" w:eastAsia="仿宋" w:hAnsi="Times New Roman" w:hint="eastAsia"/>
+                <w:rFonts w:ascii="Times New Roman" w:eastAsia="仿宋" w:hAnsi="Times New Roman"/>
                 <w:color w:val="0070C0"/>
                 <w:sz w:val="24"/>
                 <w:szCs w:val="24"/>
@@ -8013,32 +7680,15 @@
               <w:rPr>
                 <w:rFonts w:ascii="Times New Roman" w:eastAsia="仿宋" w:hAnsi="Times New Roman" w:hint="eastAsia"/>
                 <w:color w:val="0070C0"/>
-                <w:sz w:val="24"/>
-                <w:szCs w:val="24"/>
-              </w:rPr>
-              <w:t>,</w:t>
-            </w:r>
-            <w:r>
-              <w:rPr>
-                <w:rFonts w:ascii="Times New Roman" w:eastAsia="仿宋" w:hAnsi="Times New Roman"/>
-                <w:color w:val="0070C0"/>
-                <w:sz w:val="24"/>
-                <w:szCs w:val="24"/>
-              </w:rPr>
-              <w:t xml:space="preserve"> </w:t>
-            </w:r>
-            <w:r>
-              <w:rPr>
-                <w:rFonts w:ascii="Times New Roman" w:eastAsia="仿宋" w:hAnsi="Times New Roman" w:hint="eastAsia"/>
-                <w:color w:val="0070C0"/>
-                <w:sz w:val="24"/>
-                <w:szCs w:val="24"/>
-              </w:rPr>
-              <w:t>授权</w:t>
-            </w:r>
-            <w:r>
-              <w:rPr>
-                <w:rFonts w:ascii="Times New Roman" w:eastAsia="仿宋" w:hAnsi="Times New Roman" w:hint="eastAsia"/>
+                <w:kern w:val="0"/>
+                <w:sz w:val="24"/>
+                <w:szCs w:val="24"/>
+              </w:rPr>
+              <w:t>申请</w:t>
+            </w:r>
+            <w:r>
+              <w:rPr>
+                <w:rFonts w:ascii="Times New Roman" w:eastAsia="仿宋" w:hAnsi="Times New Roman"/>
                 <w:color w:val="0070C0"/>
                 <w:sz w:val="24"/>
                 <w:szCs w:val="24"/>
@@ -8062,11 +7712,43 @@
             </w:pPr>
             <w:r>
               <w:rPr>
-                <w:rFonts w:ascii="Times New Roman" w:eastAsia="仿宋" w:hAnsi="Times New Roman" w:hint="eastAsia"/>
-                <w:sz w:val="24"/>
-                <w:szCs w:val="24"/>
-              </w:rPr>
-              <w:t>鲁正</w:t>
+                <w:rFonts w:ascii="Times New Roman" w:eastAsia="仿宋" w:hAnsi="Times New Roman"/>
+                <w:sz w:val="24"/>
+                <w:szCs w:val="24"/>
+              </w:rPr>
+              <w:t>施静康</w:t>
+            </w:r>
+            <w:r>
+              <w:rPr>
+                <w:rFonts w:ascii="Times New Roman" w:eastAsia="仿宋" w:hAnsi="Times New Roman"/>
+                <w:sz w:val="24"/>
+                <w:szCs w:val="24"/>
+              </w:rPr>
+              <w:t xml:space="preserve">, </w:t>
+            </w:r>
+            <w:r>
+              <w:rPr>
+                <w:rFonts w:ascii="Times New Roman" w:eastAsia="仿宋" w:hAnsi="Times New Roman"/>
+                <w:sz w:val="24"/>
+                <w:szCs w:val="24"/>
+              </w:rPr>
+              <w:t>周博涵</w:t>
+            </w:r>
+            <w:r>
+              <w:rPr>
+                <w:rFonts w:ascii="Times New Roman" w:eastAsia="仿宋" w:hAnsi="Times New Roman"/>
+                <w:sz w:val="24"/>
+                <w:szCs w:val="24"/>
+              </w:rPr>
+              <w:t xml:space="preserve">, </w:t>
+            </w:r>
+            <w:r>
+              <w:rPr>
+                <w:rFonts w:ascii="Times New Roman" w:eastAsia="仿宋" w:hAnsi="Times New Roman"/>
+                <w:sz w:val="24"/>
+                <w:szCs w:val="24"/>
+              </w:rPr>
+              <w:t>关振长</w:t>
             </w:r>
             <w:r>
               <w:rPr>
@@ -8100,7 +7782,7 @@
                 <w:sz w:val="24"/>
                 <w:szCs w:val="24"/>
               </w:rPr>
-              <w:t>常佳奇</w:t>
+              <w:t>骆剑彬</w:t>
             </w:r>
             <w:r>
               <w:rPr>
@@ -8116,75 +7798,51 @@
                 <w:sz w:val="24"/>
                 <w:szCs w:val="24"/>
               </w:rPr>
-              <w:t>宰秋锐</w:t>
-            </w:r>
-            <w:r>
-              <w:rPr>
-                <w:rFonts w:ascii="Times New Roman" w:eastAsia="仿宋" w:hAnsi="Times New Roman"/>
-                <w:sz w:val="24"/>
-                <w:szCs w:val="24"/>
-              </w:rPr>
-              <w:t xml:space="preserve">. (2018). </w:t>
-            </w:r>
-            <w:r>
-              <w:rPr>
-                <w:rFonts w:ascii="Times New Roman" w:eastAsia="仿宋" w:hAnsi="Times New Roman"/>
-                <w:sz w:val="24"/>
-                <w:szCs w:val="24"/>
-              </w:rPr>
-              <w:t>装配式建筑墙梁节点</w:t>
-            </w:r>
-            <w:r>
-              <w:rPr>
-                <w:rFonts w:ascii="Times New Roman" w:eastAsia="仿宋" w:hAnsi="Times New Roman" w:hint="eastAsia"/>
-                <w:sz w:val="24"/>
-                <w:szCs w:val="24"/>
-              </w:rPr>
-              <w:t xml:space="preserve"> </w:t>
-            </w:r>
-            <w:r>
-              <w:rPr>
-                <w:rFonts w:ascii="Times New Roman" w:eastAsia="仿宋" w:hAnsi="Times New Roman"/>
-                <w:sz w:val="24"/>
-                <w:szCs w:val="24"/>
-              </w:rPr>
-              <w:t>(Patent</w:t>
-            </w:r>
-            <w:r>
-              <w:rPr>
-                <w:rFonts w:ascii="Times New Roman" w:eastAsia="仿宋" w:hAnsi="Times New Roman"/>
-                <w:sz w:val="24"/>
-                <w:szCs w:val="24"/>
-              </w:rPr>
-              <w:t xml:space="preserve"> </w:t>
-            </w:r>
-            <w:r>
-              <w:rPr>
-                <w:rFonts w:ascii="Times New Roman" w:eastAsia="仿宋" w:hAnsi="Times New Roman"/>
-                <w:sz w:val="24"/>
-                <w:szCs w:val="24"/>
-              </w:rPr>
-              <w:t>CN201720597493.0</w:t>
-            </w:r>
-            <w:r>
-              <w:rPr>
-                <w:rFonts w:ascii="Times New Roman" w:eastAsia="仿宋" w:hAnsi="Times New Roman"/>
-                <w:sz w:val="24"/>
-                <w:szCs w:val="24"/>
-              </w:rPr>
-              <w:t>)</w:t>
-            </w:r>
-            <w:r>
-              <w:rPr>
-                <w:rFonts w:ascii="Times New Roman" w:eastAsia="仿宋" w:hAnsi="Times New Roman"/>
-                <w:sz w:val="24"/>
-                <w:szCs w:val="24"/>
-              </w:rPr>
-              <w:t xml:space="preserve">. </w:t>
-            </w:r>
-            <w:r>
-              <w:rPr>
-                <w:rFonts w:ascii="Times New Roman" w:eastAsia="仿宋" w:hAnsi="Times New Roman" w:hint="eastAsia"/>
+              <w:t>张鹤</w:t>
+            </w:r>
+            <w:r>
+              <w:rPr>
+                <w:rFonts w:ascii="Times New Roman" w:eastAsia="仿宋" w:hAnsi="Times New Roman"/>
+                <w:sz w:val="24"/>
+                <w:szCs w:val="24"/>
+              </w:rPr>
+              <w:t xml:space="preserve">. (2026). </w:t>
+            </w:r>
+            <w:r>
+              <w:rPr>
+                <w:rFonts w:ascii="Times New Roman" w:eastAsia="仿宋" w:hAnsi="Times New Roman"/>
+                <w:sz w:val="24"/>
+                <w:szCs w:val="24"/>
+              </w:rPr>
+              <w:t>一种基于改进的</w:t>
+            </w:r>
+            <w:r>
+              <w:rPr>
+                <w:rFonts w:ascii="Times New Roman" w:eastAsia="仿宋" w:hAnsi="Times New Roman"/>
+                <w:sz w:val="24"/>
+                <w:szCs w:val="24"/>
+              </w:rPr>
+              <w:t>UNet</w:t>
+            </w:r>
+            <w:r>
+              <w:rPr>
+                <w:rFonts w:ascii="Times New Roman" w:eastAsia="仿宋" w:hAnsi="Times New Roman"/>
+                <w:sz w:val="24"/>
+                <w:szCs w:val="24"/>
+              </w:rPr>
+              <w:t>探地雷达电导率和相对介电常数反演方法</w:t>
+            </w:r>
+            <w:r>
+              <w:rPr>
+                <w:rFonts w:ascii="Times New Roman" w:eastAsia="仿宋" w:hAnsi="Times New Roman"/>
+                <w:sz w:val="24"/>
+                <w:szCs w:val="24"/>
+              </w:rPr>
+              <w:t xml:space="preserve"> (Patent No. CN202511479262.5). </w:t>
+            </w:r>
+            <w:r>
+              <w:rPr>
+                <w:rFonts w:ascii="Times New Roman" w:eastAsia="仿宋" w:hAnsi="Times New Roman"/>
                 <w:color w:val="0070C0"/>
                 <w:sz w:val="24"/>
                 <w:szCs w:val="24"/>
@@ -8193,43 +7851,26 @@
             </w:r>
             <w:r>
               <w:rPr>
-                <w:rFonts w:ascii="Times New Roman" w:eastAsia="仿宋" w:hAnsi="Times New Roman" w:hint="eastAsia"/>
+                <w:rFonts w:ascii="Times New Roman" w:eastAsia="仿宋" w:hAnsi="Times New Roman"/>
                 <w:color w:val="0070C0"/>
                 <w:sz w:val="24"/>
                 <w:szCs w:val="24"/>
               </w:rPr>
-              <w:t>实用新型</w:t>
+              <w:t>发明</w:t>
             </w:r>
             <w:r>
               <w:rPr>
                 <w:rFonts w:ascii="Times New Roman" w:eastAsia="仿宋" w:hAnsi="Times New Roman" w:hint="eastAsia"/>
                 <w:color w:val="0070C0"/>
-                <w:sz w:val="24"/>
-                <w:szCs w:val="24"/>
-              </w:rPr>
-              <w:t>,</w:t>
-            </w:r>
-            <w:r>
-              <w:rPr>
-                <w:rFonts w:ascii="Times New Roman" w:eastAsia="仿宋" w:hAnsi="Times New Roman"/>
-                <w:color w:val="0070C0"/>
-                <w:sz w:val="24"/>
-                <w:szCs w:val="24"/>
-              </w:rPr>
-              <w:t xml:space="preserve"> </w:t>
-            </w:r>
-            <w:r>
-              <w:rPr>
-                <w:rFonts w:ascii="Times New Roman" w:eastAsia="仿宋" w:hAnsi="Times New Roman" w:hint="eastAsia"/>
-                <w:color w:val="0070C0"/>
-                <w:sz w:val="24"/>
-                <w:szCs w:val="24"/>
-              </w:rPr>
-              <w:t>授权</w:t>
-            </w:r>
-            <w:r>
-              <w:rPr>
-                <w:rFonts w:ascii="Times New Roman" w:eastAsia="仿宋" w:hAnsi="Times New Roman" w:hint="eastAsia"/>
+                <w:kern w:val="0"/>
+                <w:sz w:val="24"/>
+                <w:szCs w:val="24"/>
+              </w:rPr>
+              <w:t>申请</w:t>
+            </w:r>
+            <w:r>
+              <w:rPr>
+                <w:rFonts w:ascii="Times New Roman" w:eastAsia="仿宋" w:hAnsi="Times New Roman"/>
                 <w:color w:val="0070C0"/>
                 <w:sz w:val="24"/>
                 <w:szCs w:val="24"/>
@@ -8257,7 +7898,7 @@
                 <w:sz w:val="24"/>
                 <w:szCs w:val="24"/>
               </w:rPr>
-              <w:t>鲁正</w:t>
+              <w:t>陈洪胜</w:t>
             </w:r>
             <w:r>
               <w:rPr>
@@ -8273,7 +7914,7 @@
                 <w:sz w:val="24"/>
                 <w:szCs w:val="24"/>
               </w:rPr>
-              <w:t>宰秋锐</w:t>
+              <w:t>谢攀</w:t>
             </w:r>
             <w:r>
               <w:rPr>
@@ -8289,15 +7930,15 @@
                 <w:sz w:val="24"/>
                 <w:szCs w:val="24"/>
               </w:rPr>
-              <w:t>常佳奇</w:t>
-            </w:r>
-            <w:r>
-              <w:rPr>
-                <w:rFonts w:ascii="Times New Roman" w:eastAsia="仿宋" w:hAnsi="Times New Roman"/>
-                <w:sz w:val="24"/>
-                <w:szCs w:val="24"/>
-              </w:rPr>
-              <w:t xml:space="preserve">, &amp; </w:t>
+              <w:t>朱悦铭</w:t>
+            </w:r>
+            <w:r>
+              <w:rPr>
+                <w:rFonts w:ascii="Times New Roman" w:eastAsia="仿宋" w:hAnsi="Times New Roman"/>
+                <w:sz w:val="24"/>
+                <w:szCs w:val="24"/>
+              </w:rPr>
+              <w:t xml:space="preserve">, </w:t>
             </w:r>
             <w:r>
               <w:rPr>
@@ -8315,6 +7956,1026 @@
                 <w:sz w:val="24"/>
                 <w:szCs w:val="24"/>
               </w:rPr>
+              <w:t xml:space="preserve">, </w:t>
+            </w:r>
+            <w:r>
+              <w:rPr>
+                <w:rFonts w:ascii="Times New Roman" w:eastAsia="仿宋" w:hAnsi="Times New Roman"/>
+                <w:sz w:val="24"/>
+                <w:szCs w:val="24"/>
+                <w:u w:val="single"/>
+              </w:rPr>
+              <w:t>谢雄耀</w:t>
+            </w:r>
+            <w:r>
+              <w:rPr>
+                <w:rFonts w:ascii="Times New Roman" w:eastAsia="仿宋" w:hAnsi="Times New Roman"/>
+                <w:sz w:val="24"/>
+                <w:szCs w:val="24"/>
+              </w:rPr>
+              <w:t xml:space="preserve">, &amp; </w:t>
+            </w:r>
+            <w:r>
+              <w:rPr>
+                <w:rFonts w:ascii="Times New Roman" w:eastAsia="仿宋" w:hAnsi="Times New Roman"/>
+                <w:sz w:val="24"/>
+                <w:szCs w:val="24"/>
+              </w:rPr>
+              <w:t>唐亘跻</w:t>
+            </w:r>
+            <w:r>
+              <w:rPr>
+                <w:rFonts w:ascii="Times New Roman" w:eastAsia="仿宋" w:hAnsi="Times New Roman"/>
+                <w:sz w:val="24"/>
+                <w:szCs w:val="24"/>
+              </w:rPr>
+              <w:t xml:space="preserve">. (2025). </w:t>
+            </w:r>
+            <w:r>
+              <w:rPr>
+                <w:rFonts w:ascii="Times New Roman" w:eastAsia="仿宋" w:hAnsi="Times New Roman"/>
+                <w:sz w:val="24"/>
+                <w:szCs w:val="24"/>
+              </w:rPr>
+              <w:t>基坑土体参数不确定性反演的神经网络方法及计算机系统</w:t>
+            </w:r>
+            <w:r>
+              <w:rPr>
+                <w:rFonts w:ascii="Times New Roman" w:eastAsia="仿宋" w:hAnsi="Times New Roman"/>
+                <w:sz w:val="24"/>
+                <w:szCs w:val="24"/>
+              </w:rPr>
+              <w:t xml:space="preserve"> (Patent CN202510825034.2).</w:t>
+            </w:r>
+            <w:r>
+              <w:rPr>
+                <w:rFonts w:ascii="Times New Roman" w:eastAsia="仿宋" w:hAnsi="Times New Roman"/>
+                <w:sz w:val="24"/>
+                <w:szCs w:val="24"/>
+              </w:rPr>
+              <w:t xml:space="preserve"> </w:t>
+            </w:r>
+            <w:r>
+              <w:rPr>
+                <w:rFonts w:ascii="Times New Roman" w:eastAsia="仿宋" w:hAnsi="Times New Roman"/>
+                <w:color w:val="0070C0"/>
+                <w:sz w:val="24"/>
+                <w:szCs w:val="24"/>
+              </w:rPr>
+              <w:t>(</w:t>
+            </w:r>
+            <w:r>
+              <w:rPr>
+                <w:rFonts w:ascii="Times New Roman" w:eastAsia="仿宋" w:hAnsi="Times New Roman" w:hint="eastAsia"/>
+                <w:color w:val="0070C0"/>
+                <w:sz w:val="24"/>
+                <w:szCs w:val="24"/>
+              </w:rPr>
+              <w:t>发明</w:t>
+            </w:r>
+            <w:r>
+              <w:rPr>
+                <w:rFonts w:ascii="Times New Roman" w:eastAsia="仿宋" w:hAnsi="Times New Roman" w:hint="eastAsia"/>
+                <w:color w:val="0070C0"/>
+                <w:kern w:val="0"/>
+                <w:sz w:val="24"/>
+                <w:szCs w:val="24"/>
+              </w:rPr>
+              <w:t>申请</w:t>
+            </w:r>
+            <w:r>
+              <w:rPr>
+                <w:rFonts w:ascii="Times New Roman" w:eastAsia="仿宋" w:hAnsi="Times New Roman"/>
+                <w:color w:val="0070C0"/>
+                <w:sz w:val="24"/>
+                <w:szCs w:val="24"/>
+              </w:rPr>
+              <w:t>)</w:t>
+            </w:r>
+          </w:p>
+          <w:p>
+            <w:pPr>
+              <w:pStyle w:val="a3"/>
+              <w:numPr>
+                <w:ilvl w:val="0"/>
+                <w:numId w:val="3"/>
+              </w:numPr>
+              <w:ind w:firstLineChars="0"/>
+              <w:rPr>
+                <w:rFonts w:ascii="Times New Roman" w:eastAsia="仿宋" w:hAnsi="Times New Roman"/>
+                <w:sz w:val="24"/>
+                <w:szCs w:val="24"/>
+              </w:rPr>
+            </w:pPr>
+            <w:r>
+              <w:rPr>
+                <w:rFonts w:ascii="Times New Roman" w:eastAsia="仿宋" w:hAnsi="Times New Roman" w:hint="eastAsia"/>
+                <w:sz w:val="24"/>
+                <w:szCs w:val="24"/>
+                <w:u w:val="single"/>
+              </w:rPr>
+              <w:t>谢雄耀</w:t>
+            </w:r>
+            <w:r>
+              <w:rPr>
+                <w:rFonts w:ascii="Times New Roman" w:eastAsia="仿宋" w:hAnsi="Times New Roman"/>
+                <w:sz w:val="24"/>
+                <w:szCs w:val="24"/>
+              </w:rPr>
+              <w:t xml:space="preserve">, </w:t>
+            </w:r>
+            <w:r>
+              <w:rPr>
+                <w:rFonts w:ascii="Times New Roman" w:eastAsia="仿宋" w:hAnsi="Times New Roman"/>
+                <w:b/>
+                <w:bCs/>
+                <w:sz w:val="24"/>
+                <w:szCs w:val="24"/>
+              </w:rPr>
+              <w:t>林威</w:t>
+            </w:r>
+            <w:r>
+              <w:rPr>
+                <w:rFonts w:ascii="Times New Roman" w:eastAsia="仿宋" w:hAnsi="Times New Roman"/>
+                <w:sz w:val="24"/>
+                <w:szCs w:val="24"/>
+              </w:rPr>
+              <w:t xml:space="preserve">, &amp; </w:t>
+            </w:r>
+            <w:r>
+              <w:rPr>
+                <w:rFonts w:ascii="Times New Roman" w:eastAsia="仿宋" w:hAnsi="Times New Roman"/>
+                <w:sz w:val="24"/>
+                <w:szCs w:val="24"/>
+              </w:rPr>
+              <w:t>唐亘跻</w:t>
+            </w:r>
+            <w:r>
+              <w:rPr>
+                <w:rFonts w:ascii="Times New Roman" w:eastAsia="仿宋" w:hAnsi="Times New Roman"/>
+                <w:sz w:val="24"/>
+                <w:szCs w:val="24"/>
+              </w:rPr>
+              <w:t xml:space="preserve">. (2025). </w:t>
+            </w:r>
+            <w:r>
+              <w:rPr>
+                <w:rFonts w:ascii="Times New Roman" w:eastAsia="仿宋" w:hAnsi="Times New Roman"/>
+                <w:sz w:val="24"/>
+                <w:szCs w:val="24"/>
+              </w:rPr>
+              <w:t>一种用于隧道三维点云智能处理的神经网络构建装置及方法</w:t>
+            </w:r>
+            <w:r>
+              <w:rPr>
+                <w:rFonts w:ascii="Times New Roman" w:eastAsia="仿宋" w:hAnsi="Times New Roman"/>
+                <w:sz w:val="24"/>
+                <w:szCs w:val="24"/>
+              </w:rPr>
+              <w:t xml:space="preserve"> (Patent CN202510484006.9).</w:t>
+            </w:r>
+            <w:r>
+              <w:rPr>
+                <w:rFonts w:ascii="Times New Roman" w:eastAsia="仿宋" w:hAnsi="Times New Roman"/>
+                <w:sz w:val="24"/>
+                <w:szCs w:val="24"/>
+              </w:rPr>
+              <w:t xml:space="preserve"> </w:t>
+            </w:r>
+            <w:r>
+              <w:rPr>
+                <w:rFonts w:ascii="Times New Roman" w:eastAsia="仿宋" w:hAnsi="Times New Roman"/>
+                <w:color w:val="0070C0"/>
+                <w:sz w:val="24"/>
+                <w:szCs w:val="24"/>
+              </w:rPr>
+              <w:t>(</w:t>
+            </w:r>
+            <w:r>
+              <w:rPr>
+                <w:rFonts w:ascii="Times New Roman" w:eastAsia="仿宋" w:hAnsi="Times New Roman" w:hint="eastAsia"/>
+                <w:color w:val="0070C0"/>
+                <w:sz w:val="24"/>
+                <w:szCs w:val="24"/>
+              </w:rPr>
+              <w:t>发明</w:t>
+            </w:r>
+            <w:r>
+              <w:rPr>
+                <w:rFonts w:ascii="Times New Roman" w:eastAsia="仿宋" w:hAnsi="Times New Roman" w:hint="eastAsia"/>
+                <w:color w:val="0070C0"/>
+                <w:kern w:val="0"/>
+                <w:sz w:val="24"/>
+                <w:szCs w:val="24"/>
+              </w:rPr>
+              <w:t>申请</w:t>
+            </w:r>
+            <w:r>
+              <w:rPr>
+                <w:rFonts w:ascii="Times New Roman" w:eastAsia="仿宋" w:hAnsi="Times New Roman"/>
+                <w:color w:val="0070C0"/>
+                <w:sz w:val="24"/>
+                <w:szCs w:val="24"/>
+              </w:rPr>
+              <w:t>)</w:t>
+            </w:r>
+          </w:p>
+          <w:p>
+            <w:pPr>
+              <w:pStyle w:val="a3"/>
+              <w:numPr>
+                <w:ilvl w:val="0"/>
+                <w:numId w:val="3"/>
+              </w:numPr>
+              <w:ind w:firstLineChars="0"/>
+              <w:rPr>
+                <w:rFonts w:ascii="Times New Roman" w:eastAsia="仿宋" w:hAnsi="Times New Roman"/>
+                <w:sz w:val="24"/>
+                <w:szCs w:val="24"/>
+              </w:rPr>
+            </w:pPr>
+            <w:r>
+              <w:rPr>
+                <w:rFonts w:ascii="Times New Roman" w:eastAsia="仿宋" w:hAnsi="Times New Roman" w:hint="eastAsia"/>
+                <w:sz w:val="24"/>
+                <w:szCs w:val="24"/>
+              </w:rPr>
+              <w:t>牛刚</w:t>
+            </w:r>
+            <w:r>
+              <w:rPr>
+                <w:rFonts w:ascii="Times New Roman" w:eastAsia="仿宋" w:hAnsi="Times New Roman" w:hint="eastAsia"/>
+                <w:sz w:val="24"/>
+                <w:szCs w:val="24"/>
+              </w:rPr>
+              <w:t>,</w:t>
+            </w:r>
+            <w:r>
+              <w:rPr>
+                <w:rFonts w:ascii="Times New Roman" w:eastAsia="仿宋" w:hAnsi="Times New Roman"/>
+                <w:sz w:val="24"/>
+                <w:szCs w:val="24"/>
+              </w:rPr>
+              <w:t xml:space="preserve"> </w:t>
+            </w:r>
+            <w:r>
+              <w:rPr>
+                <w:rFonts w:ascii="Times New Roman" w:eastAsia="仿宋" w:hAnsi="Times New Roman" w:hint="eastAsia"/>
+                <w:sz w:val="24"/>
+                <w:szCs w:val="24"/>
+              </w:rPr>
+              <w:t>秦宝军</w:t>
+            </w:r>
+            <w:r>
+              <w:rPr>
+                <w:rFonts w:ascii="Times New Roman" w:eastAsia="仿宋" w:hAnsi="Times New Roman" w:hint="eastAsia"/>
+                <w:sz w:val="24"/>
+                <w:szCs w:val="24"/>
+              </w:rPr>
+              <w:t xml:space="preserve">, </w:t>
+            </w:r>
+            <w:r>
+              <w:rPr>
+                <w:rFonts w:ascii="Times New Roman" w:eastAsia="仿宋" w:hAnsi="Times New Roman" w:hint="eastAsia"/>
+                <w:sz w:val="24"/>
+                <w:szCs w:val="24"/>
+              </w:rPr>
+              <w:t>周志广</w:t>
+            </w:r>
+            <w:r>
+              <w:rPr>
+                <w:rFonts w:ascii="Times New Roman" w:eastAsia="仿宋" w:hAnsi="Times New Roman" w:hint="eastAsia"/>
+                <w:sz w:val="24"/>
+                <w:szCs w:val="24"/>
+              </w:rPr>
+              <w:t xml:space="preserve">, </w:t>
+            </w:r>
+            <w:r>
+              <w:rPr>
+                <w:rFonts w:ascii="Times New Roman" w:eastAsia="仿宋" w:hAnsi="Times New Roman" w:hint="eastAsia"/>
+                <w:sz w:val="24"/>
+                <w:szCs w:val="24"/>
+              </w:rPr>
+              <w:t>肖中林</w:t>
+            </w:r>
+            <w:r>
+              <w:rPr>
+                <w:rFonts w:ascii="Times New Roman" w:eastAsia="仿宋" w:hAnsi="Times New Roman" w:hint="eastAsia"/>
+                <w:sz w:val="24"/>
+                <w:szCs w:val="24"/>
+              </w:rPr>
+              <w:t xml:space="preserve">, </w:t>
+            </w:r>
+            <w:r>
+              <w:rPr>
+                <w:rFonts w:ascii="Times New Roman" w:eastAsia="仿宋" w:hAnsi="Times New Roman" w:hint="eastAsia"/>
+                <w:sz w:val="24"/>
+                <w:szCs w:val="24"/>
+              </w:rPr>
+              <w:t>杨庆</w:t>
+            </w:r>
+            <w:r>
+              <w:rPr>
+                <w:rFonts w:ascii="Times New Roman" w:eastAsia="仿宋" w:hAnsi="Times New Roman" w:hint="eastAsia"/>
+                <w:sz w:val="24"/>
+                <w:szCs w:val="24"/>
+              </w:rPr>
+              <w:t xml:space="preserve">, </w:t>
+            </w:r>
+            <w:r>
+              <w:rPr>
+                <w:rFonts w:ascii="Times New Roman" w:eastAsia="仿宋" w:hAnsi="Times New Roman" w:hint="eastAsia"/>
+                <w:sz w:val="24"/>
+                <w:szCs w:val="24"/>
+              </w:rPr>
+              <w:t>孙斌</w:t>
+            </w:r>
+            <w:r>
+              <w:rPr>
+                <w:rFonts w:ascii="Times New Roman" w:eastAsia="仿宋" w:hAnsi="Times New Roman" w:hint="eastAsia"/>
+                <w:sz w:val="24"/>
+                <w:szCs w:val="24"/>
+              </w:rPr>
+              <w:t xml:space="preserve">, </w:t>
+            </w:r>
+            <w:r>
+              <w:rPr>
+                <w:rFonts w:ascii="Times New Roman" w:eastAsia="仿宋" w:hAnsi="Times New Roman" w:hint="eastAsia"/>
+                <w:sz w:val="24"/>
+                <w:szCs w:val="24"/>
+              </w:rPr>
+              <w:t>邓魏彬</w:t>
+            </w:r>
+            <w:r>
+              <w:rPr>
+                <w:rFonts w:ascii="Times New Roman" w:eastAsia="仿宋" w:hAnsi="Times New Roman" w:hint="eastAsia"/>
+                <w:sz w:val="24"/>
+                <w:szCs w:val="24"/>
+              </w:rPr>
+              <w:t xml:space="preserve">, </w:t>
+            </w:r>
+            <w:r>
+              <w:rPr>
+                <w:rFonts w:ascii="Times New Roman" w:eastAsia="仿宋" w:hAnsi="Times New Roman" w:hint="eastAsia"/>
+                <w:sz w:val="24"/>
+                <w:szCs w:val="24"/>
+              </w:rPr>
+              <w:t>王亮</w:t>
+            </w:r>
+            <w:r>
+              <w:rPr>
+                <w:rFonts w:ascii="Times New Roman" w:eastAsia="仿宋" w:hAnsi="Times New Roman" w:hint="eastAsia"/>
+                <w:sz w:val="24"/>
+                <w:szCs w:val="24"/>
+              </w:rPr>
+              <w:t xml:space="preserve">, </w:t>
+            </w:r>
+            <w:r>
+              <w:rPr>
+                <w:rFonts w:ascii="Times New Roman" w:eastAsia="仿宋" w:hAnsi="Times New Roman" w:hint="eastAsia"/>
+                <w:sz w:val="24"/>
+                <w:szCs w:val="24"/>
+              </w:rPr>
+              <w:t>马俊雨</w:t>
+            </w:r>
+            <w:r>
+              <w:rPr>
+                <w:rFonts w:ascii="Times New Roman" w:eastAsia="仿宋" w:hAnsi="Times New Roman" w:hint="eastAsia"/>
+                <w:sz w:val="24"/>
+                <w:szCs w:val="24"/>
+              </w:rPr>
+              <w:t xml:space="preserve">, </w:t>
+            </w:r>
+            <w:r>
+              <w:rPr>
+                <w:rFonts w:ascii="Times New Roman" w:eastAsia="仿宋" w:hAnsi="Times New Roman" w:hint="eastAsia"/>
+                <w:b/>
+                <w:bCs/>
+                <w:sz w:val="24"/>
+                <w:szCs w:val="24"/>
+              </w:rPr>
+              <w:t>林威</w:t>
+            </w:r>
+            <w:r>
+              <w:rPr>
+                <w:rFonts w:ascii="Times New Roman" w:eastAsia="仿宋" w:hAnsi="Times New Roman" w:hint="eastAsia"/>
+                <w:sz w:val="24"/>
+                <w:szCs w:val="24"/>
+              </w:rPr>
+              <w:t xml:space="preserve">, </w:t>
+            </w:r>
+            <w:r>
+              <w:rPr>
+                <w:rFonts w:ascii="Times New Roman" w:eastAsia="仿宋" w:hAnsi="Times New Roman" w:hint="eastAsia"/>
+                <w:sz w:val="24"/>
+                <w:szCs w:val="24"/>
+              </w:rPr>
+              <w:t>周彪</w:t>
+            </w:r>
+            <w:r>
+              <w:rPr>
+                <w:rFonts w:ascii="Times New Roman" w:eastAsia="仿宋" w:hAnsi="Times New Roman" w:hint="eastAsia"/>
+                <w:sz w:val="24"/>
+                <w:szCs w:val="24"/>
+              </w:rPr>
+              <w:t>,</w:t>
+            </w:r>
+            <w:r>
+              <w:rPr>
+                <w:rFonts w:ascii="Times New Roman" w:eastAsia="仿宋" w:hAnsi="Times New Roman"/>
+                <w:sz w:val="24"/>
+                <w:szCs w:val="24"/>
+              </w:rPr>
+              <w:t xml:space="preserve"> &amp;</w:t>
+            </w:r>
+            <w:r>
+              <w:rPr>
+                <w:rFonts w:ascii="Times New Roman" w:eastAsia="仿宋" w:hAnsi="Times New Roman" w:hint="eastAsia"/>
+                <w:sz w:val="24"/>
+                <w:szCs w:val="24"/>
+              </w:rPr>
+              <w:t xml:space="preserve"> </w:t>
+            </w:r>
+            <w:r>
+              <w:rPr>
+                <w:rFonts w:ascii="Times New Roman" w:eastAsia="仿宋" w:hAnsi="Times New Roman" w:hint="eastAsia"/>
+                <w:sz w:val="24"/>
+                <w:szCs w:val="24"/>
+                <w:u w:val="single"/>
+              </w:rPr>
+              <w:t>谢雄耀</w:t>
+            </w:r>
+            <w:r>
+              <w:rPr>
+                <w:rFonts w:ascii="Times New Roman" w:eastAsia="仿宋" w:hAnsi="Times New Roman" w:hint="eastAsia"/>
+                <w:sz w:val="24"/>
+                <w:szCs w:val="24"/>
+              </w:rPr>
+              <w:t>.</w:t>
+            </w:r>
+            <w:r>
+              <w:rPr>
+                <w:rFonts w:ascii="Times New Roman" w:eastAsia="仿宋" w:hAnsi="Times New Roman"/>
+                <w:sz w:val="24"/>
+                <w:szCs w:val="24"/>
+              </w:rPr>
+              <w:t xml:space="preserve"> </w:t>
+            </w:r>
+            <w:r>
+              <w:rPr>
+                <w:rFonts w:ascii="Times New Roman" w:eastAsia="仿宋" w:hAnsi="Times New Roman" w:hint="eastAsia"/>
+                <w:sz w:val="24"/>
+                <w:szCs w:val="24"/>
+              </w:rPr>
+              <w:t>(</w:t>
+            </w:r>
+            <w:r>
+              <w:rPr>
+                <w:rFonts w:ascii="Times New Roman" w:eastAsia="仿宋" w:hAnsi="Times New Roman"/>
+                <w:sz w:val="24"/>
+                <w:szCs w:val="24"/>
+              </w:rPr>
+              <w:t xml:space="preserve">2025). </w:t>
+            </w:r>
+            <w:r>
+              <w:rPr>
+                <w:rFonts w:ascii="Times New Roman" w:eastAsia="仿宋" w:hAnsi="Times New Roman" w:hint="eastAsia"/>
+                <w:sz w:val="24"/>
+                <w:szCs w:val="24"/>
+              </w:rPr>
+              <w:t>一种基于点云特征深度学习的盾构隧道单环点云分割方法</w:t>
+            </w:r>
+            <w:r>
+              <w:rPr>
+                <w:rFonts w:ascii="Times New Roman" w:eastAsia="仿宋" w:hAnsi="Times New Roman" w:hint="eastAsia"/>
+                <w:sz w:val="24"/>
+                <w:szCs w:val="24"/>
+              </w:rPr>
+              <w:t xml:space="preserve"> </w:t>
+            </w:r>
+            <w:r>
+              <w:rPr>
+                <w:rFonts w:ascii="Times New Roman" w:eastAsia="仿宋" w:hAnsi="Times New Roman"/>
+                <w:sz w:val="24"/>
+                <w:szCs w:val="24"/>
+              </w:rPr>
+              <w:t>(Patent CN202411358578.4)</w:t>
+            </w:r>
+            <w:r>
+              <w:rPr>
+                <w:rFonts w:ascii="Times New Roman" w:eastAsia="仿宋" w:hAnsi="Times New Roman" w:hint="eastAsia"/>
+                <w:sz w:val="24"/>
+                <w:szCs w:val="24"/>
+              </w:rPr>
+              <w:t>.</w:t>
+            </w:r>
+            <w:r>
+              <w:rPr>
+                <w:rFonts w:ascii="Times New Roman" w:eastAsia="仿宋" w:hAnsi="Times New Roman"/>
+                <w:sz w:val="24"/>
+                <w:szCs w:val="24"/>
+              </w:rPr>
+              <w:t xml:space="preserve"> </w:t>
+            </w:r>
+            <w:r>
+              <w:rPr>
+                <w:rFonts w:ascii="Times New Roman" w:eastAsia="仿宋" w:hAnsi="Times New Roman"/>
+                <w:color w:val="0070C0"/>
+                <w:sz w:val="24"/>
+                <w:szCs w:val="24"/>
+              </w:rPr>
+              <w:t>(</w:t>
+            </w:r>
+            <w:r>
+              <w:rPr>
+                <w:rFonts w:ascii="Times New Roman" w:eastAsia="仿宋" w:hAnsi="Times New Roman" w:hint="eastAsia"/>
+                <w:color w:val="0070C0"/>
+                <w:sz w:val="24"/>
+                <w:szCs w:val="24"/>
+              </w:rPr>
+              <w:t>发明</w:t>
+            </w:r>
+            <w:r>
+              <w:rPr>
+                <w:rFonts w:ascii="Times New Roman" w:eastAsia="仿宋" w:hAnsi="Times New Roman" w:hint="eastAsia"/>
+                <w:color w:val="0070C0"/>
+                <w:kern w:val="0"/>
+                <w:sz w:val="24"/>
+                <w:szCs w:val="24"/>
+              </w:rPr>
+              <w:t>申请</w:t>
+            </w:r>
+            <w:r>
+              <w:rPr>
+                <w:rFonts w:ascii="Times New Roman" w:eastAsia="仿宋" w:hAnsi="Times New Roman"/>
+                <w:color w:val="0070C0"/>
+                <w:sz w:val="24"/>
+                <w:szCs w:val="24"/>
+              </w:rPr>
+              <w:t>)</w:t>
+            </w:r>
+          </w:p>
+          <w:p>
+            <w:pPr>
+              <w:pStyle w:val="a3"/>
+              <w:numPr>
+                <w:ilvl w:val="0"/>
+                <w:numId w:val="3"/>
+              </w:numPr>
+              <w:ind w:firstLineChars="0"/>
+              <w:rPr>
+                <w:rFonts w:ascii="Times New Roman" w:eastAsia="仿宋" w:hAnsi="Times New Roman"/>
+                <w:sz w:val="24"/>
+                <w:szCs w:val="24"/>
+              </w:rPr>
+            </w:pPr>
+            <w:r>
+              <w:rPr>
+                <w:rFonts w:ascii="Times New Roman" w:eastAsia="仿宋" w:hAnsi="Times New Roman" w:hint="eastAsia"/>
+                <w:sz w:val="24"/>
+                <w:szCs w:val="24"/>
+              </w:rPr>
+              <w:t>周应新</w:t>
+            </w:r>
+            <w:r>
+              <w:rPr>
+                <w:rFonts w:ascii="Times New Roman" w:eastAsia="仿宋" w:hAnsi="Times New Roman"/>
+                <w:sz w:val="24"/>
+                <w:szCs w:val="24"/>
+              </w:rPr>
+              <w:t xml:space="preserve">, </w:t>
+            </w:r>
+            <w:r>
+              <w:rPr>
+                <w:rFonts w:ascii="Times New Roman" w:eastAsia="仿宋" w:hAnsi="Times New Roman"/>
+                <w:sz w:val="24"/>
+                <w:szCs w:val="24"/>
+                <w:u w:val="single"/>
+              </w:rPr>
+              <w:t>谢雄耀</w:t>
+            </w:r>
+            <w:r>
+              <w:rPr>
+                <w:rFonts w:ascii="Times New Roman" w:eastAsia="仿宋" w:hAnsi="Times New Roman"/>
+                <w:sz w:val="24"/>
+                <w:szCs w:val="24"/>
+              </w:rPr>
+              <w:t xml:space="preserve">, </w:t>
+            </w:r>
+            <w:r>
+              <w:rPr>
+                <w:rFonts w:ascii="Times New Roman" w:eastAsia="仿宋" w:hAnsi="Times New Roman"/>
+                <w:sz w:val="24"/>
+                <w:szCs w:val="24"/>
+              </w:rPr>
+              <w:t>周彪</w:t>
+            </w:r>
+            <w:r>
+              <w:rPr>
+                <w:rFonts w:ascii="Times New Roman" w:eastAsia="仿宋" w:hAnsi="Times New Roman"/>
+                <w:sz w:val="24"/>
+                <w:szCs w:val="24"/>
+              </w:rPr>
+              <w:t xml:space="preserve">, </w:t>
+            </w:r>
+            <w:r>
+              <w:rPr>
+                <w:rFonts w:ascii="Times New Roman" w:eastAsia="仿宋" w:hAnsi="Times New Roman"/>
+                <w:b/>
+                <w:bCs/>
+                <w:sz w:val="24"/>
+                <w:szCs w:val="24"/>
+              </w:rPr>
+              <w:t>林威</w:t>
+            </w:r>
+            <w:r>
+              <w:rPr>
+                <w:rFonts w:ascii="Times New Roman" w:eastAsia="仿宋" w:hAnsi="Times New Roman"/>
+                <w:sz w:val="24"/>
+                <w:szCs w:val="24"/>
+              </w:rPr>
+              <w:t xml:space="preserve">, </w:t>
+            </w:r>
+            <w:r>
+              <w:rPr>
+                <w:rFonts w:ascii="Times New Roman" w:eastAsia="仿宋" w:hAnsi="Times New Roman"/>
+                <w:sz w:val="24"/>
+                <w:szCs w:val="24"/>
+              </w:rPr>
+              <w:t>张洋宾</w:t>
+            </w:r>
+            <w:r>
+              <w:rPr>
+                <w:rFonts w:ascii="Times New Roman" w:eastAsia="仿宋" w:hAnsi="Times New Roman"/>
+                <w:sz w:val="24"/>
+                <w:szCs w:val="24"/>
+              </w:rPr>
+              <w:t xml:space="preserve">, </w:t>
+            </w:r>
+            <w:r>
+              <w:rPr>
+                <w:rFonts w:ascii="Times New Roman" w:eastAsia="仿宋" w:hAnsi="Times New Roman"/>
+                <w:sz w:val="24"/>
+                <w:szCs w:val="24"/>
+              </w:rPr>
+              <w:t>陈思晗</w:t>
+            </w:r>
+            <w:r>
+              <w:rPr>
+                <w:rFonts w:ascii="Times New Roman" w:eastAsia="仿宋" w:hAnsi="Times New Roman"/>
+                <w:sz w:val="24"/>
+                <w:szCs w:val="24"/>
+              </w:rPr>
+              <w:t xml:space="preserve">, </w:t>
+            </w:r>
+            <w:r>
+              <w:rPr>
+                <w:rFonts w:ascii="Times New Roman" w:eastAsia="仿宋" w:hAnsi="Times New Roman"/>
+                <w:sz w:val="24"/>
+                <w:szCs w:val="24"/>
+              </w:rPr>
+              <w:t>徐泓睿</w:t>
+            </w:r>
+            <w:r>
+              <w:rPr>
+                <w:rFonts w:ascii="Times New Roman" w:eastAsia="仿宋" w:hAnsi="Times New Roman"/>
+                <w:sz w:val="24"/>
+                <w:szCs w:val="24"/>
+              </w:rPr>
+              <w:t xml:space="preserve">, </w:t>
+            </w:r>
+            <w:r>
+              <w:rPr>
+                <w:rFonts w:ascii="Times New Roman" w:eastAsia="仿宋" w:hAnsi="Times New Roman"/>
+                <w:sz w:val="24"/>
+                <w:szCs w:val="24"/>
+              </w:rPr>
+              <w:t>钱正富</w:t>
+            </w:r>
+            <w:r>
+              <w:rPr>
+                <w:rFonts w:ascii="Times New Roman" w:eastAsia="仿宋" w:hAnsi="Times New Roman"/>
+                <w:sz w:val="24"/>
+                <w:szCs w:val="24"/>
+              </w:rPr>
+              <w:t xml:space="preserve">, </w:t>
+            </w:r>
+            <w:r>
+              <w:rPr>
+                <w:rFonts w:ascii="Times New Roman" w:eastAsia="仿宋" w:hAnsi="Times New Roman"/>
+                <w:sz w:val="24"/>
+                <w:szCs w:val="24"/>
+              </w:rPr>
+              <w:t>曾维成</w:t>
+            </w:r>
+            <w:r>
+              <w:rPr>
+                <w:rFonts w:ascii="Times New Roman" w:eastAsia="仿宋" w:hAnsi="Times New Roman"/>
+                <w:sz w:val="24"/>
+                <w:szCs w:val="24"/>
+              </w:rPr>
+              <w:t xml:space="preserve">, </w:t>
+            </w:r>
+            <w:r>
+              <w:rPr>
+                <w:rFonts w:ascii="Times New Roman" w:eastAsia="仿宋" w:hAnsi="Times New Roman"/>
+                <w:sz w:val="24"/>
+                <w:szCs w:val="24"/>
+              </w:rPr>
+              <w:t>杨俊宏</w:t>
+            </w:r>
+            <w:r>
+              <w:rPr>
+                <w:rFonts w:ascii="Times New Roman" w:eastAsia="仿宋" w:hAnsi="Times New Roman"/>
+                <w:sz w:val="24"/>
+                <w:szCs w:val="24"/>
+              </w:rPr>
+              <w:t xml:space="preserve">, </w:t>
+            </w:r>
+            <w:r>
+              <w:rPr>
+                <w:rFonts w:ascii="Times New Roman" w:eastAsia="仿宋" w:hAnsi="Times New Roman"/>
+                <w:sz w:val="24"/>
+                <w:szCs w:val="24"/>
+              </w:rPr>
+              <w:t>唐能</w:t>
+            </w:r>
+            <w:r>
+              <w:rPr>
+                <w:rFonts w:ascii="Times New Roman" w:eastAsia="仿宋" w:hAnsi="Times New Roman"/>
+                <w:sz w:val="24"/>
+                <w:szCs w:val="24"/>
+              </w:rPr>
+              <w:t xml:space="preserve">, </w:t>
+            </w:r>
+            <w:r>
+              <w:rPr>
+                <w:rFonts w:ascii="Times New Roman" w:eastAsia="仿宋" w:hAnsi="Times New Roman"/>
+                <w:sz w:val="24"/>
+                <w:szCs w:val="24"/>
+              </w:rPr>
+              <w:t>刘志义</w:t>
+            </w:r>
+            <w:r>
+              <w:rPr>
+                <w:rFonts w:ascii="Times New Roman" w:eastAsia="仿宋" w:hAnsi="Times New Roman"/>
+                <w:sz w:val="24"/>
+                <w:szCs w:val="24"/>
+              </w:rPr>
+              <w:t xml:space="preserve">, </w:t>
+            </w:r>
+            <w:r>
+              <w:rPr>
+                <w:rFonts w:ascii="Times New Roman" w:eastAsia="仿宋" w:hAnsi="Times New Roman"/>
+                <w:sz w:val="24"/>
+                <w:szCs w:val="24"/>
+              </w:rPr>
+              <w:t>史明梅</w:t>
+            </w:r>
+            <w:r>
+              <w:rPr>
+                <w:rFonts w:ascii="Times New Roman" w:eastAsia="仿宋" w:hAnsi="Times New Roman"/>
+                <w:sz w:val="24"/>
+                <w:szCs w:val="24"/>
+              </w:rPr>
+              <w:t xml:space="preserve">, </w:t>
+            </w:r>
+            <w:r>
+              <w:rPr>
+                <w:rFonts w:ascii="Times New Roman" w:eastAsia="仿宋" w:hAnsi="Times New Roman"/>
+                <w:sz w:val="24"/>
+                <w:szCs w:val="24"/>
+              </w:rPr>
+              <w:t>唐忠林</w:t>
+            </w:r>
+            <w:r>
+              <w:rPr>
+                <w:rFonts w:ascii="Times New Roman" w:eastAsia="仿宋" w:hAnsi="Times New Roman"/>
+                <w:sz w:val="24"/>
+                <w:szCs w:val="24"/>
+              </w:rPr>
+              <w:t xml:space="preserve">, </w:t>
+            </w:r>
+            <w:r>
+              <w:rPr>
+                <w:rFonts w:ascii="Times New Roman" w:eastAsia="仿宋" w:hAnsi="Times New Roman"/>
+                <w:sz w:val="24"/>
+                <w:szCs w:val="24"/>
+              </w:rPr>
+              <w:t>胡兴云</w:t>
+            </w:r>
+            <w:r>
+              <w:rPr>
+                <w:rFonts w:ascii="Times New Roman" w:eastAsia="仿宋" w:hAnsi="Times New Roman"/>
+                <w:sz w:val="24"/>
+                <w:szCs w:val="24"/>
+              </w:rPr>
+              <w:t xml:space="preserve">, </w:t>
+            </w:r>
+            <w:r>
+              <w:rPr>
+                <w:rFonts w:ascii="Times New Roman" w:eastAsia="仿宋" w:hAnsi="Times New Roman"/>
+                <w:sz w:val="24"/>
+                <w:szCs w:val="24"/>
+              </w:rPr>
+              <w:t>赵刚</w:t>
+            </w:r>
+            <w:r>
+              <w:rPr>
+                <w:rFonts w:ascii="Times New Roman" w:eastAsia="仿宋" w:hAnsi="Times New Roman"/>
+                <w:sz w:val="24"/>
+                <w:szCs w:val="24"/>
+              </w:rPr>
+              <w:t xml:space="preserve">, &amp; </w:t>
+            </w:r>
+            <w:r>
+              <w:rPr>
+                <w:rFonts w:ascii="Times New Roman" w:eastAsia="仿宋" w:hAnsi="Times New Roman"/>
+                <w:sz w:val="24"/>
+                <w:szCs w:val="24"/>
+              </w:rPr>
+              <w:t>叶朋果</w:t>
+            </w:r>
+            <w:r>
+              <w:rPr>
+                <w:rFonts w:ascii="Times New Roman" w:eastAsia="仿宋" w:hAnsi="Times New Roman"/>
+                <w:sz w:val="24"/>
+                <w:szCs w:val="24"/>
+              </w:rPr>
+              <w:t xml:space="preserve">. (2022). </w:t>
+            </w:r>
+            <w:r>
+              <w:rPr>
+                <w:rFonts w:ascii="Times New Roman" w:eastAsia="仿宋" w:hAnsi="Times New Roman"/>
+                <w:sz w:val="24"/>
+                <w:szCs w:val="24"/>
+              </w:rPr>
+              <w:t>一种用于差异沉降控制的路堤水载预压反馈调节系统</w:t>
+            </w:r>
+            <w:r>
+              <w:rPr>
+                <w:rFonts w:ascii="Times New Roman" w:eastAsia="仿宋" w:hAnsi="Times New Roman" w:hint="eastAsia"/>
+                <w:sz w:val="24"/>
+                <w:szCs w:val="24"/>
+              </w:rPr>
+              <w:t xml:space="preserve"> </w:t>
+            </w:r>
+            <w:r>
+              <w:rPr>
+                <w:rFonts w:ascii="Times New Roman" w:eastAsia="仿宋" w:hAnsi="Times New Roman"/>
+                <w:sz w:val="24"/>
+                <w:szCs w:val="24"/>
+              </w:rPr>
+              <w:t xml:space="preserve">(Patent </w:t>
+            </w:r>
+            <w:r>
+              <w:rPr>
+                <w:rFonts w:ascii="Times New Roman" w:eastAsia="仿宋" w:hAnsi="Times New Roman"/>
+                <w:sz w:val="24"/>
+                <w:szCs w:val="24"/>
+              </w:rPr>
+              <w:t>CN202211150097.5</w:t>
+            </w:r>
+            <w:r>
+              <w:rPr>
+                <w:rFonts w:ascii="Times New Roman" w:eastAsia="仿宋" w:hAnsi="Times New Roman"/>
+                <w:sz w:val="24"/>
+                <w:szCs w:val="24"/>
+              </w:rPr>
+              <w:t>)</w:t>
+            </w:r>
+            <w:r>
+              <w:rPr>
+                <w:rFonts w:ascii="Times New Roman" w:eastAsia="仿宋" w:hAnsi="Times New Roman" w:hint="eastAsia"/>
+                <w:sz w:val="24"/>
+                <w:szCs w:val="24"/>
+              </w:rPr>
+              <w:t>.</w:t>
+            </w:r>
+            <w:r>
+              <w:rPr>
+                <w:rFonts w:ascii="Times New Roman" w:eastAsia="仿宋" w:hAnsi="Times New Roman"/>
+                <w:sz w:val="24"/>
+                <w:szCs w:val="24"/>
+              </w:rPr>
+              <w:t xml:space="preserve"> </w:t>
+            </w:r>
+            <w:r>
+              <w:rPr>
+                <w:rFonts w:ascii="Times New Roman" w:eastAsia="仿宋" w:hAnsi="Times New Roman" w:hint="eastAsia"/>
+                <w:color w:val="0070C0"/>
+                <w:sz w:val="24"/>
+                <w:szCs w:val="24"/>
+              </w:rPr>
+              <w:t>(</w:t>
+            </w:r>
+            <w:r>
+              <w:rPr>
+                <w:rFonts w:ascii="Times New Roman" w:eastAsia="仿宋" w:hAnsi="Times New Roman" w:hint="eastAsia"/>
+                <w:color w:val="0070C0"/>
+                <w:sz w:val="24"/>
+                <w:szCs w:val="24"/>
+              </w:rPr>
+              <w:t>发明</w:t>
+            </w:r>
+            <w:r>
+              <w:rPr>
+                <w:rFonts w:ascii="Times New Roman" w:eastAsia="仿宋" w:hAnsi="Times New Roman" w:hint="eastAsia"/>
+                <w:color w:val="0070C0"/>
+                <w:kern w:val="0"/>
+                <w:sz w:val="24"/>
+                <w:szCs w:val="24"/>
+              </w:rPr>
+              <w:t>申请</w:t>
+            </w:r>
+            <w:r>
+              <w:rPr>
+                <w:rFonts w:ascii="Times New Roman" w:eastAsia="仿宋" w:hAnsi="Times New Roman" w:hint="eastAsia"/>
+                <w:color w:val="0070C0"/>
+                <w:sz w:val="24"/>
+                <w:szCs w:val="24"/>
+              </w:rPr>
+              <w:t>)</w:t>
+            </w:r>
+          </w:p>
+          <w:p>
+            <w:pPr>
+              <w:pStyle w:val="a3"/>
+              <w:numPr>
+                <w:ilvl w:val="0"/>
+                <w:numId w:val="3"/>
+              </w:numPr>
+              <w:ind w:firstLineChars="0"/>
+              <w:rPr>
+                <w:rFonts w:ascii="Times New Roman" w:eastAsia="仿宋" w:hAnsi="Times New Roman"/>
+                <w:sz w:val="24"/>
+                <w:szCs w:val="24"/>
+              </w:rPr>
+            </w:pPr>
+            <w:r>
+              <w:rPr>
+                <w:rFonts w:ascii="Times New Roman" w:eastAsia="仿宋" w:hAnsi="Times New Roman" w:hint="eastAsia"/>
+                <w:sz w:val="24"/>
+                <w:szCs w:val="24"/>
+              </w:rPr>
+              <w:t>鲁正</w:t>
+            </w:r>
+            <w:r>
+              <w:rPr>
+                <w:rFonts w:ascii="Times New Roman" w:eastAsia="仿宋" w:hAnsi="Times New Roman"/>
+                <w:sz w:val="24"/>
+                <w:szCs w:val="24"/>
+              </w:rPr>
+              <w:t xml:space="preserve">, </w:t>
+            </w:r>
+            <w:r>
+              <w:rPr>
+                <w:rFonts w:ascii="Times New Roman" w:eastAsia="仿宋" w:hAnsi="Times New Roman"/>
+                <w:sz w:val="24"/>
+                <w:szCs w:val="24"/>
+              </w:rPr>
+              <w:t>常佳奇</w:t>
+            </w:r>
+            <w:r>
+              <w:rPr>
+                <w:rFonts w:ascii="Times New Roman" w:eastAsia="仿宋" w:hAnsi="Times New Roman"/>
+                <w:sz w:val="24"/>
+                <w:szCs w:val="24"/>
+              </w:rPr>
+              <w:t xml:space="preserve">, </w:t>
+            </w:r>
+            <w:r>
+              <w:rPr>
+                <w:rFonts w:ascii="Times New Roman" w:eastAsia="仿宋" w:hAnsi="Times New Roman"/>
+                <w:b/>
+                <w:bCs/>
+                <w:sz w:val="24"/>
+                <w:szCs w:val="24"/>
+              </w:rPr>
+              <w:t>林威</w:t>
+            </w:r>
+            <w:r>
+              <w:rPr>
+                <w:rFonts w:ascii="Times New Roman" w:eastAsia="仿宋" w:hAnsi="Times New Roman"/>
+                <w:sz w:val="24"/>
+                <w:szCs w:val="24"/>
+              </w:rPr>
+              <w:t xml:space="preserve">, &amp; </w:t>
+            </w:r>
+            <w:r>
+              <w:rPr>
+                <w:rFonts w:ascii="Times New Roman" w:eastAsia="仿宋" w:hAnsi="Times New Roman"/>
+                <w:sz w:val="24"/>
+                <w:szCs w:val="24"/>
+              </w:rPr>
+              <w:t>宰秋锐</w:t>
+            </w:r>
+            <w:r>
+              <w:rPr>
+                <w:rFonts w:ascii="Times New Roman" w:eastAsia="仿宋" w:hAnsi="Times New Roman"/>
+                <w:sz w:val="24"/>
+                <w:szCs w:val="24"/>
+              </w:rPr>
               <w:t xml:space="preserve">. (2018). </w:t>
             </w:r>
             <w:r>
@@ -8323,6 +8984,334 @@
                 <w:sz w:val="24"/>
                 <w:szCs w:val="24"/>
               </w:rPr>
+              <w:t>可变阻尼铅芯橡胶阻尼器</w:t>
+            </w:r>
+            <w:r>
+              <w:rPr>
+                <w:rFonts w:ascii="Times New Roman" w:eastAsia="仿宋" w:hAnsi="Times New Roman" w:hint="eastAsia"/>
+                <w:sz w:val="24"/>
+                <w:szCs w:val="24"/>
+              </w:rPr>
+              <w:t xml:space="preserve"> </w:t>
+            </w:r>
+            <w:r>
+              <w:rPr>
+                <w:rFonts w:ascii="Times New Roman" w:eastAsia="仿宋" w:hAnsi="Times New Roman"/>
+                <w:sz w:val="24"/>
+                <w:szCs w:val="24"/>
+              </w:rPr>
+              <w:t>(Patent</w:t>
+            </w:r>
+            <w:r>
+              <w:rPr>
+                <w:rFonts w:ascii="Times New Roman" w:eastAsia="仿宋" w:hAnsi="Times New Roman"/>
+                <w:sz w:val="24"/>
+                <w:szCs w:val="24"/>
+              </w:rPr>
+              <w:t xml:space="preserve"> </w:t>
+            </w:r>
+            <w:r>
+              <w:rPr>
+                <w:rFonts w:ascii="Times New Roman" w:eastAsia="仿宋" w:hAnsi="Times New Roman"/>
+                <w:sz w:val="24"/>
+                <w:szCs w:val="24"/>
+              </w:rPr>
+              <w:t>CN201720597425.4</w:t>
+            </w:r>
+            <w:r>
+              <w:rPr>
+                <w:rFonts w:ascii="Times New Roman" w:eastAsia="仿宋" w:hAnsi="Times New Roman"/>
+                <w:sz w:val="24"/>
+                <w:szCs w:val="24"/>
+              </w:rPr>
+              <w:t>)</w:t>
+            </w:r>
+            <w:r>
+              <w:rPr>
+                <w:rFonts w:ascii="Times New Roman" w:eastAsia="仿宋" w:hAnsi="Times New Roman"/>
+                <w:sz w:val="24"/>
+                <w:szCs w:val="24"/>
+              </w:rPr>
+              <w:t xml:space="preserve">. </w:t>
+            </w:r>
+            <w:r>
+              <w:rPr>
+                <w:rFonts w:ascii="Times New Roman" w:eastAsia="仿宋" w:hAnsi="Times New Roman" w:hint="eastAsia"/>
+                <w:color w:val="0070C0"/>
+                <w:sz w:val="24"/>
+                <w:szCs w:val="24"/>
+              </w:rPr>
+              <w:t>(</w:t>
+            </w:r>
+            <w:r>
+              <w:rPr>
+                <w:rFonts w:ascii="Times New Roman" w:eastAsia="仿宋" w:hAnsi="Times New Roman" w:hint="eastAsia"/>
+                <w:color w:val="0070C0"/>
+                <w:sz w:val="24"/>
+                <w:szCs w:val="24"/>
+              </w:rPr>
+              <w:t>发明授权</w:t>
+            </w:r>
+            <w:r>
+              <w:rPr>
+                <w:rFonts w:ascii="Times New Roman" w:eastAsia="仿宋" w:hAnsi="Times New Roman" w:hint="eastAsia"/>
+                <w:color w:val="0070C0"/>
+                <w:sz w:val="24"/>
+                <w:szCs w:val="24"/>
+              </w:rPr>
+              <w:t>)</w:t>
+            </w:r>
+          </w:p>
+          <w:p>
+            <w:pPr>
+              <w:pStyle w:val="a3"/>
+              <w:numPr>
+                <w:ilvl w:val="0"/>
+                <w:numId w:val="3"/>
+              </w:numPr>
+              <w:ind w:firstLineChars="0"/>
+              <w:rPr>
+                <w:rFonts w:ascii="Times New Roman" w:eastAsia="仿宋" w:hAnsi="Times New Roman"/>
+                <w:sz w:val="24"/>
+                <w:szCs w:val="24"/>
+              </w:rPr>
+            </w:pPr>
+            <w:r>
+              <w:rPr>
+                <w:rFonts w:ascii="Times New Roman" w:eastAsia="仿宋" w:hAnsi="Times New Roman" w:hint="eastAsia"/>
+                <w:sz w:val="24"/>
+                <w:szCs w:val="24"/>
+              </w:rPr>
+              <w:t>鲁正</w:t>
+            </w:r>
+            <w:r>
+              <w:rPr>
+                <w:rFonts w:ascii="Times New Roman" w:eastAsia="仿宋" w:hAnsi="Times New Roman"/>
+                <w:sz w:val="24"/>
+                <w:szCs w:val="24"/>
+              </w:rPr>
+              <w:t xml:space="preserve">, </w:t>
+            </w:r>
+            <w:r>
+              <w:rPr>
+                <w:rFonts w:ascii="Times New Roman" w:eastAsia="仿宋" w:hAnsi="Times New Roman"/>
+                <w:b/>
+                <w:bCs/>
+                <w:sz w:val="24"/>
+                <w:szCs w:val="24"/>
+              </w:rPr>
+              <w:t>林威</w:t>
+            </w:r>
+            <w:r>
+              <w:rPr>
+                <w:rFonts w:ascii="Times New Roman" w:eastAsia="仿宋" w:hAnsi="Times New Roman"/>
+                <w:sz w:val="24"/>
+                <w:szCs w:val="24"/>
+              </w:rPr>
+              <w:t xml:space="preserve">, </w:t>
+            </w:r>
+            <w:r>
+              <w:rPr>
+                <w:rFonts w:ascii="Times New Roman" w:eastAsia="仿宋" w:hAnsi="Times New Roman"/>
+                <w:sz w:val="24"/>
+                <w:szCs w:val="24"/>
+              </w:rPr>
+              <w:t>常佳奇</w:t>
+            </w:r>
+            <w:r>
+              <w:rPr>
+                <w:rFonts w:ascii="Times New Roman" w:eastAsia="仿宋" w:hAnsi="Times New Roman"/>
+                <w:sz w:val="24"/>
+                <w:szCs w:val="24"/>
+              </w:rPr>
+              <w:t xml:space="preserve">, &amp; </w:t>
+            </w:r>
+            <w:r>
+              <w:rPr>
+                <w:rFonts w:ascii="Times New Roman" w:eastAsia="仿宋" w:hAnsi="Times New Roman"/>
+                <w:sz w:val="24"/>
+                <w:szCs w:val="24"/>
+              </w:rPr>
+              <w:t>宰秋锐</w:t>
+            </w:r>
+            <w:r>
+              <w:rPr>
+                <w:rFonts w:ascii="Times New Roman" w:eastAsia="仿宋" w:hAnsi="Times New Roman"/>
+                <w:sz w:val="24"/>
+                <w:szCs w:val="24"/>
+              </w:rPr>
+              <w:t xml:space="preserve">. (2018). </w:t>
+            </w:r>
+            <w:r>
+              <w:rPr>
+                <w:rFonts w:ascii="Times New Roman" w:eastAsia="仿宋" w:hAnsi="Times New Roman"/>
+                <w:sz w:val="24"/>
+                <w:szCs w:val="24"/>
+              </w:rPr>
+              <w:t>装配式建筑墙梁节点</w:t>
+            </w:r>
+            <w:r>
+              <w:rPr>
+                <w:rFonts w:ascii="Times New Roman" w:eastAsia="仿宋" w:hAnsi="Times New Roman" w:hint="eastAsia"/>
+                <w:sz w:val="24"/>
+                <w:szCs w:val="24"/>
+              </w:rPr>
+              <w:t xml:space="preserve"> </w:t>
+            </w:r>
+            <w:r>
+              <w:rPr>
+                <w:rFonts w:ascii="Times New Roman" w:eastAsia="仿宋" w:hAnsi="Times New Roman"/>
+                <w:sz w:val="24"/>
+                <w:szCs w:val="24"/>
+              </w:rPr>
+              <w:t>(Patent</w:t>
+            </w:r>
+            <w:r>
+              <w:rPr>
+                <w:rFonts w:ascii="Times New Roman" w:eastAsia="仿宋" w:hAnsi="Times New Roman"/>
+                <w:sz w:val="24"/>
+                <w:szCs w:val="24"/>
+              </w:rPr>
+              <w:t xml:space="preserve"> </w:t>
+            </w:r>
+            <w:r>
+              <w:rPr>
+                <w:rFonts w:ascii="Times New Roman" w:eastAsia="仿宋" w:hAnsi="Times New Roman"/>
+                <w:sz w:val="24"/>
+                <w:szCs w:val="24"/>
+              </w:rPr>
+              <w:t>CN201720597493.0</w:t>
+            </w:r>
+            <w:r>
+              <w:rPr>
+                <w:rFonts w:ascii="Times New Roman" w:eastAsia="仿宋" w:hAnsi="Times New Roman"/>
+                <w:sz w:val="24"/>
+                <w:szCs w:val="24"/>
+              </w:rPr>
+              <w:t>)</w:t>
+            </w:r>
+            <w:r>
+              <w:rPr>
+                <w:rFonts w:ascii="Times New Roman" w:eastAsia="仿宋" w:hAnsi="Times New Roman"/>
+                <w:sz w:val="24"/>
+                <w:szCs w:val="24"/>
+              </w:rPr>
+              <w:t xml:space="preserve">. </w:t>
+            </w:r>
+            <w:r>
+              <w:rPr>
+                <w:rFonts w:ascii="Times New Roman" w:eastAsia="仿宋" w:hAnsi="Times New Roman" w:hint="eastAsia"/>
+                <w:color w:val="0070C0"/>
+                <w:sz w:val="24"/>
+                <w:szCs w:val="24"/>
+              </w:rPr>
+              <w:t>(</w:t>
+            </w:r>
+            <w:r>
+              <w:rPr>
+                <w:rFonts w:ascii="Times New Roman" w:eastAsia="仿宋" w:hAnsi="Times New Roman" w:hint="eastAsia"/>
+                <w:color w:val="0070C0"/>
+                <w:sz w:val="24"/>
+                <w:szCs w:val="24"/>
+              </w:rPr>
+              <w:t>实用新型授权</w:t>
+            </w:r>
+            <w:r>
+              <w:rPr>
+                <w:rFonts w:ascii="Times New Roman" w:eastAsia="仿宋" w:hAnsi="Times New Roman" w:hint="eastAsia"/>
+                <w:color w:val="0070C0"/>
+                <w:sz w:val="24"/>
+                <w:szCs w:val="24"/>
+              </w:rPr>
+              <w:t>)</w:t>
+            </w:r>
+          </w:p>
+          <w:p>
+            <w:pPr>
+              <w:pStyle w:val="a3"/>
+              <w:numPr>
+                <w:ilvl w:val="0"/>
+                <w:numId w:val="3"/>
+              </w:numPr>
+              <w:ind w:firstLineChars="0"/>
+              <w:rPr>
+                <w:rFonts w:ascii="Times New Roman" w:eastAsia="仿宋" w:hAnsi="Times New Roman"/>
+                <w:sz w:val="24"/>
+                <w:szCs w:val="24"/>
+              </w:rPr>
+            </w:pPr>
+            <w:r>
+              <w:rPr>
+                <w:rFonts w:ascii="Times New Roman" w:eastAsia="仿宋" w:hAnsi="Times New Roman" w:hint="eastAsia"/>
+                <w:sz w:val="24"/>
+                <w:szCs w:val="24"/>
+              </w:rPr>
+              <w:t>鲁正</w:t>
+            </w:r>
+            <w:r>
+              <w:rPr>
+                <w:rFonts w:ascii="Times New Roman" w:eastAsia="仿宋" w:hAnsi="Times New Roman"/>
+                <w:sz w:val="24"/>
+                <w:szCs w:val="24"/>
+              </w:rPr>
+              <w:t xml:space="preserve">, </w:t>
+            </w:r>
+            <w:r>
+              <w:rPr>
+                <w:rFonts w:ascii="Times New Roman" w:eastAsia="仿宋" w:hAnsi="Times New Roman"/>
+                <w:sz w:val="24"/>
+                <w:szCs w:val="24"/>
+              </w:rPr>
+              <w:t>宰秋锐</w:t>
+            </w:r>
+            <w:r>
+              <w:rPr>
+                <w:rFonts w:ascii="Times New Roman" w:eastAsia="仿宋" w:hAnsi="Times New Roman"/>
+                <w:sz w:val="24"/>
+                <w:szCs w:val="24"/>
+              </w:rPr>
+              <w:t xml:space="preserve">, </w:t>
+            </w:r>
+            <w:r>
+              <w:rPr>
+                <w:rFonts w:ascii="Times New Roman" w:eastAsia="仿宋" w:hAnsi="Times New Roman"/>
+                <w:sz w:val="24"/>
+                <w:szCs w:val="24"/>
+              </w:rPr>
+              <w:t>常佳奇</w:t>
+            </w:r>
+            <w:r>
+              <w:rPr>
+                <w:rFonts w:ascii="Times New Roman" w:eastAsia="仿宋" w:hAnsi="Times New Roman"/>
+                <w:sz w:val="24"/>
+                <w:szCs w:val="24"/>
+              </w:rPr>
+              <w:t xml:space="preserve">, &amp; </w:t>
+            </w:r>
+            <w:r>
+              <w:rPr>
+                <w:rFonts w:ascii="Times New Roman" w:eastAsia="仿宋" w:hAnsi="Times New Roman"/>
+                <w:b/>
+                <w:bCs/>
+                <w:sz w:val="24"/>
+                <w:szCs w:val="24"/>
+              </w:rPr>
+              <w:t>林威</w:t>
+            </w:r>
+            <w:r>
+              <w:rPr>
+                <w:rFonts w:ascii="Times New Roman" w:eastAsia="仿宋" w:hAnsi="Times New Roman"/>
+                <w:sz w:val="24"/>
+                <w:szCs w:val="24"/>
+              </w:rPr>
+              <w:t xml:space="preserve">. (2018). </w:t>
+            </w:r>
+            <w:r>
+              <w:rPr>
+                <w:rFonts w:ascii="Times New Roman" w:eastAsia="仿宋" w:hAnsi="Times New Roman"/>
+                <w:sz w:val="24"/>
+                <w:szCs w:val="24"/>
+              </w:rPr>
               <w:t>钢结构装配式建筑墙板节点</w:t>
             </w:r>
             <w:r>
@@ -8389,34 +9378,7 @@
                 <w:sz w:val="24"/>
                 <w:szCs w:val="24"/>
               </w:rPr>
-              <w:t>实用新型</w:t>
-            </w:r>
-            <w:r>
-              <w:rPr>
-                <w:rFonts w:ascii="Times New Roman" w:eastAsia="仿宋" w:hAnsi="Times New Roman" w:hint="eastAsia"/>
-                <w:color w:val="0070C0"/>
-                <w:sz w:val="24"/>
-                <w:szCs w:val="24"/>
-              </w:rPr>
-              <w:t>,</w:t>
-            </w:r>
-            <w:r>
-              <w:rPr>
-                <w:rFonts w:ascii="Times New Roman" w:eastAsia="仿宋" w:hAnsi="Times New Roman"/>
-                <w:color w:val="0070C0"/>
-                <w:sz w:val="24"/>
-                <w:szCs w:val="24"/>
-              </w:rPr>
-              <w:t xml:space="preserve"> </w:t>
-            </w:r>
-            <w:r>
-              <w:rPr>
-                <w:rFonts w:ascii="Times New Roman" w:eastAsia="仿宋" w:hAnsi="Times New Roman" w:hint="eastAsia"/>
-                <w:color w:val="0070C0"/>
-                <w:sz w:val="24"/>
-                <w:szCs w:val="24"/>
-              </w:rPr>
-              <w:t>授权</w:t>
+              <w:t>实用新型授权</w:t>
             </w:r>
             <w:r>
               <w:rPr>
@@ -8949,7 +9911,16 @@
                 <w:sz w:val="24"/>
                 <w:szCs w:val="24"/>
               </w:rPr>
-              <w:t>年隧道与地下工程大会暨中国土木工程学会隧道及地下工程分会第</w:t>
+              <w:t>年隧道与地下工程大会暨中国土木工程学会隧道及地</w:t>
+            </w:r>
+            <w:r>
+              <w:rPr>
+                <w:rFonts w:ascii="Times New Roman" w:eastAsia="仿宋" w:hAnsi="Times New Roman"/>
+                <w:sz w:val="24"/>
+                <w:szCs w:val="24"/>
+              </w:rPr>
+              <w:lastRenderedPageBreak/>
+              <w:t>下工程分会第</w:t>
             </w:r>
             <w:r>
               <w:rPr>
@@ -9174,7 +10145,6 @@
                 <w:sz w:val="24"/>
                 <w:szCs w:val="24"/>
               </w:rPr>
-              <w:lastRenderedPageBreak/>
               <w:t>Journal of Computing in Civil Engineering</w:t>
             </w:r>
           </w:p>
@@ -10081,6 +11051,7 @@
                 <w:sz w:val="24"/>
                 <w:szCs w:val="24"/>
               </w:rPr>
+              <w:lastRenderedPageBreak/>
               <w:t>Science and Technology Commission of Shanghai Municipality [20DZ1202004]</w:t>
             </w:r>
           </w:p>

--- a/files/cv.docx
+++ b/files/cv.docx
@@ -3415,7 +3415,7 @@
                 <w:sz w:val="24"/>
                 <w:szCs w:val="24"/>
               </w:rPr>
-              <w:t xml:space="preserve">Jing, Y.*, </w:t>
+              <w:t xml:space="preserve">Zhang, R., </w:t>
             </w:r>
             <w:r>
               <w:rPr>
@@ -3433,7 +3433,7 @@
                 <w:sz w:val="24"/>
                 <w:szCs w:val="24"/>
               </w:rPr>
-              <w:t xml:space="preserve">, </w:t>
+              <w:t xml:space="preserve">, Wang, C., </w:t>
             </w:r>
             <w:r>
               <w:rPr>
@@ -3450,55 +3450,7 @@
                 <w:sz w:val="24"/>
                 <w:szCs w:val="24"/>
               </w:rPr>
-              <w:t xml:space="preserve">, &amp; Acikgoz, S. (2025). </w:t>
-            </w:r>
-            <w:r>
-              <w:rPr>
-                <w:rFonts w:ascii="Times New Roman" w:eastAsia="仿宋" w:hAnsi="Times New Roman"/>
-                <w:sz w:val="24"/>
-                <w:szCs w:val="24"/>
-              </w:rPr>
-              <w:t>3D multimodal feature for infrastructure anomaly detection</w:t>
-            </w:r>
-            <w:r>
-              <w:rPr>
-                <w:rFonts w:ascii="Times New Roman" w:eastAsia="仿宋" w:hAnsi="Times New Roman"/>
-                <w:sz w:val="24"/>
-                <w:szCs w:val="24"/>
-              </w:rPr>
-              <w:t>. Automation in Construction</w:t>
-            </w:r>
-            <w:r>
-              <w:rPr>
-                <w:rFonts w:ascii="Times New Roman" w:eastAsia="仿宋" w:hAnsi="Times New Roman" w:hint="eastAsia"/>
-                <w:sz w:val="24"/>
-                <w:szCs w:val="24"/>
-              </w:rPr>
-              <w:t>,</w:t>
-            </w:r>
-            <w:r>
-              <w:rPr>
-                <w:rFonts w:ascii="Times New Roman" w:eastAsia="仿宋" w:hAnsi="Times New Roman"/>
-                <w:sz w:val="24"/>
-                <w:szCs w:val="24"/>
-              </w:rPr>
-              <w:t xml:space="preserve"> 178, </w:t>
-            </w:r>
-            <w:r>
-              <w:rPr>
-                <w:rFonts w:ascii="Times New Roman" w:eastAsia="仿宋" w:hAnsi="Times New Roman"/>
-                <w:sz w:val="24"/>
-                <w:szCs w:val="24"/>
-              </w:rPr>
-              <w:t>106388</w:t>
-            </w:r>
-            <w:r>
-              <w:rPr>
-                <w:rFonts w:ascii="Times New Roman" w:eastAsia="仿宋" w:hAnsi="Times New Roman"/>
-                <w:sz w:val="24"/>
-                <w:szCs w:val="24"/>
-              </w:rPr>
-              <w:t>.</w:t>
+              <w:t>, Liu, Z., &amp; Li, Z.* (2026). Denoising image point clouds using segmentation and synthetic data for enhanced structural health analysis of tunnels. Data-Centric Engineering, 7, e10.</w:t>
             </w:r>
             <w:r>
               <w:rPr>
@@ -3514,7 +3466,15 @@
                 <w:sz w:val="24"/>
                 <w:szCs w:val="24"/>
               </w:rPr>
-              <w:t>https://doi.org/10.1016/j.autcon.2025.106388</w:t>
+              <w:t>https://doi.org/</w:t>
+            </w:r>
+            <w:r>
+              <w:rPr>
+                <w:rFonts w:ascii="Times New Roman" w:eastAsia="仿宋" w:hAnsi="Times New Roman"/>
+                <w:sz w:val="24"/>
+                <w:szCs w:val="24"/>
+              </w:rPr>
+              <w:t>10.1017/dce.2026.10042</w:t>
             </w:r>
             <w:r>
               <w:rPr>
@@ -3545,7 +3505,7 @@
                 <w:sz w:val="24"/>
                 <w:szCs w:val="24"/>
               </w:rPr>
-              <w:t xml:space="preserve">Huang, H., Chang, J.*, Zhang, D., Thewes, M., &amp; </w:t>
+              <w:t xml:space="preserve">Jing, Y.*, </w:t>
             </w:r>
             <w:r>
               <w:rPr>
@@ -3563,47 +3523,64 @@
                 <w:sz w:val="24"/>
                 <w:szCs w:val="24"/>
               </w:rPr>
-              <w:t xml:space="preserve"> (202</w:t>
-            </w:r>
-            <w:r>
-              <w:rPr>
-                <w:rFonts w:ascii="Times New Roman" w:eastAsia="仿宋" w:hAnsi="Times New Roman"/>
-                <w:sz w:val="24"/>
-                <w:szCs w:val="24"/>
-              </w:rPr>
-              <w:t>5</w:t>
-            </w:r>
-            <w:r>
-              <w:rPr>
-                <w:rFonts w:ascii="Times New Roman" w:eastAsia="仿宋" w:hAnsi="Times New Roman"/>
-                <w:sz w:val="24"/>
-                <w:szCs w:val="24"/>
-              </w:rPr>
-              <w:t xml:space="preserve">). Improved </w:t>
-            </w:r>
-            <w:r>
-              <w:rPr>
-                <w:rFonts w:ascii="Times New Roman" w:eastAsia="仿宋" w:hAnsi="Times New Roman" w:hint="eastAsia"/>
-                <w:sz w:val="24"/>
-                <w:szCs w:val="24"/>
-              </w:rPr>
-              <w:t>m</w:t>
-            </w:r>
-            <w:r>
-              <w:rPr>
-                <w:rFonts w:ascii="Times New Roman" w:eastAsia="仿宋" w:hAnsi="Times New Roman"/>
-                <w:sz w:val="24"/>
-                <w:szCs w:val="24"/>
-              </w:rPr>
-              <w:t>odel-free adaptive control of shield machine posture during tunnelling. Advanced Engineering Informatics</w:t>
-            </w:r>
-            <w:r>
-              <w:rPr>
-                <w:rFonts w:ascii="Times New Roman" w:eastAsia="仿宋" w:hAnsi="Times New Roman"/>
-                <w:sz w:val="24"/>
-                <w:szCs w:val="24"/>
-              </w:rPr>
-              <w:t>, 67, 103465</w:t>
+              <w:t xml:space="preserve">, </w:t>
+            </w:r>
+            <w:r>
+              <w:rPr>
+                <w:rFonts w:ascii="Times New Roman" w:eastAsia="仿宋" w:hAnsi="Times New Roman"/>
+                <w:sz w:val="24"/>
+                <w:szCs w:val="24"/>
+                <w:u w:val="single"/>
+              </w:rPr>
+              <w:t>Sheil, B.</w:t>
+            </w:r>
+            <w:r>
+              <w:rPr>
+                <w:rFonts w:ascii="Times New Roman" w:eastAsia="仿宋" w:hAnsi="Times New Roman"/>
+                <w:sz w:val="24"/>
+                <w:szCs w:val="24"/>
+              </w:rPr>
+              <w:t xml:space="preserve">, &amp; Acikgoz, S. (2025). </w:t>
+            </w:r>
+            <w:r>
+              <w:rPr>
+                <w:rFonts w:ascii="Times New Roman" w:eastAsia="仿宋" w:hAnsi="Times New Roman"/>
+                <w:sz w:val="24"/>
+                <w:szCs w:val="24"/>
+              </w:rPr>
+              <w:t>3D multimodal feature for infrastructure anomaly detection</w:t>
+            </w:r>
+            <w:r>
+              <w:rPr>
+                <w:rFonts w:ascii="Times New Roman" w:eastAsia="仿宋" w:hAnsi="Times New Roman"/>
+                <w:sz w:val="24"/>
+                <w:szCs w:val="24"/>
+              </w:rPr>
+              <w:t>. Automation in Construction</w:t>
+            </w:r>
+            <w:r>
+              <w:rPr>
+                <w:rFonts w:ascii="Times New Roman" w:eastAsia="仿宋" w:hAnsi="Times New Roman" w:hint="eastAsia"/>
+                <w:sz w:val="24"/>
+                <w:szCs w:val="24"/>
+              </w:rPr>
+              <w:t>,</w:t>
+            </w:r>
+            <w:r>
+              <w:rPr>
+                <w:rFonts w:ascii="Times New Roman" w:eastAsia="仿宋" w:hAnsi="Times New Roman"/>
+                <w:sz w:val="24"/>
+                <w:szCs w:val="24"/>
+              </w:rPr>
+              <w:t xml:space="preserve"> 178, </w:t>
+            </w:r>
+            <w:r>
+              <w:rPr>
+                <w:rFonts w:ascii="Times New Roman" w:eastAsia="仿宋" w:hAnsi="Times New Roman"/>
+                <w:sz w:val="24"/>
+                <w:szCs w:val="24"/>
+              </w:rPr>
+              <w:t>106388</w:t>
             </w:r>
             <w:r>
               <w:rPr>
@@ -3627,11 +3604,11 @@
                 <w:sz w:val="24"/>
                 <w:szCs w:val="24"/>
               </w:rPr>
-              <w:t>https://doi.org/10.1016/j.aei.2025.103465</w:t>
-            </w:r>
-            <w:r>
-              <w:rPr>
-                <w:rFonts w:ascii="Times New Roman" w:eastAsia="仿宋" w:hAnsi="Times New Roman" w:hint="eastAsia"/>
+              <w:t>https://doi.org/10.1016/j.autcon.2025.106388</w:t>
+            </w:r>
+            <w:r>
+              <w:rPr>
+                <w:rFonts w:ascii="Times New Roman" w:eastAsia="仿宋" w:hAnsi="Times New Roman"/>
                 <w:sz w:val="24"/>
                 <w:szCs w:val="24"/>
               </w:rPr>
@@ -3658,7 +3635,7 @@
                 <w:sz w:val="24"/>
                 <w:szCs w:val="24"/>
               </w:rPr>
-              <w:t xml:space="preserve">Ye, Z., </w:t>
+              <w:t xml:space="preserve">Huang, H., Chang, J.*, Zhang, D., Thewes, M., &amp; </w:t>
             </w:r>
             <w:r>
               <w:rPr>
@@ -3676,48 +3653,55 @@
                 <w:sz w:val="24"/>
                 <w:szCs w:val="24"/>
               </w:rPr>
-              <w:t xml:space="preserve">, </w:t>
-            </w:r>
-            <w:r>
-              <w:rPr>
-                <w:rFonts w:ascii="Times New Roman" w:eastAsia="仿宋" w:hAnsi="Times New Roman"/>
-                <w:sz w:val="24"/>
-                <w:szCs w:val="24"/>
-              </w:rPr>
-              <w:t>Faramarzi</w:t>
-            </w:r>
-            <w:r>
-              <w:rPr>
-                <w:rFonts w:ascii="Times New Roman" w:eastAsia="仿宋" w:hAnsi="Times New Roman"/>
-                <w:sz w:val="24"/>
-                <w:szCs w:val="24"/>
-              </w:rPr>
-              <w:t xml:space="preserve">, A., </w:t>
-            </w:r>
-            <w:r>
-              <w:rPr>
-                <w:rFonts w:ascii="Times New Roman" w:eastAsia="仿宋" w:hAnsi="Times New Roman"/>
-                <w:sz w:val="24"/>
-                <w:szCs w:val="24"/>
-                <w:u w:val="single"/>
-              </w:rPr>
-              <w:t>Xie, X.</w:t>
-            </w:r>
-            <w:r>
-              <w:rPr>
-                <w:rFonts w:ascii="Times New Roman" w:eastAsia="仿宋" w:hAnsi="Times New Roman"/>
-                <w:sz w:val="24"/>
-                <w:szCs w:val="24"/>
-              </w:rPr>
-              <w:t xml:space="preserve">, </w:t>
-            </w:r>
-            <w:r>
-              <w:rPr>
-                <w:rFonts w:ascii="Times New Roman" w:eastAsia="仿宋" w:hAnsi="Times New Roman"/>
-                <w:sz w:val="24"/>
-                <w:szCs w:val="24"/>
-              </w:rPr>
-              <w:t>&amp;</w:t>
+              <w:t xml:space="preserve"> (202</w:t>
+            </w:r>
+            <w:r>
+              <w:rPr>
+                <w:rFonts w:ascii="Times New Roman" w:eastAsia="仿宋" w:hAnsi="Times New Roman"/>
+                <w:sz w:val="24"/>
+                <w:szCs w:val="24"/>
+              </w:rPr>
+              <w:t>5</w:t>
+            </w:r>
+            <w:r>
+              <w:rPr>
+                <w:rFonts w:ascii="Times New Roman" w:eastAsia="仿宋" w:hAnsi="Times New Roman"/>
+                <w:sz w:val="24"/>
+                <w:szCs w:val="24"/>
+              </w:rPr>
+              <w:t xml:space="preserve">). Improved </w:t>
+            </w:r>
+            <w:r>
+              <w:rPr>
+                <w:rFonts w:ascii="Times New Roman" w:eastAsia="仿宋" w:hAnsi="Times New Roman" w:hint="eastAsia"/>
+                <w:sz w:val="24"/>
+                <w:szCs w:val="24"/>
+              </w:rPr>
+              <w:t>m</w:t>
+            </w:r>
+            <w:r>
+              <w:rPr>
+                <w:rFonts w:ascii="Times New Roman" w:eastAsia="仿宋" w:hAnsi="Times New Roman"/>
+                <w:sz w:val="24"/>
+                <w:szCs w:val="24"/>
+              </w:rPr>
+              <w:t>odel-free adaptive control of shield machine posture during tunnelling. Advanced Engineering Informatics</w:t>
+            </w:r>
+            <w:r>
+              <w:rPr>
+                <w:rFonts w:ascii="Times New Roman" w:eastAsia="仿宋" w:hAnsi="Times New Roman"/>
+                <w:sz w:val="24"/>
+                <w:szCs w:val="24"/>
+              </w:rPr>
+              <w:t>, 67, 103465</w:t>
+            </w:r>
+            <w:r>
+              <w:rPr>
+                <w:rFonts w:ascii="Times New Roman" w:eastAsia="仿宋" w:hAnsi="Times New Roman"/>
+                <w:sz w:val="24"/>
+                <w:szCs w:val="24"/>
+              </w:rPr>
+              <w:t>.</w:t>
             </w:r>
             <w:r>
               <w:rPr>
@@ -3733,243 +3717,11 @@
                 <w:sz w:val="24"/>
                 <w:szCs w:val="24"/>
               </w:rPr>
-              <w:t>Ninić</w:t>
-            </w:r>
-            <w:r>
-              <w:rPr>
-                <w:rFonts w:ascii="Times New Roman" w:eastAsia="仿宋" w:hAnsi="Times New Roman"/>
-                <w:sz w:val="24"/>
-                <w:szCs w:val="24"/>
-              </w:rPr>
-              <w:t>, J.* (202</w:t>
-            </w:r>
-            <w:r>
-              <w:rPr>
-                <w:rFonts w:ascii="Times New Roman" w:eastAsia="仿宋" w:hAnsi="Times New Roman"/>
-                <w:sz w:val="24"/>
-                <w:szCs w:val="24"/>
-              </w:rPr>
-              <w:t>5</w:t>
-            </w:r>
-            <w:r>
-              <w:rPr>
-                <w:rFonts w:ascii="Times New Roman" w:eastAsia="仿宋" w:hAnsi="Times New Roman"/>
-                <w:sz w:val="24"/>
-                <w:szCs w:val="24"/>
-              </w:rPr>
-              <w:t>)</w:t>
-            </w:r>
-            <w:r>
-              <w:rPr>
-                <w:rFonts w:ascii="Times New Roman" w:eastAsia="仿宋" w:hAnsi="Times New Roman" w:hint="eastAsia"/>
-                <w:sz w:val="24"/>
-                <w:szCs w:val="24"/>
-              </w:rPr>
-              <w:t>.</w:t>
-            </w:r>
-            <w:r>
-              <w:rPr>
-                <w:rFonts w:ascii="Times New Roman" w:eastAsia="仿宋" w:hAnsi="Times New Roman"/>
-                <w:sz w:val="24"/>
-                <w:szCs w:val="24"/>
-              </w:rPr>
-              <w:t xml:space="preserve"> </w:t>
-            </w:r>
-            <w:r>
-              <w:rPr>
-                <w:rFonts w:ascii="Times New Roman" w:eastAsia="仿宋" w:hAnsi="Times New Roman"/>
-                <w:sz w:val="24"/>
-                <w:szCs w:val="24"/>
-              </w:rPr>
-              <w:t>SAM4Tun: No-</w:t>
-            </w:r>
-            <w:r>
-              <w:rPr>
-                <w:rFonts w:ascii="Times New Roman" w:eastAsia="仿宋" w:hAnsi="Times New Roman"/>
-                <w:sz w:val="24"/>
-                <w:szCs w:val="24"/>
-              </w:rPr>
-              <w:t>t</w:t>
-            </w:r>
-            <w:r>
-              <w:rPr>
-                <w:rFonts w:ascii="Times New Roman" w:eastAsia="仿宋" w:hAnsi="Times New Roman"/>
-                <w:sz w:val="24"/>
-                <w:szCs w:val="24"/>
-              </w:rPr>
-              <w:t xml:space="preserve">raining </w:t>
-            </w:r>
-            <w:r>
-              <w:rPr>
-                <w:rFonts w:ascii="Times New Roman" w:eastAsia="仿宋" w:hAnsi="Times New Roman"/>
-                <w:sz w:val="24"/>
-                <w:szCs w:val="24"/>
-              </w:rPr>
-              <w:t>m</w:t>
-            </w:r>
-            <w:r>
-              <w:rPr>
-                <w:rFonts w:ascii="Times New Roman" w:eastAsia="仿宋" w:hAnsi="Times New Roman"/>
-                <w:sz w:val="24"/>
-                <w:szCs w:val="24"/>
-              </w:rPr>
-              <w:t xml:space="preserve">odel for </w:t>
-            </w:r>
-            <w:r>
-              <w:rPr>
-                <w:rFonts w:ascii="Times New Roman" w:eastAsia="仿宋" w:hAnsi="Times New Roman"/>
-                <w:sz w:val="24"/>
-                <w:szCs w:val="24"/>
-              </w:rPr>
-              <w:t>t</w:t>
-            </w:r>
-            <w:r>
-              <w:rPr>
-                <w:rFonts w:ascii="Times New Roman" w:eastAsia="仿宋" w:hAnsi="Times New Roman"/>
-                <w:sz w:val="24"/>
-                <w:szCs w:val="24"/>
-              </w:rPr>
-              <w:t xml:space="preserve">unnel </w:t>
-            </w:r>
-            <w:r>
-              <w:rPr>
-                <w:rFonts w:ascii="Times New Roman" w:eastAsia="仿宋" w:hAnsi="Times New Roman"/>
-                <w:sz w:val="24"/>
-                <w:szCs w:val="24"/>
-              </w:rPr>
-              <w:t>l</w:t>
-            </w:r>
-            <w:r>
-              <w:rPr>
-                <w:rFonts w:ascii="Times New Roman" w:eastAsia="仿宋" w:hAnsi="Times New Roman"/>
-                <w:sz w:val="24"/>
-                <w:szCs w:val="24"/>
-              </w:rPr>
-              <w:t xml:space="preserve">ining </w:t>
-            </w:r>
-            <w:r>
-              <w:rPr>
-                <w:rFonts w:ascii="Times New Roman" w:eastAsia="仿宋" w:hAnsi="Times New Roman"/>
-                <w:sz w:val="24"/>
-                <w:szCs w:val="24"/>
-              </w:rPr>
-              <w:t>p</w:t>
-            </w:r>
-            <w:r>
-              <w:rPr>
-                <w:rFonts w:ascii="Times New Roman" w:eastAsia="仿宋" w:hAnsi="Times New Roman"/>
-                <w:sz w:val="24"/>
-                <w:szCs w:val="24"/>
-              </w:rPr>
-              <w:t xml:space="preserve">oint </w:t>
-            </w:r>
-            <w:r>
-              <w:rPr>
-                <w:rFonts w:ascii="Times New Roman" w:eastAsia="仿宋" w:hAnsi="Times New Roman"/>
-                <w:sz w:val="24"/>
-                <w:szCs w:val="24"/>
-              </w:rPr>
-              <w:t>c</w:t>
-            </w:r>
-            <w:r>
-              <w:rPr>
-                <w:rFonts w:ascii="Times New Roman" w:eastAsia="仿宋" w:hAnsi="Times New Roman"/>
-                <w:sz w:val="24"/>
-                <w:szCs w:val="24"/>
-              </w:rPr>
-              <w:t xml:space="preserve">loud </w:t>
-            </w:r>
-            <w:r>
-              <w:rPr>
-                <w:rFonts w:ascii="Times New Roman" w:eastAsia="仿宋" w:hAnsi="Times New Roman"/>
-                <w:sz w:val="24"/>
-                <w:szCs w:val="24"/>
-              </w:rPr>
-              <w:t>c</w:t>
-            </w:r>
-            <w:r>
-              <w:rPr>
-                <w:rFonts w:ascii="Times New Roman" w:eastAsia="仿宋" w:hAnsi="Times New Roman"/>
-                <w:sz w:val="24"/>
-                <w:szCs w:val="24"/>
-              </w:rPr>
-              <w:t xml:space="preserve">omponent </w:t>
-            </w:r>
-            <w:r>
-              <w:rPr>
-                <w:rFonts w:ascii="Times New Roman" w:eastAsia="仿宋" w:hAnsi="Times New Roman"/>
-                <w:sz w:val="24"/>
-                <w:szCs w:val="24"/>
-              </w:rPr>
-              <w:t>s</w:t>
-            </w:r>
-            <w:r>
-              <w:rPr>
-                <w:rFonts w:ascii="Times New Roman" w:eastAsia="仿宋" w:hAnsi="Times New Roman"/>
-                <w:sz w:val="24"/>
-                <w:szCs w:val="24"/>
-              </w:rPr>
-              <w:t>egmentatio</w:t>
-            </w:r>
-            <w:r>
-              <w:rPr>
-                <w:rFonts w:ascii="Times New Roman" w:eastAsia="仿宋" w:hAnsi="Times New Roman" w:hint="eastAsia"/>
-                <w:sz w:val="24"/>
-                <w:szCs w:val="24"/>
-              </w:rPr>
-              <w:t>n</w:t>
-            </w:r>
-            <w:r>
-              <w:rPr>
-                <w:rFonts w:ascii="Times New Roman" w:eastAsia="仿宋" w:hAnsi="Times New Roman"/>
-                <w:sz w:val="24"/>
-                <w:szCs w:val="24"/>
-              </w:rPr>
-              <w:t>. Tunnelling and Underground Space Technology</w:t>
-            </w:r>
-            <w:r>
-              <w:rPr>
-                <w:rFonts w:ascii="Times New Roman" w:eastAsia="仿宋" w:hAnsi="Times New Roman" w:hint="eastAsia"/>
-                <w:sz w:val="24"/>
-                <w:szCs w:val="24"/>
-              </w:rPr>
-              <w:t>,</w:t>
-            </w:r>
-            <w:r>
-              <w:rPr>
-                <w:rFonts w:ascii="Times New Roman" w:eastAsia="仿宋" w:hAnsi="Times New Roman"/>
-                <w:sz w:val="24"/>
-                <w:szCs w:val="24"/>
-              </w:rPr>
-              <w:t xml:space="preserve"> 158, 106401</w:t>
-            </w:r>
-            <w:r>
-              <w:rPr>
-                <w:rFonts w:ascii="Times New Roman" w:eastAsia="仿宋" w:hAnsi="Times New Roman"/>
-                <w:sz w:val="24"/>
-                <w:szCs w:val="24"/>
-              </w:rPr>
-              <w:t>.</w:t>
-            </w:r>
-            <w:r>
-              <w:rPr>
-                <w:rFonts w:ascii="Times New Roman" w:eastAsia="仿宋" w:hAnsi="Times New Roman"/>
-                <w:sz w:val="24"/>
-                <w:szCs w:val="24"/>
-              </w:rPr>
-              <w:t xml:space="preserve"> </w:t>
-            </w:r>
-            <w:r>
-              <w:rPr>
-                <w:rFonts w:ascii="Times New Roman" w:eastAsia="仿宋" w:hAnsi="Times New Roman"/>
-                <w:sz w:val="24"/>
-                <w:szCs w:val="24"/>
-              </w:rPr>
-              <w:t>https://doi.org/10.1016/j.tust.2025.106401</w:t>
-            </w:r>
-            <w:r>
-              <w:rPr>
-                <w:rFonts w:ascii="Times New Roman" w:eastAsia="仿宋" w:hAnsi="Times New Roman"/>
+              <w:t>https://doi.org/10.1016/j.aei.2025.103465</w:t>
+            </w:r>
+            <w:r>
+              <w:rPr>
+                <w:rFonts w:ascii="Times New Roman" w:eastAsia="仿宋" w:hAnsi="Times New Roman" w:hint="eastAsia"/>
                 <w:sz w:val="24"/>
                 <w:szCs w:val="24"/>
               </w:rPr>
@@ -3996,23 +3748,7 @@
                 <w:sz w:val="24"/>
                 <w:szCs w:val="24"/>
               </w:rPr>
-              <w:t>Chang, J., Thewes, M., Zhang, D., Huang, H.</w:t>
-            </w:r>
-            <w:r>
-              <w:rPr>
-                <w:rFonts w:ascii="Times New Roman" w:eastAsia="仿宋" w:hAnsi="Times New Roman"/>
-                <w:sz w:val="24"/>
-                <w:szCs w:val="24"/>
-              </w:rPr>
-              <w:t>*</w:t>
-            </w:r>
-            <w:r>
-              <w:rPr>
-                <w:rFonts w:ascii="Times New Roman" w:eastAsia="仿宋" w:hAnsi="Times New Roman"/>
-                <w:sz w:val="24"/>
-                <w:szCs w:val="24"/>
-              </w:rPr>
-              <w:t xml:space="preserve">, &amp; </w:t>
+              <w:t xml:space="preserve">Ye, Z., </w:t>
             </w:r>
             <w:r>
               <w:rPr>
@@ -4030,7 +3766,72 @@
                 <w:sz w:val="24"/>
                 <w:szCs w:val="24"/>
               </w:rPr>
-              <w:t xml:space="preserve"> (202</w:t>
+              <w:t xml:space="preserve">, </w:t>
+            </w:r>
+            <w:r>
+              <w:rPr>
+                <w:rFonts w:ascii="Times New Roman" w:eastAsia="仿宋" w:hAnsi="Times New Roman"/>
+                <w:sz w:val="24"/>
+                <w:szCs w:val="24"/>
+              </w:rPr>
+              <w:t>Faramarzi</w:t>
+            </w:r>
+            <w:r>
+              <w:rPr>
+                <w:rFonts w:ascii="Times New Roman" w:eastAsia="仿宋" w:hAnsi="Times New Roman"/>
+                <w:sz w:val="24"/>
+                <w:szCs w:val="24"/>
+              </w:rPr>
+              <w:t xml:space="preserve">, A., </w:t>
+            </w:r>
+            <w:r>
+              <w:rPr>
+                <w:rFonts w:ascii="Times New Roman" w:eastAsia="仿宋" w:hAnsi="Times New Roman"/>
+                <w:sz w:val="24"/>
+                <w:szCs w:val="24"/>
+                <w:u w:val="single"/>
+              </w:rPr>
+              <w:t>Xie, X.</w:t>
+            </w:r>
+            <w:r>
+              <w:rPr>
+                <w:rFonts w:ascii="Times New Roman" w:eastAsia="仿宋" w:hAnsi="Times New Roman"/>
+                <w:sz w:val="24"/>
+                <w:szCs w:val="24"/>
+              </w:rPr>
+              <w:t xml:space="preserve">, </w:t>
+            </w:r>
+            <w:r>
+              <w:rPr>
+                <w:rFonts w:ascii="Times New Roman" w:eastAsia="仿宋" w:hAnsi="Times New Roman"/>
+                <w:sz w:val="24"/>
+                <w:szCs w:val="24"/>
+              </w:rPr>
+              <w:t>&amp;</w:t>
+            </w:r>
+            <w:r>
+              <w:rPr>
+                <w:rFonts w:ascii="Times New Roman" w:eastAsia="仿宋" w:hAnsi="Times New Roman"/>
+                <w:sz w:val="24"/>
+                <w:szCs w:val="24"/>
+              </w:rPr>
+              <w:t xml:space="preserve"> </w:t>
+            </w:r>
+            <w:r>
+              <w:rPr>
+                <w:rFonts w:ascii="Times New Roman" w:eastAsia="仿宋" w:hAnsi="Times New Roman"/>
+                <w:sz w:val="24"/>
+                <w:szCs w:val="24"/>
+              </w:rPr>
+              <w:t>Ninić</w:t>
+            </w:r>
+            <w:r>
+              <w:rPr>
+                <w:rFonts w:ascii="Times New Roman" w:eastAsia="仿宋" w:hAnsi="Times New Roman"/>
+                <w:sz w:val="24"/>
+                <w:szCs w:val="24"/>
+              </w:rPr>
+              <w:t>, J.* (202</w:t>
             </w:r>
             <w:r>
               <w:rPr>
@@ -4046,7 +3847,175 @@
                 <w:sz w:val="24"/>
                 <w:szCs w:val="24"/>
               </w:rPr>
-              <w:t>). Deformational behaviors of existing three-line tunnels induced by under-crossing of three-line mechanized tunnels: A case study. Canadian Geotechnical Journal</w:t>
+              <w:t>)</w:t>
+            </w:r>
+            <w:r>
+              <w:rPr>
+                <w:rFonts w:ascii="Times New Roman" w:eastAsia="仿宋" w:hAnsi="Times New Roman" w:hint="eastAsia"/>
+                <w:sz w:val="24"/>
+                <w:szCs w:val="24"/>
+              </w:rPr>
+              <w:t>.</w:t>
+            </w:r>
+            <w:r>
+              <w:rPr>
+                <w:rFonts w:ascii="Times New Roman" w:eastAsia="仿宋" w:hAnsi="Times New Roman"/>
+                <w:sz w:val="24"/>
+                <w:szCs w:val="24"/>
+              </w:rPr>
+              <w:t xml:space="preserve"> </w:t>
+            </w:r>
+            <w:r>
+              <w:rPr>
+                <w:rFonts w:ascii="Times New Roman" w:eastAsia="仿宋" w:hAnsi="Times New Roman"/>
+                <w:sz w:val="24"/>
+                <w:szCs w:val="24"/>
+              </w:rPr>
+              <w:t>SAM4Tun: No-</w:t>
+            </w:r>
+            <w:r>
+              <w:rPr>
+                <w:rFonts w:ascii="Times New Roman" w:eastAsia="仿宋" w:hAnsi="Times New Roman"/>
+                <w:sz w:val="24"/>
+                <w:szCs w:val="24"/>
+              </w:rPr>
+              <w:t>t</w:t>
+            </w:r>
+            <w:r>
+              <w:rPr>
+                <w:rFonts w:ascii="Times New Roman" w:eastAsia="仿宋" w:hAnsi="Times New Roman"/>
+                <w:sz w:val="24"/>
+                <w:szCs w:val="24"/>
+              </w:rPr>
+              <w:t xml:space="preserve">raining </w:t>
+            </w:r>
+            <w:r>
+              <w:rPr>
+                <w:rFonts w:ascii="Times New Roman" w:eastAsia="仿宋" w:hAnsi="Times New Roman"/>
+                <w:sz w:val="24"/>
+                <w:szCs w:val="24"/>
+              </w:rPr>
+              <w:t>m</w:t>
+            </w:r>
+            <w:r>
+              <w:rPr>
+                <w:rFonts w:ascii="Times New Roman" w:eastAsia="仿宋" w:hAnsi="Times New Roman"/>
+                <w:sz w:val="24"/>
+                <w:szCs w:val="24"/>
+              </w:rPr>
+              <w:t xml:space="preserve">odel for </w:t>
+            </w:r>
+            <w:r>
+              <w:rPr>
+                <w:rFonts w:ascii="Times New Roman" w:eastAsia="仿宋" w:hAnsi="Times New Roman"/>
+                <w:sz w:val="24"/>
+                <w:szCs w:val="24"/>
+              </w:rPr>
+              <w:t>t</w:t>
+            </w:r>
+            <w:r>
+              <w:rPr>
+                <w:rFonts w:ascii="Times New Roman" w:eastAsia="仿宋" w:hAnsi="Times New Roman"/>
+                <w:sz w:val="24"/>
+                <w:szCs w:val="24"/>
+              </w:rPr>
+              <w:t xml:space="preserve">unnel </w:t>
+            </w:r>
+            <w:r>
+              <w:rPr>
+                <w:rFonts w:ascii="Times New Roman" w:eastAsia="仿宋" w:hAnsi="Times New Roman"/>
+                <w:sz w:val="24"/>
+                <w:szCs w:val="24"/>
+              </w:rPr>
+              <w:t>l</w:t>
+            </w:r>
+            <w:r>
+              <w:rPr>
+                <w:rFonts w:ascii="Times New Roman" w:eastAsia="仿宋" w:hAnsi="Times New Roman"/>
+                <w:sz w:val="24"/>
+                <w:szCs w:val="24"/>
+              </w:rPr>
+              <w:t xml:space="preserve">ining </w:t>
+            </w:r>
+            <w:r>
+              <w:rPr>
+                <w:rFonts w:ascii="Times New Roman" w:eastAsia="仿宋" w:hAnsi="Times New Roman"/>
+                <w:sz w:val="24"/>
+                <w:szCs w:val="24"/>
+              </w:rPr>
+              <w:t>p</w:t>
+            </w:r>
+            <w:r>
+              <w:rPr>
+                <w:rFonts w:ascii="Times New Roman" w:eastAsia="仿宋" w:hAnsi="Times New Roman"/>
+                <w:sz w:val="24"/>
+                <w:szCs w:val="24"/>
+              </w:rPr>
+              <w:t xml:space="preserve">oint </w:t>
+            </w:r>
+            <w:r>
+              <w:rPr>
+                <w:rFonts w:ascii="Times New Roman" w:eastAsia="仿宋" w:hAnsi="Times New Roman"/>
+                <w:sz w:val="24"/>
+                <w:szCs w:val="24"/>
+              </w:rPr>
+              <w:t>c</w:t>
+            </w:r>
+            <w:r>
+              <w:rPr>
+                <w:rFonts w:ascii="Times New Roman" w:eastAsia="仿宋" w:hAnsi="Times New Roman"/>
+                <w:sz w:val="24"/>
+                <w:szCs w:val="24"/>
+              </w:rPr>
+              <w:t xml:space="preserve">loud </w:t>
+            </w:r>
+            <w:r>
+              <w:rPr>
+                <w:rFonts w:ascii="Times New Roman" w:eastAsia="仿宋" w:hAnsi="Times New Roman"/>
+                <w:sz w:val="24"/>
+                <w:szCs w:val="24"/>
+              </w:rPr>
+              <w:t>c</w:t>
+            </w:r>
+            <w:r>
+              <w:rPr>
+                <w:rFonts w:ascii="Times New Roman" w:eastAsia="仿宋" w:hAnsi="Times New Roman"/>
+                <w:sz w:val="24"/>
+                <w:szCs w:val="24"/>
+              </w:rPr>
+              <w:t xml:space="preserve">omponent </w:t>
+            </w:r>
+            <w:r>
+              <w:rPr>
+                <w:rFonts w:ascii="Times New Roman" w:eastAsia="仿宋" w:hAnsi="Times New Roman"/>
+                <w:sz w:val="24"/>
+                <w:szCs w:val="24"/>
+              </w:rPr>
+              <w:t>s</w:t>
+            </w:r>
+            <w:r>
+              <w:rPr>
+                <w:rFonts w:ascii="Times New Roman" w:eastAsia="仿宋" w:hAnsi="Times New Roman"/>
+                <w:sz w:val="24"/>
+                <w:szCs w:val="24"/>
+              </w:rPr>
+              <w:t>egmentatio</w:t>
+            </w:r>
+            <w:r>
+              <w:rPr>
+                <w:rFonts w:ascii="Times New Roman" w:eastAsia="仿宋" w:hAnsi="Times New Roman" w:hint="eastAsia"/>
+                <w:sz w:val="24"/>
+                <w:szCs w:val="24"/>
+              </w:rPr>
+              <w:t>n</w:t>
+            </w:r>
+            <w:r>
+              <w:rPr>
+                <w:rFonts w:ascii="Times New Roman" w:eastAsia="仿宋" w:hAnsi="Times New Roman"/>
+                <w:sz w:val="24"/>
+                <w:szCs w:val="24"/>
+              </w:rPr>
+              <w:t>. Tunnelling and Underground Space Technology</w:t>
             </w:r>
             <w:r>
               <w:rPr>
@@ -4062,7 +4031,7 @@
                 <w:sz w:val="24"/>
                 <w:szCs w:val="24"/>
               </w:rPr>
-              <w:t xml:space="preserve"> 62, 23</w:t>
+              <w:t xml:space="preserve"> 158, 106401</w:t>
             </w:r>
             <w:r>
               <w:rPr>
@@ -4086,7 +4055,15 @@
                 <w:sz w:val="24"/>
                 <w:szCs w:val="24"/>
               </w:rPr>
-              <w:t>https://doi.org/10.1139/cgj-2024-0359.</w:t>
+              <w:t>https://doi.org/10.1016/j.tust.2025.106401</w:t>
+            </w:r>
+            <w:r>
+              <w:rPr>
+                <w:rFonts w:ascii="Times New Roman" w:eastAsia="仿宋" w:hAnsi="Times New Roman"/>
+                <w:sz w:val="24"/>
+                <w:szCs w:val="24"/>
+              </w:rPr>
+              <w:t>.</w:t>
             </w:r>
           </w:p>
           <w:p>
@@ -4109,24 +4086,23 @@
                 <w:sz w:val="24"/>
                 <w:szCs w:val="24"/>
               </w:rPr>
-              <w:t xml:space="preserve">Li, K., </w:t>
-            </w:r>
-            <w:r>
-              <w:rPr>
-                <w:rFonts w:ascii="Times New Roman" w:eastAsia="仿宋" w:hAnsi="Times New Roman"/>
-                <w:sz w:val="24"/>
-                <w:szCs w:val="24"/>
-                <w:u w:val="single"/>
-              </w:rPr>
-              <w:t>Xie, X.</w:t>
-            </w:r>
-            <w:r>
-              <w:rPr>
-                <w:rFonts w:ascii="Times New Roman" w:eastAsia="仿宋" w:hAnsi="Times New Roman"/>
-                <w:sz w:val="24"/>
-                <w:szCs w:val="24"/>
-              </w:rPr>
-              <w:t xml:space="preserve">, Zhou, B.*, Huang, C., </w:t>
+              <w:t>Chang, J., Thewes, M., Zhang, D., Huang, H.</w:t>
+            </w:r>
+            <w:r>
+              <w:rPr>
+                <w:rFonts w:ascii="Times New Roman" w:eastAsia="仿宋" w:hAnsi="Times New Roman"/>
+                <w:sz w:val="24"/>
+                <w:szCs w:val="24"/>
+              </w:rPr>
+              <w:t>*</w:t>
+            </w:r>
+            <w:r>
+              <w:rPr>
+                <w:rFonts w:ascii="Times New Roman" w:eastAsia="仿宋" w:hAnsi="Times New Roman"/>
+                <w:sz w:val="24"/>
+                <w:szCs w:val="24"/>
+              </w:rPr>
+              <w:t xml:space="preserve">, &amp; </w:t>
             </w:r>
             <w:r>
               <w:rPr>
@@ -4144,7 +4120,47 @@
                 <w:sz w:val="24"/>
                 <w:szCs w:val="24"/>
               </w:rPr>
-              <w:t>, Zhou, Y., &amp; Wang, C. (2024). Thickness regression for backfill grouting of shield tunnels based on GPR data and CatBoost &amp; BO-TPE: A full-scale model test study. Underground Space, 17, 100–119.</w:t>
+              <w:t xml:space="preserve"> (202</w:t>
+            </w:r>
+            <w:r>
+              <w:rPr>
+                <w:rFonts w:ascii="Times New Roman" w:eastAsia="仿宋" w:hAnsi="Times New Roman"/>
+                <w:sz w:val="24"/>
+                <w:szCs w:val="24"/>
+              </w:rPr>
+              <w:t>5</w:t>
+            </w:r>
+            <w:r>
+              <w:rPr>
+                <w:rFonts w:ascii="Times New Roman" w:eastAsia="仿宋" w:hAnsi="Times New Roman"/>
+                <w:sz w:val="24"/>
+                <w:szCs w:val="24"/>
+              </w:rPr>
+              <w:t>). Deformational behaviors of existing three-line tunnels induced by under-crossing of three-line mechanized tunnels: A case study. Canadian Geotechnical Journal</w:t>
+            </w:r>
+            <w:r>
+              <w:rPr>
+                <w:rFonts w:ascii="Times New Roman" w:eastAsia="仿宋" w:hAnsi="Times New Roman" w:hint="eastAsia"/>
+                <w:sz w:val="24"/>
+                <w:szCs w:val="24"/>
+              </w:rPr>
+              <w:t>,</w:t>
+            </w:r>
+            <w:r>
+              <w:rPr>
+                <w:rFonts w:ascii="Times New Roman" w:eastAsia="仿宋" w:hAnsi="Times New Roman"/>
+                <w:sz w:val="24"/>
+                <w:szCs w:val="24"/>
+              </w:rPr>
+              <w:t xml:space="preserve"> 62, 23</w:t>
+            </w:r>
+            <w:r>
+              <w:rPr>
+                <w:rFonts w:ascii="Times New Roman" w:eastAsia="仿宋" w:hAnsi="Times New Roman"/>
+                <w:sz w:val="24"/>
+                <w:szCs w:val="24"/>
+              </w:rPr>
+              <w:t>.</w:t>
             </w:r>
             <w:r>
               <w:rPr>
@@ -4160,56 +4176,7 @@
                 <w:sz w:val="24"/>
                 <w:szCs w:val="24"/>
               </w:rPr>
-              <w:t>https://doi.org/10.1016/j.undsp.2023.10.003.</w:t>
-            </w:r>
-          </w:p>
-          <w:p>
-            <w:pPr>
-              <w:rPr>
-                <w:rFonts w:ascii="Times New Roman" w:eastAsia="仿宋" w:hAnsi="Times New Roman"/>
-                <w:sz w:val="24"/>
-                <w:szCs w:val="24"/>
-              </w:rPr>
-            </w:pPr>
-            <w:r>
-              <w:rPr>
-                <w:rFonts w:ascii="Times New Roman" w:eastAsia="仿宋" w:hAnsi="Times New Roman" w:hint="eastAsia"/>
-                <w:sz w:val="24"/>
-                <w:szCs w:val="24"/>
-              </w:rPr>
-              <w:t>(S</w:t>
-            </w:r>
-            <w:r>
-              <w:rPr>
-                <w:rFonts w:ascii="Times New Roman" w:eastAsia="仿宋" w:hAnsi="Times New Roman"/>
-                <w:sz w:val="24"/>
-                <w:szCs w:val="24"/>
-              </w:rPr>
-              <w:t>ubmitted</w:t>
-            </w:r>
-            <w:r>
-              <w:rPr>
-                <w:rFonts w:ascii="Times New Roman" w:eastAsia="仿宋" w:hAnsi="Times New Roman"/>
-                <w:sz w:val="24"/>
-                <w:szCs w:val="24"/>
-              </w:rPr>
-              <w:t xml:space="preserve"> </w:t>
-            </w:r>
-            <w:r>
-              <w:rPr>
-                <w:rFonts w:ascii="Times New Roman" w:eastAsia="仿宋" w:hAnsi="Times New Roman"/>
-                <w:sz w:val="24"/>
-                <w:szCs w:val="24"/>
-              </w:rPr>
-              <w:t>or accepted</w:t>
-            </w:r>
-            <w:r>
-              <w:rPr>
-                <w:rFonts w:ascii="Times New Roman" w:eastAsia="仿宋" w:hAnsi="Times New Roman" w:hint="eastAsia"/>
-                <w:sz w:val="24"/>
-                <w:szCs w:val="24"/>
-              </w:rPr>
-              <w:t>)</w:t>
+              <w:t>https://doi.org/10.1139/cgj-2024-0359.</w:t>
             </w:r>
           </w:p>
           <w:p>
@@ -4232,7 +4199,24 @@
                 <w:sz w:val="24"/>
                 <w:szCs w:val="24"/>
               </w:rPr>
-              <w:t xml:space="preserve">Chang, J.-Q., Huang, H.-W., Yin, Z.-Y.*, Zhang, D.-M., </w:t>
+              <w:t xml:space="preserve">Li, K., </w:t>
+            </w:r>
+            <w:r>
+              <w:rPr>
+                <w:rFonts w:ascii="Times New Roman" w:eastAsia="仿宋" w:hAnsi="Times New Roman"/>
+                <w:sz w:val="24"/>
+                <w:szCs w:val="24"/>
+                <w:u w:val="single"/>
+              </w:rPr>
+              <w:t>Xie, X.</w:t>
+            </w:r>
+            <w:r>
+              <w:rPr>
+                <w:rFonts w:ascii="Times New Roman" w:eastAsia="仿宋" w:hAnsi="Times New Roman"/>
+                <w:sz w:val="24"/>
+                <w:szCs w:val="24"/>
+              </w:rPr>
+              <w:t xml:space="preserve">, Zhou, B.*, Huang, C., </w:t>
             </w:r>
             <w:r>
               <w:rPr>
@@ -4250,78 +4234,68 @@
                 <w:sz w:val="24"/>
                 <w:szCs w:val="24"/>
               </w:rPr>
-              <w:t>, &amp; Zhang, N. (202</w:t>
-            </w:r>
-            <w:r>
-              <w:rPr>
-                <w:rFonts w:ascii="Times New Roman" w:eastAsia="仿宋" w:hAnsi="Times New Roman"/>
-                <w:sz w:val="24"/>
-                <w:szCs w:val="24"/>
-              </w:rPr>
-              <w:t>6</w:t>
-            </w:r>
-            <w:r>
-              <w:rPr>
-                <w:rFonts w:ascii="Times New Roman" w:eastAsia="仿宋" w:hAnsi="Times New Roman"/>
-                <w:sz w:val="24"/>
-                <w:szCs w:val="24"/>
-              </w:rPr>
-              <w:t xml:space="preserve">). </w:t>
-            </w:r>
-            <w:r>
-              <w:rPr>
-                <w:rFonts w:ascii="Times New Roman" w:eastAsia="仿宋" w:hAnsi="Times New Roman"/>
-                <w:sz w:val="24"/>
-                <w:szCs w:val="24"/>
-              </w:rPr>
-              <w:t>Physics-informed machine learning method to predict displacement of existing tunnels induced by undercrossing construction</w:t>
-            </w:r>
-            <w:r>
-              <w:rPr>
-                <w:rFonts w:ascii="Times New Roman" w:eastAsia="仿宋" w:hAnsi="Times New Roman"/>
-                <w:sz w:val="24"/>
-                <w:szCs w:val="24"/>
-              </w:rPr>
-              <w:t xml:space="preserve">. </w:t>
-            </w:r>
-            <w:r>
-              <w:rPr>
-                <w:rFonts w:ascii="Times New Roman" w:eastAsia="仿宋" w:hAnsi="Times New Roman"/>
-                <w:sz w:val="24"/>
-                <w:szCs w:val="24"/>
-              </w:rPr>
-              <w:t>Underground Space</w:t>
-            </w:r>
-            <w:r>
-              <w:rPr>
-                <w:rFonts w:ascii="Times New Roman" w:eastAsia="仿宋" w:hAnsi="Times New Roman"/>
-                <w:sz w:val="24"/>
-                <w:szCs w:val="24"/>
-              </w:rPr>
-              <w:t xml:space="preserve">. </w:t>
-            </w:r>
-            <w:r>
-              <w:rPr>
-                <w:rFonts w:ascii="Times New Roman" w:eastAsia="仿宋" w:hAnsi="Times New Roman" w:hint="eastAsia"/>
-                <w:color w:val="0070C0"/>
-                <w:sz w:val="24"/>
-                <w:szCs w:val="24"/>
-              </w:rPr>
-              <w:t>(</w:t>
-            </w:r>
-            <w:r>
-              <w:rPr>
-                <w:rFonts w:ascii="Times New Roman" w:eastAsia="仿宋" w:hAnsi="Times New Roman"/>
-                <w:color w:val="0070C0"/>
-                <w:sz w:val="24"/>
-                <w:szCs w:val="24"/>
-              </w:rPr>
-              <w:t>Submitted</w:t>
-            </w:r>
-            <w:r>
-              <w:rPr>
-                <w:rFonts w:ascii="Times New Roman" w:eastAsia="仿宋" w:hAnsi="Times New Roman" w:hint="eastAsia"/>
-                <w:color w:val="0070C0"/>
+              <w:t>, Zhou, Y., &amp; Wang, C. (2024). Thickness regression for backfill grouting of shield tunnels based on GPR data and CatBoost &amp; BO-TPE: A full-scale model test study. Underground Space, 17, 100–119.</w:t>
+            </w:r>
+            <w:r>
+              <w:rPr>
+                <w:rFonts w:ascii="Times New Roman" w:eastAsia="仿宋" w:hAnsi="Times New Roman"/>
+                <w:sz w:val="24"/>
+                <w:szCs w:val="24"/>
+              </w:rPr>
+              <w:t xml:space="preserve"> </w:t>
+            </w:r>
+            <w:r>
+              <w:rPr>
+                <w:rFonts w:ascii="Times New Roman" w:eastAsia="仿宋" w:hAnsi="Times New Roman"/>
+                <w:sz w:val="24"/>
+                <w:szCs w:val="24"/>
+              </w:rPr>
+              <w:t>https://doi.org/10.1016/j.undsp.2023.10.003.</w:t>
+            </w:r>
+          </w:p>
+          <w:p>
+            <w:pPr>
+              <w:rPr>
+                <w:rFonts w:ascii="Times New Roman" w:eastAsia="仿宋" w:hAnsi="Times New Roman"/>
+                <w:sz w:val="24"/>
+                <w:szCs w:val="24"/>
+              </w:rPr>
+            </w:pPr>
+            <w:r>
+              <w:rPr>
+                <w:rFonts w:ascii="Times New Roman" w:eastAsia="仿宋" w:hAnsi="Times New Roman" w:hint="eastAsia"/>
+                <w:sz w:val="24"/>
+                <w:szCs w:val="24"/>
+              </w:rPr>
+              <w:t>(S</w:t>
+            </w:r>
+            <w:r>
+              <w:rPr>
+                <w:rFonts w:ascii="Times New Roman" w:eastAsia="仿宋" w:hAnsi="Times New Roman"/>
+                <w:sz w:val="24"/>
+                <w:szCs w:val="24"/>
+              </w:rPr>
+              <w:t>ubmitted</w:t>
+            </w:r>
+            <w:r>
+              <w:rPr>
+                <w:rFonts w:ascii="Times New Roman" w:eastAsia="仿宋" w:hAnsi="Times New Roman"/>
+                <w:sz w:val="24"/>
+                <w:szCs w:val="24"/>
+              </w:rPr>
+              <w:t xml:space="preserve"> </w:t>
+            </w:r>
+            <w:r>
+              <w:rPr>
+                <w:rFonts w:ascii="Times New Roman" w:eastAsia="仿宋" w:hAnsi="Times New Roman"/>
+                <w:sz w:val="24"/>
+                <w:szCs w:val="24"/>
+              </w:rPr>
+              <w:t>or accepted</w:t>
+            </w:r>
+            <w:r>
+              <w:rPr>
+                <w:rFonts w:ascii="Times New Roman" w:eastAsia="仿宋" w:hAnsi="Times New Roman" w:hint="eastAsia"/>
                 <w:sz w:val="24"/>
                 <w:szCs w:val="24"/>
               </w:rPr>
@@ -4348,7 +4322,7 @@
                 <w:sz w:val="24"/>
                 <w:szCs w:val="24"/>
               </w:rPr>
-              <w:t xml:space="preserve">Yang, W., </w:t>
+              <w:t xml:space="preserve">Chang, J.-Q., Huang, H.-W., Yin, Z.-Y.*, Zhang, D.-M., </w:t>
             </w:r>
             <w:r>
               <w:rPr>
@@ -4366,32 +4340,39 @@
                 <w:sz w:val="24"/>
                 <w:szCs w:val="24"/>
               </w:rPr>
-              <w:t xml:space="preserve">, Jing, Y.*, Hill, T., Wysocki, O., &amp; </w:t>
-            </w:r>
-            <w:r>
-              <w:rPr>
-                <w:rFonts w:ascii="Times New Roman" w:eastAsia="仿宋" w:hAnsi="Times New Roman"/>
-                <w:sz w:val="24"/>
-                <w:szCs w:val="24"/>
-                <w:u w:val="single"/>
-              </w:rPr>
-              <w:t>Sheil, B.</w:t>
-            </w:r>
-            <w:r>
-              <w:rPr>
-                <w:rFonts w:ascii="Times New Roman" w:eastAsia="仿宋" w:hAnsi="Times New Roman"/>
-                <w:sz w:val="24"/>
-                <w:szCs w:val="24"/>
-              </w:rPr>
-              <w:t xml:space="preserve"> (2025). Tunnel Scanner: Geometry-informed synthetic point cloud generation and transfer learning for tunnel segmentation. Automation in Construction.</w:t>
-            </w:r>
-            <w:r>
-              <w:rPr>
-                <w:rFonts w:ascii="Times New Roman" w:eastAsia="仿宋" w:hAnsi="Times New Roman"/>
-                <w:sz w:val="24"/>
-                <w:szCs w:val="24"/>
-              </w:rPr>
-              <w:t xml:space="preserve"> </w:t>
+              <w:t xml:space="preserve">, &amp; Zhang, N. (2026). </w:t>
+            </w:r>
+            <w:r>
+              <w:rPr>
+                <w:rFonts w:ascii="Times New Roman" w:eastAsia="仿宋" w:hAnsi="Times New Roman"/>
+                <w:sz w:val="24"/>
+                <w:szCs w:val="24"/>
+              </w:rPr>
+              <w:t>Physics-informed machine learning method to predict displacement of existing tunnels induced by undercrossing construction</w:t>
+            </w:r>
+            <w:r>
+              <w:rPr>
+                <w:rFonts w:ascii="Times New Roman" w:eastAsia="仿宋" w:hAnsi="Times New Roman"/>
+                <w:sz w:val="24"/>
+                <w:szCs w:val="24"/>
+              </w:rPr>
+              <w:t xml:space="preserve">. </w:t>
+            </w:r>
+            <w:r>
+              <w:rPr>
+                <w:rFonts w:ascii="Times New Roman" w:eastAsia="仿宋" w:hAnsi="Times New Roman"/>
+                <w:sz w:val="24"/>
+                <w:szCs w:val="24"/>
+              </w:rPr>
+              <w:t>Underground Space</w:t>
+            </w:r>
+            <w:r>
+              <w:rPr>
+                <w:rFonts w:ascii="Times New Roman" w:eastAsia="仿宋" w:hAnsi="Times New Roman"/>
+                <w:sz w:val="24"/>
+                <w:szCs w:val="24"/>
+              </w:rPr>
+              <w:t xml:space="preserve">. </w:t>
             </w:r>
             <w:r>
               <w:rPr>
@@ -4441,7 +4422,7 @@
                 <w:sz w:val="24"/>
                 <w:szCs w:val="24"/>
               </w:rPr>
-              <w:t xml:space="preserve">Zhang, R., </w:t>
+              <w:t xml:space="preserve">Yang, W., </w:t>
             </w:r>
             <w:r>
               <w:rPr>
@@ -4459,15 +4440,7 @@
                 <w:sz w:val="24"/>
                 <w:szCs w:val="24"/>
               </w:rPr>
-              <w:t>,</w:t>
-            </w:r>
-            <w:r>
-              <w:rPr>
-                <w:rFonts w:ascii="Times New Roman" w:eastAsia="仿宋" w:hAnsi="Times New Roman"/>
-                <w:sz w:val="24"/>
-                <w:szCs w:val="24"/>
-              </w:rPr>
-              <w:t xml:space="preserve"> Wang, C., </w:t>
+              <w:t xml:space="preserve">, Jing, Y.*, Hill, T., Wysocki, O., &amp; </w:t>
             </w:r>
             <w:r>
               <w:rPr>
@@ -4484,39 +4457,7 @@
                 <w:sz w:val="24"/>
                 <w:szCs w:val="24"/>
               </w:rPr>
-              <w:t>,</w:t>
-            </w:r>
-            <w:r>
-              <w:rPr>
-                <w:rFonts w:ascii="Times New Roman" w:eastAsia="仿宋" w:hAnsi="Times New Roman"/>
-                <w:sz w:val="24"/>
-                <w:szCs w:val="24"/>
-              </w:rPr>
-              <w:t xml:space="preserve"> Liu, Z., &amp; Li, Z.* </w:t>
-            </w:r>
-            <w:r>
-              <w:rPr>
-                <w:rFonts w:ascii="Times New Roman" w:eastAsia="仿宋" w:hAnsi="Times New Roman"/>
-                <w:sz w:val="24"/>
-                <w:szCs w:val="24"/>
-              </w:rPr>
-              <w:t>(202</w:t>
-            </w:r>
-            <w:r>
-              <w:rPr>
-                <w:rFonts w:ascii="Times New Roman" w:eastAsia="仿宋" w:hAnsi="Times New Roman"/>
-                <w:sz w:val="24"/>
-                <w:szCs w:val="24"/>
-              </w:rPr>
-              <w:t>5</w:t>
-            </w:r>
-            <w:r>
-              <w:rPr>
-                <w:rFonts w:ascii="Times New Roman" w:eastAsia="仿宋" w:hAnsi="Times New Roman"/>
-                <w:sz w:val="24"/>
-                <w:szCs w:val="24"/>
-              </w:rPr>
-              <w:t>).</w:t>
+              <w:t xml:space="preserve"> (2025). Tunnel Scanner: Geometry-informed synthetic point cloud generation and transfer learning for tunnel segmentation. Automation in Construction.</w:t>
             </w:r>
             <w:r>
               <w:rPr>
@@ -4528,38 +4469,6 @@
             </w:r>
             <w:r>
               <w:rPr>
-                <w:rFonts w:ascii="Times New Roman" w:eastAsia="仿宋" w:hAnsi="Times New Roman"/>
-                <w:sz w:val="24"/>
-                <w:szCs w:val="24"/>
-              </w:rPr>
-              <w:t>Denoising image point clouds using segmentation and synthetic data for enhanced structural health analysis of tunnels</w:t>
-            </w:r>
-            <w:r>
-              <w:rPr>
-                <w:rFonts w:ascii="Times New Roman" w:eastAsia="仿宋" w:hAnsi="Times New Roman"/>
-                <w:sz w:val="24"/>
-                <w:szCs w:val="24"/>
-              </w:rPr>
-              <w:t xml:space="preserve">. </w:t>
-            </w:r>
-            <w:r>
-              <w:rPr>
-                <w:rFonts w:ascii="Times New Roman" w:eastAsia="仿宋" w:hAnsi="Times New Roman"/>
-                <w:sz w:val="24"/>
-                <w:szCs w:val="24"/>
-              </w:rPr>
-              <w:t>Data-Centric Engineering</w:t>
-            </w:r>
-            <w:r>
-              <w:rPr>
-                <w:rFonts w:ascii="Times New Roman" w:eastAsia="仿宋" w:hAnsi="Times New Roman"/>
-                <w:sz w:val="24"/>
-                <w:szCs w:val="24"/>
-              </w:rPr>
-              <w:t xml:space="preserve">. </w:t>
-            </w:r>
-            <w:r>
-              <w:rPr>
                 <w:rFonts w:ascii="Times New Roman" w:eastAsia="仿宋" w:hAnsi="Times New Roman" w:hint="eastAsia"/>
                 <w:color w:val="0070C0"/>
                 <w:sz w:val="24"/>
@@ -4574,25 +4483,7 @@
                 <w:sz w:val="24"/>
                 <w:szCs w:val="24"/>
               </w:rPr>
-              <w:t>A</w:t>
-            </w:r>
-            <w:r>
-              <w:rPr>
-                <w:rFonts w:ascii="Times New Roman" w:eastAsia="仿宋" w:hAnsi="Times New Roman" w:hint="eastAsia"/>
-                <w:color w:val="0070C0"/>
-                <w:sz w:val="24"/>
-                <w:szCs w:val="24"/>
-              </w:rPr>
-              <w:t>cce</w:t>
-            </w:r>
-            <w:r>
-              <w:rPr>
-                <w:rFonts w:ascii="Times New Roman" w:eastAsia="仿宋" w:hAnsi="Times New Roman"/>
-                <w:color w:val="0070C0"/>
-                <w:sz w:val="24"/>
-                <w:szCs w:val="24"/>
-              </w:rPr>
-              <w:t>pted</w:t>
+              <w:t>Submitted</w:t>
             </w:r>
             <w:r>
               <w:rPr>
@@ -6844,54 +6735,6 @@
             </w:pPr>
             <w:r>
               <w:rPr>
-                <w:rFonts w:ascii="Times New Roman" w:eastAsia="仿宋" w:hAnsi="Times New Roman" w:hint="eastAsia"/>
-                <w:sz w:val="24"/>
-                <w:szCs w:val="24"/>
-              </w:rPr>
-              <w:t>李向瑞</w:t>
-            </w:r>
-            <w:r>
-              <w:rPr>
-                <w:rFonts w:ascii="Times New Roman" w:eastAsia="仿宋" w:hAnsi="Times New Roman"/>
-                <w:sz w:val="24"/>
-                <w:szCs w:val="24"/>
-              </w:rPr>
-              <w:t xml:space="preserve">, </w:t>
-            </w:r>
-            <w:r>
-              <w:rPr>
-                <w:rFonts w:ascii="Times New Roman" w:eastAsia="仿宋" w:hAnsi="Times New Roman"/>
-                <w:sz w:val="24"/>
-                <w:szCs w:val="24"/>
-              </w:rPr>
-              <w:t>关振长</w:t>
-            </w:r>
-            <w:r>
-              <w:rPr>
-                <w:rFonts w:ascii="Times New Roman" w:eastAsia="仿宋" w:hAnsi="Times New Roman"/>
-                <w:sz w:val="24"/>
-                <w:szCs w:val="24"/>
-              </w:rPr>
-              <w:t xml:space="preserve">, </w:t>
-            </w:r>
-            <w:r>
-              <w:rPr>
-                <w:rFonts w:ascii="Times New Roman" w:eastAsia="仿宋" w:hAnsi="Times New Roman"/>
-                <w:sz w:val="24"/>
-                <w:szCs w:val="24"/>
-              </w:rPr>
-              <w:t>孙远方</w:t>
-            </w:r>
-            <w:r>
-              <w:rPr>
-                <w:rFonts w:ascii="Times New Roman" w:eastAsia="仿宋" w:hAnsi="Times New Roman"/>
-                <w:sz w:val="24"/>
-                <w:szCs w:val="24"/>
-              </w:rPr>
-              <w:t xml:space="preserve">, </w:t>
-            </w:r>
-            <w:r>
-              <w:rPr>
                 <w:rFonts w:ascii="Times New Roman" w:eastAsia="仿宋" w:hAnsi="Times New Roman"/>
                 <w:b/>
                 <w:bCs/>
@@ -6914,7 +6757,7 @@
                 <w:sz w:val="24"/>
                 <w:szCs w:val="24"/>
               </w:rPr>
-              <w:t>宋成年</w:t>
+              <w:t>关振长</w:t>
             </w:r>
             <w:r>
               <w:rPr>
@@ -6930,7 +6773,39 @@
                 <w:sz w:val="24"/>
                 <w:szCs w:val="24"/>
               </w:rPr>
-              <w:t>何敬房</w:t>
+              <w:t>徐诗涵</w:t>
+            </w:r>
+            <w:r>
+              <w:rPr>
+                <w:rFonts w:ascii="Times New Roman" w:eastAsia="仿宋" w:hAnsi="Times New Roman"/>
+                <w:sz w:val="24"/>
+                <w:szCs w:val="24"/>
+              </w:rPr>
+              <w:t xml:space="preserve">, </w:t>
+            </w:r>
+            <w:r>
+              <w:rPr>
+                <w:rFonts w:ascii="Times New Roman" w:eastAsia="仿宋" w:hAnsi="Times New Roman"/>
+                <w:sz w:val="24"/>
+                <w:szCs w:val="24"/>
+              </w:rPr>
+              <w:t>黄一韩</w:t>
+            </w:r>
+            <w:r>
+              <w:rPr>
+                <w:rFonts w:ascii="Times New Roman" w:eastAsia="仿宋" w:hAnsi="Times New Roman"/>
+                <w:sz w:val="24"/>
+                <w:szCs w:val="24"/>
+              </w:rPr>
+              <w:t xml:space="preserve">, </w:t>
+            </w:r>
+            <w:r>
+              <w:rPr>
+                <w:rFonts w:ascii="Times New Roman" w:eastAsia="仿宋" w:hAnsi="Times New Roman"/>
+                <w:sz w:val="24"/>
+                <w:szCs w:val="24"/>
+              </w:rPr>
+              <w:t>林志城</w:t>
             </w:r>
             <w:r>
               <w:rPr>
@@ -6946,7 +6821,7 @@
                 <w:sz w:val="24"/>
                 <w:szCs w:val="24"/>
               </w:rPr>
-              <w:t>黄正业</w:t>
+              <w:t>许辉</w:t>
             </w:r>
             <w:r>
               <w:rPr>
@@ -6962,7 +6837,7 @@
                 <w:sz w:val="24"/>
                 <w:szCs w:val="24"/>
               </w:rPr>
-              <w:t>一种基于相关算法和数据</w:t>
+              <w:t>一种基于深度学习的山岭隧道开挖面</w:t>
             </w:r>
             <w:r>
               <w:rPr>
@@ -6971,15 +6846,15 @@
                 <w:szCs w:val="24"/>
               </w:rPr>
               <w:lastRenderedPageBreak/>
-              <w:t>融合的山岭隧道开挖面变形区域识别方法</w:t>
-            </w:r>
-            <w:r>
-              <w:rPr>
-                <w:rFonts w:ascii="Times New Roman" w:eastAsia="仿宋" w:hAnsi="Times New Roman"/>
-                <w:sz w:val="24"/>
-                <w:szCs w:val="24"/>
-              </w:rPr>
-              <w:t xml:space="preserve"> (Patent No. CN202511732842.0). </w:t>
+              <w:t>渗漏水定量监测方法</w:t>
+            </w:r>
+            <w:r>
+              <w:rPr>
+                <w:rFonts w:ascii="Times New Roman" w:eastAsia="仿宋" w:hAnsi="Times New Roman"/>
+                <w:sz w:val="24"/>
+                <w:szCs w:val="24"/>
+              </w:rPr>
+              <w:t xml:space="preserve"> (Patent No. CN202512026457.0). </w:t>
             </w:r>
             <w:r>
               <w:rPr>
@@ -6999,7 +6874,7 @@
                 <w:sz w:val="24"/>
                 <w:szCs w:val="24"/>
               </w:rPr>
-              <w:t>发明授权</w:t>
+              <w:t>发明申请</w:t>
             </w:r>
             <w:r>
               <w:rPr>
@@ -7028,7 +6903,7 @@
             </w:pPr>
             <w:r>
               <w:rPr>
-                <w:rFonts w:ascii="Times New Roman" w:eastAsia="仿宋" w:hAnsi="Times New Roman"/>
+                <w:rFonts w:ascii="Times New Roman" w:eastAsia="仿宋" w:hAnsi="Times New Roman" w:hint="eastAsia"/>
                 <w:b/>
                 <w:bCs/>
                 <w:sz w:val="24"/>
@@ -7130,15 +7005,24 @@
                 <w:sz w:val="24"/>
                 <w:szCs w:val="24"/>
               </w:rPr>
-              <w:t>一种基于深度学习的山岭隧道开挖面渗漏水定量监测方法</w:t>
-            </w:r>
-            <w:r>
-              <w:rPr>
-                <w:rFonts w:ascii="Times New Roman" w:eastAsia="仿宋" w:hAnsi="Times New Roman"/>
-                <w:sz w:val="24"/>
-                <w:szCs w:val="24"/>
-              </w:rPr>
-              <w:t xml:space="preserve"> (Patent No. CN202512026457.0). </w:t>
+              <w:t>一种融合激光和视频数据的山岭隧道渗漏水实时监测方法</w:t>
+            </w:r>
+            <w:r>
+              <w:rPr>
+                <w:rFonts w:ascii="Times New Roman" w:eastAsia="仿宋" w:hAnsi="Times New Roman"/>
+                <w:sz w:val="24"/>
+                <w:szCs w:val="24"/>
+              </w:rPr>
+              <w:t xml:space="preserve"> (Patent No. CN202511733577.8).</w:t>
+            </w:r>
+            <w:r>
+              <w:rPr>
+                <w:rFonts w:ascii="Times New Roman" w:eastAsia="仿宋" w:hAnsi="Times New Roman"/>
+                <w:color w:val="0070C0"/>
+                <w:sz w:val="24"/>
+                <w:szCs w:val="24"/>
+              </w:rPr>
+              <w:t xml:space="preserve"> </w:t>
             </w:r>
             <w:r>
               <w:rPr>
@@ -7188,6 +7072,54 @@
             <w:r>
               <w:rPr>
                 <w:rFonts w:ascii="Times New Roman" w:eastAsia="仿宋" w:hAnsi="Times New Roman" w:hint="eastAsia"/>
+                <w:sz w:val="24"/>
+                <w:szCs w:val="24"/>
+              </w:rPr>
+              <w:t>李向瑞</w:t>
+            </w:r>
+            <w:r>
+              <w:rPr>
+                <w:rFonts w:ascii="Times New Roman" w:eastAsia="仿宋" w:hAnsi="Times New Roman"/>
+                <w:sz w:val="24"/>
+                <w:szCs w:val="24"/>
+              </w:rPr>
+              <w:t xml:space="preserve">, </w:t>
+            </w:r>
+            <w:r>
+              <w:rPr>
+                <w:rFonts w:ascii="Times New Roman" w:eastAsia="仿宋" w:hAnsi="Times New Roman"/>
+                <w:sz w:val="24"/>
+                <w:szCs w:val="24"/>
+              </w:rPr>
+              <w:t>关振长</w:t>
+            </w:r>
+            <w:r>
+              <w:rPr>
+                <w:rFonts w:ascii="Times New Roman" w:eastAsia="仿宋" w:hAnsi="Times New Roman"/>
+                <w:sz w:val="24"/>
+                <w:szCs w:val="24"/>
+              </w:rPr>
+              <w:t xml:space="preserve">, </w:t>
+            </w:r>
+            <w:r>
+              <w:rPr>
+                <w:rFonts w:ascii="Times New Roman" w:eastAsia="仿宋" w:hAnsi="Times New Roman"/>
+                <w:sz w:val="24"/>
+                <w:szCs w:val="24"/>
+              </w:rPr>
+              <w:t>孙远方</w:t>
+            </w:r>
+            <w:r>
+              <w:rPr>
+                <w:rFonts w:ascii="Times New Roman" w:eastAsia="仿宋" w:hAnsi="Times New Roman"/>
+                <w:sz w:val="24"/>
+                <w:szCs w:val="24"/>
+              </w:rPr>
+              <w:t xml:space="preserve">, </w:t>
+            </w:r>
+            <w:r>
+              <w:rPr>
+                <w:rFonts w:ascii="Times New Roman" w:eastAsia="仿宋" w:hAnsi="Times New Roman"/>
                 <w:b/>
                 <w:bCs/>
                 <w:sz w:val="24"/>
@@ -7209,7 +7141,7 @@
                 <w:sz w:val="24"/>
                 <w:szCs w:val="24"/>
               </w:rPr>
-              <w:t>关振长</w:t>
+              <w:t>宋成年</w:t>
             </w:r>
             <w:r>
               <w:rPr>
@@ -7225,39 +7157,7 @@
                 <w:sz w:val="24"/>
                 <w:szCs w:val="24"/>
               </w:rPr>
-              <w:t>徐诗涵</w:t>
-            </w:r>
-            <w:r>
-              <w:rPr>
-                <w:rFonts w:ascii="Times New Roman" w:eastAsia="仿宋" w:hAnsi="Times New Roman"/>
-                <w:sz w:val="24"/>
-                <w:szCs w:val="24"/>
-              </w:rPr>
-              <w:t xml:space="preserve">, </w:t>
-            </w:r>
-            <w:r>
-              <w:rPr>
-                <w:rFonts w:ascii="Times New Roman" w:eastAsia="仿宋" w:hAnsi="Times New Roman"/>
-                <w:sz w:val="24"/>
-                <w:szCs w:val="24"/>
-              </w:rPr>
-              <w:t>黄一韩</w:t>
-            </w:r>
-            <w:r>
-              <w:rPr>
-                <w:rFonts w:ascii="Times New Roman" w:eastAsia="仿宋" w:hAnsi="Times New Roman"/>
-                <w:sz w:val="24"/>
-                <w:szCs w:val="24"/>
-              </w:rPr>
-              <w:t xml:space="preserve">, </w:t>
-            </w:r>
-            <w:r>
-              <w:rPr>
-                <w:rFonts w:ascii="Times New Roman" w:eastAsia="仿宋" w:hAnsi="Times New Roman"/>
-                <w:sz w:val="24"/>
-                <w:szCs w:val="24"/>
-              </w:rPr>
-              <w:t>林志城</w:t>
+              <w:t>何敬房</w:t>
             </w:r>
             <w:r>
               <w:rPr>
@@ -7273,7 +7173,7 @@
                 <w:sz w:val="24"/>
                 <w:szCs w:val="24"/>
               </w:rPr>
-              <w:t>许辉</w:t>
+              <w:t>黄正业</w:t>
             </w:r>
             <w:r>
               <w:rPr>
@@ -7289,24 +7189,23 @@
                 <w:sz w:val="24"/>
                 <w:szCs w:val="24"/>
               </w:rPr>
-              <w:t>一种融合激光和视频数据的山岭隧道渗漏水实时监测方法</w:t>
-            </w:r>
-            <w:r>
-              <w:rPr>
-                <w:rFonts w:ascii="Times New Roman" w:eastAsia="仿宋" w:hAnsi="Times New Roman"/>
-                <w:sz w:val="24"/>
-                <w:szCs w:val="24"/>
-              </w:rPr>
-              <w:t xml:space="preserve"> (Patent No. CN202511733577.8).</w:t>
-            </w:r>
-            <w:r>
-              <w:rPr>
-                <w:rFonts w:ascii="Times New Roman" w:eastAsia="仿宋" w:hAnsi="Times New Roman"/>
-                <w:color w:val="0070C0"/>
+              <w:t>一种钻爆法隧道施工质量评估方法及系统</w:t>
+            </w:r>
+            <w:r>
+              <w:rPr>
+                <w:rFonts w:ascii="Times New Roman" w:eastAsia="仿宋" w:hAnsi="Times New Roman" w:hint="eastAsia"/>
                 <w:sz w:val="24"/>
                 <w:szCs w:val="24"/>
               </w:rPr>
               <w:t xml:space="preserve"> </w:t>
+            </w:r>
+            <w:r>
+              <w:rPr>
+                <w:rFonts w:ascii="Times New Roman" w:eastAsia="仿宋" w:hAnsi="Times New Roman"/>
+                <w:sz w:val="24"/>
+                <w:szCs w:val="24"/>
+              </w:rPr>
+              <w:t xml:space="preserve">(Patent No. CN202511732842.0). </w:t>
             </w:r>
             <w:r>
               <w:rPr>
@@ -7326,7 +7225,7 @@
                 <w:sz w:val="24"/>
                 <w:szCs w:val="24"/>
               </w:rPr>
-              <w:t>发明申请</w:t>
+              <w:t>发明授权</w:t>
             </w:r>
             <w:r>
               <w:rPr>

--- a/files/cv.docx
+++ b/files/cv.docx
@@ -3415,7 +3415,7 @@
                 <w:sz w:val="24"/>
                 <w:szCs w:val="24"/>
               </w:rPr>
-              <w:t xml:space="preserve">Zhang, R., </w:t>
+              <w:t xml:space="preserve">Yang, W., </w:t>
             </w:r>
             <w:r>
               <w:rPr>
@@ -3433,7 +3433,7 @@
                 <w:sz w:val="24"/>
                 <w:szCs w:val="24"/>
               </w:rPr>
-              <w:t xml:space="preserve">, Wang, C., </w:t>
+              <w:t xml:space="preserve">, Jing, Y.*, Hill, T., Wysocki, O., &amp; </w:t>
             </w:r>
             <w:r>
               <w:rPr>
@@ -3450,31 +3450,39 @@
                 <w:sz w:val="24"/>
                 <w:szCs w:val="24"/>
               </w:rPr>
-              <w:t>, Liu, Z., &amp; Li, Z.* (2026). Denoising image point clouds using segmentation and synthetic data for enhanced structural health analysis of tunnels. Data-Centric Engineering, 7, e10.</w:t>
-            </w:r>
-            <w:r>
-              <w:rPr>
-                <w:rFonts w:ascii="Times New Roman" w:eastAsia="仿宋" w:hAnsi="Times New Roman"/>
-                <w:sz w:val="24"/>
-                <w:szCs w:val="24"/>
-              </w:rPr>
-              <w:t xml:space="preserve"> </w:t>
-            </w:r>
-            <w:r>
-              <w:rPr>
-                <w:rFonts w:ascii="Times New Roman" w:eastAsia="仿宋" w:hAnsi="Times New Roman"/>
-                <w:sz w:val="24"/>
-                <w:szCs w:val="24"/>
-              </w:rPr>
-              <w:t>https://doi.org/</w:t>
-            </w:r>
-            <w:r>
-              <w:rPr>
-                <w:rFonts w:ascii="Times New Roman" w:eastAsia="仿宋" w:hAnsi="Times New Roman"/>
-                <w:sz w:val="24"/>
-                <w:szCs w:val="24"/>
-              </w:rPr>
-              <w:t>10.1017/dce.2026.10042</w:t>
+              <w:t xml:space="preserve"> (</w:t>
+            </w:r>
+            <w:r>
+              <w:rPr>
+                <w:rFonts w:ascii="Times New Roman" w:eastAsia="仿宋" w:hAnsi="Times New Roman"/>
+                <w:sz w:val="24"/>
+                <w:szCs w:val="24"/>
+              </w:rPr>
+              <w:t>2026</w:t>
+            </w:r>
+            <w:r>
+              <w:rPr>
+                <w:rFonts w:ascii="Times New Roman" w:eastAsia="仿宋" w:hAnsi="Times New Roman"/>
+                <w:sz w:val="24"/>
+                <w:szCs w:val="24"/>
+              </w:rPr>
+              <w:t>). Tunnel Scanner: Geometry-informed synthetic point cloud generation and transfer learning for tunnel segmentation. Automation in Construction</w:t>
+            </w:r>
+            <w:r>
+              <w:rPr>
+                <w:rFonts w:ascii="Times New Roman" w:eastAsia="仿宋" w:hAnsi="Times New Roman"/>
+                <w:sz w:val="24"/>
+                <w:szCs w:val="24"/>
+              </w:rPr>
+              <w:t xml:space="preserve">, </w:t>
+            </w:r>
+            <w:r>
+              <w:rPr>
+                <w:rFonts w:ascii="Times New Roman" w:eastAsia="仿宋" w:hAnsi="Times New Roman"/>
+                <w:sz w:val="24"/>
+                <w:szCs w:val="24"/>
+              </w:rPr>
+              <w:t>187, 106924. https://doi.org/10.1016/j.autcon.2026.106924</w:t>
             </w:r>
             <w:r>
               <w:rPr>
@@ -3505,7 +3513,7 @@
                 <w:sz w:val="24"/>
                 <w:szCs w:val="24"/>
               </w:rPr>
-              <w:t xml:space="preserve">Jing, Y.*, </w:t>
+              <w:t xml:space="preserve">Zhang, R., </w:t>
             </w:r>
             <w:r>
               <w:rPr>
@@ -3523,7 +3531,7 @@
                 <w:sz w:val="24"/>
                 <w:szCs w:val="24"/>
               </w:rPr>
-              <w:t xml:space="preserve">, </w:t>
+              <w:t xml:space="preserve">, Wang, C., </w:t>
             </w:r>
             <w:r>
               <w:rPr>
@@ -3540,55 +3548,7 @@
                 <w:sz w:val="24"/>
                 <w:szCs w:val="24"/>
               </w:rPr>
-              <w:t xml:space="preserve">, &amp; Acikgoz, S. (2025). </w:t>
-            </w:r>
-            <w:r>
-              <w:rPr>
-                <w:rFonts w:ascii="Times New Roman" w:eastAsia="仿宋" w:hAnsi="Times New Roman"/>
-                <w:sz w:val="24"/>
-                <w:szCs w:val="24"/>
-              </w:rPr>
-              <w:t>3D multimodal feature for infrastructure anomaly detection</w:t>
-            </w:r>
-            <w:r>
-              <w:rPr>
-                <w:rFonts w:ascii="Times New Roman" w:eastAsia="仿宋" w:hAnsi="Times New Roman"/>
-                <w:sz w:val="24"/>
-                <w:szCs w:val="24"/>
-              </w:rPr>
-              <w:t>. Automation in Construction</w:t>
-            </w:r>
-            <w:r>
-              <w:rPr>
-                <w:rFonts w:ascii="Times New Roman" w:eastAsia="仿宋" w:hAnsi="Times New Roman" w:hint="eastAsia"/>
-                <w:sz w:val="24"/>
-                <w:szCs w:val="24"/>
-              </w:rPr>
-              <w:t>,</w:t>
-            </w:r>
-            <w:r>
-              <w:rPr>
-                <w:rFonts w:ascii="Times New Roman" w:eastAsia="仿宋" w:hAnsi="Times New Roman"/>
-                <w:sz w:val="24"/>
-                <w:szCs w:val="24"/>
-              </w:rPr>
-              <w:t xml:space="preserve"> 178, </w:t>
-            </w:r>
-            <w:r>
-              <w:rPr>
-                <w:rFonts w:ascii="Times New Roman" w:eastAsia="仿宋" w:hAnsi="Times New Roman"/>
-                <w:sz w:val="24"/>
-                <w:szCs w:val="24"/>
-              </w:rPr>
-              <w:t>106388</w:t>
-            </w:r>
-            <w:r>
-              <w:rPr>
-                <w:rFonts w:ascii="Times New Roman" w:eastAsia="仿宋" w:hAnsi="Times New Roman"/>
-                <w:sz w:val="24"/>
-                <w:szCs w:val="24"/>
-              </w:rPr>
-              <w:t>.</w:t>
+              <w:t>, Liu, Z., &amp; Li, Z.* (2026). Denoising image point clouds using segmentation and synthetic data for enhanced structural health analysis of tunnels. Data-Centric Engineering, 7, e10.</w:t>
             </w:r>
             <w:r>
               <w:rPr>
@@ -3604,7 +3564,15 @@
                 <w:sz w:val="24"/>
                 <w:szCs w:val="24"/>
               </w:rPr>
-              <w:t>https://doi.org/10.1016/j.autcon.2025.106388</w:t>
+              <w:t>https://doi.org/</w:t>
+            </w:r>
+            <w:r>
+              <w:rPr>
+                <w:rFonts w:ascii="Times New Roman" w:eastAsia="仿宋" w:hAnsi="Times New Roman"/>
+                <w:sz w:val="24"/>
+                <w:szCs w:val="24"/>
+              </w:rPr>
+              <w:t>10.1017/dce.2026.10042</w:t>
             </w:r>
             <w:r>
               <w:rPr>
@@ -3635,7 +3603,7 @@
                 <w:sz w:val="24"/>
                 <w:szCs w:val="24"/>
               </w:rPr>
-              <w:t xml:space="preserve">Huang, H., Chang, J.*, Zhang, D., Thewes, M., &amp; </w:t>
+              <w:t xml:space="preserve">Jing, Y.*, </w:t>
             </w:r>
             <w:r>
               <w:rPr>
@@ -3653,47 +3621,64 @@
                 <w:sz w:val="24"/>
                 <w:szCs w:val="24"/>
               </w:rPr>
-              <w:t xml:space="preserve"> (202</w:t>
-            </w:r>
-            <w:r>
-              <w:rPr>
-                <w:rFonts w:ascii="Times New Roman" w:eastAsia="仿宋" w:hAnsi="Times New Roman"/>
-                <w:sz w:val="24"/>
-                <w:szCs w:val="24"/>
-              </w:rPr>
-              <w:t>5</w:t>
-            </w:r>
-            <w:r>
-              <w:rPr>
-                <w:rFonts w:ascii="Times New Roman" w:eastAsia="仿宋" w:hAnsi="Times New Roman"/>
-                <w:sz w:val="24"/>
-                <w:szCs w:val="24"/>
-              </w:rPr>
-              <w:t xml:space="preserve">). Improved </w:t>
-            </w:r>
-            <w:r>
-              <w:rPr>
-                <w:rFonts w:ascii="Times New Roman" w:eastAsia="仿宋" w:hAnsi="Times New Roman" w:hint="eastAsia"/>
-                <w:sz w:val="24"/>
-                <w:szCs w:val="24"/>
-              </w:rPr>
-              <w:t>m</w:t>
-            </w:r>
-            <w:r>
-              <w:rPr>
-                <w:rFonts w:ascii="Times New Roman" w:eastAsia="仿宋" w:hAnsi="Times New Roman"/>
-                <w:sz w:val="24"/>
-                <w:szCs w:val="24"/>
-              </w:rPr>
-              <w:t>odel-free adaptive control of shield machine posture during tunnelling. Advanced Engineering Informatics</w:t>
-            </w:r>
-            <w:r>
-              <w:rPr>
-                <w:rFonts w:ascii="Times New Roman" w:eastAsia="仿宋" w:hAnsi="Times New Roman"/>
-                <w:sz w:val="24"/>
-                <w:szCs w:val="24"/>
-              </w:rPr>
-              <w:t>, 67, 103465</w:t>
+              <w:t xml:space="preserve">, </w:t>
+            </w:r>
+            <w:r>
+              <w:rPr>
+                <w:rFonts w:ascii="Times New Roman" w:eastAsia="仿宋" w:hAnsi="Times New Roman"/>
+                <w:sz w:val="24"/>
+                <w:szCs w:val="24"/>
+                <w:u w:val="single"/>
+              </w:rPr>
+              <w:t>Sheil, B.</w:t>
+            </w:r>
+            <w:r>
+              <w:rPr>
+                <w:rFonts w:ascii="Times New Roman" w:eastAsia="仿宋" w:hAnsi="Times New Roman"/>
+                <w:sz w:val="24"/>
+                <w:szCs w:val="24"/>
+              </w:rPr>
+              <w:t xml:space="preserve">, &amp; Acikgoz, S. (2025). </w:t>
+            </w:r>
+            <w:r>
+              <w:rPr>
+                <w:rFonts w:ascii="Times New Roman" w:eastAsia="仿宋" w:hAnsi="Times New Roman"/>
+                <w:sz w:val="24"/>
+                <w:szCs w:val="24"/>
+              </w:rPr>
+              <w:t>3D multimodal feature for infrastructure anomaly detection</w:t>
+            </w:r>
+            <w:r>
+              <w:rPr>
+                <w:rFonts w:ascii="Times New Roman" w:eastAsia="仿宋" w:hAnsi="Times New Roman"/>
+                <w:sz w:val="24"/>
+                <w:szCs w:val="24"/>
+              </w:rPr>
+              <w:t>. Automation in Construction</w:t>
+            </w:r>
+            <w:r>
+              <w:rPr>
+                <w:rFonts w:ascii="Times New Roman" w:eastAsia="仿宋" w:hAnsi="Times New Roman" w:hint="eastAsia"/>
+                <w:sz w:val="24"/>
+                <w:szCs w:val="24"/>
+              </w:rPr>
+              <w:t>,</w:t>
+            </w:r>
+            <w:r>
+              <w:rPr>
+                <w:rFonts w:ascii="Times New Roman" w:eastAsia="仿宋" w:hAnsi="Times New Roman"/>
+                <w:sz w:val="24"/>
+                <w:szCs w:val="24"/>
+              </w:rPr>
+              <w:t xml:space="preserve"> 178, </w:t>
+            </w:r>
+            <w:r>
+              <w:rPr>
+                <w:rFonts w:ascii="Times New Roman" w:eastAsia="仿宋" w:hAnsi="Times New Roman"/>
+                <w:sz w:val="24"/>
+                <w:szCs w:val="24"/>
+              </w:rPr>
+              <w:t>106388</w:t>
             </w:r>
             <w:r>
               <w:rPr>
@@ -3717,11 +3702,11 @@
                 <w:sz w:val="24"/>
                 <w:szCs w:val="24"/>
               </w:rPr>
-              <w:t>https://doi.org/10.1016/j.aei.2025.103465</w:t>
-            </w:r>
-            <w:r>
-              <w:rPr>
-                <w:rFonts w:ascii="Times New Roman" w:eastAsia="仿宋" w:hAnsi="Times New Roman" w:hint="eastAsia"/>
+              <w:t>https://doi.org/10.1016/j.autcon.2025.106388</w:t>
+            </w:r>
+            <w:r>
+              <w:rPr>
+                <w:rFonts w:ascii="Times New Roman" w:eastAsia="仿宋" w:hAnsi="Times New Roman"/>
                 <w:sz w:val="24"/>
                 <w:szCs w:val="24"/>
               </w:rPr>
@@ -3748,7 +3733,7 @@
                 <w:sz w:val="24"/>
                 <w:szCs w:val="24"/>
               </w:rPr>
-              <w:t xml:space="preserve">Ye, Z., </w:t>
+              <w:t xml:space="preserve">Huang, H., Chang, J.*, Zhang, D., Thewes, M., &amp; </w:t>
             </w:r>
             <w:r>
               <w:rPr>
@@ -3766,48 +3751,55 @@
                 <w:sz w:val="24"/>
                 <w:szCs w:val="24"/>
               </w:rPr>
-              <w:t xml:space="preserve">, </w:t>
-            </w:r>
-            <w:r>
-              <w:rPr>
-                <w:rFonts w:ascii="Times New Roman" w:eastAsia="仿宋" w:hAnsi="Times New Roman"/>
-                <w:sz w:val="24"/>
-                <w:szCs w:val="24"/>
-              </w:rPr>
-              <w:t>Faramarzi</w:t>
-            </w:r>
-            <w:r>
-              <w:rPr>
-                <w:rFonts w:ascii="Times New Roman" w:eastAsia="仿宋" w:hAnsi="Times New Roman"/>
-                <w:sz w:val="24"/>
-                <w:szCs w:val="24"/>
-              </w:rPr>
-              <w:t xml:space="preserve">, A., </w:t>
-            </w:r>
-            <w:r>
-              <w:rPr>
-                <w:rFonts w:ascii="Times New Roman" w:eastAsia="仿宋" w:hAnsi="Times New Roman"/>
-                <w:sz w:val="24"/>
-                <w:szCs w:val="24"/>
-                <w:u w:val="single"/>
-              </w:rPr>
-              <w:t>Xie, X.</w:t>
-            </w:r>
-            <w:r>
-              <w:rPr>
-                <w:rFonts w:ascii="Times New Roman" w:eastAsia="仿宋" w:hAnsi="Times New Roman"/>
-                <w:sz w:val="24"/>
-                <w:szCs w:val="24"/>
-              </w:rPr>
-              <w:t xml:space="preserve">, </w:t>
-            </w:r>
-            <w:r>
-              <w:rPr>
-                <w:rFonts w:ascii="Times New Roman" w:eastAsia="仿宋" w:hAnsi="Times New Roman"/>
-                <w:sz w:val="24"/>
-                <w:szCs w:val="24"/>
-              </w:rPr>
-              <w:t>&amp;</w:t>
+              <w:t xml:space="preserve"> (202</w:t>
+            </w:r>
+            <w:r>
+              <w:rPr>
+                <w:rFonts w:ascii="Times New Roman" w:eastAsia="仿宋" w:hAnsi="Times New Roman"/>
+                <w:sz w:val="24"/>
+                <w:szCs w:val="24"/>
+              </w:rPr>
+              <w:t>5</w:t>
+            </w:r>
+            <w:r>
+              <w:rPr>
+                <w:rFonts w:ascii="Times New Roman" w:eastAsia="仿宋" w:hAnsi="Times New Roman"/>
+                <w:sz w:val="24"/>
+                <w:szCs w:val="24"/>
+              </w:rPr>
+              <w:t xml:space="preserve">). Improved </w:t>
+            </w:r>
+            <w:r>
+              <w:rPr>
+                <w:rFonts w:ascii="Times New Roman" w:eastAsia="仿宋" w:hAnsi="Times New Roman" w:hint="eastAsia"/>
+                <w:sz w:val="24"/>
+                <w:szCs w:val="24"/>
+              </w:rPr>
+              <w:t>m</w:t>
+            </w:r>
+            <w:r>
+              <w:rPr>
+                <w:rFonts w:ascii="Times New Roman" w:eastAsia="仿宋" w:hAnsi="Times New Roman"/>
+                <w:sz w:val="24"/>
+                <w:szCs w:val="24"/>
+              </w:rPr>
+              <w:t>odel-free adaptive control of shield machine posture during tunnelling. Advanced Engineering Informatics</w:t>
+            </w:r>
+            <w:r>
+              <w:rPr>
+                <w:rFonts w:ascii="Times New Roman" w:eastAsia="仿宋" w:hAnsi="Times New Roman"/>
+                <w:sz w:val="24"/>
+                <w:szCs w:val="24"/>
+              </w:rPr>
+              <w:t>, 67, 103465</w:t>
+            </w:r>
+            <w:r>
+              <w:rPr>
+                <w:rFonts w:ascii="Times New Roman" w:eastAsia="仿宋" w:hAnsi="Times New Roman"/>
+                <w:sz w:val="24"/>
+                <w:szCs w:val="24"/>
+              </w:rPr>
+              <w:t>.</w:t>
             </w:r>
             <w:r>
               <w:rPr>
@@ -3823,243 +3815,11 @@
                 <w:sz w:val="24"/>
                 <w:szCs w:val="24"/>
               </w:rPr>
-              <w:t>Ninić</w:t>
-            </w:r>
-            <w:r>
-              <w:rPr>
-                <w:rFonts w:ascii="Times New Roman" w:eastAsia="仿宋" w:hAnsi="Times New Roman"/>
-                <w:sz w:val="24"/>
-                <w:szCs w:val="24"/>
-              </w:rPr>
-              <w:t>, J.* (202</w:t>
-            </w:r>
-            <w:r>
-              <w:rPr>
-                <w:rFonts w:ascii="Times New Roman" w:eastAsia="仿宋" w:hAnsi="Times New Roman"/>
-                <w:sz w:val="24"/>
-                <w:szCs w:val="24"/>
-              </w:rPr>
-              <w:t>5</w:t>
-            </w:r>
-            <w:r>
-              <w:rPr>
-                <w:rFonts w:ascii="Times New Roman" w:eastAsia="仿宋" w:hAnsi="Times New Roman"/>
-                <w:sz w:val="24"/>
-                <w:szCs w:val="24"/>
-              </w:rPr>
-              <w:t>)</w:t>
-            </w:r>
-            <w:r>
-              <w:rPr>
-                <w:rFonts w:ascii="Times New Roman" w:eastAsia="仿宋" w:hAnsi="Times New Roman" w:hint="eastAsia"/>
-                <w:sz w:val="24"/>
-                <w:szCs w:val="24"/>
-              </w:rPr>
-              <w:t>.</w:t>
-            </w:r>
-            <w:r>
-              <w:rPr>
-                <w:rFonts w:ascii="Times New Roman" w:eastAsia="仿宋" w:hAnsi="Times New Roman"/>
-                <w:sz w:val="24"/>
-                <w:szCs w:val="24"/>
-              </w:rPr>
-              <w:t xml:space="preserve"> </w:t>
-            </w:r>
-            <w:r>
-              <w:rPr>
-                <w:rFonts w:ascii="Times New Roman" w:eastAsia="仿宋" w:hAnsi="Times New Roman"/>
-                <w:sz w:val="24"/>
-                <w:szCs w:val="24"/>
-              </w:rPr>
-              <w:t>SAM4Tun: No-</w:t>
-            </w:r>
-            <w:r>
-              <w:rPr>
-                <w:rFonts w:ascii="Times New Roman" w:eastAsia="仿宋" w:hAnsi="Times New Roman"/>
-                <w:sz w:val="24"/>
-                <w:szCs w:val="24"/>
-              </w:rPr>
-              <w:t>t</w:t>
-            </w:r>
-            <w:r>
-              <w:rPr>
-                <w:rFonts w:ascii="Times New Roman" w:eastAsia="仿宋" w:hAnsi="Times New Roman"/>
-                <w:sz w:val="24"/>
-                <w:szCs w:val="24"/>
-              </w:rPr>
-              <w:t xml:space="preserve">raining </w:t>
-            </w:r>
-            <w:r>
-              <w:rPr>
-                <w:rFonts w:ascii="Times New Roman" w:eastAsia="仿宋" w:hAnsi="Times New Roman"/>
-                <w:sz w:val="24"/>
-                <w:szCs w:val="24"/>
-              </w:rPr>
-              <w:t>m</w:t>
-            </w:r>
-            <w:r>
-              <w:rPr>
-                <w:rFonts w:ascii="Times New Roman" w:eastAsia="仿宋" w:hAnsi="Times New Roman"/>
-                <w:sz w:val="24"/>
-                <w:szCs w:val="24"/>
-              </w:rPr>
-              <w:t xml:space="preserve">odel for </w:t>
-            </w:r>
-            <w:r>
-              <w:rPr>
-                <w:rFonts w:ascii="Times New Roman" w:eastAsia="仿宋" w:hAnsi="Times New Roman"/>
-                <w:sz w:val="24"/>
-                <w:szCs w:val="24"/>
-              </w:rPr>
-              <w:t>t</w:t>
-            </w:r>
-            <w:r>
-              <w:rPr>
-                <w:rFonts w:ascii="Times New Roman" w:eastAsia="仿宋" w:hAnsi="Times New Roman"/>
-                <w:sz w:val="24"/>
-                <w:szCs w:val="24"/>
-              </w:rPr>
-              <w:t xml:space="preserve">unnel </w:t>
-            </w:r>
-            <w:r>
-              <w:rPr>
-                <w:rFonts w:ascii="Times New Roman" w:eastAsia="仿宋" w:hAnsi="Times New Roman"/>
-                <w:sz w:val="24"/>
-                <w:szCs w:val="24"/>
-              </w:rPr>
-              <w:t>l</w:t>
-            </w:r>
-            <w:r>
-              <w:rPr>
-                <w:rFonts w:ascii="Times New Roman" w:eastAsia="仿宋" w:hAnsi="Times New Roman"/>
-                <w:sz w:val="24"/>
-                <w:szCs w:val="24"/>
-              </w:rPr>
-              <w:t xml:space="preserve">ining </w:t>
-            </w:r>
-            <w:r>
-              <w:rPr>
-                <w:rFonts w:ascii="Times New Roman" w:eastAsia="仿宋" w:hAnsi="Times New Roman"/>
-                <w:sz w:val="24"/>
-                <w:szCs w:val="24"/>
-              </w:rPr>
-              <w:t>p</w:t>
-            </w:r>
-            <w:r>
-              <w:rPr>
-                <w:rFonts w:ascii="Times New Roman" w:eastAsia="仿宋" w:hAnsi="Times New Roman"/>
-                <w:sz w:val="24"/>
-                <w:szCs w:val="24"/>
-              </w:rPr>
-              <w:t xml:space="preserve">oint </w:t>
-            </w:r>
-            <w:r>
-              <w:rPr>
-                <w:rFonts w:ascii="Times New Roman" w:eastAsia="仿宋" w:hAnsi="Times New Roman"/>
-                <w:sz w:val="24"/>
-                <w:szCs w:val="24"/>
-              </w:rPr>
-              <w:t>c</w:t>
-            </w:r>
-            <w:r>
-              <w:rPr>
-                <w:rFonts w:ascii="Times New Roman" w:eastAsia="仿宋" w:hAnsi="Times New Roman"/>
-                <w:sz w:val="24"/>
-                <w:szCs w:val="24"/>
-              </w:rPr>
-              <w:t xml:space="preserve">loud </w:t>
-            </w:r>
-            <w:r>
-              <w:rPr>
-                <w:rFonts w:ascii="Times New Roman" w:eastAsia="仿宋" w:hAnsi="Times New Roman"/>
-                <w:sz w:val="24"/>
-                <w:szCs w:val="24"/>
-              </w:rPr>
-              <w:t>c</w:t>
-            </w:r>
-            <w:r>
-              <w:rPr>
-                <w:rFonts w:ascii="Times New Roman" w:eastAsia="仿宋" w:hAnsi="Times New Roman"/>
-                <w:sz w:val="24"/>
-                <w:szCs w:val="24"/>
-              </w:rPr>
-              <w:t xml:space="preserve">omponent </w:t>
-            </w:r>
-            <w:r>
-              <w:rPr>
-                <w:rFonts w:ascii="Times New Roman" w:eastAsia="仿宋" w:hAnsi="Times New Roman"/>
-                <w:sz w:val="24"/>
-                <w:szCs w:val="24"/>
-              </w:rPr>
-              <w:t>s</w:t>
-            </w:r>
-            <w:r>
-              <w:rPr>
-                <w:rFonts w:ascii="Times New Roman" w:eastAsia="仿宋" w:hAnsi="Times New Roman"/>
-                <w:sz w:val="24"/>
-                <w:szCs w:val="24"/>
-              </w:rPr>
-              <w:t>egmentatio</w:t>
-            </w:r>
-            <w:r>
-              <w:rPr>
-                <w:rFonts w:ascii="Times New Roman" w:eastAsia="仿宋" w:hAnsi="Times New Roman" w:hint="eastAsia"/>
-                <w:sz w:val="24"/>
-                <w:szCs w:val="24"/>
-              </w:rPr>
-              <w:t>n</w:t>
-            </w:r>
-            <w:r>
-              <w:rPr>
-                <w:rFonts w:ascii="Times New Roman" w:eastAsia="仿宋" w:hAnsi="Times New Roman"/>
-                <w:sz w:val="24"/>
-                <w:szCs w:val="24"/>
-              </w:rPr>
-              <w:t>. Tunnelling and Underground Space Technology</w:t>
-            </w:r>
-            <w:r>
-              <w:rPr>
-                <w:rFonts w:ascii="Times New Roman" w:eastAsia="仿宋" w:hAnsi="Times New Roman" w:hint="eastAsia"/>
-                <w:sz w:val="24"/>
-                <w:szCs w:val="24"/>
-              </w:rPr>
-              <w:t>,</w:t>
-            </w:r>
-            <w:r>
-              <w:rPr>
-                <w:rFonts w:ascii="Times New Roman" w:eastAsia="仿宋" w:hAnsi="Times New Roman"/>
-                <w:sz w:val="24"/>
-                <w:szCs w:val="24"/>
-              </w:rPr>
-              <w:t xml:space="preserve"> 158, 106401</w:t>
-            </w:r>
-            <w:r>
-              <w:rPr>
-                <w:rFonts w:ascii="Times New Roman" w:eastAsia="仿宋" w:hAnsi="Times New Roman"/>
-                <w:sz w:val="24"/>
-                <w:szCs w:val="24"/>
-              </w:rPr>
-              <w:t>.</w:t>
-            </w:r>
-            <w:r>
-              <w:rPr>
-                <w:rFonts w:ascii="Times New Roman" w:eastAsia="仿宋" w:hAnsi="Times New Roman"/>
-                <w:sz w:val="24"/>
-                <w:szCs w:val="24"/>
-              </w:rPr>
-              <w:t xml:space="preserve"> </w:t>
-            </w:r>
-            <w:r>
-              <w:rPr>
-                <w:rFonts w:ascii="Times New Roman" w:eastAsia="仿宋" w:hAnsi="Times New Roman"/>
-                <w:sz w:val="24"/>
-                <w:szCs w:val="24"/>
-              </w:rPr>
-              <w:t>https://doi.org/10.1016/j.tust.2025.106401</w:t>
-            </w:r>
-            <w:r>
-              <w:rPr>
-                <w:rFonts w:ascii="Times New Roman" w:eastAsia="仿宋" w:hAnsi="Times New Roman"/>
+              <w:t>https://doi.org/10.1016/j.aei.2025.103465</w:t>
+            </w:r>
+            <w:r>
+              <w:rPr>
+                <w:rFonts w:ascii="Times New Roman" w:eastAsia="仿宋" w:hAnsi="Times New Roman" w:hint="eastAsia"/>
                 <w:sz w:val="24"/>
                 <w:szCs w:val="24"/>
               </w:rPr>
@@ -4086,23 +3846,7 @@
                 <w:sz w:val="24"/>
                 <w:szCs w:val="24"/>
               </w:rPr>
-              <w:t>Chang, J., Thewes, M., Zhang, D., Huang, H.</w:t>
-            </w:r>
-            <w:r>
-              <w:rPr>
-                <w:rFonts w:ascii="Times New Roman" w:eastAsia="仿宋" w:hAnsi="Times New Roman"/>
-                <w:sz w:val="24"/>
-                <w:szCs w:val="24"/>
-              </w:rPr>
-              <w:t>*</w:t>
-            </w:r>
-            <w:r>
-              <w:rPr>
-                <w:rFonts w:ascii="Times New Roman" w:eastAsia="仿宋" w:hAnsi="Times New Roman"/>
-                <w:sz w:val="24"/>
-                <w:szCs w:val="24"/>
-              </w:rPr>
-              <w:t xml:space="preserve">, &amp; </w:t>
+              <w:t xml:space="preserve">Ye, Z., </w:t>
             </w:r>
             <w:r>
               <w:rPr>
@@ -4120,7 +3864,72 @@
                 <w:sz w:val="24"/>
                 <w:szCs w:val="24"/>
               </w:rPr>
-              <w:t xml:space="preserve"> (202</w:t>
+              <w:t xml:space="preserve">, </w:t>
+            </w:r>
+            <w:r>
+              <w:rPr>
+                <w:rFonts w:ascii="Times New Roman" w:eastAsia="仿宋" w:hAnsi="Times New Roman"/>
+                <w:sz w:val="24"/>
+                <w:szCs w:val="24"/>
+              </w:rPr>
+              <w:t>Faramarzi</w:t>
+            </w:r>
+            <w:r>
+              <w:rPr>
+                <w:rFonts w:ascii="Times New Roman" w:eastAsia="仿宋" w:hAnsi="Times New Roman"/>
+                <w:sz w:val="24"/>
+                <w:szCs w:val="24"/>
+              </w:rPr>
+              <w:t xml:space="preserve">, A., </w:t>
+            </w:r>
+            <w:r>
+              <w:rPr>
+                <w:rFonts w:ascii="Times New Roman" w:eastAsia="仿宋" w:hAnsi="Times New Roman"/>
+                <w:sz w:val="24"/>
+                <w:szCs w:val="24"/>
+                <w:u w:val="single"/>
+              </w:rPr>
+              <w:t>Xie, X.</w:t>
+            </w:r>
+            <w:r>
+              <w:rPr>
+                <w:rFonts w:ascii="Times New Roman" w:eastAsia="仿宋" w:hAnsi="Times New Roman"/>
+                <w:sz w:val="24"/>
+                <w:szCs w:val="24"/>
+              </w:rPr>
+              <w:t xml:space="preserve">, </w:t>
+            </w:r>
+            <w:r>
+              <w:rPr>
+                <w:rFonts w:ascii="Times New Roman" w:eastAsia="仿宋" w:hAnsi="Times New Roman"/>
+                <w:sz w:val="24"/>
+                <w:szCs w:val="24"/>
+              </w:rPr>
+              <w:t>&amp;</w:t>
+            </w:r>
+            <w:r>
+              <w:rPr>
+                <w:rFonts w:ascii="Times New Roman" w:eastAsia="仿宋" w:hAnsi="Times New Roman"/>
+                <w:sz w:val="24"/>
+                <w:szCs w:val="24"/>
+              </w:rPr>
+              <w:t xml:space="preserve"> </w:t>
+            </w:r>
+            <w:r>
+              <w:rPr>
+                <w:rFonts w:ascii="Times New Roman" w:eastAsia="仿宋" w:hAnsi="Times New Roman"/>
+                <w:sz w:val="24"/>
+                <w:szCs w:val="24"/>
+              </w:rPr>
+              <w:t>Ninić</w:t>
+            </w:r>
+            <w:r>
+              <w:rPr>
+                <w:rFonts w:ascii="Times New Roman" w:eastAsia="仿宋" w:hAnsi="Times New Roman"/>
+                <w:sz w:val="24"/>
+                <w:szCs w:val="24"/>
+              </w:rPr>
+              <w:t>, J.* (202</w:t>
             </w:r>
             <w:r>
               <w:rPr>
@@ -4136,7 +3945,175 @@
                 <w:sz w:val="24"/>
                 <w:szCs w:val="24"/>
               </w:rPr>
-              <w:t>). Deformational behaviors of existing three-line tunnels induced by under-crossing of three-line mechanized tunnels: A case study. Canadian Geotechnical Journal</w:t>
+              <w:t>)</w:t>
+            </w:r>
+            <w:r>
+              <w:rPr>
+                <w:rFonts w:ascii="Times New Roman" w:eastAsia="仿宋" w:hAnsi="Times New Roman" w:hint="eastAsia"/>
+                <w:sz w:val="24"/>
+                <w:szCs w:val="24"/>
+              </w:rPr>
+              <w:t>.</w:t>
+            </w:r>
+            <w:r>
+              <w:rPr>
+                <w:rFonts w:ascii="Times New Roman" w:eastAsia="仿宋" w:hAnsi="Times New Roman"/>
+                <w:sz w:val="24"/>
+                <w:szCs w:val="24"/>
+              </w:rPr>
+              <w:t xml:space="preserve"> </w:t>
+            </w:r>
+            <w:r>
+              <w:rPr>
+                <w:rFonts w:ascii="Times New Roman" w:eastAsia="仿宋" w:hAnsi="Times New Roman"/>
+                <w:sz w:val="24"/>
+                <w:szCs w:val="24"/>
+              </w:rPr>
+              <w:t>SAM4Tun: No-</w:t>
+            </w:r>
+            <w:r>
+              <w:rPr>
+                <w:rFonts w:ascii="Times New Roman" w:eastAsia="仿宋" w:hAnsi="Times New Roman"/>
+                <w:sz w:val="24"/>
+                <w:szCs w:val="24"/>
+              </w:rPr>
+              <w:t>t</w:t>
+            </w:r>
+            <w:r>
+              <w:rPr>
+                <w:rFonts w:ascii="Times New Roman" w:eastAsia="仿宋" w:hAnsi="Times New Roman"/>
+                <w:sz w:val="24"/>
+                <w:szCs w:val="24"/>
+              </w:rPr>
+              <w:t xml:space="preserve">raining </w:t>
+            </w:r>
+            <w:r>
+              <w:rPr>
+                <w:rFonts w:ascii="Times New Roman" w:eastAsia="仿宋" w:hAnsi="Times New Roman"/>
+                <w:sz w:val="24"/>
+                <w:szCs w:val="24"/>
+              </w:rPr>
+              <w:t>m</w:t>
+            </w:r>
+            <w:r>
+              <w:rPr>
+                <w:rFonts w:ascii="Times New Roman" w:eastAsia="仿宋" w:hAnsi="Times New Roman"/>
+                <w:sz w:val="24"/>
+                <w:szCs w:val="24"/>
+              </w:rPr>
+              <w:t xml:space="preserve">odel for </w:t>
+            </w:r>
+            <w:r>
+              <w:rPr>
+                <w:rFonts w:ascii="Times New Roman" w:eastAsia="仿宋" w:hAnsi="Times New Roman"/>
+                <w:sz w:val="24"/>
+                <w:szCs w:val="24"/>
+              </w:rPr>
+              <w:t>t</w:t>
+            </w:r>
+            <w:r>
+              <w:rPr>
+                <w:rFonts w:ascii="Times New Roman" w:eastAsia="仿宋" w:hAnsi="Times New Roman"/>
+                <w:sz w:val="24"/>
+                <w:szCs w:val="24"/>
+              </w:rPr>
+              <w:t xml:space="preserve">unnel </w:t>
+            </w:r>
+            <w:r>
+              <w:rPr>
+                <w:rFonts w:ascii="Times New Roman" w:eastAsia="仿宋" w:hAnsi="Times New Roman"/>
+                <w:sz w:val="24"/>
+                <w:szCs w:val="24"/>
+              </w:rPr>
+              <w:t>l</w:t>
+            </w:r>
+            <w:r>
+              <w:rPr>
+                <w:rFonts w:ascii="Times New Roman" w:eastAsia="仿宋" w:hAnsi="Times New Roman"/>
+                <w:sz w:val="24"/>
+                <w:szCs w:val="24"/>
+              </w:rPr>
+              <w:t xml:space="preserve">ining </w:t>
+            </w:r>
+            <w:r>
+              <w:rPr>
+                <w:rFonts w:ascii="Times New Roman" w:eastAsia="仿宋" w:hAnsi="Times New Roman"/>
+                <w:sz w:val="24"/>
+                <w:szCs w:val="24"/>
+              </w:rPr>
+              <w:t>p</w:t>
+            </w:r>
+            <w:r>
+              <w:rPr>
+                <w:rFonts w:ascii="Times New Roman" w:eastAsia="仿宋" w:hAnsi="Times New Roman"/>
+                <w:sz w:val="24"/>
+                <w:szCs w:val="24"/>
+              </w:rPr>
+              <w:t xml:space="preserve">oint </w:t>
+            </w:r>
+            <w:r>
+              <w:rPr>
+                <w:rFonts w:ascii="Times New Roman" w:eastAsia="仿宋" w:hAnsi="Times New Roman"/>
+                <w:sz w:val="24"/>
+                <w:szCs w:val="24"/>
+              </w:rPr>
+              <w:t>c</w:t>
+            </w:r>
+            <w:r>
+              <w:rPr>
+                <w:rFonts w:ascii="Times New Roman" w:eastAsia="仿宋" w:hAnsi="Times New Roman"/>
+                <w:sz w:val="24"/>
+                <w:szCs w:val="24"/>
+              </w:rPr>
+              <w:t xml:space="preserve">loud </w:t>
+            </w:r>
+            <w:r>
+              <w:rPr>
+                <w:rFonts w:ascii="Times New Roman" w:eastAsia="仿宋" w:hAnsi="Times New Roman"/>
+                <w:sz w:val="24"/>
+                <w:szCs w:val="24"/>
+              </w:rPr>
+              <w:t>c</w:t>
+            </w:r>
+            <w:r>
+              <w:rPr>
+                <w:rFonts w:ascii="Times New Roman" w:eastAsia="仿宋" w:hAnsi="Times New Roman"/>
+                <w:sz w:val="24"/>
+                <w:szCs w:val="24"/>
+              </w:rPr>
+              <w:t xml:space="preserve">omponent </w:t>
+            </w:r>
+            <w:r>
+              <w:rPr>
+                <w:rFonts w:ascii="Times New Roman" w:eastAsia="仿宋" w:hAnsi="Times New Roman"/>
+                <w:sz w:val="24"/>
+                <w:szCs w:val="24"/>
+              </w:rPr>
+              <w:t>s</w:t>
+            </w:r>
+            <w:r>
+              <w:rPr>
+                <w:rFonts w:ascii="Times New Roman" w:eastAsia="仿宋" w:hAnsi="Times New Roman"/>
+                <w:sz w:val="24"/>
+                <w:szCs w:val="24"/>
+              </w:rPr>
+              <w:t>egmentatio</w:t>
+            </w:r>
+            <w:r>
+              <w:rPr>
+                <w:rFonts w:ascii="Times New Roman" w:eastAsia="仿宋" w:hAnsi="Times New Roman" w:hint="eastAsia"/>
+                <w:sz w:val="24"/>
+                <w:szCs w:val="24"/>
+              </w:rPr>
+              <w:t>n</w:t>
+            </w:r>
+            <w:r>
+              <w:rPr>
+                <w:rFonts w:ascii="Times New Roman" w:eastAsia="仿宋" w:hAnsi="Times New Roman"/>
+                <w:sz w:val="24"/>
+                <w:szCs w:val="24"/>
+              </w:rPr>
+              <w:t>. Tunnelling and Underground Space Technology</w:t>
             </w:r>
             <w:r>
               <w:rPr>
@@ -4152,7 +4129,7 @@
                 <w:sz w:val="24"/>
                 <w:szCs w:val="24"/>
               </w:rPr>
-              <w:t xml:space="preserve"> 62, 23</w:t>
+              <w:t xml:space="preserve"> 158, 106401</w:t>
             </w:r>
             <w:r>
               <w:rPr>
@@ -4176,7 +4153,15 @@
                 <w:sz w:val="24"/>
                 <w:szCs w:val="24"/>
               </w:rPr>
-              <w:t>https://doi.org/10.1139/cgj-2024-0359.</w:t>
+              <w:t>https://doi.org/10.1016/j.tust.2025.106401</w:t>
+            </w:r>
+            <w:r>
+              <w:rPr>
+                <w:rFonts w:ascii="Times New Roman" w:eastAsia="仿宋" w:hAnsi="Times New Roman"/>
+                <w:sz w:val="24"/>
+                <w:szCs w:val="24"/>
+              </w:rPr>
+              <w:t>.</w:t>
             </w:r>
           </w:p>
           <w:p>
@@ -4199,24 +4184,23 @@
                 <w:sz w:val="24"/>
                 <w:szCs w:val="24"/>
               </w:rPr>
-              <w:t xml:space="preserve">Li, K., </w:t>
-            </w:r>
-            <w:r>
-              <w:rPr>
-                <w:rFonts w:ascii="Times New Roman" w:eastAsia="仿宋" w:hAnsi="Times New Roman"/>
-                <w:sz w:val="24"/>
-                <w:szCs w:val="24"/>
-                <w:u w:val="single"/>
-              </w:rPr>
-              <w:t>Xie, X.</w:t>
-            </w:r>
-            <w:r>
-              <w:rPr>
-                <w:rFonts w:ascii="Times New Roman" w:eastAsia="仿宋" w:hAnsi="Times New Roman"/>
-                <w:sz w:val="24"/>
-                <w:szCs w:val="24"/>
-              </w:rPr>
-              <w:t xml:space="preserve">, Zhou, B.*, Huang, C., </w:t>
+              <w:t>Chang, J., Thewes, M., Zhang, D., Huang, H.</w:t>
+            </w:r>
+            <w:r>
+              <w:rPr>
+                <w:rFonts w:ascii="Times New Roman" w:eastAsia="仿宋" w:hAnsi="Times New Roman"/>
+                <w:sz w:val="24"/>
+                <w:szCs w:val="24"/>
+              </w:rPr>
+              <w:t>*</w:t>
+            </w:r>
+            <w:r>
+              <w:rPr>
+                <w:rFonts w:ascii="Times New Roman" w:eastAsia="仿宋" w:hAnsi="Times New Roman"/>
+                <w:sz w:val="24"/>
+                <w:szCs w:val="24"/>
+              </w:rPr>
+              <w:t xml:space="preserve">, &amp; </w:t>
             </w:r>
             <w:r>
               <w:rPr>
@@ -4234,7 +4218,47 @@
                 <w:sz w:val="24"/>
                 <w:szCs w:val="24"/>
               </w:rPr>
-              <w:t>, Zhou, Y., &amp; Wang, C. (2024). Thickness regression for backfill grouting of shield tunnels based on GPR data and CatBoost &amp; BO-TPE: A full-scale model test study. Underground Space, 17, 100–119.</w:t>
+              <w:t xml:space="preserve"> (202</w:t>
+            </w:r>
+            <w:r>
+              <w:rPr>
+                <w:rFonts w:ascii="Times New Roman" w:eastAsia="仿宋" w:hAnsi="Times New Roman"/>
+                <w:sz w:val="24"/>
+                <w:szCs w:val="24"/>
+              </w:rPr>
+              <w:t>5</w:t>
+            </w:r>
+            <w:r>
+              <w:rPr>
+                <w:rFonts w:ascii="Times New Roman" w:eastAsia="仿宋" w:hAnsi="Times New Roman"/>
+                <w:sz w:val="24"/>
+                <w:szCs w:val="24"/>
+              </w:rPr>
+              <w:t>). Deformational behaviors of existing three-line tunnels induced by under-crossing of three-line mechanized tunnels: A case study. Canadian Geotechnical Journal</w:t>
+            </w:r>
+            <w:r>
+              <w:rPr>
+                <w:rFonts w:ascii="Times New Roman" w:eastAsia="仿宋" w:hAnsi="Times New Roman" w:hint="eastAsia"/>
+                <w:sz w:val="24"/>
+                <w:szCs w:val="24"/>
+              </w:rPr>
+              <w:t>,</w:t>
+            </w:r>
+            <w:r>
+              <w:rPr>
+                <w:rFonts w:ascii="Times New Roman" w:eastAsia="仿宋" w:hAnsi="Times New Roman"/>
+                <w:sz w:val="24"/>
+                <w:szCs w:val="24"/>
+              </w:rPr>
+              <w:t xml:space="preserve"> 62, 23</w:t>
+            </w:r>
+            <w:r>
+              <w:rPr>
+                <w:rFonts w:ascii="Times New Roman" w:eastAsia="仿宋" w:hAnsi="Times New Roman"/>
+                <w:sz w:val="24"/>
+                <w:szCs w:val="24"/>
+              </w:rPr>
+              <w:t>.</w:t>
             </w:r>
             <w:r>
               <w:rPr>
@@ -4250,56 +4274,7 @@
                 <w:sz w:val="24"/>
                 <w:szCs w:val="24"/>
               </w:rPr>
-              <w:t>https://doi.org/10.1016/j.undsp.2023.10.003.</w:t>
-            </w:r>
-          </w:p>
-          <w:p>
-            <w:pPr>
-              <w:rPr>
-                <w:rFonts w:ascii="Times New Roman" w:eastAsia="仿宋" w:hAnsi="Times New Roman"/>
-                <w:sz w:val="24"/>
-                <w:szCs w:val="24"/>
-              </w:rPr>
-            </w:pPr>
-            <w:r>
-              <w:rPr>
-                <w:rFonts w:ascii="Times New Roman" w:eastAsia="仿宋" w:hAnsi="Times New Roman" w:hint="eastAsia"/>
-                <w:sz w:val="24"/>
-                <w:szCs w:val="24"/>
-              </w:rPr>
-              <w:t>(S</w:t>
-            </w:r>
-            <w:r>
-              <w:rPr>
-                <w:rFonts w:ascii="Times New Roman" w:eastAsia="仿宋" w:hAnsi="Times New Roman"/>
-                <w:sz w:val="24"/>
-                <w:szCs w:val="24"/>
-              </w:rPr>
-              <w:t>ubmitted</w:t>
-            </w:r>
-            <w:r>
-              <w:rPr>
-                <w:rFonts w:ascii="Times New Roman" w:eastAsia="仿宋" w:hAnsi="Times New Roman"/>
-                <w:sz w:val="24"/>
-                <w:szCs w:val="24"/>
-              </w:rPr>
-              <w:t xml:space="preserve"> </w:t>
-            </w:r>
-            <w:r>
-              <w:rPr>
-                <w:rFonts w:ascii="Times New Roman" w:eastAsia="仿宋" w:hAnsi="Times New Roman"/>
-                <w:sz w:val="24"/>
-                <w:szCs w:val="24"/>
-              </w:rPr>
-              <w:t>or accepted</w:t>
-            </w:r>
-            <w:r>
-              <w:rPr>
-                <w:rFonts w:ascii="Times New Roman" w:eastAsia="仿宋" w:hAnsi="Times New Roman" w:hint="eastAsia"/>
-                <w:sz w:val="24"/>
-                <w:szCs w:val="24"/>
-              </w:rPr>
-              <w:t>)</w:t>
+              <w:t>https://doi.org/10.1139/cgj-2024-0359.</w:t>
             </w:r>
           </w:p>
           <w:p>
@@ -4322,7 +4297,24 @@
                 <w:sz w:val="24"/>
                 <w:szCs w:val="24"/>
               </w:rPr>
-              <w:t xml:space="preserve">Chang, J.-Q., Huang, H.-W., Yin, Z.-Y.*, Zhang, D.-M., </w:t>
+              <w:t xml:space="preserve">Li, K., </w:t>
+            </w:r>
+            <w:r>
+              <w:rPr>
+                <w:rFonts w:ascii="Times New Roman" w:eastAsia="仿宋" w:hAnsi="Times New Roman"/>
+                <w:sz w:val="24"/>
+                <w:szCs w:val="24"/>
+                <w:u w:val="single"/>
+              </w:rPr>
+              <w:t>Xie, X.</w:t>
+            </w:r>
+            <w:r>
+              <w:rPr>
+                <w:rFonts w:ascii="Times New Roman" w:eastAsia="仿宋" w:hAnsi="Times New Roman"/>
+                <w:sz w:val="24"/>
+                <w:szCs w:val="24"/>
+              </w:rPr>
+              <w:t xml:space="preserve">, Zhou, B.*, Huang, C., </w:t>
             </w:r>
             <w:r>
               <w:rPr>
@@ -4340,62 +4332,68 @@
                 <w:sz w:val="24"/>
                 <w:szCs w:val="24"/>
               </w:rPr>
-              <w:t xml:space="preserve">, &amp; Zhang, N. (2026). </w:t>
-            </w:r>
-            <w:r>
-              <w:rPr>
-                <w:rFonts w:ascii="Times New Roman" w:eastAsia="仿宋" w:hAnsi="Times New Roman"/>
-                <w:sz w:val="24"/>
-                <w:szCs w:val="24"/>
-              </w:rPr>
-              <w:t>Physics-informed machine learning method to predict displacement of existing tunnels induced by undercrossing construction</w:t>
-            </w:r>
-            <w:r>
-              <w:rPr>
-                <w:rFonts w:ascii="Times New Roman" w:eastAsia="仿宋" w:hAnsi="Times New Roman"/>
-                <w:sz w:val="24"/>
-                <w:szCs w:val="24"/>
-              </w:rPr>
-              <w:t xml:space="preserve">. </w:t>
-            </w:r>
-            <w:r>
-              <w:rPr>
-                <w:rFonts w:ascii="Times New Roman" w:eastAsia="仿宋" w:hAnsi="Times New Roman"/>
-                <w:sz w:val="24"/>
-                <w:szCs w:val="24"/>
-              </w:rPr>
-              <w:t>Underground Space</w:t>
-            </w:r>
-            <w:r>
-              <w:rPr>
-                <w:rFonts w:ascii="Times New Roman" w:eastAsia="仿宋" w:hAnsi="Times New Roman"/>
-                <w:sz w:val="24"/>
-                <w:szCs w:val="24"/>
-              </w:rPr>
-              <w:t xml:space="preserve">. </w:t>
-            </w:r>
-            <w:r>
-              <w:rPr>
-                <w:rFonts w:ascii="Times New Roman" w:eastAsia="仿宋" w:hAnsi="Times New Roman" w:hint="eastAsia"/>
-                <w:color w:val="0070C0"/>
-                <w:sz w:val="24"/>
-                <w:szCs w:val="24"/>
-              </w:rPr>
-              <w:t>(</w:t>
-            </w:r>
-            <w:r>
-              <w:rPr>
-                <w:rFonts w:ascii="Times New Roman" w:eastAsia="仿宋" w:hAnsi="Times New Roman"/>
-                <w:color w:val="0070C0"/>
-                <w:sz w:val="24"/>
-                <w:szCs w:val="24"/>
-              </w:rPr>
-              <w:t>Submitted</w:t>
-            </w:r>
-            <w:r>
-              <w:rPr>
-                <w:rFonts w:ascii="Times New Roman" w:eastAsia="仿宋" w:hAnsi="Times New Roman" w:hint="eastAsia"/>
-                <w:color w:val="0070C0"/>
+              <w:t>, Zhou, Y., &amp; Wang, C. (2024). Thickness regression for backfill grouting of shield tunnels based on GPR data and CatBoost &amp; BO-TPE: A full-scale model test study. Underground Space, 17, 100–119.</w:t>
+            </w:r>
+            <w:r>
+              <w:rPr>
+                <w:rFonts w:ascii="Times New Roman" w:eastAsia="仿宋" w:hAnsi="Times New Roman"/>
+                <w:sz w:val="24"/>
+                <w:szCs w:val="24"/>
+              </w:rPr>
+              <w:t xml:space="preserve"> </w:t>
+            </w:r>
+            <w:r>
+              <w:rPr>
+                <w:rFonts w:ascii="Times New Roman" w:eastAsia="仿宋" w:hAnsi="Times New Roman"/>
+                <w:sz w:val="24"/>
+                <w:szCs w:val="24"/>
+              </w:rPr>
+              <w:t>https://doi.org/10.1016/j.undsp.2023.10.003.</w:t>
+            </w:r>
+          </w:p>
+          <w:p>
+            <w:pPr>
+              <w:rPr>
+                <w:rFonts w:ascii="Times New Roman" w:eastAsia="仿宋" w:hAnsi="Times New Roman"/>
+                <w:sz w:val="24"/>
+                <w:szCs w:val="24"/>
+              </w:rPr>
+            </w:pPr>
+            <w:r>
+              <w:rPr>
+                <w:rFonts w:ascii="Times New Roman" w:eastAsia="仿宋" w:hAnsi="Times New Roman" w:hint="eastAsia"/>
+                <w:sz w:val="24"/>
+                <w:szCs w:val="24"/>
+              </w:rPr>
+              <w:t>(S</w:t>
+            </w:r>
+            <w:r>
+              <w:rPr>
+                <w:rFonts w:ascii="Times New Roman" w:eastAsia="仿宋" w:hAnsi="Times New Roman"/>
+                <w:sz w:val="24"/>
+                <w:szCs w:val="24"/>
+              </w:rPr>
+              <w:t>ubmitted</w:t>
+            </w:r>
+            <w:r>
+              <w:rPr>
+                <w:rFonts w:ascii="Times New Roman" w:eastAsia="仿宋" w:hAnsi="Times New Roman"/>
+                <w:sz w:val="24"/>
+                <w:szCs w:val="24"/>
+              </w:rPr>
+              <w:t xml:space="preserve"> </w:t>
+            </w:r>
+            <w:r>
+              <w:rPr>
+                <w:rFonts w:ascii="Times New Roman" w:eastAsia="仿宋" w:hAnsi="Times New Roman"/>
+                <w:sz w:val="24"/>
+                <w:szCs w:val="24"/>
+              </w:rPr>
+              <w:t>or accepted</w:t>
+            </w:r>
+            <w:r>
+              <w:rPr>
+                <w:rFonts w:ascii="Times New Roman" w:eastAsia="仿宋" w:hAnsi="Times New Roman" w:hint="eastAsia"/>
                 <w:sz w:val="24"/>
                 <w:szCs w:val="24"/>
               </w:rPr>
@@ -4422,7 +4420,7 @@
                 <w:sz w:val="24"/>
                 <w:szCs w:val="24"/>
               </w:rPr>
-              <w:t xml:space="preserve">Yang, W., </w:t>
+              <w:t xml:space="preserve">Chang, J.-Q., Huang, H.-W., Yin, Z.-Y.*, Zhang, D.-M., </w:t>
             </w:r>
             <w:r>
               <w:rPr>
@@ -4440,32 +4438,39 @@
                 <w:sz w:val="24"/>
                 <w:szCs w:val="24"/>
               </w:rPr>
-              <w:t xml:space="preserve">, Jing, Y.*, Hill, T., Wysocki, O., &amp; </w:t>
-            </w:r>
-            <w:r>
-              <w:rPr>
-                <w:rFonts w:ascii="Times New Roman" w:eastAsia="仿宋" w:hAnsi="Times New Roman"/>
-                <w:sz w:val="24"/>
-                <w:szCs w:val="24"/>
-                <w:u w:val="single"/>
-              </w:rPr>
-              <w:t>Sheil, B.</w:t>
-            </w:r>
-            <w:r>
-              <w:rPr>
-                <w:rFonts w:ascii="Times New Roman" w:eastAsia="仿宋" w:hAnsi="Times New Roman"/>
-                <w:sz w:val="24"/>
-                <w:szCs w:val="24"/>
-              </w:rPr>
-              <w:t xml:space="preserve"> (2025). Tunnel Scanner: Geometry-informed synthetic point cloud generation and transfer learning for tunnel segmentation. Automation in Construction.</w:t>
-            </w:r>
-            <w:r>
-              <w:rPr>
-                <w:rFonts w:ascii="Times New Roman" w:eastAsia="仿宋" w:hAnsi="Times New Roman"/>
-                <w:sz w:val="24"/>
-                <w:szCs w:val="24"/>
-              </w:rPr>
-              <w:t xml:space="preserve"> </w:t>
+              <w:t xml:space="preserve">, &amp; Zhang, N. (2026). </w:t>
+            </w:r>
+            <w:r>
+              <w:rPr>
+                <w:rFonts w:ascii="Times New Roman" w:eastAsia="仿宋" w:hAnsi="Times New Roman"/>
+                <w:sz w:val="24"/>
+                <w:szCs w:val="24"/>
+              </w:rPr>
+              <w:t>Physics-informed machine learning method to predict displacement of existing tunnels induced by undercrossing construction</w:t>
+            </w:r>
+            <w:r>
+              <w:rPr>
+                <w:rFonts w:ascii="Times New Roman" w:eastAsia="仿宋" w:hAnsi="Times New Roman"/>
+                <w:sz w:val="24"/>
+                <w:szCs w:val="24"/>
+              </w:rPr>
+              <w:t xml:space="preserve">. </w:t>
+            </w:r>
+            <w:r>
+              <w:rPr>
+                <w:rFonts w:ascii="Times New Roman" w:eastAsia="仿宋" w:hAnsi="Times New Roman"/>
+                <w:sz w:val="24"/>
+                <w:szCs w:val="24"/>
+              </w:rPr>
+              <w:t>Underground Space</w:t>
+            </w:r>
+            <w:r>
+              <w:rPr>
+                <w:rFonts w:ascii="Times New Roman" w:eastAsia="仿宋" w:hAnsi="Times New Roman"/>
+                <w:sz w:val="24"/>
+                <w:szCs w:val="24"/>
+              </w:rPr>
+              <w:t xml:space="preserve">. </w:t>
             </w:r>
             <w:r>
               <w:rPr>
@@ -9671,35 +9676,11 @@
             </w:pPr>
             <w:r>
               <w:rPr>
-                <w:rFonts w:ascii="Times New Roman" w:eastAsia="仿宋" w:hAnsi="Times New Roman"/>
-                <w:sz w:val="24"/>
-                <w:szCs w:val="24"/>
-              </w:rPr>
-              <w:t>AI</w:t>
-            </w:r>
-            <w:r>
-              <w:rPr>
-                <w:rFonts w:ascii="Times New Roman" w:eastAsia="仿宋" w:hAnsi="Times New Roman"/>
-                <w:sz w:val="24"/>
-                <w:szCs w:val="24"/>
-              </w:rPr>
-              <w:t>赋能土木工程科研转型</w:t>
-            </w:r>
-            <w:r>
-              <w:rPr>
-                <w:rFonts w:ascii="Times New Roman" w:eastAsia="仿宋" w:hAnsi="Times New Roman"/>
-                <w:sz w:val="24"/>
-                <w:szCs w:val="24"/>
-              </w:rPr>
-              <w:t>——</w:t>
-            </w:r>
-            <w:r>
-              <w:rPr>
-                <w:rFonts w:ascii="Times New Roman" w:eastAsia="仿宋" w:hAnsi="Times New Roman"/>
-                <w:sz w:val="24"/>
-                <w:szCs w:val="24"/>
-              </w:rPr>
-              <w:t>以计算机视觉为例</w:t>
+                <w:rFonts w:ascii="Times New Roman" w:eastAsia="仿宋" w:hAnsi="Times New Roman" w:hint="eastAsia"/>
+                <w:sz w:val="24"/>
+                <w:szCs w:val="24"/>
+              </w:rPr>
+              <w:t>领域知识引导的盾构隧道点云深度学习网络设计与应用</w:t>
             </w:r>
             <w:r>
               <w:rPr>
@@ -9719,43 +9700,19 @@
             </w:r>
             <w:r>
               <w:rPr>
-                <w:rFonts w:ascii="Times New Roman" w:eastAsia="仿宋" w:hAnsi="Times New Roman"/>
-                <w:sz w:val="24"/>
-                <w:szCs w:val="24"/>
-              </w:rPr>
-              <w:t>福建理工大学第七届土木工程研究生学术论坛</w:t>
-            </w:r>
-            <w:r>
-              <w:rPr>
-                <w:rFonts w:ascii="Times New Roman" w:eastAsia="仿宋" w:hAnsi="Times New Roman" w:hint="eastAsia"/>
-                <w:sz w:val="24"/>
-                <w:szCs w:val="24"/>
-              </w:rPr>
-              <w:t>,</w:t>
-            </w:r>
-            <w:r>
-              <w:rPr>
-                <w:rFonts w:ascii="Times New Roman" w:eastAsia="仿宋" w:hAnsi="Times New Roman"/>
-                <w:sz w:val="24"/>
-                <w:szCs w:val="24"/>
-              </w:rPr>
-              <w:t xml:space="preserve"> </w:t>
-            </w:r>
-            <w:r>
-              <w:rPr>
-                <w:rFonts w:ascii="Times New Roman" w:eastAsia="仿宋" w:hAnsi="Times New Roman" w:hint="eastAsia"/>
-                <w:sz w:val="24"/>
-                <w:szCs w:val="24"/>
-              </w:rPr>
-              <w:t>F</w:t>
-            </w:r>
-            <w:r>
-              <w:rPr>
-                <w:rFonts w:ascii="Times New Roman" w:eastAsia="仿宋" w:hAnsi="Times New Roman"/>
-                <w:sz w:val="24"/>
-                <w:szCs w:val="24"/>
-              </w:rPr>
-              <w:t>uzhou, 07/12/2025</w:t>
+                <w:rFonts w:ascii="Times New Roman" w:eastAsia="仿宋" w:hAnsi="Times New Roman" w:hint="eastAsia"/>
+                <w:sz w:val="24"/>
+                <w:szCs w:val="24"/>
+              </w:rPr>
+              <w:t>第八届国际地下空间学术大会</w:t>
+            </w:r>
+            <w:r>
+              <w:rPr>
+                <w:rFonts w:ascii="Times New Roman" w:eastAsia="仿宋" w:hAnsi="Times New Roman"/>
+                <w:sz w:val="24"/>
+                <w:szCs w:val="24"/>
+              </w:rPr>
+              <w:t>, Zhuhai, 12/04/2026</w:t>
             </w:r>
           </w:p>
           <w:p>
@@ -9774,6 +9731,118 @@
             </w:pPr>
             <w:r>
               <w:rPr>
+                <w:rFonts w:ascii="Times New Roman" w:eastAsia="仿宋" w:hAnsi="Times New Roman"/>
+                <w:sz w:val="24"/>
+                <w:szCs w:val="24"/>
+              </w:rPr>
+              <w:t>AI</w:t>
+            </w:r>
+            <w:r>
+              <w:rPr>
+                <w:rFonts w:ascii="Times New Roman" w:eastAsia="仿宋" w:hAnsi="Times New Roman"/>
+                <w:sz w:val="24"/>
+                <w:szCs w:val="24"/>
+              </w:rPr>
+              <w:t>赋能土木工程科研转型</w:t>
+            </w:r>
+            <w:r>
+              <w:rPr>
+                <w:rFonts w:ascii="Times New Roman" w:eastAsia="仿宋" w:hAnsi="Times New Roman"/>
+                <w:sz w:val="24"/>
+                <w:szCs w:val="24"/>
+              </w:rPr>
+              <w:t>——</w:t>
+            </w:r>
+            <w:r>
+              <w:rPr>
+                <w:rFonts w:ascii="Times New Roman" w:eastAsia="仿宋" w:hAnsi="Times New Roman"/>
+                <w:sz w:val="24"/>
+                <w:szCs w:val="24"/>
+              </w:rPr>
+              <w:t>以计算机视觉为例</w:t>
+            </w:r>
+            <w:r>
+              <w:rPr>
+                <w:rFonts w:ascii="Times New Roman" w:eastAsia="仿宋" w:hAnsi="Times New Roman" w:hint="eastAsia"/>
+                <w:sz w:val="24"/>
+                <w:szCs w:val="24"/>
+              </w:rPr>
+              <w:t>,</w:t>
+            </w:r>
+            <w:r>
+              <w:rPr>
+                <w:rFonts w:ascii="Times New Roman" w:eastAsia="仿宋" w:hAnsi="Times New Roman"/>
+                <w:sz w:val="24"/>
+                <w:szCs w:val="24"/>
+              </w:rPr>
+              <w:t xml:space="preserve"> </w:t>
+            </w:r>
+            <w:r>
+              <w:rPr>
+                <w:rFonts w:ascii="Times New Roman" w:eastAsia="仿宋" w:hAnsi="Times New Roman"/>
+                <w:sz w:val="24"/>
+                <w:szCs w:val="24"/>
+              </w:rPr>
+              <w:t>福建理工大学第七届土木工程研究生学术</w:t>
+            </w:r>
+            <w:r>
+              <w:rPr>
+                <w:rFonts w:ascii="Times New Roman" w:eastAsia="仿宋" w:hAnsi="Times New Roman"/>
+                <w:sz w:val="24"/>
+                <w:szCs w:val="24"/>
+              </w:rPr>
+              <w:lastRenderedPageBreak/>
+              <w:t>论坛</w:t>
+            </w:r>
+            <w:r>
+              <w:rPr>
+                <w:rFonts w:ascii="Times New Roman" w:eastAsia="仿宋" w:hAnsi="Times New Roman" w:hint="eastAsia"/>
+                <w:sz w:val="24"/>
+                <w:szCs w:val="24"/>
+              </w:rPr>
+              <w:t>,</w:t>
+            </w:r>
+            <w:r>
+              <w:rPr>
+                <w:rFonts w:ascii="Times New Roman" w:eastAsia="仿宋" w:hAnsi="Times New Roman"/>
+                <w:sz w:val="24"/>
+                <w:szCs w:val="24"/>
+              </w:rPr>
+              <w:t xml:space="preserve"> </w:t>
+            </w:r>
+            <w:r>
+              <w:rPr>
+                <w:rFonts w:ascii="Times New Roman" w:eastAsia="仿宋" w:hAnsi="Times New Roman" w:hint="eastAsia"/>
+                <w:sz w:val="24"/>
+                <w:szCs w:val="24"/>
+              </w:rPr>
+              <w:t>F</w:t>
+            </w:r>
+            <w:r>
+              <w:rPr>
+                <w:rFonts w:ascii="Times New Roman" w:eastAsia="仿宋" w:hAnsi="Times New Roman"/>
+                <w:sz w:val="24"/>
+                <w:szCs w:val="24"/>
+              </w:rPr>
+              <w:t>uzhou, 07/12/2025</w:t>
+            </w:r>
+          </w:p>
+          <w:p>
+            <w:pPr>
+              <w:pStyle w:val="a3"/>
+              <w:numPr>
+                <w:ilvl w:val="0"/>
+                <w:numId w:val="10"/>
+              </w:numPr>
+              <w:ind w:firstLineChars="0"/>
+              <w:rPr>
+                <w:rFonts w:ascii="Times New Roman" w:eastAsia="仿宋" w:hAnsi="Times New Roman"/>
+                <w:sz w:val="24"/>
+                <w:szCs w:val="24"/>
+              </w:rPr>
+            </w:pPr>
+            <w:r>
+              <w:rPr>
                 <w:rFonts w:ascii="Times New Roman" w:eastAsia="仿宋" w:hAnsi="Times New Roman" w:hint="eastAsia"/>
                 <w:sz w:val="24"/>
                 <w:szCs w:val="24"/>
@@ -9810,16 +9879,7 @@
                 <w:sz w:val="24"/>
                 <w:szCs w:val="24"/>
               </w:rPr>
-              <w:t>年隧道与地下工程大会暨中国土木工程学会隧道及地</w:t>
-            </w:r>
-            <w:r>
-              <w:rPr>
-                <w:rFonts w:ascii="Times New Roman" w:eastAsia="仿宋" w:hAnsi="Times New Roman"/>
-                <w:sz w:val="24"/>
-                <w:szCs w:val="24"/>
-              </w:rPr>
-              <w:lastRenderedPageBreak/>
-              <w:t>下工程分会第</w:t>
+              <w:t>年隧道与地下工程大会暨中国土木工程学会隧道及地下工程分会第</w:t>
             </w:r>
             <w:r>
               <w:rPr>
@@ -10904,6 +10964,7 @@
                 <w:sz w:val="24"/>
                 <w:szCs w:val="24"/>
               </w:rPr>
+              <w:lastRenderedPageBreak/>
               <w:t>Ministry of Science and Technology of the People’s Republic of China [2023YFC3806702]</w:t>
             </w:r>
           </w:p>
@@ -10950,7 +11011,6 @@
                 <w:sz w:val="24"/>
                 <w:szCs w:val="24"/>
               </w:rPr>
-              <w:lastRenderedPageBreak/>
               <w:t>Science and Technology Commission of Shanghai Municipality [20DZ1202004]</w:t>
             </w:r>
           </w:p>

--- a/files/cv.docx
+++ b/files/cv.docx
@@ -10081,6 +10081,29 @@
                 <w:sz w:val="24"/>
                 <w:szCs w:val="24"/>
               </w:rPr>
+              <w:t>Engineering Applications of Artificial Intelligence</w:t>
+            </w:r>
+          </w:p>
+          <w:p>
+            <w:pPr>
+              <w:pStyle w:val="a3"/>
+              <w:numPr>
+                <w:ilvl w:val="0"/>
+                <w:numId w:val="12"/>
+              </w:numPr>
+              <w:ind w:firstLineChars="0"/>
+              <w:rPr>
+                <w:rFonts w:ascii="Times New Roman" w:eastAsia="仿宋" w:hAnsi="Times New Roman"/>
+                <w:sz w:val="24"/>
+                <w:szCs w:val="24"/>
+              </w:rPr>
+            </w:pPr>
+            <w:r>
+              <w:rPr>
+                <w:rFonts w:ascii="Times New Roman" w:eastAsia="仿宋" w:hAnsi="Times New Roman"/>
+                <w:sz w:val="24"/>
+                <w:szCs w:val="24"/>
+              </w:rPr>
               <w:t>Advanced Engineering Informatics</w:t>
             </w:r>
           </w:p>
@@ -10941,6 +10964,7 @@
                 <w:sz w:val="24"/>
                 <w:szCs w:val="24"/>
               </w:rPr>
+              <w:lastRenderedPageBreak/>
               <w:t>Ministry of Science and Technology of the People’s Republic of China [2023YFC3806701]</w:t>
             </w:r>
           </w:p>
@@ -10964,7 +10988,6 @@
                 <w:sz w:val="24"/>
                 <w:szCs w:val="24"/>
               </w:rPr>
-              <w:lastRenderedPageBreak/>
               <w:t>Ministry of Science and Technology of the People’s Republic of China [2023YFC3806702]</w:t>
             </w:r>
           </w:p>

--- a/files/cv.docx
+++ b/files/cv.docx
@@ -502,71 +502,137 @@
               <w:jc w:val="left"/>
               <w:rPr>
                 <w:rFonts w:ascii="Times New Roman" w:eastAsia="仿宋" w:hAnsi="Times New Roman"/>
+                <w:sz w:val="24"/>
+                <w:szCs w:val="24"/>
+              </w:rPr>
+            </w:pPr>
+            <w:r>
+              <w:rPr>
+                <w:rFonts w:ascii="Times New Roman" w:eastAsia="仿宋" w:hAnsi="Times New Roman" w:hint="eastAsia"/>
                 <w:b/>
                 <w:bCs/>
                 <w:sz w:val="24"/>
                 <w:szCs w:val="24"/>
               </w:rPr>
-            </w:pPr>
-            <w:r>
-              <w:rPr>
-                <w:rFonts w:ascii="Times New Roman" w:eastAsia="仿宋" w:hAnsi="Times New Roman" w:hint="eastAsia"/>
+              <w:t>E</w:t>
+            </w:r>
+            <w:r>
+              <w:rPr>
+                <w:rFonts w:ascii="Times New Roman" w:eastAsia="仿宋" w:hAnsi="Times New Roman"/>
                 <w:b/>
                 <w:bCs/>
                 <w:sz w:val="24"/>
                 <w:szCs w:val="24"/>
               </w:rPr>
-              <w:t>E</w:t>
-            </w:r>
-            <w:r>
-              <w:rPr>
-                <w:rFonts w:ascii="Times New Roman" w:eastAsia="仿宋" w:hAnsi="Times New Roman"/>
+              <w:t xml:space="preserve">mail: </w:t>
+            </w:r>
+            <w:r>
+              <w:rPr>
+                <w:rFonts w:ascii="Times New Roman" w:eastAsia="仿宋" w:hAnsi="Times New Roman"/>
+                <w:sz w:val="24"/>
+                <w:szCs w:val="24"/>
+              </w:rPr>
+              <w:t>linwei</w:t>
+            </w:r>
+            <w:r>
+              <w:rPr>
+                <w:rFonts w:ascii="Times New Roman" w:eastAsia="仿宋" w:hAnsi="Times New Roman"/>
+                <w:sz w:val="24"/>
+                <w:szCs w:val="24"/>
+              </w:rPr>
+              <w:t>0763</w:t>
+            </w:r>
+            <w:r>
+              <w:rPr>
+                <w:rFonts w:ascii="Times New Roman" w:eastAsia="仿宋" w:hAnsi="Times New Roman"/>
+                <w:sz w:val="24"/>
+                <w:szCs w:val="24"/>
+              </w:rPr>
+              <w:t>@</w:t>
+            </w:r>
+            <w:r>
+              <w:rPr>
+                <w:rFonts w:ascii="Times New Roman" w:eastAsia="仿宋" w:hAnsi="Times New Roman" w:hint="eastAsia"/>
+                <w:sz w:val="24"/>
+                <w:szCs w:val="24"/>
+              </w:rPr>
+              <w:t>fz</w:t>
+            </w:r>
+            <w:r>
+              <w:rPr>
+                <w:rFonts w:ascii="Times New Roman" w:eastAsia="仿宋" w:hAnsi="Times New Roman"/>
+                <w:sz w:val="24"/>
+                <w:szCs w:val="24"/>
+              </w:rPr>
+              <w:t>u.edu.cn</w:t>
+            </w:r>
+          </w:p>
+          <w:p>
+            <w:pPr>
+              <w:jc w:val="left"/>
+              <w:rPr>
+                <w:rFonts w:ascii="Times New Roman" w:eastAsia="仿宋" w:hAnsi="Times New Roman" w:hint="eastAsia"/>
                 <w:b/>
                 <w:bCs/>
                 <w:sz w:val="24"/>
                 <w:szCs w:val="24"/>
               </w:rPr>
-              <w:t xml:space="preserve">mail: </w:t>
-            </w:r>
-            <w:r>
-              <w:rPr>
-                <w:rFonts w:ascii="Times New Roman" w:eastAsia="仿宋" w:hAnsi="Times New Roman"/>
-                <w:sz w:val="24"/>
-                <w:szCs w:val="24"/>
-              </w:rPr>
-              <w:t>linwei</w:t>
-            </w:r>
-            <w:r>
-              <w:rPr>
-                <w:rFonts w:ascii="Times New Roman" w:eastAsia="仿宋" w:hAnsi="Times New Roman"/>
-                <w:sz w:val="24"/>
-                <w:szCs w:val="24"/>
-              </w:rPr>
-              <w:t>0763</w:t>
-            </w:r>
-            <w:r>
-              <w:rPr>
-                <w:rFonts w:ascii="Times New Roman" w:eastAsia="仿宋" w:hAnsi="Times New Roman"/>
-                <w:sz w:val="24"/>
-                <w:szCs w:val="24"/>
-              </w:rPr>
-              <w:t>@</w:t>
-            </w:r>
-            <w:r>
-              <w:rPr>
-                <w:rFonts w:ascii="Times New Roman" w:eastAsia="仿宋" w:hAnsi="Times New Roman" w:hint="eastAsia"/>
-                <w:sz w:val="24"/>
-                <w:szCs w:val="24"/>
-              </w:rPr>
-              <w:t>fz</w:t>
-            </w:r>
-            <w:r>
-              <w:rPr>
-                <w:rFonts w:ascii="Times New Roman" w:eastAsia="仿宋" w:hAnsi="Times New Roman"/>
-                <w:sz w:val="24"/>
-                <w:szCs w:val="24"/>
-              </w:rPr>
-              <w:t>u.edu.cn</w:t>
+            </w:pPr>
+            <w:r>
+              <w:rPr>
+                <w:rFonts w:ascii="Times New Roman" w:eastAsia="仿宋" w:hAnsi="Times New Roman"/>
+                <w:b/>
+                <w:bCs/>
+                <w:sz w:val="24"/>
+                <w:szCs w:val="24"/>
+              </w:rPr>
+              <w:t>P</w:t>
+            </w:r>
+            <w:r>
+              <w:rPr>
+                <w:rFonts w:ascii="Times New Roman" w:eastAsia="仿宋" w:hAnsi="Times New Roman" w:hint="eastAsia"/>
+                <w:b/>
+                <w:bCs/>
+                <w:sz w:val="24"/>
+                <w:szCs w:val="24"/>
+              </w:rPr>
+              <w:t>h</w:t>
+            </w:r>
+            <w:r>
+              <w:rPr>
+                <w:rFonts w:ascii="Times New Roman" w:eastAsia="仿宋" w:hAnsi="Times New Roman"/>
+                <w:b/>
+                <w:bCs/>
+                <w:sz w:val="24"/>
+                <w:szCs w:val="24"/>
+              </w:rPr>
+              <w:t>one:</w:t>
+            </w:r>
+            <w:r>
+              <w:rPr>
+                <w:rFonts w:ascii="Times New Roman" w:eastAsia="仿宋" w:hAnsi="Times New Roman"/>
+                <w:b/>
+                <w:bCs/>
+                <w:sz w:val="24"/>
+                <w:szCs w:val="24"/>
+              </w:rPr>
+              <w:t xml:space="preserve"> </w:t>
+            </w:r>
+            <w:r>
+              <w:rPr>
+                <w:rFonts w:ascii="Times New Roman" w:eastAsia="仿宋" w:hAnsi="Times New Roman"/>
+                <w:sz w:val="24"/>
+                <w:szCs w:val="24"/>
+              </w:rPr>
+              <w:t>15300611267</w:t>
+            </w:r>
+            <w:r>
+              <w:rPr>
+                <w:rFonts w:ascii="Times New Roman" w:eastAsia="仿宋" w:hAnsi="Times New Roman"/>
+                <w:sz w:val="24"/>
+                <w:szCs w:val="24"/>
+              </w:rPr>
+              <w:t xml:space="preserve"> (WeChat)</w:t>
             </w:r>
           </w:p>
         </w:tc>
@@ -2281,6 +2347,7 @@
                 <w:sz w:val="24"/>
                 <w:szCs w:val="24"/>
               </w:rPr>
+              <w:lastRenderedPageBreak/>
               <w:t>Xu Aqiong Scholarship, 08/2015</w:t>
             </w:r>
           </w:p>
@@ -4446,7 +4513,16 @@
                 <w:sz w:val="24"/>
                 <w:szCs w:val="24"/>
               </w:rPr>
-              <w:t>Physics-informed machine learning method to predict displacement of existing tunnels induced by undercrossing construction</w:t>
+              <w:t xml:space="preserve">Physics-informed machine learning method to predict displacement of existing tunnels induced by </w:t>
+            </w:r>
+            <w:r>
+              <w:rPr>
+                <w:rFonts w:ascii="Times New Roman" w:eastAsia="仿宋" w:hAnsi="Times New Roman"/>
+                <w:sz w:val="24"/>
+                <w:szCs w:val="24"/>
+              </w:rPr>
+              <w:lastRenderedPageBreak/>
+              <w:t>undercrossing construction</w:t>
             </w:r>
             <w:r>
               <w:rPr>
@@ -4524,7 +4600,6 @@
                 <w:sz w:val="24"/>
                 <w:szCs w:val="24"/>
               </w:rPr>
-              <w:lastRenderedPageBreak/>
               <w:t>Journal Papers (in Chinese)</w:t>
             </w:r>
           </w:p>
@@ -6746,6 +6821,7 @@
                 <w:sz w:val="24"/>
                 <w:szCs w:val="24"/>
               </w:rPr>
+              <w:lastRenderedPageBreak/>
               <w:t>林威</w:t>
             </w:r>
             <w:r>
@@ -6842,16 +6918,7 @@
                 <w:sz w:val="24"/>
                 <w:szCs w:val="24"/>
               </w:rPr>
-              <w:t>一种基于深度学习的山岭隧道开挖面</w:t>
-            </w:r>
-            <w:r>
-              <w:rPr>
-                <w:rFonts w:ascii="Times New Roman" w:eastAsia="仿宋" w:hAnsi="Times New Roman"/>
-                <w:sz w:val="24"/>
-                <w:szCs w:val="24"/>
-              </w:rPr>
-              <w:lastRenderedPageBreak/>
-              <w:t>渗漏水定量监测方法</w:t>
+              <w:t>一种基于深度学习的山岭隧道开挖面渗漏水定量监测方法</w:t>
             </w:r>
             <w:r>
               <w:rPr>
@@ -9735,6 +9802,7 @@
                 <w:sz w:val="24"/>
                 <w:szCs w:val="24"/>
               </w:rPr>
+              <w:lastRenderedPageBreak/>
               <w:t>AI</w:t>
             </w:r>
             <w:r>
@@ -9783,16 +9851,7 @@
                 <w:sz w:val="24"/>
                 <w:szCs w:val="24"/>
               </w:rPr>
-              <w:t>福建理工大学第七届土木工程研究生学术</w:t>
-            </w:r>
-            <w:r>
-              <w:rPr>
-                <w:rFonts w:ascii="Times New Roman" w:eastAsia="仿宋" w:hAnsi="Times New Roman"/>
-                <w:sz w:val="24"/>
-                <w:szCs w:val="24"/>
-              </w:rPr>
-              <w:lastRenderedPageBreak/>
-              <w:t>论坛</w:t>
+              <w:t>福建理工大学第七届土木工程研究生学术论坛</w:t>
             </w:r>
             <w:r>
               <w:rPr>
@@ -10941,6 +11000,7 @@
                 <w:sz w:val="24"/>
                 <w:szCs w:val="24"/>
               </w:rPr>
+              <w:lastRenderedPageBreak/>
               <w:t>Researcher</w:t>
             </w:r>
           </w:p>
@@ -10964,7 +11024,6 @@
                 <w:sz w:val="24"/>
                 <w:szCs w:val="24"/>
               </w:rPr>
-              <w:lastRenderedPageBreak/>
               <w:t>Ministry of Science and Technology of the People’s Republic of China [2023YFC3806701]</w:t>
             </w:r>
           </w:p>

--- a/files/cv.docx
+++ b/files/cv.docx
@@ -571,7 +571,7 @@
             <w:pPr>
               <w:jc w:val="left"/>
               <w:rPr>
-                <w:rFonts w:ascii="Times New Roman" w:eastAsia="仿宋" w:hAnsi="Times New Roman" w:hint="eastAsia"/>
+                <w:rFonts w:ascii="Times New Roman" w:eastAsia="仿宋" w:hAnsi="Times New Roman"/>
                 <w:b/>
                 <w:bCs/>
                 <w:sz w:val="24"/>
@@ -10766,23 +10766,55 @@
                 <w:sz w:val="24"/>
                 <w:szCs w:val="24"/>
               </w:rPr>
-              <w:t>China Scholarship Council [202206260174]</w:t>
-            </w:r>
-            <w:r>
-              <w:rPr>
-                <w:rFonts w:ascii="Times New Roman" w:eastAsia="仿宋" w:hAnsi="Times New Roman"/>
-                <w:sz w:val="24"/>
-                <w:szCs w:val="24"/>
-              </w:rPr>
-              <w:t xml:space="preserve">, </w:t>
-            </w:r>
-            <w:r>
-              <w:rPr>
-                <w:rFonts w:ascii="Times New Roman" w:eastAsia="仿宋" w:hAnsi="Times New Roman"/>
-                <w:sz w:val="24"/>
-                <w:szCs w:val="24"/>
-              </w:rPr>
-              <w:t>04/2023–03/2024</w:t>
+              <w:t>F</w:t>
+            </w:r>
+            <w:r>
+              <w:rPr>
+                <w:rFonts w:ascii="Times New Roman" w:eastAsia="仿宋" w:hAnsi="Times New Roman" w:hint="eastAsia"/>
+                <w:sz w:val="24"/>
+                <w:szCs w:val="24"/>
+              </w:rPr>
+              <w:t>uzhou</w:t>
+            </w:r>
+            <w:r>
+              <w:rPr>
+                <w:rFonts w:ascii="Times New Roman" w:eastAsia="仿宋" w:hAnsi="Times New Roman"/>
+                <w:sz w:val="24"/>
+                <w:szCs w:val="24"/>
+              </w:rPr>
+              <w:t xml:space="preserve"> University, </w:t>
+            </w:r>
+            <w:r>
+              <w:rPr>
+                <w:rFonts w:ascii="Times New Roman" w:eastAsia="仿宋" w:hAnsi="Times New Roman"/>
+                <w:sz w:val="24"/>
+                <w:szCs w:val="24"/>
+              </w:rPr>
+              <w:t>XRC-26012</w:t>
+            </w:r>
+            <w:r>
+              <w:rPr>
+                <w:rFonts w:ascii="Times New Roman" w:eastAsia="仿宋" w:hAnsi="Times New Roman"/>
+                <w:sz w:val="24"/>
+                <w:szCs w:val="24"/>
+              </w:rPr>
+              <w:t>, 11/2025</w:t>
+            </w:r>
+            <w:r>
+              <w:rPr>
+                <w:rFonts w:ascii="Times New Roman" w:eastAsia="仿宋" w:hAnsi="Times New Roman"/>
+                <w:sz w:val="24"/>
+                <w:szCs w:val="24"/>
+              </w:rPr>
+              <w:t>–</w:t>
+            </w:r>
+            <w:r>
+              <w:rPr>
+                <w:rFonts w:ascii="Times New Roman" w:eastAsia="仿宋" w:hAnsi="Times New Roman"/>
+                <w:sz w:val="24"/>
+                <w:szCs w:val="24"/>
+              </w:rPr>
+              <w:t>10/2027</w:t>
             </w:r>
           </w:p>
           <w:p>
@@ -10805,7 +10837,78 @@
                 <w:sz w:val="24"/>
                 <w:szCs w:val="24"/>
               </w:rPr>
-              <w:t>Shanghai Municipal Education Commission [201710247118]</w:t>
+              <w:t>China Scholarship Council</w:t>
+            </w:r>
+            <w:r>
+              <w:rPr>
+                <w:rFonts w:ascii="Times New Roman" w:eastAsia="仿宋" w:hAnsi="Times New Roman"/>
+                <w:sz w:val="24"/>
+                <w:szCs w:val="24"/>
+              </w:rPr>
+              <w:t xml:space="preserve">, </w:t>
+            </w:r>
+            <w:r>
+              <w:rPr>
+                <w:rFonts w:ascii="Times New Roman" w:eastAsia="仿宋" w:hAnsi="Times New Roman"/>
+                <w:sz w:val="24"/>
+                <w:szCs w:val="24"/>
+              </w:rPr>
+              <w:t>202206260174</w:t>
+            </w:r>
+            <w:r>
+              <w:rPr>
+                <w:rFonts w:ascii="Times New Roman" w:eastAsia="仿宋" w:hAnsi="Times New Roman"/>
+                <w:sz w:val="24"/>
+                <w:szCs w:val="24"/>
+              </w:rPr>
+              <w:t xml:space="preserve">, </w:t>
+            </w:r>
+            <w:r>
+              <w:rPr>
+                <w:rFonts w:ascii="Times New Roman" w:eastAsia="仿宋" w:hAnsi="Times New Roman"/>
+                <w:sz w:val="24"/>
+                <w:szCs w:val="24"/>
+              </w:rPr>
+              <w:t>04/2023–03/2024</w:t>
+            </w:r>
+          </w:p>
+          <w:p>
+            <w:pPr>
+              <w:pStyle w:val="a3"/>
+              <w:numPr>
+                <w:ilvl w:val="0"/>
+                <w:numId w:val="8"/>
+              </w:numPr>
+              <w:ind w:firstLineChars="0"/>
+              <w:rPr>
+                <w:rFonts w:ascii="Times New Roman" w:eastAsia="仿宋" w:hAnsi="Times New Roman"/>
+                <w:sz w:val="24"/>
+                <w:szCs w:val="24"/>
+              </w:rPr>
+            </w:pPr>
+            <w:r>
+              <w:rPr>
+                <w:rFonts w:ascii="Times New Roman" w:eastAsia="仿宋" w:hAnsi="Times New Roman"/>
+                <w:sz w:val="24"/>
+                <w:szCs w:val="24"/>
+              </w:rPr>
+              <w:t>Shanghai Municipal Education Commission</w:t>
+            </w:r>
+            <w:r>
+              <w:rPr>
+                <w:rFonts w:ascii="Times New Roman" w:eastAsia="仿宋" w:hAnsi="Times New Roman"/>
+                <w:sz w:val="24"/>
+                <w:szCs w:val="24"/>
+              </w:rPr>
+              <w:t xml:space="preserve">, </w:t>
+            </w:r>
+            <w:r>
+              <w:rPr>
+                <w:rFonts w:ascii="Times New Roman" w:eastAsia="仿宋" w:hAnsi="Times New Roman"/>
+                <w:sz w:val="24"/>
+                <w:szCs w:val="24"/>
+              </w:rPr>
+              <w:t>201710247118</w:t>
             </w:r>
             <w:r>
               <w:rPr>
@@ -10881,7 +10984,23 @@
                 <w:sz w:val="24"/>
                 <w:szCs w:val="24"/>
               </w:rPr>
-              <w:t>Ministry of Science and Technology of the People’s Republic of China [2023YFC3806705]</w:t>
+              <w:t>Ministry of Science and Technology of the People’s Republic of China</w:t>
+            </w:r>
+            <w:r>
+              <w:rPr>
+                <w:rFonts w:ascii="Times New Roman" w:eastAsia="仿宋" w:hAnsi="Times New Roman"/>
+                <w:sz w:val="24"/>
+                <w:szCs w:val="24"/>
+              </w:rPr>
+              <w:t xml:space="preserve">, </w:t>
+            </w:r>
+            <w:r>
+              <w:rPr>
+                <w:rFonts w:ascii="Times New Roman" w:eastAsia="仿宋" w:hAnsi="Times New Roman"/>
+                <w:sz w:val="24"/>
+                <w:szCs w:val="24"/>
+              </w:rPr>
+              <w:t>2023YFC3806705</w:t>
             </w:r>
           </w:p>
           <w:p>
@@ -10904,7 +11023,23 @@
                 <w:sz w:val="24"/>
                 <w:szCs w:val="24"/>
               </w:rPr>
-              <w:t>National Natural Science Foundation of China [52038008]</w:t>
+              <w:t>National Natural Science Foundation of China</w:t>
+            </w:r>
+            <w:r>
+              <w:rPr>
+                <w:rFonts w:ascii="Times New Roman" w:eastAsia="仿宋" w:hAnsi="Times New Roman"/>
+                <w:sz w:val="24"/>
+                <w:szCs w:val="24"/>
+              </w:rPr>
+              <w:t xml:space="preserve">, </w:t>
+            </w:r>
+            <w:r>
+              <w:rPr>
+                <w:rFonts w:ascii="Times New Roman" w:eastAsia="仿宋" w:hAnsi="Times New Roman"/>
+                <w:sz w:val="24"/>
+                <w:szCs w:val="24"/>
+              </w:rPr>
+              <w:t>52038008</w:t>
             </w:r>
           </w:p>
           <w:p>
@@ -10927,7 +11062,23 @@
                 <w:sz w:val="24"/>
                 <w:szCs w:val="24"/>
               </w:rPr>
-              <w:t>National Natural Science Foundation of China [52378408]</w:t>
+              <w:t>National Natural Science Foundation of China</w:t>
+            </w:r>
+            <w:r>
+              <w:rPr>
+                <w:rFonts w:ascii="Times New Roman" w:eastAsia="仿宋" w:hAnsi="Times New Roman"/>
+                <w:sz w:val="24"/>
+                <w:szCs w:val="24"/>
+              </w:rPr>
+              <w:t xml:space="preserve">, </w:t>
+            </w:r>
+            <w:r>
+              <w:rPr>
+                <w:rFonts w:ascii="Times New Roman" w:eastAsia="仿宋" w:hAnsi="Times New Roman"/>
+                <w:sz w:val="24"/>
+                <w:szCs w:val="24"/>
+              </w:rPr>
+              <w:t>52378408</w:t>
             </w:r>
           </w:p>
           <w:p>
@@ -10950,7 +11101,23 @@
                 <w:sz w:val="24"/>
                 <w:szCs w:val="24"/>
               </w:rPr>
-              <w:t>National Natural Science Foundation of China [51978431]</w:t>
+              <w:t>National Natural Science Foundation of China</w:t>
+            </w:r>
+            <w:r>
+              <w:rPr>
+                <w:rFonts w:ascii="Times New Roman" w:eastAsia="仿宋" w:hAnsi="Times New Roman"/>
+                <w:sz w:val="24"/>
+                <w:szCs w:val="24"/>
+              </w:rPr>
+              <w:t xml:space="preserve">, </w:t>
+            </w:r>
+            <w:r>
+              <w:rPr>
+                <w:rFonts w:ascii="Times New Roman" w:eastAsia="仿宋" w:hAnsi="Times New Roman"/>
+                <w:sz w:val="24"/>
+                <w:szCs w:val="24"/>
+              </w:rPr>
+              <w:t>51978431</w:t>
             </w:r>
           </w:p>
           <w:p>
@@ -10973,7 +11140,24 @@
                 <w:sz w:val="24"/>
                 <w:szCs w:val="24"/>
               </w:rPr>
-              <w:t>Science and Technology Commission of Shanghai Municipality [22DZ1203004]</w:t>
+              <w:lastRenderedPageBreak/>
+              <w:t>Science and Technology Commission of Shanghai Municipality</w:t>
+            </w:r>
+            <w:r>
+              <w:rPr>
+                <w:rFonts w:ascii="Times New Roman" w:eastAsia="仿宋" w:hAnsi="Times New Roman"/>
+                <w:sz w:val="24"/>
+                <w:szCs w:val="24"/>
+              </w:rPr>
+              <w:t xml:space="preserve">, </w:t>
+            </w:r>
+            <w:r>
+              <w:rPr>
+                <w:rFonts w:ascii="Times New Roman" w:eastAsia="仿宋" w:hAnsi="Times New Roman"/>
+                <w:sz w:val="24"/>
+                <w:szCs w:val="24"/>
+              </w:rPr>
+              <w:t>22DZ1203004</w:t>
             </w:r>
           </w:p>
           <w:p>
@@ -11000,7 +11184,6 @@
                 <w:sz w:val="24"/>
                 <w:szCs w:val="24"/>
               </w:rPr>
-              <w:lastRenderedPageBreak/>
               <w:t>Researcher</w:t>
             </w:r>
           </w:p>
@@ -11024,7 +11207,23 @@
                 <w:sz w:val="24"/>
                 <w:szCs w:val="24"/>
               </w:rPr>
-              <w:t>Ministry of Science and Technology of the People’s Republic of China [2023YFC3806701]</w:t>
+              <w:t>Ministry of Science and Technology of the People’s Republic of China</w:t>
+            </w:r>
+            <w:r>
+              <w:rPr>
+                <w:rFonts w:ascii="Times New Roman" w:eastAsia="仿宋" w:hAnsi="Times New Roman"/>
+                <w:sz w:val="24"/>
+                <w:szCs w:val="24"/>
+              </w:rPr>
+              <w:t xml:space="preserve">, </w:t>
+            </w:r>
+            <w:r>
+              <w:rPr>
+                <w:rFonts w:ascii="Times New Roman" w:eastAsia="仿宋" w:hAnsi="Times New Roman"/>
+                <w:sz w:val="24"/>
+                <w:szCs w:val="24"/>
+              </w:rPr>
+              <w:t>2023YFC3806701</w:t>
             </w:r>
           </w:p>
           <w:p>
@@ -11047,7 +11246,23 @@
                 <w:sz w:val="24"/>
                 <w:szCs w:val="24"/>
               </w:rPr>
-              <w:t>Ministry of Science and Technology of the People’s Republic of China [2023YFC3806702]</w:t>
+              <w:t>Ministry of Science and Technology of the People’s Republic of China</w:t>
+            </w:r>
+            <w:r>
+              <w:rPr>
+                <w:rFonts w:ascii="Times New Roman" w:eastAsia="仿宋" w:hAnsi="Times New Roman"/>
+                <w:sz w:val="24"/>
+                <w:szCs w:val="24"/>
+              </w:rPr>
+              <w:t xml:space="preserve">, </w:t>
+            </w:r>
+            <w:r>
+              <w:rPr>
+                <w:rFonts w:ascii="Times New Roman" w:eastAsia="仿宋" w:hAnsi="Times New Roman"/>
+                <w:sz w:val="24"/>
+                <w:szCs w:val="24"/>
+              </w:rPr>
+              <w:t>2023YFC3806702</w:t>
             </w:r>
           </w:p>
           <w:p>
@@ -11070,7 +11285,23 @@
                 <w:sz w:val="24"/>
                 <w:szCs w:val="24"/>
               </w:rPr>
-              <w:t>Ministry of Science and Technology of the People’s Republic of China [2019YFC0605103]</w:t>
+              <w:t>Ministry of Science and Technology of the People’s Republic of China</w:t>
+            </w:r>
+            <w:r>
+              <w:rPr>
+                <w:rFonts w:ascii="Times New Roman" w:eastAsia="仿宋" w:hAnsi="Times New Roman"/>
+                <w:sz w:val="24"/>
+                <w:szCs w:val="24"/>
+              </w:rPr>
+              <w:t xml:space="preserve">, </w:t>
+            </w:r>
+            <w:r>
+              <w:rPr>
+                <w:rFonts w:ascii="Times New Roman" w:eastAsia="仿宋" w:hAnsi="Times New Roman"/>
+                <w:sz w:val="24"/>
+                <w:szCs w:val="24"/>
+              </w:rPr>
+              <w:t>2019YFC0605103</w:t>
             </w:r>
           </w:p>
           <w:p>
@@ -11093,7 +11324,23 @@
                 <w:sz w:val="24"/>
                 <w:szCs w:val="24"/>
               </w:rPr>
-              <w:t>Science and Technology Commission of Shanghai Municipality [20DZ1202004]</w:t>
+              <w:t>Science and Technology Commission of Shanghai Municipality</w:t>
+            </w:r>
+            <w:r>
+              <w:rPr>
+                <w:rFonts w:ascii="Times New Roman" w:eastAsia="仿宋" w:hAnsi="Times New Roman"/>
+                <w:sz w:val="24"/>
+                <w:szCs w:val="24"/>
+              </w:rPr>
+              <w:t xml:space="preserve">, </w:t>
+            </w:r>
+            <w:r>
+              <w:rPr>
+                <w:rFonts w:ascii="Times New Roman" w:eastAsia="仿宋" w:hAnsi="Times New Roman"/>
+                <w:sz w:val="24"/>
+                <w:szCs w:val="24"/>
+              </w:rPr>
+              <w:t>20DZ1202004</w:t>
             </w:r>
           </w:p>
           <w:p>
@@ -11116,7 +11363,23 @@
                 <w:sz w:val="24"/>
                 <w:szCs w:val="24"/>
               </w:rPr>
-              <w:t>Science and Technology Commission of Shanghai Municipality [2017SHZDZX02]</w:t>
+              <w:t>Science and Technology Commission of Shanghai Municipality</w:t>
+            </w:r>
+            <w:r>
+              <w:rPr>
+                <w:rFonts w:ascii="Times New Roman" w:eastAsia="仿宋" w:hAnsi="Times New Roman"/>
+                <w:sz w:val="24"/>
+                <w:szCs w:val="24"/>
+              </w:rPr>
+              <w:t xml:space="preserve">, </w:t>
+            </w:r>
+            <w:r>
+              <w:rPr>
+                <w:rFonts w:ascii="Times New Roman" w:eastAsia="仿宋" w:hAnsi="Times New Roman"/>
+                <w:sz w:val="24"/>
+                <w:szCs w:val="24"/>
+              </w:rPr>
+              <w:t>2017SHZDZX02</w:t>
             </w:r>
           </w:p>
           <w:p>
@@ -11139,7 +11402,23 @@
                 <w:sz w:val="24"/>
                 <w:szCs w:val="24"/>
               </w:rPr>
-              <w:t>Department of Transport of Yunnan Province [2021-7]</w:t>
+              <w:t>Department of Transport of Yunnan Province</w:t>
+            </w:r>
+            <w:r>
+              <w:rPr>
+                <w:rFonts w:ascii="Times New Roman" w:eastAsia="仿宋" w:hAnsi="Times New Roman"/>
+                <w:sz w:val="24"/>
+                <w:szCs w:val="24"/>
+              </w:rPr>
+              <w:t xml:space="preserve">, </w:t>
+            </w:r>
+            <w:r>
+              <w:rPr>
+                <w:rFonts w:ascii="Times New Roman" w:eastAsia="仿宋" w:hAnsi="Times New Roman"/>
+                <w:sz w:val="24"/>
+                <w:szCs w:val="24"/>
+              </w:rPr>
+              <w:t>2021-7</w:t>
             </w:r>
           </w:p>
           <w:p>
@@ -11162,7 +11441,15 @@
                 <w:sz w:val="24"/>
                 <w:szCs w:val="24"/>
               </w:rPr>
-              <w:t>State Grid Shanghai Municipal Electric Power Company [</w:t>
+              <w:t>State Grid Shanghai Municipal Electric Power Company</w:t>
+            </w:r>
+            <w:r>
+              <w:rPr>
+                <w:rFonts w:ascii="Times New Roman" w:eastAsia="仿宋" w:hAnsi="Times New Roman"/>
+                <w:sz w:val="24"/>
+                <w:szCs w:val="24"/>
+              </w:rPr>
+              <w:t xml:space="preserve">, </w:t>
             </w:r>
             <w:r>
               <w:rPr>
@@ -11171,14 +11458,6 @@
                 <w:szCs w:val="24"/>
               </w:rPr>
               <w:t>5200-202417104A-1-1-ZN</w:t>
-            </w:r>
-            <w:r>
-              <w:rPr>
-                <w:rFonts w:ascii="Times New Roman" w:eastAsia="仿宋" w:hAnsi="Times New Roman"/>
-                <w:sz w:val="24"/>
-                <w:szCs w:val="24"/>
-              </w:rPr>
-              <w:t>]</w:t>
             </w:r>
           </w:p>
           <w:p>
@@ -11201,7 +11480,23 @@
                 <w:sz w:val="24"/>
                 <w:szCs w:val="24"/>
               </w:rPr>
-              <w:t>State Grid Shanghai Municipal Electric Power Company [52090W23000B]</w:t>
+              <w:t>State Grid Shanghai Municipal Electric Power Company</w:t>
+            </w:r>
+            <w:r>
+              <w:rPr>
+                <w:rFonts w:ascii="Times New Roman" w:eastAsia="仿宋" w:hAnsi="Times New Roman"/>
+                <w:sz w:val="24"/>
+                <w:szCs w:val="24"/>
+              </w:rPr>
+              <w:t xml:space="preserve">, </w:t>
+            </w:r>
+            <w:r>
+              <w:rPr>
+                <w:rFonts w:ascii="Times New Roman" w:eastAsia="仿宋" w:hAnsi="Times New Roman"/>
+                <w:sz w:val="24"/>
+                <w:szCs w:val="24"/>
+              </w:rPr>
+              <w:t>52090W23000B</w:t>
             </w:r>
           </w:p>
           <w:p>
@@ -11224,7 +11519,23 @@
                 <w:sz w:val="24"/>
                 <w:szCs w:val="24"/>
               </w:rPr>
-              <w:t>State Grid Shanghai Municipal Electric Power Company [52090W220001]</w:t>
+              <w:t>State Grid Shanghai Municipal Electric Power Company</w:t>
+            </w:r>
+            <w:r>
+              <w:rPr>
+                <w:rFonts w:ascii="Times New Roman" w:eastAsia="仿宋" w:hAnsi="Times New Roman"/>
+                <w:sz w:val="24"/>
+                <w:szCs w:val="24"/>
+              </w:rPr>
+              <w:t xml:space="preserve">, </w:t>
+            </w:r>
+            <w:r>
+              <w:rPr>
+                <w:rFonts w:ascii="Times New Roman" w:eastAsia="仿宋" w:hAnsi="Times New Roman"/>
+                <w:sz w:val="24"/>
+                <w:szCs w:val="24"/>
+              </w:rPr>
+              <w:t>52090W220001</w:t>
             </w:r>
           </w:p>
           <w:p>
@@ -11247,7 +11558,23 @@
                 <w:sz w:val="24"/>
                 <w:szCs w:val="24"/>
               </w:rPr>
-              <w:t>Guangzhou Metro Design &amp; Research Institute Co., Ltd. [KY-B-2016-018]</w:t>
+              <w:t>Guangzhou Metro Design &amp; Research Institute Co., Ltd.</w:t>
+            </w:r>
+            <w:r>
+              <w:rPr>
+                <w:rFonts w:ascii="Times New Roman" w:eastAsia="仿宋" w:hAnsi="Times New Roman"/>
+                <w:sz w:val="24"/>
+                <w:szCs w:val="24"/>
+              </w:rPr>
+              <w:t xml:space="preserve">, </w:t>
+            </w:r>
+            <w:r>
+              <w:rPr>
+                <w:rFonts w:ascii="Times New Roman" w:eastAsia="仿宋" w:hAnsi="Times New Roman"/>
+                <w:sz w:val="24"/>
+                <w:szCs w:val="24"/>
+              </w:rPr>
+              <w:t>KY-B-2016-018</w:t>
             </w:r>
           </w:p>
         </w:tc>

--- a/files/cv.docx
+++ b/files/cv.docx
@@ -1,6 +1,6 @@
 
 <file path=word/document.xml><?xml version="1.0" encoding="utf-8"?>
-<w:document xmlns:wpc="http://schemas.microsoft.com/office/word/2010/wordprocessingCanvas" xmlns:cx="http://schemas.microsoft.com/office/drawing/2014/chartex" xmlns:cx1="http://schemas.microsoft.com/office/drawing/2015/9/8/chartex" xmlns:cx2="http://schemas.microsoft.com/office/drawing/2015/10/21/chartex" xmlns:cx3="http://schemas.microsoft.com/office/drawing/2016/5/9/chartex" xmlns:cx4="http://schemas.microsoft.com/office/drawing/2016/5/10/chartex" xmlns:cx5="http://schemas.microsoft.com/office/drawing/2016/5/11/chartex" xmlns:cx6="http://schemas.microsoft.com/office/drawing/2016/5/12/chartex" xmlns:cx7="http://schemas.microsoft.com/office/drawing/2016/5/13/chartex" xmlns:cx8="http://schemas.microsoft.com/office/drawing/2016/5/14/chartex" xmlns:mc="http://schemas.openxmlformats.org/markup-compatibility/2006" xmlns:aink="http://schemas.microsoft.com/office/drawing/2016/ink" xmlns:am3d="http://schemas.microsoft.com/office/drawing/2017/model3d" xmlns:o="urn:schemas-microsoft-com:office:office" xmlns:r="http://schemas.openxmlformats.org/officeDocument/2006/relationships" xmlns:m="http://schemas.openxmlformats.org/officeDocument/2006/math" xmlns:v="urn:schemas-microsoft-com:vml" xmlns:wp14="http://schemas.microsoft.com/office/word/2010/wordprocessingDrawing" xmlns:wp="http://schemas.openxmlformats.org/drawingml/2006/wordprocessingDrawing" xmlns:w10="urn:schemas-microsoft-com:office:word" xmlns:w="http://schemas.openxmlformats.org/wordprocessingml/2006/main" xmlns:w14="http://schemas.microsoft.com/office/word/2010/wordml" xmlns:w15="http://schemas.microsoft.com/office/word/2012/wordml" xmlns:w16cex="http://schemas.microsoft.com/office/word/2018/wordml/cex" xmlns:w16cid="http://schemas.microsoft.com/office/word/2016/wordml/cid" xmlns:w16="http://schemas.microsoft.com/office/word/2018/wordml" xmlns:w16sdtdh="http://schemas.microsoft.com/office/word/2020/wordml/sdtdatahash" xmlns:w16se="http://schemas.microsoft.com/office/word/2015/wordml/symex" xmlns:wpg="http://schemas.microsoft.com/office/word/2010/wordprocessingGroup" xmlns:wpi="http://schemas.microsoft.com/office/word/2010/wordprocessingInk" xmlns:wne="http://schemas.microsoft.com/office/word/2006/wordml" xmlns:wps="http://schemas.microsoft.com/office/word/2010/wordprocessingShape" mc:Ignorable="w14 w15 w16se w16cid w16 w16cex w16sdtdh wp14">
+<w:document xmlns:wpc="http://schemas.microsoft.com/office/word/2010/wordprocessingCanvas" xmlns:cx="http://schemas.microsoft.com/office/drawing/2014/chartex" xmlns:cx1="http://schemas.microsoft.com/office/drawing/2015/9/8/chartex" xmlns:cx2="http://schemas.microsoft.com/office/drawing/2015/10/21/chartex" xmlns:cx3="http://schemas.microsoft.com/office/drawing/2016/5/9/chartex" xmlns:cx4="http://schemas.microsoft.com/office/drawing/2016/5/10/chartex" xmlns:cx5="http://schemas.microsoft.com/office/drawing/2016/5/11/chartex" xmlns:cx6="http://schemas.microsoft.com/office/drawing/2016/5/12/chartex" xmlns:cx7="http://schemas.microsoft.com/office/drawing/2016/5/13/chartex" xmlns:cx8="http://schemas.microsoft.com/office/drawing/2016/5/14/chartex" xmlns:mc="http://schemas.openxmlformats.org/markup-compatibility/2006" xmlns:aink="http://schemas.microsoft.com/office/drawing/2016/ink" xmlns:am3d="http://schemas.microsoft.com/office/drawing/2017/model3d" xmlns:o="urn:schemas-microsoft-com:office:office" xmlns:oel="http://schemas.microsoft.com/office/2019/extlst" xmlns:r="http://schemas.openxmlformats.org/officeDocument/2006/relationships" xmlns:m="http://schemas.openxmlformats.org/officeDocument/2006/math" xmlns:v="urn:schemas-microsoft-com:vml" xmlns:wp14="http://schemas.microsoft.com/office/word/2010/wordprocessingDrawing" xmlns:wp="http://schemas.openxmlformats.org/drawingml/2006/wordprocessingDrawing" xmlns:w10="urn:schemas-microsoft-com:office:word" xmlns:w="http://schemas.openxmlformats.org/wordprocessingml/2006/main" xmlns:w14="http://schemas.microsoft.com/office/word/2010/wordml" xmlns:w15="http://schemas.microsoft.com/office/word/2012/wordml" xmlns:w16cex="http://schemas.microsoft.com/office/word/2018/wordml/cex" xmlns:w16cid="http://schemas.microsoft.com/office/word/2016/wordml/cid" xmlns:w16="http://schemas.microsoft.com/office/word/2018/wordml" xmlns:w16du="http://schemas.microsoft.com/office/word/2023/wordml/word16du" xmlns:w16sdtdh="http://schemas.microsoft.com/office/word/2020/wordml/sdtdatahash" xmlns:w16sdtfl="http://schemas.microsoft.com/office/word/2024/wordml/sdtformatlock" xmlns:w16se="http://schemas.microsoft.com/office/word/2015/wordml/symex" xmlns:wpg="http://schemas.microsoft.com/office/word/2010/wordprocessingGroup" xmlns:wpi="http://schemas.microsoft.com/office/word/2010/wordprocessingInk" xmlns:wne="http://schemas.microsoft.com/office/word/2006/wordml" xmlns:wps="http://schemas.microsoft.com/office/word/2010/wordprocessingShape" mc:Ignorable="w14 w15 w16se w16cid w16 w16cex w16sdtdh w16sdtfl w16du wp14">
   <w:body>
     <w:tbl>
       <w:tblPr>
@@ -10140,6 +10140,29 @@
                 <w:sz w:val="24"/>
                 <w:szCs w:val="24"/>
               </w:rPr>
+              <w:t>Expert Systems With Applications</w:t>
+            </w:r>
+          </w:p>
+          <w:p>
+            <w:pPr>
+              <w:pStyle w:val="a3"/>
+              <w:numPr>
+                <w:ilvl w:val="0"/>
+                <w:numId w:val="12"/>
+              </w:numPr>
+              <w:ind w:firstLineChars="0"/>
+              <w:rPr>
+                <w:rFonts w:ascii="Times New Roman" w:eastAsia="仿宋" w:hAnsi="Times New Roman"/>
+                <w:sz w:val="24"/>
+                <w:szCs w:val="24"/>
+              </w:rPr>
+            </w:pPr>
+            <w:r>
+              <w:rPr>
+                <w:rFonts w:ascii="Times New Roman" w:eastAsia="仿宋" w:hAnsi="Times New Roman"/>
+                <w:sz w:val="24"/>
+                <w:szCs w:val="24"/>
+              </w:rPr>
               <w:t>Engineering Applications of Artificial Intelligence</w:t>
             </w:r>
           </w:p>
@@ -11101,6 +11124,7 @@
                 <w:sz w:val="24"/>
                 <w:szCs w:val="24"/>
               </w:rPr>
+              <w:lastRenderedPageBreak/>
               <w:t>National Natural Science Foundation of China</w:t>
             </w:r>
             <w:r>
@@ -11140,7 +11164,6 @@
                 <w:sz w:val="24"/>
                 <w:szCs w:val="24"/>
               </w:rPr>
-              <w:lastRenderedPageBreak/>
               <w:t>Science and Technology Commission of Shanghai Municipality</w:t>
             </w:r>
             <w:r>
@@ -11603,7 +11626,7 @@
 </file>
 
 <file path=word/endnotes.xml><?xml version="1.0" encoding="utf-8"?>
-<w:endnotes xmlns:wpc="http://schemas.microsoft.com/office/word/2010/wordprocessingCanvas" xmlns:cx="http://schemas.microsoft.com/office/drawing/2014/chartex" xmlns:cx1="http://schemas.microsoft.com/office/drawing/2015/9/8/chartex" xmlns:cx2="http://schemas.microsoft.com/office/drawing/2015/10/21/chartex" xmlns:cx3="http://schemas.microsoft.com/office/drawing/2016/5/9/chartex" xmlns:cx4="http://schemas.microsoft.com/office/drawing/2016/5/10/chartex" xmlns:cx5="http://schemas.microsoft.com/office/drawing/2016/5/11/chartex" xmlns:cx6="http://schemas.microsoft.com/office/drawing/2016/5/12/chartex" xmlns:cx7="http://schemas.microsoft.com/office/drawing/2016/5/13/chartex" xmlns:cx8="http://schemas.microsoft.com/office/drawing/2016/5/14/chartex" xmlns:mc="http://schemas.openxmlformats.org/markup-compatibility/2006" xmlns:aink="http://schemas.microsoft.com/office/drawing/2016/ink" xmlns:am3d="http://schemas.microsoft.com/office/drawing/2017/model3d" xmlns:o="urn:schemas-microsoft-com:office:office" xmlns:r="http://schemas.openxmlformats.org/officeDocument/2006/relationships" xmlns:m="http://schemas.openxmlformats.org/officeDocument/2006/math" xmlns:v="urn:schemas-microsoft-com:vml" xmlns:wp14="http://schemas.microsoft.com/office/word/2010/wordprocessingDrawing" xmlns:wp="http://schemas.openxmlformats.org/drawingml/2006/wordprocessingDrawing" xmlns:w10="urn:schemas-microsoft-com:office:word" xmlns:w="http://schemas.openxmlformats.org/wordprocessingml/2006/main" xmlns:w14="http://schemas.microsoft.com/office/word/2010/wordml" xmlns:w15="http://schemas.microsoft.com/office/word/2012/wordml" xmlns:w16cex="http://schemas.microsoft.com/office/word/2018/wordml/cex" xmlns:w16cid="http://schemas.microsoft.com/office/word/2016/wordml/cid" xmlns:w16="http://schemas.microsoft.com/office/word/2018/wordml" xmlns:w16sdtdh="http://schemas.microsoft.com/office/word/2020/wordml/sdtdatahash" xmlns:w16se="http://schemas.microsoft.com/office/word/2015/wordml/symex" xmlns:wpg="http://schemas.microsoft.com/office/word/2010/wordprocessingGroup" xmlns:wpi="http://schemas.microsoft.com/office/word/2010/wordprocessingInk" xmlns:wne="http://schemas.microsoft.com/office/word/2006/wordml" xmlns:wps="http://schemas.microsoft.com/office/word/2010/wordprocessingShape" mc:Ignorable="w14 w15 w16se w16cid w16 w16cex w16sdtdh wp14">
+<w:endnotes xmlns:wpc="http://schemas.microsoft.com/office/word/2010/wordprocessingCanvas" xmlns:cx="http://schemas.microsoft.com/office/drawing/2014/chartex" xmlns:cx1="http://schemas.microsoft.com/office/drawing/2015/9/8/chartex" xmlns:cx2="http://schemas.microsoft.com/office/drawing/2015/10/21/chartex" xmlns:cx3="http://schemas.microsoft.com/office/drawing/2016/5/9/chartex" xmlns:cx4="http://schemas.microsoft.com/office/drawing/2016/5/10/chartex" xmlns:cx5="http://schemas.microsoft.com/office/drawing/2016/5/11/chartex" xmlns:cx6="http://schemas.microsoft.com/office/drawing/2016/5/12/chartex" xmlns:cx7="http://schemas.microsoft.com/office/drawing/2016/5/13/chartex" xmlns:cx8="http://schemas.microsoft.com/office/drawing/2016/5/14/chartex" xmlns:mc="http://schemas.openxmlformats.org/markup-compatibility/2006" xmlns:aink="http://schemas.microsoft.com/office/drawing/2016/ink" xmlns:am3d="http://schemas.microsoft.com/office/drawing/2017/model3d" xmlns:o="urn:schemas-microsoft-com:office:office" xmlns:oel="http://schemas.microsoft.com/office/2019/extlst" xmlns:r="http://schemas.openxmlformats.org/officeDocument/2006/relationships" xmlns:m="http://schemas.openxmlformats.org/officeDocument/2006/math" xmlns:v="urn:schemas-microsoft-com:vml" xmlns:wp14="http://schemas.microsoft.com/office/word/2010/wordprocessingDrawing" xmlns:wp="http://schemas.openxmlformats.org/drawingml/2006/wordprocessingDrawing" xmlns:w10="urn:schemas-microsoft-com:office:word" xmlns:w="http://schemas.openxmlformats.org/wordprocessingml/2006/main" xmlns:w14="http://schemas.microsoft.com/office/word/2010/wordml" xmlns:w15="http://schemas.microsoft.com/office/word/2012/wordml" xmlns:w16cex="http://schemas.microsoft.com/office/word/2018/wordml/cex" xmlns:w16cid="http://schemas.microsoft.com/office/word/2016/wordml/cid" xmlns:w16="http://schemas.microsoft.com/office/word/2018/wordml" xmlns:w16du="http://schemas.microsoft.com/office/word/2023/wordml/word16du" xmlns:w16sdtdh="http://schemas.microsoft.com/office/word/2020/wordml/sdtdatahash" xmlns:w16sdtfl="http://schemas.microsoft.com/office/word/2024/wordml/sdtformatlock" xmlns:w16se="http://schemas.microsoft.com/office/word/2015/wordml/symex" xmlns:wpg="http://schemas.microsoft.com/office/word/2010/wordprocessingGroup" xmlns:wpi="http://schemas.microsoft.com/office/word/2010/wordprocessingInk" xmlns:wne="http://schemas.microsoft.com/office/word/2006/wordml" xmlns:wps="http://schemas.microsoft.com/office/word/2010/wordprocessingShape" mc:Ignorable="w14 w15 w16se w16cid w16 w16cex w16sdtdh w16sdtfl w16du wp14">
   <w:endnote w:type="separator" w:id="-1">
     <w:p>
       <w:r>
@@ -11622,7 +11645,7 @@
 </file>
 
 <file path=word/footnotes.xml><?xml version="1.0" encoding="utf-8"?>
-<w:footnotes xmlns:wpc="http://schemas.microsoft.com/office/word/2010/wordprocessingCanvas" xmlns:cx="http://schemas.microsoft.com/office/drawing/2014/chartex" xmlns:cx1="http://schemas.microsoft.com/office/drawing/2015/9/8/chartex" xmlns:cx2="http://schemas.microsoft.com/office/drawing/2015/10/21/chartex" xmlns:cx3="http://schemas.microsoft.com/office/drawing/2016/5/9/chartex" xmlns:cx4="http://schemas.microsoft.com/office/drawing/2016/5/10/chartex" xmlns:cx5="http://schemas.microsoft.com/office/drawing/2016/5/11/chartex" xmlns:cx6="http://schemas.microsoft.com/office/drawing/2016/5/12/chartex" xmlns:cx7="http://schemas.microsoft.com/office/drawing/2016/5/13/chartex" xmlns:cx8="http://schemas.microsoft.com/office/drawing/2016/5/14/chartex" xmlns:mc="http://schemas.openxmlformats.org/markup-compatibility/2006" xmlns:aink="http://schemas.microsoft.com/office/drawing/2016/ink" xmlns:am3d="http://schemas.microsoft.com/office/drawing/2017/model3d" xmlns:o="urn:schemas-microsoft-com:office:office" xmlns:r="http://schemas.openxmlformats.org/officeDocument/2006/relationships" xmlns:m="http://schemas.openxmlformats.org/officeDocument/2006/math" xmlns:v="urn:schemas-microsoft-com:vml" xmlns:wp14="http://schemas.microsoft.com/office/word/2010/wordprocessingDrawing" xmlns:wp="http://schemas.openxmlformats.org/drawingml/2006/wordprocessingDrawing" xmlns:w10="urn:schemas-microsoft-com:office:word" xmlns:w="http://schemas.openxmlformats.org/wordprocessingml/2006/main" xmlns:w14="http://schemas.microsoft.com/office/word/2010/wordml" xmlns:w15="http://schemas.microsoft.com/office/word/2012/wordml" xmlns:w16cex="http://schemas.microsoft.com/office/word/2018/wordml/cex" xmlns:w16cid="http://schemas.microsoft.com/office/word/2016/wordml/cid" xmlns:w16="http://schemas.microsoft.com/office/word/2018/wordml" xmlns:w16sdtdh="http://schemas.microsoft.com/office/word/2020/wordml/sdtdatahash" xmlns:w16se="http://schemas.microsoft.com/office/word/2015/wordml/symex" xmlns:wpg="http://schemas.microsoft.com/office/word/2010/wordprocessingGroup" xmlns:wpi="http://schemas.microsoft.com/office/word/2010/wordprocessingInk" xmlns:wne="http://schemas.microsoft.com/office/word/2006/wordml" xmlns:wps="http://schemas.microsoft.com/office/word/2010/wordprocessingShape" mc:Ignorable="w14 w15 w16se w16cid w16 w16cex w16sdtdh wp14">
+<w:footnotes xmlns:wpc="http://schemas.microsoft.com/office/word/2010/wordprocessingCanvas" xmlns:cx="http://schemas.microsoft.com/office/drawing/2014/chartex" xmlns:cx1="http://schemas.microsoft.com/office/drawing/2015/9/8/chartex" xmlns:cx2="http://schemas.microsoft.com/office/drawing/2015/10/21/chartex" xmlns:cx3="http://schemas.microsoft.com/office/drawing/2016/5/9/chartex" xmlns:cx4="http://schemas.microsoft.com/office/drawing/2016/5/10/chartex" xmlns:cx5="http://schemas.microsoft.com/office/drawing/2016/5/11/chartex" xmlns:cx6="http://schemas.microsoft.com/office/drawing/2016/5/12/chartex" xmlns:cx7="http://schemas.microsoft.com/office/drawing/2016/5/13/chartex" xmlns:cx8="http://schemas.microsoft.com/office/drawing/2016/5/14/chartex" xmlns:mc="http://schemas.openxmlformats.org/markup-compatibility/2006" xmlns:aink="http://schemas.microsoft.com/office/drawing/2016/ink" xmlns:am3d="http://schemas.microsoft.com/office/drawing/2017/model3d" xmlns:o="urn:schemas-microsoft-com:office:office" xmlns:oel="http://schemas.microsoft.com/office/2019/extlst" xmlns:r="http://schemas.openxmlformats.org/officeDocument/2006/relationships" xmlns:m="http://schemas.openxmlformats.org/officeDocument/2006/math" xmlns:v="urn:schemas-microsoft-com:vml" xmlns:wp14="http://schemas.microsoft.com/office/word/2010/wordprocessingDrawing" xmlns:wp="http://schemas.openxmlformats.org/drawingml/2006/wordprocessingDrawing" xmlns:w10="urn:schemas-microsoft-com:office:word" xmlns:w="http://schemas.openxmlformats.org/wordprocessingml/2006/main" xmlns:w14="http://schemas.microsoft.com/office/word/2010/wordml" xmlns:w15="http://schemas.microsoft.com/office/word/2012/wordml" xmlns:w16cex="http://schemas.microsoft.com/office/word/2018/wordml/cex" xmlns:w16cid="http://schemas.microsoft.com/office/word/2016/wordml/cid" xmlns:w16="http://schemas.microsoft.com/office/word/2018/wordml" xmlns:w16du="http://schemas.microsoft.com/office/word/2023/wordml/word16du" xmlns:w16sdtdh="http://schemas.microsoft.com/office/word/2020/wordml/sdtdatahash" xmlns:w16sdtfl="http://schemas.microsoft.com/office/word/2024/wordml/sdtformatlock" xmlns:w16se="http://schemas.microsoft.com/office/word/2015/wordml/symex" xmlns:wpg="http://schemas.microsoft.com/office/word/2010/wordprocessingGroup" xmlns:wpi="http://schemas.microsoft.com/office/word/2010/wordprocessingInk" xmlns:wne="http://schemas.microsoft.com/office/word/2006/wordml" xmlns:wps="http://schemas.microsoft.com/office/word/2010/wordprocessingShape" mc:Ignorable="w14 w15 w16se w16cid w16 w16cex w16sdtdh w16sdtfl w16du wp14">
   <w:footnote w:type="separator" w:id="-1">
     <w:p>
       <w:r>
@@ -11641,7 +11664,7 @@
 </file>
 
 <file path=word/numbering.xml><?xml version="1.0" encoding="utf-8"?>
-<w:numbering xmlns:wpc="http://schemas.microsoft.com/office/word/2010/wordprocessingCanvas" xmlns:cx="http://schemas.microsoft.com/office/drawing/2014/chartex" xmlns:cx1="http://schemas.microsoft.com/office/drawing/2015/9/8/chartex" xmlns:cx2="http://schemas.microsoft.com/office/drawing/2015/10/21/chartex" xmlns:cx3="http://schemas.microsoft.com/office/drawing/2016/5/9/chartex" xmlns:cx4="http://schemas.microsoft.com/office/drawing/2016/5/10/chartex" xmlns:cx5="http://schemas.microsoft.com/office/drawing/2016/5/11/chartex" xmlns:cx6="http://schemas.microsoft.com/office/drawing/2016/5/12/chartex" xmlns:cx7="http://schemas.microsoft.com/office/drawing/2016/5/13/chartex" xmlns:cx8="http://schemas.microsoft.com/office/drawing/2016/5/14/chartex" xmlns:mc="http://schemas.openxmlformats.org/markup-compatibility/2006" xmlns:aink="http://schemas.microsoft.com/office/drawing/2016/ink" xmlns:am3d="http://schemas.microsoft.com/office/drawing/2017/model3d" xmlns:o="urn:schemas-microsoft-com:office:office" xmlns:r="http://schemas.openxmlformats.org/officeDocument/2006/relationships" xmlns:m="http://schemas.openxmlformats.org/officeDocument/2006/math" xmlns:v="urn:schemas-microsoft-com:vml" xmlns:wp14="http://schemas.microsoft.com/office/word/2010/wordprocessingDrawing" xmlns:wp="http://schemas.openxmlformats.org/drawingml/2006/wordprocessingDrawing" xmlns:w10="urn:schemas-microsoft-com:office:word" xmlns:w="http://schemas.openxmlformats.org/wordprocessingml/2006/main" xmlns:w14="http://schemas.microsoft.com/office/word/2010/wordml" xmlns:w15="http://schemas.microsoft.com/office/word/2012/wordml" xmlns:w16cex="http://schemas.microsoft.com/office/word/2018/wordml/cex" xmlns:w16cid="http://schemas.microsoft.com/office/word/2016/wordml/cid" xmlns:w16="http://schemas.microsoft.com/office/word/2018/wordml" xmlns:w16sdtdh="http://schemas.microsoft.com/office/word/2020/wordml/sdtdatahash" xmlns:w16se="http://schemas.microsoft.com/office/word/2015/wordml/symex" xmlns:wpg="http://schemas.microsoft.com/office/word/2010/wordprocessingGroup" xmlns:wpi="http://schemas.microsoft.com/office/word/2010/wordprocessingInk" xmlns:wne="http://schemas.microsoft.com/office/word/2006/wordml" xmlns:wps="http://schemas.microsoft.com/office/word/2010/wordprocessingShape" mc:Ignorable="w14 w15 w16se w16cid w16 w16cex w16sdtdh wp14">
+<w:numbering xmlns:wpc="http://schemas.microsoft.com/office/word/2010/wordprocessingCanvas" xmlns:cx="http://schemas.microsoft.com/office/drawing/2014/chartex" xmlns:cx1="http://schemas.microsoft.com/office/drawing/2015/9/8/chartex" xmlns:cx2="http://schemas.microsoft.com/office/drawing/2015/10/21/chartex" xmlns:cx3="http://schemas.microsoft.com/office/drawing/2016/5/9/chartex" xmlns:cx4="http://schemas.microsoft.com/office/drawing/2016/5/10/chartex" xmlns:cx5="http://schemas.microsoft.com/office/drawing/2016/5/11/chartex" xmlns:cx6="http://schemas.microsoft.com/office/drawing/2016/5/12/chartex" xmlns:cx7="http://schemas.microsoft.com/office/drawing/2016/5/13/chartex" xmlns:cx8="http://schemas.microsoft.com/office/drawing/2016/5/14/chartex" xmlns:mc="http://schemas.openxmlformats.org/markup-compatibility/2006" xmlns:aink="http://schemas.microsoft.com/office/drawing/2016/ink" xmlns:am3d="http://schemas.microsoft.com/office/drawing/2017/model3d" xmlns:o="urn:schemas-microsoft-com:office:office" xmlns:oel="http://schemas.microsoft.com/office/2019/extlst" xmlns:r="http://schemas.openxmlformats.org/officeDocument/2006/relationships" xmlns:m="http://schemas.openxmlformats.org/officeDocument/2006/math" xmlns:v="urn:schemas-microsoft-com:vml" xmlns:wp14="http://schemas.microsoft.com/office/word/2010/wordprocessingDrawing" xmlns:wp="http://schemas.openxmlformats.org/drawingml/2006/wordprocessingDrawing" xmlns:w10="urn:schemas-microsoft-com:office:word" xmlns:w="http://schemas.openxmlformats.org/wordprocessingml/2006/main" xmlns:w14="http://schemas.microsoft.com/office/word/2010/wordml" xmlns:w15="http://schemas.microsoft.com/office/word/2012/wordml" xmlns:w16cex="http://schemas.microsoft.com/office/word/2018/wordml/cex" xmlns:w16cid="http://schemas.microsoft.com/office/word/2016/wordml/cid" xmlns:w16="http://schemas.microsoft.com/office/word/2018/wordml" xmlns:w16du="http://schemas.microsoft.com/office/word/2023/wordml/word16du" xmlns:w16sdtdh="http://schemas.microsoft.com/office/word/2020/wordml/sdtdatahash" xmlns:w16sdtfl="http://schemas.microsoft.com/office/word/2024/wordml/sdtformatlock" xmlns:w16se="http://schemas.microsoft.com/office/word/2015/wordml/symex" xmlns:wpg="http://schemas.microsoft.com/office/word/2010/wordprocessingGroup" xmlns:wpi="http://schemas.microsoft.com/office/word/2010/wordprocessingInk" xmlns:wne="http://schemas.microsoft.com/office/word/2006/wordml" xmlns:wps="http://schemas.microsoft.com/office/word/2010/wordprocessingShape" mc:Ignorable="w14 w15 w16se w16cid w16 w16cex w16sdtdh w16sdtfl w16du wp14">
   <w:abstractNum w:abstractNumId="0" w15:restartNumberingAfterBreak="0">
     <w:nsid w:val="069D748F"/>
     <w:multiLevelType w:val="hybridMultilevel"/>
@@ -13446,64 +13469,64 @@
       </w:pPr>
     </w:lvl>
   </w:abstractNum>
-  <w:num w:numId="1">
+  <w:num w:numId="1" w16cid:durableId="1744642761">
     <w:abstractNumId w:val="17"/>
   </w:num>
-  <w:num w:numId="2">
+  <w:num w:numId="2" w16cid:durableId="1576864725">
     <w:abstractNumId w:val="2"/>
   </w:num>
-  <w:num w:numId="3">
+  <w:num w:numId="3" w16cid:durableId="91053062">
     <w:abstractNumId w:val="10"/>
   </w:num>
-  <w:num w:numId="4">
+  <w:num w:numId="4" w16cid:durableId="54621599">
     <w:abstractNumId w:val="12"/>
   </w:num>
-  <w:num w:numId="5">
+  <w:num w:numId="5" w16cid:durableId="2115326259">
     <w:abstractNumId w:val="3"/>
   </w:num>
-  <w:num w:numId="6">
+  <w:num w:numId="6" w16cid:durableId="1783567964">
     <w:abstractNumId w:val="13"/>
   </w:num>
-  <w:num w:numId="7">
+  <w:num w:numId="7" w16cid:durableId="1894192164">
     <w:abstractNumId w:val="14"/>
   </w:num>
-  <w:num w:numId="8">
+  <w:num w:numId="8" w16cid:durableId="261499244">
     <w:abstractNumId w:val="4"/>
   </w:num>
-  <w:num w:numId="9">
+  <w:num w:numId="9" w16cid:durableId="2045328894">
     <w:abstractNumId w:val="15"/>
   </w:num>
-  <w:num w:numId="10">
+  <w:num w:numId="10" w16cid:durableId="1433628916">
     <w:abstractNumId w:val="1"/>
   </w:num>
-  <w:num w:numId="11">
+  <w:num w:numId="11" w16cid:durableId="47270292">
     <w:abstractNumId w:val="6"/>
   </w:num>
-  <w:num w:numId="12">
+  <w:num w:numId="12" w16cid:durableId="2047751937">
     <w:abstractNumId w:val="18"/>
   </w:num>
-  <w:num w:numId="13">
+  <w:num w:numId="13" w16cid:durableId="1231043589">
     <w:abstractNumId w:val="11"/>
   </w:num>
-  <w:num w:numId="14">
+  <w:num w:numId="14" w16cid:durableId="1508640775">
     <w:abstractNumId w:val="0"/>
   </w:num>
-  <w:num w:numId="15">
+  <w:num w:numId="15" w16cid:durableId="125662003">
     <w:abstractNumId w:val="8"/>
   </w:num>
-  <w:num w:numId="16">
+  <w:num w:numId="16" w16cid:durableId="1518691765">
     <w:abstractNumId w:val="7"/>
   </w:num>
-  <w:num w:numId="17">
+  <w:num w:numId="17" w16cid:durableId="288097513">
     <w:abstractNumId w:val="16"/>
   </w:num>
-  <w:num w:numId="18">
+  <w:num w:numId="18" w16cid:durableId="2052462075">
     <w:abstractNumId w:val="9"/>
   </w:num>
-  <w:num w:numId="19">
+  <w:num w:numId="19" w16cid:durableId="1064645106">
     <w:abstractNumId w:val="5"/>
   </w:num>
-  <w:num w:numId="20">
+  <w:num w:numId="20" w16cid:durableId="981080791">
     <w:abstractNumId w:val="16"/>
     <w:lvlOverride w:ilvl="0">
       <w:startOverride w:val="1"/>
@@ -13537,7 +13560,7 @@
 </file>
 
 <file path=word/styles.xml><?xml version="1.0" encoding="utf-8"?>
-<w:styles xmlns:mc="http://schemas.openxmlformats.org/markup-compatibility/2006" xmlns:r="http://schemas.openxmlformats.org/officeDocument/2006/relationships" xmlns:w="http://schemas.openxmlformats.org/wordprocessingml/2006/main" xmlns:w14="http://schemas.microsoft.com/office/word/2010/wordml" xmlns:w15="http://schemas.microsoft.com/office/word/2012/wordml" xmlns:w16cex="http://schemas.microsoft.com/office/word/2018/wordml/cex" xmlns:w16cid="http://schemas.microsoft.com/office/word/2016/wordml/cid" xmlns:w16="http://schemas.microsoft.com/office/word/2018/wordml" xmlns:w16sdtdh="http://schemas.microsoft.com/office/word/2020/wordml/sdtdatahash" xmlns:w16se="http://schemas.microsoft.com/office/word/2015/wordml/symex" mc:Ignorable="w14 w15 w16se w16cid w16 w16cex w16sdtdh">
+<w:styles xmlns:mc="http://schemas.openxmlformats.org/markup-compatibility/2006" xmlns:r="http://schemas.openxmlformats.org/officeDocument/2006/relationships" xmlns:w="http://schemas.openxmlformats.org/wordprocessingml/2006/main" xmlns:w14="http://schemas.microsoft.com/office/word/2010/wordml" xmlns:w15="http://schemas.microsoft.com/office/word/2012/wordml" xmlns:w16cex="http://schemas.microsoft.com/office/word/2018/wordml/cex" xmlns:w16cid="http://schemas.microsoft.com/office/word/2016/wordml/cid" xmlns:w16="http://schemas.microsoft.com/office/word/2018/wordml" xmlns:w16du="http://schemas.microsoft.com/office/word/2023/wordml/word16du" xmlns:w16sdtdh="http://schemas.microsoft.com/office/word/2020/wordml/sdtdatahash" xmlns:w16sdtfl="http://schemas.microsoft.com/office/word/2024/wordml/sdtformatlock" xmlns:w16se="http://schemas.microsoft.com/office/word/2015/wordml/symex" mc:Ignorable="w14 w15 w16se w16cid w16 w16cex w16sdtdh w16sdtfl w16du">
   <w:docDefaults>
     <w:rPrDefault>
       <w:rPr>

--- a/files/cv.docx
+++ b/files/cv.docx
@@ -1,6 +1,6 @@
 
 <file path=word/document.xml><?xml version="1.0" encoding="utf-8"?>
-<w:document xmlns:wpc="http://schemas.microsoft.com/office/word/2010/wordprocessingCanvas" xmlns:cx="http://schemas.microsoft.com/office/drawing/2014/chartex" xmlns:cx1="http://schemas.microsoft.com/office/drawing/2015/9/8/chartex" xmlns:cx2="http://schemas.microsoft.com/office/drawing/2015/10/21/chartex" xmlns:cx3="http://schemas.microsoft.com/office/drawing/2016/5/9/chartex" xmlns:cx4="http://schemas.microsoft.com/office/drawing/2016/5/10/chartex" xmlns:cx5="http://schemas.microsoft.com/office/drawing/2016/5/11/chartex" xmlns:cx6="http://schemas.microsoft.com/office/drawing/2016/5/12/chartex" xmlns:cx7="http://schemas.microsoft.com/office/drawing/2016/5/13/chartex" xmlns:cx8="http://schemas.microsoft.com/office/drawing/2016/5/14/chartex" xmlns:mc="http://schemas.openxmlformats.org/markup-compatibility/2006" xmlns:aink="http://schemas.microsoft.com/office/drawing/2016/ink" xmlns:am3d="http://schemas.microsoft.com/office/drawing/2017/model3d" xmlns:o="urn:schemas-microsoft-com:office:office" xmlns:oel="http://schemas.microsoft.com/office/2019/extlst" xmlns:r="http://schemas.openxmlformats.org/officeDocument/2006/relationships" xmlns:m="http://schemas.openxmlformats.org/officeDocument/2006/math" xmlns:v="urn:schemas-microsoft-com:vml" xmlns:wp14="http://schemas.microsoft.com/office/word/2010/wordprocessingDrawing" xmlns:wp="http://schemas.openxmlformats.org/drawingml/2006/wordprocessingDrawing" xmlns:w10="urn:schemas-microsoft-com:office:word" xmlns:w="http://schemas.openxmlformats.org/wordprocessingml/2006/main" xmlns:w14="http://schemas.microsoft.com/office/word/2010/wordml" xmlns:w15="http://schemas.microsoft.com/office/word/2012/wordml" xmlns:w16cex="http://schemas.microsoft.com/office/word/2018/wordml/cex" xmlns:w16cid="http://schemas.microsoft.com/office/word/2016/wordml/cid" xmlns:w16="http://schemas.microsoft.com/office/word/2018/wordml" xmlns:w16du="http://schemas.microsoft.com/office/word/2023/wordml/word16du" xmlns:w16sdtdh="http://schemas.microsoft.com/office/word/2020/wordml/sdtdatahash" xmlns:w16sdtfl="http://schemas.microsoft.com/office/word/2024/wordml/sdtformatlock" xmlns:w16se="http://schemas.microsoft.com/office/word/2015/wordml/symex" xmlns:wpg="http://schemas.microsoft.com/office/word/2010/wordprocessingGroup" xmlns:wpi="http://schemas.microsoft.com/office/word/2010/wordprocessingInk" xmlns:wne="http://schemas.microsoft.com/office/word/2006/wordml" xmlns:wps="http://schemas.microsoft.com/office/word/2010/wordprocessingShape" mc:Ignorable="w14 w15 w16se w16cid w16 w16cex w16sdtdh w16sdtfl w16du wp14">
+<w:document xmlns:wpc="http://schemas.microsoft.com/office/word/2010/wordprocessingCanvas" xmlns:cx="http://schemas.microsoft.com/office/drawing/2014/chartex" xmlns:cx1="http://schemas.microsoft.com/office/drawing/2015/9/8/chartex" xmlns:cx2="http://schemas.microsoft.com/office/drawing/2015/10/21/chartex" xmlns:cx3="http://schemas.microsoft.com/office/drawing/2016/5/9/chartex" xmlns:cx4="http://schemas.microsoft.com/office/drawing/2016/5/10/chartex" xmlns:cx5="http://schemas.microsoft.com/office/drawing/2016/5/11/chartex" xmlns:cx6="http://schemas.microsoft.com/office/drawing/2016/5/12/chartex" xmlns:cx7="http://schemas.microsoft.com/office/drawing/2016/5/13/chartex" xmlns:cx8="http://schemas.microsoft.com/office/drawing/2016/5/14/chartex" xmlns:mc="http://schemas.openxmlformats.org/markup-compatibility/2006" xmlns:aink="http://schemas.microsoft.com/office/drawing/2016/ink" xmlns:am3d="http://schemas.microsoft.com/office/drawing/2017/model3d" xmlns:o="urn:schemas-microsoft-com:office:office" xmlns:r="http://schemas.openxmlformats.org/officeDocument/2006/relationships" xmlns:m="http://schemas.openxmlformats.org/officeDocument/2006/math" xmlns:v="urn:schemas-microsoft-com:vml" xmlns:wp14="http://schemas.microsoft.com/office/word/2010/wordprocessingDrawing" xmlns:wp="http://schemas.openxmlformats.org/drawingml/2006/wordprocessingDrawing" xmlns:w10="urn:schemas-microsoft-com:office:word" xmlns:w="http://schemas.openxmlformats.org/wordprocessingml/2006/main" xmlns:w14="http://schemas.microsoft.com/office/word/2010/wordml" xmlns:w15="http://schemas.microsoft.com/office/word/2012/wordml" xmlns:w16cex="http://schemas.microsoft.com/office/word/2018/wordml/cex" xmlns:w16cid="http://schemas.microsoft.com/office/word/2016/wordml/cid" xmlns:w16="http://schemas.microsoft.com/office/word/2018/wordml" xmlns:w16sdtdh="http://schemas.microsoft.com/office/word/2020/wordml/sdtdatahash" xmlns:w16se="http://schemas.microsoft.com/office/word/2015/wordml/symex" xmlns:wpg="http://schemas.microsoft.com/office/word/2010/wordprocessingGroup" xmlns:wpi="http://schemas.microsoft.com/office/word/2010/wordprocessingInk" xmlns:wne="http://schemas.microsoft.com/office/word/2006/wordml" xmlns:wps="http://schemas.microsoft.com/office/word/2010/wordprocessingShape" mc:Ignorable="w14 w15 w16se w16cid w16 w16cex w16sdtdh wp14">
   <w:body>
     <w:tbl>
       <w:tblPr>
@@ -567,74 +567,6 @@
               <w:t>u.edu.cn</w:t>
             </w:r>
           </w:p>
-          <w:p>
-            <w:pPr>
-              <w:jc w:val="left"/>
-              <w:rPr>
-                <w:rFonts w:ascii="Times New Roman" w:eastAsia="仿宋" w:hAnsi="Times New Roman"/>
-                <w:b/>
-                <w:bCs/>
-                <w:sz w:val="24"/>
-                <w:szCs w:val="24"/>
-              </w:rPr>
-            </w:pPr>
-            <w:r>
-              <w:rPr>
-                <w:rFonts w:ascii="Times New Roman" w:eastAsia="仿宋" w:hAnsi="Times New Roman"/>
-                <w:b/>
-                <w:bCs/>
-                <w:sz w:val="24"/>
-                <w:szCs w:val="24"/>
-              </w:rPr>
-              <w:t>P</w:t>
-            </w:r>
-            <w:r>
-              <w:rPr>
-                <w:rFonts w:ascii="Times New Roman" w:eastAsia="仿宋" w:hAnsi="Times New Roman" w:hint="eastAsia"/>
-                <w:b/>
-                <w:bCs/>
-                <w:sz w:val="24"/>
-                <w:szCs w:val="24"/>
-              </w:rPr>
-              <w:t>h</w:t>
-            </w:r>
-            <w:r>
-              <w:rPr>
-                <w:rFonts w:ascii="Times New Roman" w:eastAsia="仿宋" w:hAnsi="Times New Roman"/>
-                <w:b/>
-                <w:bCs/>
-                <w:sz w:val="24"/>
-                <w:szCs w:val="24"/>
-              </w:rPr>
-              <w:t>one:</w:t>
-            </w:r>
-            <w:r>
-              <w:rPr>
-                <w:rFonts w:ascii="Times New Roman" w:eastAsia="仿宋" w:hAnsi="Times New Roman"/>
-                <w:b/>
-                <w:bCs/>
-                <w:sz w:val="24"/>
-                <w:szCs w:val="24"/>
-              </w:rPr>
-              <w:t xml:space="preserve"> </w:t>
-            </w:r>
-            <w:r>
-              <w:rPr>
-                <w:rFonts w:ascii="Times New Roman" w:eastAsia="仿宋" w:hAnsi="Times New Roman"/>
-                <w:sz w:val="24"/>
-                <w:szCs w:val="24"/>
-              </w:rPr>
-              <w:t>15300611267</w:t>
-            </w:r>
-            <w:r>
-              <w:rPr>
-                <w:rFonts w:ascii="Times New Roman" w:eastAsia="仿宋" w:hAnsi="Times New Roman"/>
-                <w:sz w:val="24"/>
-                <w:szCs w:val="24"/>
-              </w:rPr>
-              <w:t xml:space="preserve"> (WeChat)</w:t>
-            </w:r>
-          </w:p>
         </w:tc>
       </w:tr>
     </w:tbl>
@@ -2347,7 +2279,6 @@
                 <w:sz w:val="24"/>
                 <w:szCs w:val="24"/>
               </w:rPr>
-              <w:lastRenderedPageBreak/>
               <w:t>Xu Aqiong Scholarship, 08/2015</w:t>
             </w:r>
           </w:p>
@@ -4420,164 +4351,6 @@
           </w:p>
           <w:p>
             <w:pPr>
-              <w:rPr>
-                <w:rFonts w:ascii="Times New Roman" w:eastAsia="仿宋" w:hAnsi="Times New Roman"/>
-                <w:sz w:val="24"/>
-                <w:szCs w:val="24"/>
-              </w:rPr>
-            </w:pPr>
-            <w:r>
-              <w:rPr>
-                <w:rFonts w:ascii="Times New Roman" w:eastAsia="仿宋" w:hAnsi="Times New Roman" w:hint="eastAsia"/>
-                <w:sz w:val="24"/>
-                <w:szCs w:val="24"/>
-              </w:rPr>
-              <w:t>(S</w:t>
-            </w:r>
-            <w:r>
-              <w:rPr>
-                <w:rFonts w:ascii="Times New Roman" w:eastAsia="仿宋" w:hAnsi="Times New Roman"/>
-                <w:sz w:val="24"/>
-                <w:szCs w:val="24"/>
-              </w:rPr>
-              <w:t>ubmitted</w:t>
-            </w:r>
-            <w:r>
-              <w:rPr>
-                <w:rFonts w:ascii="Times New Roman" w:eastAsia="仿宋" w:hAnsi="Times New Roman"/>
-                <w:sz w:val="24"/>
-                <w:szCs w:val="24"/>
-              </w:rPr>
-              <w:t xml:space="preserve"> </w:t>
-            </w:r>
-            <w:r>
-              <w:rPr>
-                <w:rFonts w:ascii="Times New Roman" w:eastAsia="仿宋" w:hAnsi="Times New Roman"/>
-                <w:sz w:val="24"/>
-                <w:szCs w:val="24"/>
-              </w:rPr>
-              <w:t>or accepted</w:t>
-            </w:r>
-            <w:r>
-              <w:rPr>
-                <w:rFonts w:ascii="Times New Roman" w:eastAsia="仿宋" w:hAnsi="Times New Roman" w:hint="eastAsia"/>
-                <w:sz w:val="24"/>
-                <w:szCs w:val="24"/>
-              </w:rPr>
-              <w:t>)</w:t>
-            </w:r>
-          </w:p>
-          <w:p>
-            <w:pPr>
-              <w:pStyle w:val="a3"/>
-              <w:numPr>
-                <w:ilvl w:val="0"/>
-                <w:numId w:val="1"/>
-              </w:numPr>
-              <w:ind w:firstLineChars="0"/>
-              <w:rPr>
-                <w:rFonts w:ascii="Times New Roman" w:eastAsia="仿宋" w:hAnsi="Times New Roman"/>
-                <w:sz w:val="24"/>
-                <w:szCs w:val="24"/>
-              </w:rPr>
-            </w:pPr>
-            <w:r>
-              <w:rPr>
-                <w:rFonts w:ascii="Times New Roman" w:eastAsia="仿宋" w:hAnsi="Times New Roman"/>
-                <w:sz w:val="24"/>
-                <w:szCs w:val="24"/>
-              </w:rPr>
-              <w:t xml:space="preserve">Chang, J.-Q., Huang, H.-W., Yin, Z.-Y.*, Zhang, D.-M., </w:t>
-            </w:r>
-            <w:r>
-              <w:rPr>
-                <w:rFonts w:ascii="Times New Roman" w:eastAsia="仿宋" w:hAnsi="Times New Roman"/>
-                <w:b/>
-                <w:bCs/>
-                <w:sz w:val="24"/>
-                <w:szCs w:val="24"/>
-              </w:rPr>
-              <w:t>Lin, W.</w:t>
-            </w:r>
-            <w:r>
-              <w:rPr>
-                <w:rFonts w:ascii="Times New Roman" w:eastAsia="仿宋" w:hAnsi="Times New Roman"/>
-                <w:sz w:val="24"/>
-                <w:szCs w:val="24"/>
-              </w:rPr>
-              <w:t xml:space="preserve">, &amp; Zhang, N. (2026). </w:t>
-            </w:r>
-            <w:r>
-              <w:rPr>
-                <w:rFonts w:ascii="Times New Roman" w:eastAsia="仿宋" w:hAnsi="Times New Roman"/>
-                <w:sz w:val="24"/>
-                <w:szCs w:val="24"/>
-              </w:rPr>
-              <w:t xml:space="preserve">Physics-informed machine learning method to predict displacement of existing tunnels induced by </w:t>
-            </w:r>
-            <w:r>
-              <w:rPr>
-                <w:rFonts w:ascii="Times New Roman" w:eastAsia="仿宋" w:hAnsi="Times New Roman"/>
-                <w:sz w:val="24"/>
-                <w:szCs w:val="24"/>
-              </w:rPr>
-              <w:lastRenderedPageBreak/>
-              <w:t>undercrossing construction</w:t>
-            </w:r>
-            <w:r>
-              <w:rPr>
-                <w:rFonts w:ascii="Times New Roman" w:eastAsia="仿宋" w:hAnsi="Times New Roman"/>
-                <w:sz w:val="24"/>
-                <w:szCs w:val="24"/>
-              </w:rPr>
-              <w:t xml:space="preserve">. </w:t>
-            </w:r>
-            <w:r>
-              <w:rPr>
-                <w:rFonts w:ascii="Times New Roman" w:eastAsia="仿宋" w:hAnsi="Times New Roman"/>
-                <w:sz w:val="24"/>
-                <w:szCs w:val="24"/>
-              </w:rPr>
-              <w:t>Underground Space</w:t>
-            </w:r>
-            <w:r>
-              <w:rPr>
-                <w:rFonts w:ascii="Times New Roman" w:eastAsia="仿宋" w:hAnsi="Times New Roman"/>
-                <w:sz w:val="24"/>
-                <w:szCs w:val="24"/>
-              </w:rPr>
-              <w:t xml:space="preserve">. </w:t>
-            </w:r>
-            <w:r>
-              <w:rPr>
-                <w:rFonts w:ascii="Times New Roman" w:eastAsia="仿宋" w:hAnsi="Times New Roman" w:hint="eastAsia"/>
-                <w:color w:val="0070C0"/>
-                <w:sz w:val="24"/>
-                <w:szCs w:val="24"/>
-              </w:rPr>
-              <w:t>(</w:t>
-            </w:r>
-            <w:r>
-              <w:rPr>
-                <w:rFonts w:ascii="Times New Roman" w:eastAsia="仿宋" w:hAnsi="Times New Roman"/>
-                <w:color w:val="0070C0"/>
-                <w:sz w:val="24"/>
-                <w:szCs w:val="24"/>
-              </w:rPr>
-              <w:t>Submitted</w:t>
-            </w:r>
-            <w:r>
-              <w:rPr>
-                <w:rFonts w:ascii="Times New Roman" w:eastAsia="仿宋" w:hAnsi="Times New Roman" w:hint="eastAsia"/>
-                <w:color w:val="0070C0"/>
-                <w:sz w:val="24"/>
-                <w:szCs w:val="24"/>
-              </w:rPr>
-              <w:t>)</w:t>
-            </w:r>
-          </w:p>
-          <w:p>
-            <w:pPr>
               <w:pStyle w:val="a3"/>
               <w:numPr>
                 <w:ilvl w:val="0"/>
@@ -4620,78 +4393,6 @@
             <w:r>
               <w:rPr>
                 <w:rFonts w:ascii="Times New Roman" w:eastAsia="仿宋" w:hAnsi="Times New Roman" w:hint="eastAsia"/>
-                <w:sz w:val="24"/>
-                <w:szCs w:val="24"/>
-              </w:rPr>
-              <w:t>吴庆杰</w:t>
-            </w:r>
-            <w:r>
-              <w:rPr>
-                <w:rFonts w:ascii="Times New Roman" w:eastAsia="仿宋" w:hAnsi="Times New Roman" w:hint="eastAsia"/>
-                <w:sz w:val="24"/>
-                <w:szCs w:val="24"/>
-              </w:rPr>
-              <w:t>,</w:t>
-            </w:r>
-            <w:r>
-              <w:rPr>
-                <w:rFonts w:ascii="Times New Roman" w:eastAsia="仿宋" w:hAnsi="Times New Roman"/>
-                <w:sz w:val="24"/>
-                <w:szCs w:val="24"/>
-              </w:rPr>
-              <w:t xml:space="preserve"> </w:t>
-            </w:r>
-            <w:r>
-              <w:rPr>
-                <w:rFonts w:ascii="Times New Roman" w:eastAsia="仿宋" w:hAnsi="Times New Roman" w:hint="eastAsia"/>
-                <w:sz w:val="24"/>
-                <w:szCs w:val="24"/>
-              </w:rPr>
-              <w:t>张红伟</w:t>
-            </w:r>
-            <w:r>
-              <w:rPr>
-                <w:rFonts w:ascii="Times New Roman" w:eastAsia="仿宋" w:hAnsi="Times New Roman" w:hint="eastAsia"/>
-                <w:sz w:val="24"/>
-                <w:szCs w:val="24"/>
-              </w:rPr>
-              <w:t>,</w:t>
-            </w:r>
-            <w:r>
-              <w:rPr>
-                <w:rFonts w:ascii="Times New Roman" w:eastAsia="仿宋" w:hAnsi="Times New Roman"/>
-                <w:sz w:val="24"/>
-                <w:szCs w:val="24"/>
-              </w:rPr>
-              <w:t xml:space="preserve"> </w:t>
-            </w:r>
-            <w:r>
-              <w:rPr>
-                <w:rFonts w:ascii="Times New Roman" w:eastAsia="仿宋" w:hAnsi="Times New Roman" w:hint="eastAsia"/>
-                <w:sz w:val="24"/>
-                <w:szCs w:val="24"/>
-              </w:rPr>
-              <w:t>陈少林</w:t>
-            </w:r>
-            <w:r>
-              <w:rPr>
-                <w:rFonts w:ascii="Times New Roman" w:eastAsia="仿宋" w:hAnsi="Times New Roman" w:hint="eastAsia"/>
-                <w:sz w:val="24"/>
-                <w:szCs w:val="24"/>
-              </w:rPr>
-              <w:t>,</w:t>
-            </w:r>
-            <w:r>
-              <w:rPr>
-                <w:rFonts w:ascii="Times New Roman" w:eastAsia="仿宋" w:hAnsi="Times New Roman"/>
-                <w:sz w:val="24"/>
-                <w:szCs w:val="24"/>
-              </w:rPr>
-              <w:t xml:space="preserve"> &amp; </w:t>
-            </w:r>
-            <w:r>
-              <w:rPr>
-                <w:rFonts w:ascii="Times New Roman" w:eastAsia="仿宋" w:hAnsi="Times New Roman" w:hint="eastAsia"/>
                 <w:b/>
                 <w:bCs/>
                 <w:sz w:val="24"/>
@@ -4705,23 +4406,80 @@
                 <w:sz w:val="24"/>
                 <w:szCs w:val="24"/>
               </w:rPr>
+              <w:t>,</w:t>
+            </w:r>
+            <w:r>
+              <w:rPr>
+                <w:rFonts w:ascii="Times New Roman" w:eastAsia="仿宋" w:hAnsi="Times New Roman"/>
+                <w:sz w:val="24"/>
+                <w:szCs w:val="24"/>
+              </w:rPr>
+              <w:t xml:space="preserve"> </w:t>
+            </w:r>
+            <w:r>
+              <w:rPr>
+                <w:rFonts w:ascii="Times New Roman" w:eastAsia="仿宋" w:hAnsi="Times New Roman" w:hint="eastAsia"/>
+                <w:sz w:val="24"/>
+                <w:szCs w:val="24"/>
+                <w:u w:val="single"/>
+              </w:rPr>
+              <w:t>谢雄耀</w:t>
+            </w:r>
+            <w:r>
+              <w:rPr>
+                <w:rFonts w:ascii="Times New Roman" w:eastAsia="仿宋" w:hAnsi="Times New Roman"/>
+                <w:sz w:val="24"/>
+                <w:szCs w:val="24"/>
+              </w:rPr>
               <w:t>*</w:t>
             </w:r>
             <w:r>
               <w:rPr>
-                <w:rFonts w:ascii="Times New Roman" w:eastAsia="仿宋" w:hAnsi="Times New Roman"/>
-                <w:sz w:val="24"/>
-                <w:szCs w:val="24"/>
-              </w:rPr>
-              <w:t xml:space="preserve">. (2025). </w:t>
-            </w:r>
-            <w:r>
-              <w:rPr>
-                <w:rFonts w:ascii="Times New Roman" w:eastAsia="仿宋" w:hAnsi="Times New Roman" w:hint="eastAsia"/>
-                <w:sz w:val="24"/>
-                <w:szCs w:val="24"/>
-              </w:rPr>
-              <w:t>基于计算机视觉的盾构隧道管片错台自动测量方法</w:t>
+                <w:rFonts w:ascii="Times New Roman" w:eastAsia="仿宋" w:hAnsi="Times New Roman" w:hint="eastAsia"/>
+                <w:sz w:val="24"/>
+                <w:szCs w:val="24"/>
+              </w:rPr>
+              <w:t>,</w:t>
+            </w:r>
+            <w:r>
+              <w:rPr>
+                <w:rFonts w:ascii="Times New Roman" w:eastAsia="仿宋" w:hAnsi="Times New Roman"/>
+                <w:sz w:val="24"/>
+                <w:szCs w:val="24"/>
+              </w:rPr>
+              <w:t xml:space="preserve"> </w:t>
+            </w:r>
+            <w:r>
+              <w:rPr>
+                <w:rFonts w:ascii="Times New Roman" w:eastAsia="仿宋" w:hAnsi="Times New Roman" w:hint="eastAsia"/>
+                <w:sz w:val="24"/>
+                <w:szCs w:val="24"/>
+              </w:rPr>
+              <w:t>关振长</w:t>
+            </w:r>
+            <w:r>
+              <w:rPr>
+                <w:rFonts w:ascii="Times New Roman" w:eastAsia="仿宋" w:hAnsi="Times New Roman" w:hint="eastAsia"/>
+                <w:sz w:val="24"/>
+                <w:szCs w:val="24"/>
+              </w:rPr>
+              <w:t>,</w:t>
+            </w:r>
+            <w:r>
+              <w:rPr>
+                <w:rFonts w:ascii="Times New Roman" w:eastAsia="仿宋" w:hAnsi="Times New Roman"/>
+                <w:sz w:val="24"/>
+                <w:szCs w:val="24"/>
+              </w:rPr>
+              <w:t xml:space="preserve"> &amp; </w:t>
+            </w:r>
+            <w:r>
+              <w:rPr>
+                <w:rFonts w:ascii="Times New Roman" w:eastAsia="仿宋" w:hAnsi="Times New Roman" w:hint="eastAsia"/>
+                <w:sz w:val="24"/>
+                <w:szCs w:val="24"/>
+              </w:rPr>
+              <w:t>常佳奇</w:t>
             </w:r>
             <w:r>
               <w:rPr>
@@ -4737,6 +4495,70 @@
                 <w:sz w:val="24"/>
                 <w:szCs w:val="24"/>
               </w:rPr>
+              <w:t xml:space="preserve"> (</w:t>
+            </w:r>
+            <w:r>
+              <w:rPr>
+                <w:rFonts w:ascii="Times New Roman" w:eastAsia="仿宋" w:hAnsi="Times New Roman"/>
+                <w:sz w:val="24"/>
+                <w:szCs w:val="24"/>
+              </w:rPr>
+              <w:t>2026</w:t>
+            </w:r>
+            <w:r>
+              <w:rPr>
+                <w:rFonts w:ascii="Times New Roman" w:eastAsia="仿宋" w:hAnsi="Times New Roman"/>
+                <w:sz w:val="24"/>
+                <w:szCs w:val="24"/>
+              </w:rPr>
+              <w:t xml:space="preserve">). </w:t>
+            </w:r>
+            <w:r>
+              <w:rPr>
+                <w:rFonts w:ascii="Times New Roman" w:eastAsia="仿宋" w:hAnsi="Times New Roman" w:hint="eastAsia"/>
+                <w:sz w:val="24"/>
+                <w:szCs w:val="24"/>
+              </w:rPr>
+              <w:t>基于</w:t>
+            </w:r>
+            <w:r>
+              <w:rPr>
+                <w:rFonts w:ascii="Times New Roman" w:eastAsia="仿宋" w:hAnsi="Times New Roman"/>
+                <w:sz w:val="24"/>
+                <w:szCs w:val="24"/>
+              </w:rPr>
+              <w:t>改进标签编码和</w:t>
+            </w:r>
+            <w:r>
+              <w:rPr>
+                <w:rFonts w:ascii="Times New Roman" w:eastAsia="仿宋" w:hAnsi="Times New Roman"/>
+                <w:sz w:val="24"/>
+                <w:szCs w:val="24"/>
+              </w:rPr>
+              <w:t>RandLA-Net</w:t>
+            </w:r>
+            <w:r>
+              <w:rPr>
+                <w:rFonts w:ascii="Times New Roman" w:eastAsia="仿宋" w:hAnsi="Times New Roman"/>
+                <w:sz w:val="24"/>
+                <w:szCs w:val="24"/>
+              </w:rPr>
+              <w:t>的盾构隧道点云逐管片自动分割和变形提取算法</w:t>
+            </w:r>
+            <w:r>
+              <w:rPr>
+                <w:rFonts w:ascii="Times New Roman" w:eastAsia="仿宋" w:hAnsi="Times New Roman" w:hint="eastAsia"/>
+                <w:sz w:val="24"/>
+                <w:szCs w:val="24"/>
+              </w:rPr>
+              <w:t>.</w:t>
+            </w:r>
+            <w:r>
+              <w:rPr>
+                <w:rFonts w:ascii="Times New Roman" w:eastAsia="仿宋" w:hAnsi="Times New Roman"/>
+                <w:sz w:val="24"/>
+                <w:szCs w:val="24"/>
+              </w:rPr>
               <w:t xml:space="preserve"> </w:t>
             </w:r>
             <w:r>
@@ -4745,39 +4567,39 @@
                 <w:sz w:val="24"/>
                 <w:szCs w:val="24"/>
               </w:rPr>
-              <w:t>施工技术（中英文）</w:t>
-            </w:r>
-            <w:r>
-              <w:rPr>
-                <w:rFonts w:ascii="Times New Roman" w:eastAsia="仿宋" w:hAnsi="Times New Roman" w:hint="eastAsia"/>
-                <w:sz w:val="24"/>
-                <w:szCs w:val="24"/>
-              </w:rPr>
-              <w:t>,</w:t>
-            </w:r>
-            <w:r>
-              <w:rPr>
-                <w:rFonts w:ascii="Times New Roman" w:eastAsia="仿宋" w:hAnsi="Times New Roman"/>
-                <w:sz w:val="24"/>
-                <w:szCs w:val="24"/>
-              </w:rPr>
-              <w:t xml:space="preserve"> 54(17), </w:t>
-            </w:r>
-            <w:r>
-              <w:rPr>
-                <w:rFonts w:ascii="Times New Roman" w:eastAsia="仿宋" w:hAnsi="Times New Roman"/>
-                <w:sz w:val="24"/>
-                <w:szCs w:val="24"/>
-              </w:rPr>
-              <w:t>40–44. https://doi.org/10.7672/sgjs2025170040</w:t>
-            </w:r>
-            <w:r>
-              <w:rPr>
-                <w:rFonts w:ascii="Times New Roman" w:eastAsia="仿宋" w:hAnsi="Times New Roman"/>
+              <w:t>中国公路学报</w:t>
+            </w:r>
+            <w:r>
+              <w:rPr>
+                <w:rFonts w:ascii="Times New Roman" w:eastAsia="仿宋" w:hAnsi="Times New Roman"/>
+                <w:sz w:val="24"/>
+                <w:szCs w:val="24"/>
+              </w:rPr>
+              <w:t>, 39(3), 424–437</w:t>
+            </w:r>
+            <w:r>
+              <w:rPr>
+                <w:rFonts w:ascii="Times New Roman" w:eastAsia="仿宋" w:hAnsi="Times New Roman" w:hint="eastAsia"/>
                 <w:sz w:val="24"/>
                 <w:szCs w:val="24"/>
               </w:rPr>
               <w:t>.</w:t>
+            </w:r>
+            <w:r>
+              <w:rPr>
+                <w:rFonts w:ascii="Times New Roman" w:eastAsia="仿宋" w:hAnsi="Times New Roman"/>
+                <w:sz w:val="24"/>
+                <w:szCs w:val="24"/>
+              </w:rPr>
+              <w:t xml:space="preserve"> </w:t>
+            </w:r>
+            <w:r>
+              <w:rPr>
+                <w:rFonts w:ascii="Times New Roman" w:eastAsia="仿宋" w:hAnsi="Times New Roman"/>
+                <w:sz w:val="24"/>
+                <w:szCs w:val="24"/>
+              </w:rPr>
+              <w:t>https://link.cnki.net/urlid/61.1313.U.20250414.1536.008</w:t>
             </w:r>
           </w:p>
           <w:p>
@@ -4797,6 +4619,79 @@
             <w:r>
               <w:rPr>
                 <w:rFonts w:ascii="Times New Roman" w:eastAsia="仿宋" w:hAnsi="Times New Roman" w:hint="eastAsia"/>
+                <w:sz w:val="24"/>
+                <w:szCs w:val="24"/>
+              </w:rPr>
+              <w:lastRenderedPageBreak/>
+              <w:t>吴庆杰</w:t>
+            </w:r>
+            <w:r>
+              <w:rPr>
+                <w:rFonts w:ascii="Times New Roman" w:eastAsia="仿宋" w:hAnsi="Times New Roman" w:hint="eastAsia"/>
+                <w:sz w:val="24"/>
+                <w:szCs w:val="24"/>
+              </w:rPr>
+              <w:t>,</w:t>
+            </w:r>
+            <w:r>
+              <w:rPr>
+                <w:rFonts w:ascii="Times New Roman" w:eastAsia="仿宋" w:hAnsi="Times New Roman"/>
+                <w:sz w:val="24"/>
+                <w:szCs w:val="24"/>
+              </w:rPr>
+              <w:t xml:space="preserve"> </w:t>
+            </w:r>
+            <w:r>
+              <w:rPr>
+                <w:rFonts w:ascii="Times New Roman" w:eastAsia="仿宋" w:hAnsi="Times New Roman" w:hint="eastAsia"/>
+                <w:sz w:val="24"/>
+                <w:szCs w:val="24"/>
+              </w:rPr>
+              <w:t>张红伟</w:t>
+            </w:r>
+            <w:r>
+              <w:rPr>
+                <w:rFonts w:ascii="Times New Roman" w:eastAsia="仿宋" w:hAnsi="Times New Roman" w:hint="eastAsia"/>
+                <w:sz w:val="24"/>
+                <w:szCs w:val="24"/>
+              </w:rPr>
+              <w:t>,</w:t>
+            </w:r>
+            <w:r>
+              <w:rPr>
+                <w:rFonts w:ascii="Times New Roman" w:eastAsia="仿宋" w:hAnsi="Times New Roman"/>
+                <w:sz w:val="24"/>
+                <w:szCs w:val="24"/>
+              </w:rPr>
+              <w:t xml:space="preserve"> </w:t>
+            </w:r>
+            <w:r>
+              <w:rPr>
+                <w:rFonts w:ascii="Times New Roman" w:eastAsia="仿宋" w:hAnsi="Times New Roman" w:hint="eastAsia"/>
+                <w:sz w:val="24"/>
+                <w:szCs w:val="24"/>
+              </w:rPr>
+              <w:t>陈少林</w:t>
+            </w:r>
+            <w:r>
+              <w:rPr>
+                <w:rFonts w:ascii="Times New Roman" w:eastAsia="仿宋" w:hAnsi="Times New Roman" w:hint="eastAsia"/>
+                <w:sz w:val="24"/>
+                <w:szCs w:val="24"/>
+              </w:rPr>
+              <w:t>,</w:t>
+            </w:r>
+            <w:r>
+              <w:rPr>
+                <w:rFonts w:ascii="Times New Roman" w:eastAsia="仿宋" w:hAnsi="Times New Roman"/>
+                <w:sz w:val="24"/>
+                <w:szCs w:val="24"/>
+              </w:rPr>
+              <w:t xml:space="preserve"> &amp; </w:t>
+            </w:r>
+            <w:r>
+              <w:rPr>
+                <w:rFonts w:ascii="Times New Roman" w:eastAsia="仿宋" w:hAnsi="Times New Roman" w:hint="eastAsia"/>
                 <w:b/>
                 <w:bCs/>
                 <w:sz w:val="24"/>
@@ -4810,6 +4705,54 @@
                 <w:sz w:val="24"/>
                 <w:szCs w:val="24"/>
               </w:rPr>
+              <w:t>*</w:t>
+            </w:r>
+            <w:r>
+              <w:rPr>
+                <w:rFonts w:ascii="Times New Roman" w:eastAsia="仿宋" w:hAnsi="Times New Roman"/>
+                <w:sz w:val="24"/>
+                <w:szCs w:val="24"/>
+              </w:rPr>
+              <w:t xml:space="preserve">. (2025). </w:t>
+            </w:r>
+            <w:r>
+              <w:rPr>
+                <w:rFonts w:ascii="Times New Roman" w:eastAsia="仿宋" w:hAnsi="Times New Roman" w:hint="eastAsia"/>
+                <w:sz w:val="24"/>
+                <w:szCs w:val="24"/>
+              </w:rPr>
+              <w:t>基于计算机视觉的盾构隧道管片错台自动测量方法</w:t>
+            </w:r>
+            <w:r>
+              <w:rPr>
+                <w:rFonts w:ascii="Times New Roman" w:eastAsia="仿宋" w:hAnsi="Times New Roman" w:hint="eastAsia"/>
+                <w:sz w:val="24"/>
+                <w:szCs w:val="24"/>
+              </w:rPr>
+              <w:t>.</w:t>
+            </w:r>
+            <w:r>
+              <w:rPr>
+                <w:rFonts w:ascii="Times New Roman" w:eastAsia="仿宋" w:hAnsi="Times New Roman"/>
+                <w:sz w:val="24"/>
+                <w:szCs w:val="24"/>
+              </w:rPr>
+              <w:t xml:space="preserve"> </w:t>
+            </w:r>
+            <w:r>
+              <w:rPr>
+                <w:rFonts w:ascii="Times New Roman" w:eastAsia="仿宋" w:hAnsi="Times New Roman" w:hint="eastAsia"/>
+                <w:sz w:val="24"/>
+                <w:szCs w:val="24"/>
+              </w:rPr>
+              <w:t>施工技术（中英文）</w:t>
+            </w:r>
+            <w:r>
+              <w:rPr>
+                <w:rFonts w:ascii="Times New Roman" w:eastAsia="仿宋" w:hAnsi="Times New Roman" w:hint="eastAsia"/>
+                <w:sz w:val="24"/>
+                <w:szCs w:val="24"/>
+              </w:rPr>
               <w:t>,</w:t>
             </w:r>
             <w:r>
@@ -4818,184 +4761,23 @@
                 <w:sz w:val="24"/>
                 <w:szCs w:val="24"/>
               </w:rPr>
-              <w:t xml:space="preserve"> </w:t>
-            </w:r>
-            <w:r>
-              <w:rPr>
-                <w:rFonts w:ascii="Times New Roman" w:eastAsia="仿宋" w:hAnsi="Times New Roman" w:hint="eastAsia"/>
-                <w:sz w:val="24"/>
-                <w:szCs w:val="24"/>
-                <w:u w:val="single"/>
-              </w:rPr>
-              <w:t>谢雄耀</w:t>
-            </w:r>
-            <w:r>
-              <w:rPr>
-                <w:rFonts w:ascii="Times New Roman" w:eastAsia="仿宋" w:hAnsi="Times New Roman"/>
-                <w:sz w:val="24"/>
-                <w:szCs w:val="24"/>
-              </w:rPr>
-              <w:t>*</w:t>
-            </w:r>
-            <w:r>
-              <w:rPr>
-                <w:rFonts w:ascii="Times New Roman" w:eastAsia="仿宋" w:hAnsi="Times New Roman" w:hint="eastAsia"/>
-                <w:sz w:val="24"/>
-                <w:szCs w:val="24"/>
-              </w:rPr>
-              <w:t>,</w:t>
-            </w:r>
-            <w:r>
-              <w:rPr>
-                <w:rFonts w:ascii="Times New Roman" w:eastAsia="仿宋" w:hAnsi="Times New Roman"/>
-                <w:sz w:val="24"/>
-                <w:szCs w:val="24"/>
-              </w:rPr>
-              <w:t xml:space="preserve"> </w:t>
-            </w:r>
-            <w:r>
-              <w:rPr>
-                <w:rFonts w:ascii="Times New Roman" w:eastAsia="仿宋" w:hAnsi="Times New Roman" w:hint="eastAsia"/>
-                <w:sz w:val="24"/>
-                <w:szCs w:val="24"/>
-              </w:rPr>
-              <w:t>关振长</w:t>
-            </w:r>
-            <w:r>
-              <w:rPr>
-                <w:rFonts w:ascii="Times New Roman" w:eastAsia="仿宋" w:hAnsi="Times New Roman" w:hint="eastAsia"/>
-                <w:sz w:val="24"/>
-                <w:szCs w:val="24"/>
-              </w:rPr>
-              <w:t>,</w:t>
-            </w:r>
-            <w:r>
-              <w:rPr>
-                <w:rFonts w:ascii="Times New Roman" w:eastAsia="仿宋" w:hAnsi="Times New Roman"/>
-                <w:sz w:val="24"/>
-                <w:szCs w:val="24"/>
-              </w:rPr>
-              <w:t xml:space="preserve"> &amp; </w:t>
-            </w:r>
-            <w:r>
-              <w:rPr>
-                <w:rFonts w:ascii="Times New Roman" w:eastAsia="仿宋" w:hAnsi="Times New Roman" w:hint="eastAsia"/>
-                <w:sz w:val="24"/>
-                <w:szCs w:val="24"/>
-              </w:rPr>
-              <w:t>常佳奇</w:t>
-            </w:r>
-            <w:r>
-              <w:rPr>
-                <w:rFonts w:ascii="Times New Roman" w:eastAsia="仿宋" w:hAnsi="Times New Roman" w:hint="eastAsia"/>
+              <w:t xml:space="preserve"> 54(17), </w:t>
+            </w:r>
+            <w:r>
+              <w:rPr>
+                <w:rFonts w:ascii="Times New Roman" w:eastAsia="仿宋" w:hAnsi="Times New Roman"/>
+                <w:sz w:val="24"/>
+                <w:szCs w:val="24"/>
+              </w:rPr>
+              <w:t>40–44. https://doi.org/10.7672/sgjs2025170040</w:t>
+            </w:r>
+            <w:r>
+              <w:rPr>
+                <w:rFonts w:ascii="Times New Roman" w:eastAsia="仿宋" w:hAnsi="Times New Roman"/>
                 <w:sz w:val="24"/>
                 <w:szCs w:val="24"/>
               </w:rPr>
               <w:t>.</w:t>
-            </w:r>
-            <w:r>
-              <w:rPr>
-                <w:rFonts w:ascii="Times New Roman" w:eastAsia="仿宋" w:hAnsi="Times New Roman"/>
-                <w:sz w:val="24"/>
-                <w:szCs w:val="24"/>
-              </w:rPr>
-              <w:t xml:space="preserve"> (202</w:t>
-            </w:r>
-            <w:r>
-              <w:rPr>
-                <w:rFonts w:ascii="Times New Roman" w:eastAsia="仿宋" w:hAnsi="Times New Roman"/>
-                <w:sz w:val="24"/>
-                <w:szCs w:val="24"/>
-              </w:rPr>
-              <w:t>5</w:t>
-            </w:r>
-            <w:r>
-              <w:rPr>
-                <w:rFonts w:ascii="Times New Roman" w:eastAsia="仿宋" w:hAnsi="Times New Roman"/>
-                <w:sz w:val="24"/>
-                <w:szCs w:val="24"/>
-              </w:rPr>
-              <w:t xml:space="preserve">). </w:t>
-            </w:r>
-            <w:r>
-              <w:rPr>
-                <w:rFonts w:ascii="Times New Roman" w:eastAsia="仿宋" w:hAnsi="Times New Roman" w:hint="eastAsia"/>
-                <w:sz w:val="24"/>
-                <w:szCs w:val="24"/>
-              </w:rPr>
-              <w:t>基于</w:t>
-            </w:r>
-            <w:r>
-              <w:rPr>
-                <w:rFonts w:ascii="Times New Roman" w:eastAsia="仿宋" w:hAnsi="Times New Roman"/>
-                <w:sz w:val="24"/>
-                <w:szCs w:val="24"/>
-              </w:rPr>
-              <w:t>改进标签编码和</w:t>
-            </w:r>
-            <w:r>
-              <w:rPr>
-                <w:rFonts w:ascii="Times New Roman" w:eastAsia="仿宋" w:hAnsi="Times New Roman"/>
-                <w:sz w:val="24"/>
-                <w:szCs w:val="24"/>
-              </w:rPr>
-              <w:t>RandLA-Net</w:t>
-            </w:r>
-            <w:r>
-              <w:rPr>
-                <w:rFonts w:ascii="Times New Roman" w:eastAsia="仿宋" w:hAnsi="Times New Roman"/>
-                <w:sz w:val="24"/>
-                <w:szCs w:val="24"/>
-              </w:rPr>
-              <w:t>的盾构隧道点云逐管片自动分割和变形提取算法</w:t>
-            </w:r>
-            <w:r>
-              <w:rPr>
-                <w:rFonts w:ascii="Times New Roman" w:eastAsia="仿宋" w:hAnsi="Times New Roman" w:hint="eastAsia"/>
-                <w:sz w:val="24"/>
-                <w:szCs w:val="24"/>
-              </w:rPr>
-              <w:t>.</w:t>
-            </w:r>
-            <w:r>
-              <w:rPr>
-                <w:rFonts w:ascii="Times New Roman" w:eastAsia="仿宋" w:hAnsi="Times New Roman"/>
-                <w:sz w:val="24"/>
-                <w:szCs w:val="24"/>
-              </w:rPr>
-              <w:t xml:space="preserve"> </w:t>
-            </w:r>
-            <w:r>
-              <w:rPr>
-                <w:rFonts w:ascii="Times New Roman" w:eastAsia="仿宋" w:hAnsi="Times New Roman" w:hint="eastAsia"/>
-                <w:sz w:val="24"/>
-                <w:szCs w:val="24"/>
-              </w:rPr>
-              <w:t>中国公路学报</w:t>
-            </w:r>
-            <w:r>
-              <w:rPr>
-                <w:rFonts w:ascii="Times New Roman" w:eastAsia="仿宋" w:hAnsi="Times New Roman" w:hint="eastAsia"/>
-                <w:sz w:val="24"/>
-                <w:szCs w:val="24"/>
-              </w:rPr>
-              <w:t>.</w:t>
-            </w:r>
-            <w:r>
-              <w:rPr>
-                <w:rFonts w:ascii="Times New Roman" w:eastAsia="仿宋" w:hAnsi="Times New Roman"/>
-                <w:sz w:val="24"/>
-                <w:szCs w:val="24"/>
-              </w:rPr>
-              <w:t xml:space="preserve"> </w:t>
-            </w:r>
-            <w:r>
-              <w:rPr>
-                <w:rFonts w:ascii="Times New Roman" w:eastAsia="仿宋" w:hAnsi="Times New Roman"/>
-                <w:sz w:val="24"/>
-                <w:szCs w:val="24"/>
-              </w:rPr>
-              <w:t>https://link.cnki.net/urlid/61.1313.U.20250414.1536.008</w:t>
             </w:r>
           </w:p>
           <w:p>
@@ -6017,237 +5799,6 @@
           </w:p>
           <w:p>
             <w:pPr>
-              <w:rPr>
-                <w:rFonts w:ascii="Times New Roman" w:eastAsia="仿宋" w:hAnsi="Times New Roman"/>
-                <w:sz w:val="24"/>
-                <w:szCs w:val="24"/>
-              </w:rPr>
-            </w:pPr>
-            <w:r>
-              <w:rPr>
-                <w:rFonts w:ascii="Times New Roman" w:eastAsia="仿宋" w:hAnsi="Times New Roman" w:hint="eastAsia"/>
-                <w:sz w:val="24"/>
-                <w:szCs w:val="24"/>
-              </w:rPr>
-              <w:t>(S</w:t>
-            </w:r>
-            <w:r>
-              <w:rPr>
-                <w:rFonts w:ascii="Times New Roman" w:eastAsia="仿宋" w:hAnsi="Times New Roman"/>
-                <w:sz w:val="24"/>
-                <w:szCs w:val="24"/>
-              </w:rPr>
-              <w:t>ubmitted or accepted</w:t>
-            </w:r>
-            <w:r>
-              <w:rPr>
-                <w:rFonts w:ascii="Times New Roman" w:eastAsia="仿宋" w:hAnsi="Times New Roman" w:hint="eastAsia"/>
-                <w:sz w:val="24"/>
-                <w:szCs w:val="24"/>
-              </w:rPr>
-              <w:t>)</w:t>
-            </w:r>
-          </w:p>
-          <w:p>
-            <w:pPr>
-              <w:pStyle w:val="a3"/>
-              <w:numPr>
-                <w:ilvl w:val="0"/>
-                <w:numId w:val="17"/>
-              </w:numPr>
-              <w:ind w:firstLineChars="0"/>
-              <w:rPr>
-                <w:rFonts w:ascii="Times New Roman" w:eastAsia="仿宋" w:hAnsi="Times New Roman"/>
-                <w:sz w:val="24"/>
-                <w:szCs w:val="24"/>
-              </w:rPr>
-            </w:pPr>
-            <w:r>
-              <w:rPr>
-                <w:rFonts w:ascii="Times New Roman" w:eastAsia="仿宋" w:hAnsi="Times New Roman" w:hint="eastAsia"/>
-                <w:sz w:val="24"/>
-                <w:szCs w:val="24"/>
-              </w:rPr>
-              <w:t>陈洪胜</w:t>
-            </w:r>
-            <w:r>
-              <w:rPr>
-                <w:rFonts w:ascii="Times New Roman" w:eastAsia="仿宋" w:hAnsi="Times New Roman"/>
-                <w:sz w:val="24"/>
-                <w:szCs w:val="24"/>
-              </w:rPr>
-              <w:t xml:space="preserve">, </w:t>
-            </w:r>
-            <w:r>
-              <w:rPr>
-                <w:rFonts w:ascii="Times New Roman" w:eastAsia="仿宋" w:hAnsi="Times New Roman" w:hint="eastAsia"/>
-                <w:sz w:val="24"/>
-                <w:szCs w:val="24"/>
-              </w:rPr>
-              <w:t>朱悦铭</w:t>
-            </w:r>
-            <w:r>
-              <w:rPr>
-                <w:rFonts w:ascii="Times New Roman" w:eastAsia="仿宋" w:hAnsi="Times New Roman"/>
-                <w:sz w:val="24"/>
-                <w:szCs w:val="24"/>
-              </w:rPr>
-              <w:t xml:space="preserve">, </w:t>
-            </w:r>
-            <w:r>
-              <w:rPr>
-                <w:rFonts w:ascii="Times New Roman" w:eastAsia="仿宋" w:hAnsi="Times New Roman" w:hint="eastAsia"/>
-                <w:sz w:val="24"/>
-                <w:szCs w:val="24"/>
-              </w:rPr>
-              <w:t>谢攀</w:t>
-            </w:r>
-            <w:r>
-              <w:rPr>
-                <w:rFonts w:ascii="Times New Roman" w:eastAsia="仿宋" w:hAnsi="Times New Roman"/>
-                <w:sz w:val="24"/>
-                <w:szCs w:val="24"/>
-              </w:rPr>
-              <w:t xml:space="preserve">, </w:t>
-            </w:r>
-            <w:r>
-              <w:rPr>
-                <w:rFonts w:ascii="Times New Roman" w:eastAsia="仿宋" w:hAnsi="Times New Roman" w:hint="eastAsia"/>
-                <w:b/>
-                <w:bCs/>
-                <w:sz w:val="24"/>
-                <w:szCs w:val="24"/>
-              </w:rPr>
-              <w:t>林威</w:t>
-            </w:r>
-            <w:r>
-              <w:rPr>
-                <w:rFonts w:ascii="Times New Roman" w:eastAsia="仿宋" w:hAnsi="Times New Roman"/>
-                <w:sz w:val="24"/>
-                <w:szCs w:val="24"/>
-              </w:rPr>
-              <w:t xml:space="preserve">*, </w:t>
-            </w:r>
-            <w:r>
-              <w:rPr>
-                <w:rFonts w:ascii="Times New Roman" w:eastAsia="仿宋" w:hAnsi="Times New Roman" w:hint="eastAsia"/>
-                <w:sz w:val="24"/>
-                <w:szCs w:val="24"/>
-              </w:rPr>
-              <w:t>邹美涛</w:t>
-            </w:r>
-            <w:r>
-              <w:rPr>
-                <w:rFonts w:ascii="Times New Roman" w:eastAsia="仿宋" w:hAnsi="Times New Roman"/>
-                <w:sz w:val="24"/>
-                <w:szCs w:val="24"/>
-              </w:rPr>
-              <w:t xml:space="preserve">, &amp; </w:t>
-            </w:r>
-            <w:r>
-              <w:rPr>
-                <w:rFonts w:ascii="Times New Roman" w:eastAsia="仿宋" w:hAnsi="Times New Roman" w:hint="eastAsia"/>
-                <w:sz w:val="24"/>
-                <w:szCs w:val="24"/>
-                <w:u w:val="single"/>
-              </w:rPr>
-              <w:t>谢雄耀</w:t>
-            </w:r>
-            <w:r>
-              <w:rPr>
-                <w:rFonts w:ascii="Times New Roman" w:eastAsia="仿宋" w:hAnsi="Times New Roman"/>
-                <w:sz w:val="24"/>
-                <w:szCs w:val="24"/>
-              </w:rPr>
-              <w:t xml:space="preserve">. (2025). </w:t>
-            </w:r>
-            <w:r>
-              <w:rPr>
-                <w:rFonts w:ascii="Times New Roman" w:eastAsia="仿宋" w:hAnsi="Times New Roman" w:hint="eastAsia"/>
-                <w:sz w:val="24"/>
-                <w:szCs w:val="24"/>
-              </w:rPr>
-              <w:t>基于蒙特卡罗</w:t>
-            </w:r>
-            <w:r>
-              <w:rPr>
-                <w:rFonts w:ascii="Times New Roman" w:eastAsia="仿宋" w:hAnsi="Times New Roman"/>
-                <w:sz w:val="24"/>
-                <w:szCs w:val="24"/>
-              </w:rPr>
-              <w:t>dropout</w:t>
-            </w:r>
-            <w:r>
-              <w:rPr>
-                <w:rFonts w:ascii="Times New Roman" w:eastAsia="仿宋" w:hAnsi="Times New Roman" w:hint="eastAsia"/>
-                <w:sz w:val="24"/>
-                <w:szCs w:val="24"/>
-              </w:rPr>
-              <w:t>的土体开挖力学参数不确定性反演方法</w:t>
-            </w:r>
-            <w:r>
-              <w:rPr>
-                <w:rFonts w:ascii="Times New Roman" w:eastAsia="仿宋" w:hAnsi="Times New Roman"/>
-                <w:sz w:val="24"/>
-                <w:szCs w:val="24"/>
-              </w:rPr>
-              <w:t xml:space="preserve">. </w:t>
-            </w:r>
-            <w:r>
-              <w:rPr>
-                <w:rFonts w:ascii="Times New Roman" w:eastAsia="仿宋" w:hAnsi="Times New Roman" w:hint="eastAsia"/>
-                <w:sz w:val="24"/>
-                <w:szCs w:val="24"/>
-              </w:rPr>
-              <w:t>施工技术（中英文）</w:t>
-            </w:r>
-            <w:r>
-              <w:rPr>
-                <w:rFonts w:ascii="Times New Roman" w:eastAsia="仿宋" w:hAnsi="Times New Roman"/>
-                <w:sz w:val="24"/>
-                <w:szCs w:val="24"/>
-              </w:rPr>
-              <w:t xml:space="preserve">. </w:t>
-            </w:r>
-            <w:r>
-              <w:rPr>
-                <w:rFonts w:ascii="Times New Roman" w:eastAsia="仿宋" w:hAnsi="Times New Roman"/>
-                <w:color w:val="0070C0"/>
-                <w:sz w:val="24"/>
-                <w:szCs w:val="24"/>
-              </w:rPr>
-              <w:t>(</w:t>
-            </w:r>
-            <w:r>
-              <w:rPr>
-                <w:rFonts w:ascii="Times New Roman" w:eastAsia="仿宋" w:hAnsi="Times New Roman" w:hint="eastAsia"/>
-                <w:color w:val="0070C0"/>
-                <w:sz w:val="24"/>
-                <w:szCs w:val="24"/>
-              </w:rPr>
-              <w:t>A</w:t>
-            </w:r>
-            <w:r>
-              <w:rPr>
-                <w:rFonts w:ascii="Times New Roman" w:eastAsia="仿宋" w:hAnsi="Times New Roman"/>
-                <w:color w:val="0070C0"/>
-                <w:sz w:val="24"/>
-                <w:szCs w:val="24"/>
-              </w:rPr>
-              <w:t>ccepted</w:t>
-            </w:r>
-            <w:r>
-              <w:rPr>
-                <w:rFonts w:ascii="Times New Roman" w:eastAsia="仿宋" w:hAnsi="Times New Roman"/>
-                <w:color w:val="0070C0"/>
-                <w:sz w:val="24"/>
-                <w:szCs w:val="24"/>
-              </w:rPr>
-              <w:t>)</w:t>
-            </w:r>
-          </w:p>
-          <w:p>
-            <w:pPr>
               <w:pStyle w:val="a3"/>
               <w:numPr>
                 <w:ilvl w:val="0"/>
@@ -6821,7 +6372,6 @@
                 <w:sz w:val="24"/>
                 <w:szCs w:val="24"/>
               </w:rPr>
-              <w:lastRenderedPageBreak/>
               <w:t>林威</w:t>
             </w:r>
             <w:r>
@@ -7095,6 +6645,804 @@
                 <w:szCs w:val="24"/>
               </w:rPr>
               <w:t xml:space="preserve"> </w:t>
+            </w:r>
+            <w:r>
+              <w:rPr>
+                <w:rFonts w:ascii="Times New Roman" w:eastAsia="仿宋" w:hAnsi="Times New Roman"/>
+                <w:color w:val="0070C0"/>
+                <w:kern w:val="0"/>
+                <w:sz w:val="24"/>
+                <w:szCs w:val="24"/>
+              </w:rPr>
+              <w:t>(</w:t>
+            </w:r>
+            <w:r>
+              <w:rPr>
+                <w:rFonts w:ascii="Times New Roman" w:eastAsia="仿宋" w:hAnsi="Times New Roman" w:hint="eastAsia"/>
+                <w:color w:val="0070C0"/>
+                <w:kern w:val="0"/>
+                <w:sz w:val="24"/>
+                <w:szCs w:val="24"/>
+              </w:rPr>
+              <w:t>发明申请</w:t>
+            </w:r>
+            <w:r>
+              <w:rPr>
+                <w:rFonts w:ascii="Times New Roman" w:eastAsia="仿宋" w:hAnsi="Times New Roman"/>
+                <w:color w:val="0070C0"/>
+                <w:kern w:val="0"/>
+                <w:sz w:val="24"/>
+                <w:szCs w:val="24"/>
+              </w:rPr>
+              <w:t>)</w:t>
+            </w:r>
+          </w:p>
+          <w:p>
+            <w:pPr>
+              <w:pStyle w:val="a3"/>
+              <w:numPr>
+                <w:ilvl w:val="0"/>
+                <w:numId w:val="3"/>
+              </w:numPr>
+              <w:ind w:firstLineChars="0"/>
+              <w:rPr>
+                <w:rFonts w:ascii="Times New Roman" w:eastAsia="仿宋" w:hAnsi="Times New Roman"/>
+                <w:sz w:val="24"/>
+                <w:szCs w:val="24"/>
+              </w:rPr>
+            </w:pPr>
+            <w:r>
+              <w:rPr>
+                <w:rFonts w:ascii="Times New Roman" w:eastAsia="仿宋" w:hAnsi="Times New Roman" w:hint="eastAsia"/>
+                <w:sz w:val="24"/>
+                <w:szCs w:val="24"/>
+              </w:rPr>
+              <w:t>关振长</w:t>
+            </w:r>
+            <w:r>
+              <w:rPr>
+                <w:rFonts w:ascii="Times New Roman" w:eastAsia="仿宋" w:hAnsi="Times New Roman"/>
+                <w:sz w:val="24"/>
+                <w:szCs w:val="24"/>
+              </w:rPr>
+              <w:t xml:space="preserve">, </w:t>
+            </w:r>
+            <w:r>
+              <w:rPr>
+                <w:rFonts w:ascii="Times New Roman" w:eastAsia="仿宋" w:hAnsi="Times New Roman"/>
+                <w:b/>
+                <w:bCs/>
+                <w:sz w:val="24"/>
+                <w:szCs w:val="24"/>
+              </w:rPr>
+              <w:t>林威</w:t>
+            </w:r>
+            <w:r>
+              <w:rPr>
+                <w:rFonts w:ascii="Times New Roman" w:eastAsia="仿宋" w:hAnsi="Times New Roman"/>
+                <w:sz w:val="24"/>
+                <w:szCs w:val="24"/>
+              </w:rPr>
+              <w:t xml:space="preserve">, </w:t>
+            </w:r>
+            <w:r>
+              <w:rPr>
+                <w:rFonts w:ascii="Times New Roman" w:eastAsia="仿宋" w:hAnsi="Times New Roman"/>
+                <w:sz w:val="24"/>
+                <w:szCs w:val="24"/>
+              </w:rPr>
+              <w:t>桂运全</w:t>
+            </w:r>
+            <w:r>
+              <w:rPr>
+                <w:rFonts w:ascii="Times New Roman" w:eastAsia="仿宋" w:hAnsi="Times New Roman"/>
+                <w:sz w:val="24"/>
+                <w:szCs w:val="24"/>
+              </w:rPr>
+              <w:t xml:space="preserve">, &amp; </w:t>
+            </w:r>
+            <w:r>
+              <w:rPr>
+                <w:rFonts w:ascii="Times New Roman" w:eastAsia="仿宋" w:hAnsi="Times New Roman"/>
+                <w:sz w:val="24"/>
+                <w:szCs w:val="24"/>
+              </w:rPr>
+              <w:t>李大俊</w:t>
+            </w:r>
+            <w:r>
+              <w:rPr>
+                <w:rFonts w:ascii="Times New Roman" w:eastAsia="仿宋" w:hAnsi="Times New Roman"/>
+                <w:sz w:val="24"/>
+                <w:szCs w:val="24"/>
+              </w:rPr>
+              <w:t xml:space="preserve">. (2026). </w:t>
+            </w:r>
+            <w:r>
+              <w:rPr>
+                <w:rFonts w:ascii="Times New Roman" w:eastAsia="仿宋" w:hAnsi="Times New Roman"/>
+                <w:sz w:val="24"/>
+                <w:szCs w:val="24"/>
+              </w:rPr>
+              <w:t>一种用于盾构隧道结构状态分析的大模型代理系统及方法</w:t>
+            </w:r>
+            <w:r>
+              <w:rPr>
+                <w:rFonts w:ascii="Times New Roman" w:eastAsia="仿宋" w:hAnsi="Times New Roman"/>
+                <w:sz w:val="24"/>
+                <w:szCs w:val="24"/>
+              </w:rPr>
+              <w:t xml:space="preserve"> (Patent No. CN202610061225.0). </w:t>
+            </w:r>
+            <w:r>
+              <w:rPr>
+                <w:rFonts w:ascii="Times New Roman" w:eastAsia="仿宋" w:hAnsi="Times New Roman"/>
+                <w:color w:val="0070C0"/>
+                <w:kern w:val="0"/>
+                <w:sz w:val="24"/>
+                <w:szCs w:val="24"/>
+              </w:rPr>
+              <w:t>(</w:t>
+            </w:r>
+            <w:r>
+              <w:rPr>
+                <w:rFonts w:ascii="Times New Roman" w:eastAsia="仿宋" w:hAnsi="Times New Roman" w:hint="eastAsia"/>
+                <w:color w:val="0070C0"/>
+                <w:kern w:val="0"/>
+                <w:sz w:val="24"/>
+                <w:szCs w:val="24"/>
+              </w:rPr>
+              <w:t>发明申请</w:t>
+            </w:r>
+            <w:r>
+              <w:rPr>
+                <w:rFonts w:ascii="Times New Roman" w:eastAsia="仿宋" w:hAnsi="Times New Roman"/>
+                <w:color w:val="0070C0"/>
+                <w:kern w:val="0"/>
+                <w:sz w:val="24"/>
+                <w:szCs w:val="24"/>
+              </w:rPr>
+              <w:t>)</w:t>
+            </w:r>
+          </w:p>
+          <w:p>
+            <w:pPr>
+              <w:pStyle w:val="a3"/>
+              <w:numPr>
+                <w:ilvl w:val="0"/>
+                <w:numId w:val="3"/>
+              </w:numPr>
+              <w:ind w:firstLineChars="0"/>
+              <w:rPr>
+                <w:rFonts w:ascii="Times New Roman" w:eastAsia="仿宋" w:hAnsi="Times New Roman"/>
+                <w:sz w:val="24"/>
+                <w:szCs w:val="24"/>
+              </w:rPr>
+            </w:pPr>
+            <w:r>
+              <w:rPr>
+                <w:rFonts w:ascii="Times New Roman" w:eastAsia="仿宋" w:hAnsi="Times New Roman" w:hint="eastAsia"/>
+                <w:sz w:val="24"/>
+                <w:szCs w:val="24"/>
+              </w:rPr>
+              <w:t>关振长</w:t>
+            </w:r>
+            <w:r>
+              <w:rPr>
+                <w:rFonts w:ascii="Times New Roman" w:eastAsia="仿宋" w:hAnsi="Times New Roman"/>
+                <w:sz w:val="24"/>
+                <w:szCs w:val="24"/>
+              </w:rPr>
+              <w:t xml:space="preserve">, </w:t>
+            </w:r>
+            <w:r>
+              <w:rPr>
+                <w:rFonts w:ascii="Times New Roman" w:eastAsia="仿宋" w:hAnsi="Times New Roman"/>
+                <w:sz w:val="24"/>
+                <w:szCs w:val="24"/>
+              </w:rPr>
+              <w:t>徐诗涵</w:t>
+            </w:r>
+            <w:r>
+              <w:rPr>
+                <w:rFonts w:ascii="Times New Roman" w:eastAsia="仿宋" w:hAnsi="Times New Roman"/>
+                <w:sz w:val="24"/>
+                <w:szCs w:val="24"/>
+              </w:rPr>
+              <w:t xml:space="preserve">, </w:t>
+            </w:r>
+            <w:r>
+              <w:rPr>
+                <w:rFonts w:ascii="Times New Roman" w:eastAsia="仿宋" w:hAnsi="Times New Roman"/>
+                <w:b/>
+                <w:bCs/>
+                <w:sz w:val="24"/>
+                <w:szCs w:val="24"/>
+              </w:rPr>
+              <w:t>林威</w:t>
+            </w:r>
+            <w:r>
+              <w:rPr>
+                <w:rFonts w:ascii="Times New Roman" w:eastAsia="仿宋" w:hAnsi="Times New Roman"/>
+                <w:sz w:val="24"/>
+                <w:szCs w:val="24"/>
+              </w:rPr>
+              <w:t xml:space="preserve">, </w:t>
+            </w:r>
+            <w:r>
+              <w:rPr>
+                <w:rFonts w:ascii="Times New Roman" w:eastAsia="仿宋" w:hAnsi="Times New Roman"/>
+                <w:sz w:val="24"/>
+                <w:szCs w:val="24"/>
+              </w:rPr>
+              <w:t>黄一韩</w:t>
+            </w:r>
+            <w:r>
+              <w:rPr>
+                <w:rFonts w:ascii="Times New Roman" w:eastAsia="仿宋" w:hAnsi="Times New Roman"/>
+                <w:sz w:val="24"/>
+                <w:szCs w:val="24"/>
+              </w:rPr>
+              <w:t xml:space="preserve">, </w:t>
+            </w:r>
+            <w:r>
+              <w:rPr>
+                <w:rFonts w:ascii="Times New Roman" w:eastAsia="仿宋" w:hAnsi="Times New Roman"/>
+                <w:sz w:val="24"/>
+                <w:szCs w:val="24"/>
+              </w:rPr>
+              <w:t>林志城</w:t>
+            </w:r>
+            <w:r>
+              <w:rPr>
+                <w:rFonts w:ascii="Times New Roman" w:eastAsia="仿宋" w:hAnsi="Times New Roman"/>
+                <w:sz w:val="24"/>
+                <w:szCs w:val="24"/>
+              </w:rPr>
+              <w:t xml:space="preserve">, &amp; </w:t>
+            </w:r>
+            <w:r>
+              <w:rPr>
+                <w:rFonts w:ascii="Times New Roman" w:eastAsia="仿宋" w:hAnsi="Times New Roman"/>
+                <w:sz w:val="24"/>
+                <w:szCs w:val="24"/>
+              </w:rPr>
+              <w:t>许辉</w:t>
+            </w:r>
+            <w:r>
+              <w:rPr>
+                <w:rFonts w:ascii="Times New Roman" w:eastAsia="仿宋" w:hAnsi="Times New Roman"/>
+                <w:sz w:val="24"/>
+                <w:szCs w:val="24"/>
+              </w:rPr>
+              <w:t xml:space="preserve">. (2026). </w:t>
+            </w:r>
+            <w:r>
+              <w:rPr>
+                <w:rFonts w:ascii="Times New Roman" w:eastAsia="仿宋" w:hAnsi="Times New Roman"/>
+                <w:sz w:val="24"/>
+                <w:szCs w:val="24"/>
+              </w:rPr>
+              <w:t>基于机器视觉测量隧道掌子面渗漏过程的试验装置与方法</w:t>
+            </w:r>
+            <w:r>
+              <w:rPr>
+                <w:rFonts w:ascii="Times New Roman" w:eastAsia="仿宋" w:hAnsi="Times New Roman"/>
+                <w:sz w:val="24"/>
+                <w:szCs w:val="24"/>
+              </w:rPr>
+              <w:t xml:space="preserve"> (Patent No. CN202512045689.0).</w:t>
+            </w:r>
+            <w:r>
+              <w:rPr>
+                <w:rFonts w:ascii="Times New Roman" w:eastAsia="仿宋" w:hAnsi="Times New Roman"/>
+                <w:color w:val="0070C0"/>
+                <w:sz w:val="24"/>
+                <w:szCs w:val="24"/>
+              </w:rPr>
+              <w:t xml:space="preserve"> </w:t>
+            </w:r>
+            <w:r>
+              <w:rPr>
+                <w:rFonts w:ascii="Times New Roman" w:eastAsia="仿宋" w:hAnsi="Times New Roman"/>
+                <w:color w:val="0070C0"/>
+                <w:kern w:val="0"/>
+                <w:sz w:val="24"/>
+                <w:szCs w:val="24"/>
+              </w:rPr>
+              <w:t>(</w:t>
+            </w:r>
+            <w:r>
+              <w:rPr>
+                <w:rFonts w:ascii="Times New Roman" w:eastAsia="仿宋" w:hAnsi="Times New Roman" w:hint="eastAsia"/>
+                <w:color w:val="0070C0"/>
+                <w:kern w:val="0"/>
+                <w:sz w:val="24"/>
+                <w:szCs w:val="24"/>
+              </w:rPr>
+              <w:t>发明申请</w:t>
+            </w:r>
+            <w:r>
+              <w:rPr>
+                <w:rFonts w:ascii="Times New Roman" w:eastAsia="仿宋" w:hAnsi="Times New Roman"/>
+                <w:color w:val="0070C0"/>
+                <w:kern w:val="0"/>
+                <w:sz w:val="24"/>
+                <w:szCs w:val="24"/>
+              </w:rPr>
+              <w:t>)</w:t>
+            </w:r>
+          </w:p>
+          <w:p>
+            <w:pPr>
+              <w:pStyle w:val="a3"/>
+              <w:numPr>
+                <w:ilvl w:val="0"/>
+                <w:numId w:val="3"/>
+              </w:numPr>
+              <w:ind w:firstLineChars="0"/>
+              <w:rPr>
+                <w:rFonts w:ascii="Times New Roman" w:eastAsia="仿宋" w:hAnsi="Times New Roman"/>
+                <w:sz w:val="24"/>
+                <w:szCs w:val="24"/>
+              </w:rPr>
+            </w:pPr>
+            <w:r>
+              <w:rPr>
+                <w:rFonts w:ascii="Times New Roman" w:eastAsia="仿宋" w:hAnsi="Times New Roman" w:hint="eastAsia"/>
+                <w:sz w:val="24"/>
+                <w:szCs w:val="24"/>
+              </w:rPr>
+              <w:lastRenderedPageBreak/>
+              <w:t>张鹤</w:t>
+            </w:r>
+            <w:r>
+              <w:rPr>
+                <w:rFonts w:ascii="Times New Roman" w:eastAsia="仿宋" w:hAnsi="Times New Roman"/>
+                <w:sz w:val="24"/>
+                <w:szCs w:val="24"/>
+              </w:rPr>
+              <w:t xml:space="preserve">, </w:t>
+            </w:r>
+            <w:r>
+              <w:rPr>
+                <w:rFonts w:ascii="Times New Roman" w:eastAsia="仿宋" w:hAnsi="Times New Roman"/>
+                <w:sz w:val="24"/>
+                <w:szCs w:val="24"/>
+              </w:rPr>
+              <w:t>谢俊辉</w:t>
+            </w:r>
+            <w:r>
+              <w:rPr>
+                <w:rFonts w:ascii="Times New Roman" w:eastAsia="仿宋" w:hAnsi="Times New Roman"/>
+                <w:sz w:val="24"/>
+                <w:szCs w:val="24"/>
+              </w:rPr>
+              <w:t xml:space="preserve">, </w:t>
+            </w:r>
+            <w:r>
+              <w:rPr>
+                <w:rFonts w:ascii="Times New Roman" w:eastAsia="仿宋" w:hAnsi="Times New Roman"/>
+                <w:sz w:val="24"/>
+                <w:szCs w:val="24"/>
+              </w:rPr>
+              <w:t>卓曦</w:t>
+            </w:r>
+            <w:r>
+              <w:rPr>
+                <w:rFonts w:ascii="Times New Roman" w:eastAsia="仿宋" w:hAnsi="Times New Roman"/>
+                <w:sz w:val="24"/>
+                <w:szCs w:val="24"/>
+              </w:rPr>
+              <w:t xml:space="preserve">, </w:t>
+            </w:r>
+            <w:r>
+              <w:rPr>
+                <w:rFonts w:ascii="Times New Roman" w:eastAsia="仿宋" w:hAnsi="Times New Roman"/>
+                <w:sz w:val="24"/>
+                <w:szCs w:val="24"/>
+              </w:rPr>
+              <w:t>关振长</w:t>
+            </w:r>
+            <w:r>
+              <w:rPr>
+                <w:rFonts w:ascii="Times New Roman" w:eastAsia="仿宋" w:hAnsi="Times New Roman"/>
+                <w:sz w:val="24"/>
+                <w:szCs w:val="24"/>
+              </w:rPr>
+              <w:t xml:space="preserve">, </w:t>
+            </w:r>
+            <w:r>
+              <w:rPr>
+                <w:rFonts w:ascii="Times New Roman" w:eastAsia="仿宋" w:hAnsi="Times New Roman"/>
+                <w:sz w:val="24"/>
+                <w:szCs w:val="24"/>
+              </w:rPr>
+              <w:t>骆剑彬</w:t>
+            </w:r>
+            <w:r>
+              <w:rPr>
+                <w:rFonts w:ascii="Times New Roman" w:eastAsia="仿宋" w:hAnsi="Times New Roman"/>
+                <w:sz w:val="24"/>
+                <w:szCs w:val="24"/>
+              </w:rPr>
+              <w:t xml:space="preserve">, </w:t>
+            </w:r>
+            <w:r>
+              <w:rPr>
+                <w:rFonts w:ascii="Times New Roman" w:eastAsia="仿宋" w:hAnsi="Times New Roman"/>
+                <w:sz w:val="24"/>
+                <w:szCs w:val="24"/>
+              </w:rPr>
+              <w:t>施静康</w:t>
+            </w:r>
+            <w:r>
+              <w:rPr>
+                <w:rFonts w:ascii="Times New Roman" w:eastAsia="仿宋" w:hAnsi="Times New Roman"/>
+                <w:sz w:val="24"/>
+                <w:szCs w:val="24"/>
+              </w:rPr>
+              <w:t xml:space="preserve">, </w:t>
+            </w:r>
+            <w:r>
+              <w:rPr>
+                <w:rFonts w:ascii="Times New Roman" w:eastAsia="仿宋" w:hAnsi="Times New Roman"/>
+                <w:b/>
+                <w:bCs/>
+                <w:sz w:val="24"/>
+                <w:szCs w:val="24"/>
+              </w:rPr>
+              <w:t>林威</w:t>
+            </w:r>
+            <w:r>
+              <w:rPr>
+                <w:rFonts w:ascii="Times New Roman" w:eastAsia="仿宋" w:hAnsi="Times New Roman"/>
+                <w:sz w:val="24"/>
+                <w:szCs w:val="24"/>
+              </w:rPr>
+              <w:t xml:space="preserve">, &amp; </w:t>
+            </w:r>
+            <w:r>
+              <w:rPr>
+                <w:rFonts w:ascii="Times New Roman" w:eastAsia="仿宋" w:hAnsi="Times New Roman"/>
+                <w:sz w:val="24"/>
+                <w:szCs w:val="24"/>
+              </w:rPr>
+              <w:t>林俊德</w:t>
+            </w:r>
+            <w:r>
+              <w:rPr>
+                <w:rFonts w:ascii="Times New Roman" w:eastAsia="仿宋" w:hAnsi="Times New Roman"/>
+                <w:sz w:val="24"/>
+                <w:szCs w:val="24"/>
+              </w:rPr>
+              <w:t xml:space="preserve">. (2026). </w:t>
+            </w:r>
+            <w:r>
+              <w:rPr>
+                <w:rFonts w:ascii="Times New Roman" w:eastAsia="仿宋" w:hAnsi="Times New Roman"/>
+                <w:sz w:val="24"/>
+                <w:szCs w:val="24"/>
+              </w:rPr>
+              <w:t>基于纯视觉输入和</w:t>
+            </w:r>
+            <w:r>
+              <w:rPr>
+                <w:rFonts w:ascii="Times New Roman" w:eastAsia="仿宋" w:hAnsi="Times New Roman"/>
+                <w:sz w:val="24"/>
+                <w:szCs w:val="24"/>
+              </w:rPr>
+              <w:t>LLM</w:t>
+            </w:r>
+            <w:r>
+              <w:rPr>
+                <w:rFonts w:ascii="Times New Roman" w:eastAsia="仿宋" w:hAnsi="Times New Roman"/>
+                <w:sz w:val="24"/>
+                <w:szCs w:val="24"/>
+              </w:rPr>
+              <w:t>决策的智能换道轨迹规划方法及系统</w:t>
+            </w:r>
+            <w:r>
+              <w:rPr>
+                <w:rFonts w:ascii="Times New Roman" w:eastAsia="仿宋" w:hAnsi="Times New Roman"/>
+                <w:sz w:val="24"/>
+                <w:szCs w:val="24"/>
+              </w:rPr>
+              <w:t xml:space="preserve"> (Patent No. CN202610036632.6).</w:t>
+            </w:r>
+            <w:r>
+              <w:rPr>
+                <w:rFonts w:ascii="Times New Roman" w:eastAsia="仿宋" w:hAnsi="Times New Roman"/>
+                <w:color w:val="0070C0"/>
+                <w:sz w:val="24"/>
+                <w:szCs w:val="24"/>
+              </w:rPr>
+              <w:t xml:space="preserve"> </w:t>
+            </w:r>
+            <w:r>
+              <w:rPr>
+                <w:rFonts w:ascii="Times New Roman" w:eastAsia="仿宋" w:hAnsi="Times New Roman"/>
+                <w:color w:val="0070C0"/>
+                <w:kern w:val="0"/>
+                <w:sz w:val="24"/>
+                <w:szCs w:val="24"/>
+              </w:rPr>
+              <w:t>(</w:t>
+            </w:r>
+            <w:r>
+              <w:rPr>
+                <w:rFonts w:ascii="Times New Roman" w:eastAsia="仿宋" w:hAnsi="Times New Roman" w:hint="eastAsia"/>
+                <w:color w:val="0070C0"/>
+                <w:kern w:val="0"/>
+                <w:sz w:val="24"/>
+                <w:szCs w:val="24"/>
+              </w:rPr>
+              <w:t>发明申请</w:t>
+            </w:r>
+            <w:r>
+              <w:rPr>
+                <w:rFonts w:ascii="Times New Roman" w:eastAsia="仿宋" w:hAnsi="Times New Roman"/>
+                <w:color w:val="0070C0"/>
+                <w:kern w:val="0"/>
+                <w:sz w:val="24"/>
+                <w:szCs w:val="24"/>
+              </w:rPr>
+              <w:t>)</w:t>
+            </w:r>
+          </w:p>
+          <w:p>
+            <w:pPr>
+              <w:pStyle w:val="a3"/>
+              <w:numPr>
+                <w:ilvl w:val="0"/>
+                <w:numId w:val="3"/>
+              </w:numPr>
+              <w:ind w:firstLineChars="0"/>
+              <w:rPr>
+                <w:rFonts w:ascii="Times New Roman" w:eastAsia="仿宋" w:hAnsi="Times New Roman"/>
+                <w:sz w:val="24"/>
+                <w:szCs w:val="24"/>
+              </w:rPr>
+            </w:pPr>
+            <w:r>
+              <w:rPr>
+                <w:rFonts w:ascii="Times New Roman" w:eastAsia="仿宋" w:hAnsi="Times New Roman" w:hint="eastAsia"/>
+                <w:sz w:val="24"/>
+                <w:szCs w:val="24"/>
+              </w:rPr>
+              <w:t>徐铭泽</w:t>
+            </w:r>
+            <w:r>
+              <w:rPr>
+                <w:rFonts w:ascii="Times New Roman" w:eastAsia="仿宋" w:hAnsi="Times New Roman"/>
+                <w:sz w:val="24"/>
+                <w:szCs w:val="24"/>
+              </w:rPr>
+              <w:t xml:space="preserve">, </w:t>
+            </w:r>
+            <w:r>
+              <w:rPr>
+                <w:rFonts w:ascii="Times New Roman" w:eastAsia="仿宋" w:hAnsi="Times New Roman"/>
+                <w:sz w:val="24"/>
+                <w:szCs w:val="24"/>
+              </w:rPr>
+              <w:t>周红波</w:t>
+            </w:r>
+            <w:r>
+              <w:rPr>
+                <w:rFonts w:ascii="Times New Roman" w:eastAsia="仿宋" w:hAnsi="Times New Roman"/>
+                <w:sz w:val="24"/>
+                <w:szCs w:val="24"/>
+              </w:rPr>
+              <w:t xml:space="preserve">, </w:t>
+            </w:r>
+            <w:r>
+              <w:rPr>
+                <w:rFonts w:ascii="Times New Roman" w:eastAsia="仿宋" w:hAnsi="Times New Roman"/>
+                <w:sz w:val="24"/>
+                <w:szCs w:val="24"/>
+              </w:rPr>
+              <w:t>林楠</w:t>
+            </w:r>
+            <w:r>
+              <w:rPr>
+                <w:rFonts w:ascii="Times New Roman" w:eastAsia="仿宋" w:hAnsi="Times New Roman"/>
+                <w:sz w:val="24"/>
+                <w:szCs w:val="24"/>
+              </w:rPr>
+              <w:t xml:space="preserve">, </w:t>
+            </w:r>
+            <w:r>
+              <w:rPr>
+                <w:rFonts w:ascii="Times New Roman" w:eastAsia="仿宋" w:hAnsi="Times New Roman"/>
+                <w:sz w:val="24"/>
+                <w:szCs w:val="24"/>
+              </w:rPr>
+              <w:t>关振长</w:t>
+            </w:r>
+            <w:r>
+              <w:rPr>
+                <w:rFonts w:ascii="Times New Roman" w:eastAsia="仿宋" w:hAnsi="Times New Roman"/>
+                <w:sz w:val="24"/>
+                <w:szCs w:val="24"/>
+              </w:rPr>
+              <w:t xml:space="preserve">, </w:t>
+            </w:r>
+            <w:r>
+              <w:rPr>
+                <w:rFonts w:ascii="Times New Roman" w:eastAsia="仿宋" w:hAnsi="Times New Roman"/>
+                <w:b/>
+                <w:bCs/>
+                <w:sz w:val="24"/>
+                <w:szCs w:val="24"/>
+              </w:rPr>
+              <w:t>林威</w:t>
+            </w:r>
+            <w:r>
+              <w:rPr>
+                <w:rFonts w:ascii="Times New Roman" w:eastAsia="仿宋" w:hAnsi="Times New Roman"/>
+                <w:sz w:val="24"/>
+                <w:szCs w:val="24"/>
+              </w:rPr>
+              <w:t xml:space="preserve">, &amp; </w:t>
+            </w:r>
+            <w:r>
+              <w:rPr>
+                <w:rFonts w:ascii="Times New Roman" w:eastAsia="仿宋" w:hAnsi="Times New Roman"/>
+                <w:sz w:val="24"/>
+                <w:szCs w:val="24"/>
+              </w:rPr>
+              <w:t>林志城</w:t>
+            </w:r>
+            <w:r>
+              <w:rPr>
+                <w:rFonts w:ascii="Times New Roman" w:eastAsia="仿宋" w:hAnsi="Times New Roman"/>
+                <w:sz w:val="24"/>
+                <w:szCs w:val="24"/>
+              </w:rPr>
+              <w:t xml:space="preserve">. (2026). </w:t>
+            </w:r>
+            <w:r>
+              <w:rPr>
+                <w:rFonts w:ascii="Times New Roman" w:eastAsia="仿宋" w:hAnsi="Times New Roman"/>
+                <w:sz w:val="24"/>
+                <w:szCs w:val="24"/>
+              </w:rPr>
+              <w:t>一种基于无人机摄影的楼面模板精确测量方法</w:t>
+            </w:r>
+            <w:r>
+              <w:rPr>
+                <w:rFonts w:ascii="Times New Roman" w:eastAsia="仿宋" w:hAnsi="Times New Roman"/>
+                <w:sz w:val="24"/>
+                <w:szCs w:val="24"/>
+              </w:rPr>
+              <w:t xml:space="preserve"> (Patent No. CN202511886758.4). </w:t>
+            </w:r>
+            <w:r>
+              <w:rPr>
+                <w:rFonts w:ascii="Times New Roman" w:eastAsia="仿宋" w:hAnsi="Times New Roman"/>
+                <w:color w:val="0070C0"/>
+                <w:kern w:val="0"/>
+                <w:sz w:val="24"/>
+                <w:szCs w:val="24"/>
+              </w:rPr>
+              <w:t>(</w:t>
+            </w:r>
+            <w:r>
+              <w:rPr>
+                <w:rFonts w:ascii="Times New Roman" w:eastAsia="仿宋" w:hAnsi="Times New Roman" w:hint="eastAsia"/>
+                <w:color w:val="0070C0"/>
+                <w:kern w:val="0"/>
+                <w:sz w:val="24"/>
+                <w:szCs w:val="24"/>
+              </w:rPr>
+              <w:t>发明申请</w:t>
+            </w:r>
+            <w:r>
+              <w:rPr>
+                <w:rFonts w:ascii="Times New Roman" w:eastAsia="仿宋" w:hAnsi="Times New Roman"/>
+                <w:color w:val="0070C0"/>
+                <w:kern w:val="0"/>
+                <w:sz w:val="24"/>
+                <w:szCs w:val="24"/>
+              </w:rPr>
+              <w:t>)</w:t>
+            </w:r>
+          </w:p>
+          <w:p>
+            <w:pPr>
+              <w:pStyle w:val="a3"/>
+              <w:numPr>
+                <w:ilvl w:val="0"/>
+                <w:numId w:val="3"/>
+              </w:numPr>
+              <w:ind w:firstLineChars="0"/>
+              <w:rPr>
+                <w:rFonts w:ascii="Times New Roman" w:eastAsia="仿宋" w:hAnsi="Times New Roman"/>
+                <w:sz w:val="24"/>
+                <w:szCs w:val="24"/>
+              </w:rPr>
+            </w:pPr>
+            <w:r>
+              <w:rPr>
+                <w:rFonts w:ascii="Times New Roman" w:eastAsia="仿宋" w:hAnsi="Times New Roman" w:hint="eastAsia"/>
+                <w:sz w:val="24"/>
+                <w:szCs w:val="24"/>
+              </w:rPr>
+              <w:t>施静康</w:t>
+            </w:r>
+            <w:r>
+              <w:rPr>
+                <w:rFonts w:ascii="Times New Roman" w:eastAsia="仿宋" w:hAnsi="Times New Roman"/>
+                <w:sz w:val="24"/>
+                <w:szCs w:val="24"/>
+              </w:rPr>
+              <w:t xml:space="preserve">, </w:t>
+            </w:r>
+            <w:r>
+              <w:rPr>
+                <w:rFonts w:ascii="Times New Roman" w:eastAsia="仿宋" w:hAnsi="Times New Roman"/>
+                <w:sz w:val="24"/>
+                <w:szCs w:val="24"/>
+              </w:rPr>
+              <w:t>黄茂恩</w:t>
+            </w:r>
+            <w:r>
+              <w:rPr>
+                <w:rFonts w:ascii="Times New Roman" w:eastAsia="仿宋" w:hAnsi="Times New Roman"/>
+                <w:sz w:val="24"/>
+                <w:szCs w:val="24"/>
+              </w:rPr>
+              <w:t xml:space="preserve">, </w:t>
+            </w:r>
+            <w:r>
+              <w:rPr>
+                <w:rFonts w:ascii="Times New Roman" w:eastAsia="仿宋" w:hAnsi="Times New Roman"/>
+                <w:sz w:val="24"/>
+                <w:szCs w:val="24"/>
+              </w:rPr>
+              <w:t>关振长</w:t>
+            </w:r>
+            <w:r>
+              <w:rPr>
+                <w:rFonts w:ascii="Times New Roman" w:eastAsia="仿宋" w:hAnsi="Times New Roman"/>
+                <w:sz w:val="24"/>
+                <w:szCs w:val="24"/>
+              </w:rPr>
+              <w:t xml:space="preserve">, &amp; </w:t>
+            </w:r>
+            <w:r>
+              <w:rPr>
+                <w:rFonts w:ascii="Times New Roman" w:eastAsia="仿宋" w:hAnsi="Times New Roman"/>
+                <w:b/>
+                <w:bCs/>
+                <w:sz w:val="24"/>
+                <w:szCs w:val="24"/>
+              </w:rPr>
+              <w:t>林威</w:t>
+            </w:r>
+            <w:r>
+              <w:rPr>
+                <w:rFonts w:ascii="Times New Roman" w:eastAsia="仿宋" w:hAnsi="Times New Roman"/>
+                <w:sz w:val="24"/>
+                <w:szCs w:val="24"/>
+              </w:rPr>
+              <w:t xml:space="preserve">. (2026). </w:t>
+            </w:r>
+            <w:r>
+              <w:rPr>
+                <w:rFonts w:ascii="Times New Roman" w:eastAsia="仿宋" w:hAnsi="Times New Roman"/>
+                <w:sz w:val="24"/>
+                <w:szCs w:val="24"/>
+              </w:rPr>
+              <w:t>一种基于字典学习融合监测数据的基坑围护结构侧移预测方法</w:t>
+            </w:r>
+            <w:r>
+              <w:rPr>
+                <w:rFonts w:ascii="Times New Roman" w:eastAsia="仿宋" w:hAnsi="Times New Roman"/>
+                <w:sz w:val="24"/>
+                <w:szCs w:val="24"/>
+              </w:rPr>
+              <w:t xml:space="preserve"> (Patent No. CN202511896748.9). </w:t>
             </w:r>
             <w:r>
               <w:rPr>
@@ -9747,7 +10095,8 @@
                 <w:sz w:val="24"/>
                 <w:szCs w:val="24"/>
               </w:rPr>
-              <w:t>领域知识引导的盾构隧道点云深度学习网络设计与应用</w:t>
+              <w:lastRenderedPageBreak/>
+              <w:t>点云驱动隧道变形及渗漏智能感知方法与应用</w:t>
             </w:r>
             <w:r>
               <w:rPr>
@@ -9771,15 +10120,79 @@
                 <w:sz w:val="24"/>
                 <w:szCs w:val="24"/>
               </w:rPr>
-              <w:t>第八届国际地下空间学术大会</w:t>
-            </w:r>
-            <w:r>
-              <w:rPr>
-                <w:rFonts w:ascii="Times New Roman" w:eastAsia="仿宋" w:hAnsi="Times New Roman"/>
-                <w:sz w:val="24"/>
-                <w:szCs w:val="24"/>
-              </w:rPr>
-              <w:t>, Zhuhai, 12/04/2026</w:t>
+              <w:t>交通基础设施关键技术全国论坛暨第七届</w:t>
+            </w:r>
+            <w:r>
+              <w:rPr>
+                <w:rFonts w:ascii="Times New Roman" w:eastAsia="仿宋" w:hAnsi="Times New Roman"/>
+                <w:sz w:val="24"/>
+                <w:szCs w:val="24"/>
+              </w:rPr>
+              <w:t>ICRE</w:t>
+            </w:r>
+            <w:r>
+              <w:rPr>
+                <w:rFonts w:ascii="Times New Roman" w:eastAsia="仿宋" w:hAnsi="Times New Roman"/>
+                <w:sz w:val="24"/>
+                <w:szCs w:val="24"/>
+              </w:rPr>
+              <w:t>会议</w:t>
+            </w:r>
+            <w:r>
+              <w:rPr>
+                <w:rFonts w:ascii="Times New Roman" w:eastAsia="仿宋" w:hAnsi="Times New Roman" w:hint="eastAsia"/>
+                <w:sz w:val="24"/>
+                <w:szCs w:val="24"/>
+              </w:rPr>
+              <w:t>,</w:t>
+            </w:r>
+            <w:r>
+              <w:rPr>
+                <w:rFonts w:ascii="Times New Roman" w:eastAsia="仿宋" w:hAnsi="Times New Roman"/>
+                <w:sz w:val="24"/>
+                <w:szCs w:val="24"/>
+              </w:rPr>
+              <w:t xml:space="preserve"> </w:t>
+            </w:r>
+            <w:r>
+              <w:rPr>
+                <w:rFonts w:ascii="Times New Roman" w:eastAsia="仿宋" w:hAnsi="Times New Roman" w:hint="eastAsia"/>
+                <w:sz w:val="24"/>
+                <w:szCs w:val="24"/>
+              </w:rPr>
+              <w:t>B</w:t>
+            </w:r>
+            <w:r>
+              <w:rPr>
+                <w:rFonts w:ascii="Times New Roman" w:eastAsia="仿宋" w:hAnsi="Times New Roman"/>
+                <w:sz w:val="24"/>
+                <w:szCs w:val="24"/>
+              </w:rPr>
+              <w:t>eijing</w:t>
+            </w:r>
+            <w:r>
+              <w:rPr>
+                <w:rFonts w:ascii="Times New Roman" w:eastAsia="仿宋" w:hAnsi="Times New Roman" w:hint="eastAsia"/>
+                <w:sz w:val="24"/>
+                <w:szCs w:val="24"/>
+              </w:rPr>
+              <w:t>,</w:t>
+            </w:r>
+            <w:r>
+              <w:rPr>
+                <w:rFonts w:ascii="Times New Roman" w:eastAsia="仿宋" w:hAnsi="Times New Roman"/>
+                <w:sz w:val="24"/>
+                <w:szCs w:val="24"/>
+              </w:rPr>
+              <w:t xml:space="preserve"> 23/05/</w:t>
+            </w:r>
+            <w:r>
+              <w:rPr>
+                <w:rFonts w:ascii="Times New Roman" w:eastAsia="仿宋" w:hAnsi="Times New Roman"/>
+                <w:sz w:val="24"/>
+                <w:szCs w:val="24"/>
+              </w:rPr>
+              <w:t>2026</w:t>
             </w:r>
           </w:p>
           <w:p>
@@ -9798,11 +10211,168 @@
             </w:pPr>
             <w:r>
               <w:rPr>
-                <w:rFonts w:ascii="Times New Roman" w:eastAsia="仿宋" w:hAnsi="Times New Roman"/>
-                <w:sz w:val="24"/>
-                <w:szCs w:val="24"/>
-              </w:rPr>
-              <w:lastRenderedPageBreak/>
+                <w:rFonts w:ascii="Times New Roman" w:eastAsia="仿宋" w:hAnsi="Times New Roman" w:hint="eastAsia"/>
+                <w:sz w:val="24"/>
+                <w:szCs w:val="24"/>
+              </w:rPr>
+              <w:t>盾构隧道点云精细化变形感知方法及应用</w:t>
+            </w:r>
+            <w:r>
+              <w:rPr>
+                <w:rFonts w:ascii="Times New Roman" w:eastAsia="仿宋" w:hAnsi="Times New Roman" w:hint="eastAsia"/>
+                <w:sz w:val="24"/>
+                <w:szCs w:val="24"/>
+              </w:rPr>
+              <w:t>,</w:t>
+            </w:r>
+            <w:r>
+              <w:rPr>
+                <w:rFonts w:ascii="Times New Roman" w:eastAsia="仿宋" w:hAnsi="Times New Roman"/>
+                <w:sz w:val="24"/>
+                <w:szCs w:val="24"/>
+              </w:rPr>
+              <w:t xml:space="preserve"> </w:t>
+            </w:r>
+            <w:r>
+              <w:rPr>
+                <w:rFonts w:ascii="Times New Roman" w:eastAsia="仿宋" w:hAnsi="Times New Roman" w:hint="eastAsia"/>
+                <w:sz w:val="24"/>
+                <w:szCs w:val="24"/>
+              </w:rPr>
+              <w:t>第四届山区土木工程学术论坛暨第八届土木工程赣江学术论坛</w:t>
+            </w:r>
+            <w:r>
+              <w:rPr>
+                <w:rFonts w:ascii="Times New Roman" w:eastAsia="仿宋" w:hAnsi="Times New Roman" w:hint="eastAsia"/>
+                <w:sz w:val="24"/>
+                <w:szCs w:val="24"/>
+              </w:rPr>
+              <w:t>,</w:t>
+            </w:r>
+            <w:r>
+              <w:rPr>
+                <w:rFonts w:ascii="Times New Roman" w:eastAsia="仿宋" w:hAnsi="Times New Roman"/>
+                <w:sz w:val="24"/>
+                <w:szCs w:val="24"/>
+              </w:rPr>
+              <w:t xml:space="preserve"> </w:t>
+            </w:r>
+            <w:r>
+              <w:rPr>
+                <w:rFonts w:ascii="Times New Roman" w:eastAsia="仿宋" w:hAnsi="Times New Roman" w:hint="eastAsia"/>
+                <w:sz w:val="24"/>
+                <w:szCs w:val="24"/>
+              </w:rPr>
+              <w:t>N</w:t>
+            </w:r>
+            <w:r>
+              <w:rPr>
+                <w:rFonts w:ascii="Times New Roman" w:eastAsia="仿宋" w:hAnsi="Times New Roman"/>
+                <w:sz w:val="24"/>
+                <w:szCs w:val="24"/>
+              </w:rPr>
+              <w:t>anchang</w:t>
+            </w:r>
+            <w:r>
+              <w:rPr>
+                <w:rFonts w:ascii="Times New Roman" w:eastAsia="仿宋" w:hAnsi="Times New Roman" w:hint="eastAsia"/>
+                <w:sz w:val="24"/>
+                <w:szCs w:val="24"/>
+              </w:rPr>
+              <w:t>,</w:t>
+            </w:r>
+            <w:r>
+              <w:rPr>
+                <w:rFonts w:ascii="Times New Roman" w:eastAsia="仿宋" w:hAnsi="Times New Roman"/>
+                <w:sz w:val="24"/>
+                <w:szCs w:val="24"/>
+              </w:rPr>
+              <w:t xml:space="preserve"> 17/05/</w:t>
+            </w:r>
+            <w:r>
+              <w:rPr>
+                <w:rFonts w:ascii="Times New Roman" w:eastAsia="仿宋" w:hAnsi="Times New Roman"/>
+                <w:sz w:val="24"/>
+                <w:szCs w:val="24"/>
+              </w:rPr>
+              <w:t>2026</w:t>
+            </w:r>
+          </w:p>
+          <w:p>
+            <w:pPr>
+              <w:pStyle w:val="a3"/>
+              <w:numPr>
+                <w:ilvl w:val="0"/>
+                <w:numId w:val="10"/>
+              </w:numPr>
+              <w:ind w:firstLineChars="0"/>
+              <w:rPr>
+                <w:rFonts w:ascii="Times New Roman" w:eastAsia="仿宋" w:hAnsi="Times New Roman"/>
+                <w:sz w:val="24"/>
+                <w:szCs w:val="24"/>
+              </w:rPr>
+            </w:pPr>
+            <w:r>
+              <w:rPr>
+                <w:rFonts w:ascii="Times New Roman" w:eastAsia="仿宋" w:hAnsi="Times New Roman" w:hint="eastAsia"/>
+                <w:sz w:val="24"/>
+                <w:szCs w:val="24"/>
+              </w:rPr>
+              <w:t>领域知识引导的盾构隧道点云深度学习网络设计与应用</w:t>
+            </w:r>
+            <w:r>
+              <w:rPr>
+                <w:rFonts w:ascii="Times New Roman" w:eastAsia="仿宋" w:hAnsi="Times New Roman" w:hint="eastAsia"/>
+                <w:sz w:val="24"/>
+                <w:szCs w:val="24"/>
+              </w:rPr>
+              <w:t>,</w:t>
+            </w:r>
+            <w:r>
+              <w:rPr>
+                <w:rFonts w:ascii="Times New Roman" w:eastAsia="仿宋" w:hAnsi="Times New Roman"/>
+                <w:sz w:val="24"/>
+                <w:szCs w:val="24"/>
+              </w:rPr>
+              <w:t xml:space="preserve"> </w:t>
+            </w:r>
+            <w:r>
+              <w:rPr>
+                <w:rFonts w:ascii="Times New Roman" w:eastAsia="仿宋" w:hAnsi="Times New Roman" w:hint="eastAsia"/>
+                <w:sz w:val="24"/>
+                <w:szCs w:val="24"/>
+              </w:rPr>
+              <w:t>第八届国际地下空间学术大会</w:t>
+            </w:r>
+            <w:r>
+              <w:rPr>
+                <w:rFonts w:ascii="Times New Roman" w:eastAsia="仿宋" w:hAnsi="Times New Roman"/>
+                <w:sz w:val="24"/>
+                <w:szCs w:val="24"/>
+              </w:rPr>
+              <w:t>, Zhuhai, 12/04/2026</w:t>
+            </w:r>
+          </w:p>
+          <w:p>
+            <w:pPr>
+              <w:pStyle w:val="a3"/>
+              <w:numPr>
+                <w:ilvl w:val="0"/>
+                <w:numId w:val="10"/>
+              </w:numPr>
+              <w:ind w:firstLineChars="0"/>
+              <w:rPr>
+                <w:rFonts w:ascii="Times New Roman" w:eastAsia="仿宋" w:hAnsi="Times New Roman"/>
+                <w:sz w:val="24"/>
+                <w:szCs w:val="24"/>
+              </w:rPr>
+            </w:pPr>
+            <w:r>
+              <w:rPr>
+                <w:rFonts w:ascii="Times New Roman" w:eastAsia="仿宋" w:hAnsi="Times New Roman"/>
+                <w:sz w:val="24"/>
+                <w:szCs w:val="24"/>
+              </w:rPr>
               <w:t>AI</w:t>
             </w:r>
             <w:r>
@@ -10860,6 +11430,7 @@
                 <w:sz w:val="24"/>
                 <w:szCs w:val="24"/>
               </w:rPr>
+              <w:lastRenderedPageBreak/>
               <w:t>China Scholarship Council</w:t>
             </w:r>
             <w:r>
@@ -11124,7 +11695,6 @@
                 <w:sz w:val="24"/>
                 <w:szCs w:val="24"/>
               </w:rPr>
-              <w:lastRenderedPageBreak/>
               <w:t>National Natural Science Foundation of China</w:t>
             </w:r>
             <w:r>
@@ -11626,7 +12196,7 @@
 </file>
 
 <file path=word/endnotes.xml><?xml version="1.0" encoding="utf-8"?>
-<w:endnotes xmlns:wpc="http://schemas.microsoft.com/office/word/2010/wordprocessingCanvas" xmlns:cx="http://schemas.microsoft.com/office/drawing/2014/chartex" xmlns:cx1="http://schemas.microsoft.com/office/drawing/2015/9/8/chartex" xmlns:cx2="http://schemas.microsoft.com/office/drawing/2015/10/21/chartex" xmlns:cx3="http://schemas.microsoft.com/office/drawing/2016/5/9/chartex" xmlns:cx4="http://schemas.microsoft.com/office/drawing/2016/5/10/chartex" xmlns:cx5="http://schemas.microsoft.com/office/drawing/2016/5/11/chartex" xmlns:cx6="http://schemas.microsoft.com/office/drawing/2016/5/12/chartex" xmlns:cx7="http://schemas.microsoft.com/office/drawing/2016/5/13/chartex" xmlns:cx8="http://schemas.microsoft.com/office/drawing/2016/5/14/chartex" xmlns:mc="http://schemas.openxmlformats.org/markup-compatibility/2006" xmlns:aink="http://schemas.microsoft.com/office/drawing/2016/ink" xmlns:am3d="http://schemas.microsoft.com/office/drawing/2017/model3d" xmlns:o="urn:schemas-microsoft-com:office:office" xmlns:oel="http://schemas.microsoft.com/office/2019/extlst" xmlns:r="http://schemas.openxmlformats.org/officeDocument/2006/relationships" xmlns:m="http://schemas.openxmlformats.org/officeDocument/2006/math" xmlns:v="urn:schemas-microsoft-com:vml" xmlns:wp14="http://schemas.microsoft.com/office/word/2010/wordprocessingDrawing" xmlns:wp="http://schemas.openxmlformats.org/drawingml/2006/wordprocessingDrawing" xmlns:w10="urn:schemas-microsoft-com:office:word" xmlns:w="http://schemas.openxmlformats.org/wordprocessingml/2006/main" xmlns:w14="http://schemas.microsoft.com/office/word/2010/wordml" xmlns:w15="http://schemas.microsoft.com/office/word/2012/wordml" xmlns:w16cex="http://schemas.microsoft.com/office/word/2018/wordml/cex" xmlns:w16cid="http://schemas.microsoft.com/office/word/2016/wordml/cid" xmlns:w16="http://schemas.microsoft.com/office/word/2018/wordml" xmlns:w16du="http://schemas.microsoft.com/office/word/2023/wordml/word16du" xmlns:w16sdtdh="http://schemas.microsoft.com/office/word/2020/wordml/sdtdatahash" xmlns:w16sdtfl="http://schemas.microsoft.com/office/word/2024/wordml/sdtformatlock" xmlns:w16se="http://schemas.microsoft.com/office/word/2015/wordml/symex" xmlns:wpg="http://schemas.microsoft.com/office/word/2010/wordprocessingGroup" xmlns:wpi="http://schemas.microsoft.com/office/word/2010/wordprocessingInk" xmlns:wne="http://schemas.microsoft.com/office/word/2006/wordml" xmlns:wps="http://schemas.microsoft.com/office/word/2010/wordprocessingShape" mc:Ignorable="w14 w15 w16se w16cid w16 w16cex w16sdtdh w16sdtfl w16du wp14">
+<w:endnotes xmlns:wpc="http://schemas.microsoft.com/office/word/2010/wordprocessingCanvas" xmlns:cx="http://schemas.microsoft.com/office/drawing/2014/chartex" xmlns:cx1="http://schemas.microsoft.com/office/drawing/2015/9/8/chartex" xmlns:cx2="http://schemas.microsoft.com/office/drawing/2015/10/21/chartex" xmlns:cx3="http://schemas.microsoft.com/office/drawing/2016/5/9/chartex" xmlns:cx4="http://schemas.microsoft.com/office/drawing/2016/5/10/chartex" xmlns:cx5="http://schemas.microsoft.com/office/drawing/2016/5/11/chartex" xmlns:cx6="http://schemas.microsoft.com/office/drawing/2016/5/12/chartex" xmlns:cx7="http://schemas.microsoft.com/office/drawing/2016/5/13/chartex" xmlns:cx8="http://schemas.microsoft.com/office/drawing/2016/5/14/chartex" xmlns:mc="http://schemas.openxmlformats.org/markup-compatibility/2006" xmlns:aink="http://schemas.microsoft.com/office/drawing/2016/ink" xmlns:am3d="http://schemas.microsoft.com/office/drawing/2017/model3d" xmlns:o="urn:schemas-microsoft-com:office:office" xmlns:r="http://schemas.openxmlformats.org/officeDocument/2006/relationships" xmlns:m="http://schemas.openxmlformats.org/officeDocument/2006/math" xmlns:v="urn:schemas-microsoft-com:vml" xmlns:wp14="http://schemas.microsoft.com/office/word/2010/wordprocessingDrawing" xmlns:wp="http://schemas.openxmlformats.org/drawingml/2006/wordprocessingDrawing" xmlns:w10="urn:schemas-microsoft-com:office:word" xmlns:w="http://schemas.openxmlformats.org/wordprocessingml/2006/main" xmlns:w14="http://schemas.microsoft.com/office/word/2010/wordml" xmlns:w15="http://schemas.microsoft.com/office/word/2012/wordml" xmlns:w16cex="http://schemas.microsoft.com/office/word/2018/wordml/cex" xmlns:w16cid="http://schemas.microsoft.com/office/word/2016/wordml/cid" xmlns:w16="http://schemas.microsoft.com/office/word/2018/wordml" xmlns:w16sdtdh="http://schemas.microsoft.com/office/word/2020/wordml/sdtdatahash" xmlns:w16se="http://schemas.microsoft.com/office/word/2015/wordml/symex" xmlns:wpg="http://schemas.microsoft.com/office/word/2010/wordprocessingGroup" xmlns:wpi="http://schemas.microsoft.com/office/word/2010/wordprocessingInk" xmlns:wne="http://schemas.microsoft.com/office/word/2006/wordml" xmlns:wps="http://schemas.microsoft.com/office/word/2010/wordprocessingShape" mc:Ignorable="w14 w15 w16se w16cid w16 w16cex w16sdtdh wp14">
   <w:endnote w:type="separator" w:id="-1">
     <w:p>
       <w:r>
@@ -11645,7 +12215,7 @@
 </file>
 
 <file path=word/footnotes.xml><?xml version="1.0" encoding="utf-8"?>
-<w:footnotes xmlns:wpc="http://schemas.microsoft.com/office/word/2010/wordprocessingCanvas" xmlns:cx="http://schemas.microsoft.com/office/drawing/2014/chartex" xmlns:cx1="http://schemas.microsoft.com/office/drawing/2015/9/8/chartex" xmlns:cx2="http://schemas.microsoft.com/office/drawing/2015/10/21/chartex" xmlns:cx3="http://schemas.microsoft.com/office/drawing/2016/5/9/chartex" xmlns:cx4="http://schemas.microsoft.com/office/drawing/2016/5/10/chartex" xmlns:cx5="http://schemas.microsoft.com/office/drawing/2016/5/11/chartex" xmlns:cx6="http://schemas.microsoft.com/office/drawing/2016/5/12/chartex" xmlns:cx7="http://schemas.microsoft.com/office/drawing/2016/5/13/chartex" xmlns:cx8="http://schemas.microsoft.com/office/drawing/2016/5/14/chartex" xmlns:mc="http://schemas.openxmlformats.org/markup-compatibility/2006" xmlns:aink="http://schemas.microsoft.com/office/drawing/2016/ink" xmlns:am3d="http://schemas.microsoft.com/office/drawing/2017/model3d" xmlns:o="urn:schemas-microsoft-com:office:office" xmlns:oel="http://schemas.microsoft.com/office/2019/extlst" xmlns:r="http://schemas.openxmlformats.org/officeDocument/2006/relationships" xmlns:m="http://schemas.openxmlformats.org/officeDocument/2006/math" xmlns:v="urn:schemas-microsoft-com:vml" xmlns:wp14="http://schemas.microsoft.com/office/word/2010/wordprocessingDrawing" xmlns:wp="http://schemas.openxmlformats.org/drawingml/2006/wordprocessingDrawing" xmlns:w10="urn:schemas-microsoft-com:office:word" xmlns:w="http://schemas.openxmlformats.org/wordprocessingml/2006/main" xmlns:w14="http://schemas.microsoft.com/office/word/2010/wordml" xmlns:w15="http://schemas.microsoft.com/office/word/2012/wordml" xmlns:w16cex="http://schemas.microsoft.com/office/word/2018/wordml/cex" xmlns:w16cid="http://schemas.microsoft.com/office/word/2016/wordml/cid" xmlns:w16="http://schemas.microsoft.com/office/word/2018/wordml" xmlns:w16du="http://schemas.microsoft.com/office/word/2023/wordml/word16du" xmlns:w16sdtdh="http://schemas.microsoft.com/office/word/2020/wordml/sdtdatahash" xmlns:w16sdtfl="http://schemas.microsoft.com/office/word/2024/wordml/sdtformatlock" xmlns:w16se="http://schemas.microsoft.com/office/word/2015/wordml/symex" xmlns:wpg="http://schemas.microsoft.com/office/word/2010/wordprocessingGroup" xmlns:wpi="http://schemas.microsoft.com/office/word/2010/wordprocessingInk" xmlns:wne="http://schemas.microsoft.com/office/word/2006/wordml" xmlns:wps="http://schemas.microsoft.com/office/word/2010/wordprocessingShape" mc:Ignorable="w14 w15 w16se w16cid w16 w16cex w16sdtdh w16sdtfl w16du wp14">
+<w:footnotes xmlns:wpc="http://schemas.microsoft.com/office/word/2010/wordprocessingCanvas" xmlns:cx="http://schemas.microsoft.com/office/drawing/2014/chartex" xmlns:cx1="http://schemas.microsoft.com/office/drawing/2015/9/8/chartex" xmlns:cx2="http://schemas.microsoft.com/office/drawing/2015/10/21/chartex" xmlns:cx3="http://schemas.microsoft.com/office/drawing/2016/5/9/chartex" xmlns:cx4="http://schemas.microsoft.com/office/drawing/2016/5/10/chartex" xmlns:cx5="http://schemas.microsoft.com/office/drawing/2016/5/11/chartex" xmlns:cx6="http://schemas.microsoft.com/office/drawing/2016/5/12/chartex" xmlns:cx7="http://schemas.microsoft.com/office/drawing/2016/5/13/chartex" xmlns:cx8="http://schemas.microsoft.com/office/drawing/2016/5/14/chartex" xmlns:mc="http://schemas.openxmlformats.org/markup-compatibility/2006" xmlns:aink="http://schemas.microsoft.com/office/drawing/2016/ink" xmlns:am3d="http://schemas.microsoft.com/office/drawing/2017/model3d" xmlns:o="urn:schemas-microsoft-com:office:office" xmlns:r="http://schemas.openxmlformats.org/officeDocument/2006/relationships" xmlns:m="http://schemas.openxmlformats.org/officeDocument/2006/math" xmlns:v="urn:schemas-microsoft-com:vml" xmlns:wp14="http://schemas.microsoft.com/office/word/2010/wordprocessingDrawing" xmlns:wp="http://schemas.openxmlformats.org/drawingml/2006/wordprocessingDrawing" xmlns:w10="urn:schemas-microsoft-com:office:word" xmlns:w="http://schemas.openxmlformats.org/wordprocessingml/2006/main" xmlns:w14="http://schemas.microsoft.com/office/word/2010/wordml" xmlns:w15="http://schemas.microsoft.com/office/word/2012/wordml" xmlns:w16cex="http://schemas.microsoft.com/office/word/2018/wordml/cex" xmlns:w16cid="http://schemas.microsoft.com/office/word/2016/wordml/cid" xmlns:w16="http://schemas.microsoft.com/office/word/2018/wordml" xmlns:w16sdtdh="http://schemas.microsoft.com/office/word/2020/wordml/sdtdatahash" xmlns:w16se="http://schemas.microsoft.com/office/word/2015/wordml/symex" xmlns:wpg="http://schemas.microsoft.com/office/word/2010/wordprocessingGroup" xmlns:wpi="http://schemas.microsoft.com/office/word/2010/wordprocessingInk" xmlns:wne="http://schemas.microsoft.com/office/word/2006/wordml" xmlns:wps="http://schemas.microsoft.com/office/word/2010/wordprocessingShape" mc:Ignorable="w14 w15 w16se w16cid w16 w16cex w16sdtdh wp14">
   <w:footnote w:type="separator" w:id="-1">
     <w:p>
       <w:r>
@@ -11664,7 +12234,7 @@
 </file>
 
 <file path=word/numbering.xml><?xml version="1.0" encoding="utf-8"?>
-<w:numbering xmlns:wpc="http://schemas.microsoft.com/office/word/2010/wordprocessingCanvas" xmlns:cx="http://schemas.microsoft.com/office/drawing/2014/chartex" xmlns:cx1="http://schemas.microsoft.com/office/drawing/2015/9/8/chartex" xmlns:cx2="http://schemas.microsoft.com/office/drawing/2015/10/21/chartex" xmlns:cx3="http://schemas.microsoft.com/office/drawing/2016/5/9/chartex" xmlns:cx4="http://schemas.microsoft.com/office/drawing/2016/5/10/chartex" xmlns:cx5="http://schemas.microsoft.com/office/drawing/2016/5/11/chartex" xmlns:cx6="http://schemas.microsoft.com/office/drawing/2016/5/12/chartex" xmlns:cx7="http://schemas.microsoft.com/office/drawing/2016/5/13/chartex" xmlns:cx8="http://schemas.microsoft.com/office/drawing/2016/5/14/chartex" xmlns:mc="http://schemas.openxmlformats.org/markup-compatibility/2006" xmlns:aink="http://schemas.microsoft.com/office/drawing/2016/ink" xmlns:am3d="http://schemas.microsoft.com/office/drawing/2017/model3d" xmlns:o="urn:schemas-microsoft-com:office:office" xmlns:oel="http://schemas.microsoft.com/office/2019/extlst" xmlns:r="http://schemas.openxmlformats.org/officeDocument/2006/relationships" xmlns:m="http://schemas.openxmlformats.org/officeDocument/2006/math" xmlns:v="urn:schemas-microsoft-com:vml" xmlns:wp14="http://schemas.microsoft.com/office/word/2010/wordprocessingDrawing" xmlns:wp="http://schemas.openxmlformats.org/drawingml/2006/wordprocessingDrawing" xmlns:w10="urn:schemas-microsoft-com:office:word" xmlns:w="http://schemas.openxmlformats.org/wordprocessingml/2006/main" xmlns:w14="http://schemas.microsoft.com/office/word/2010/wordml" xmlns:w15="http://schemas.microsoft.com/office/word/2012/wordml" xmlns:w16cex="http://schemas.microsoft.com/office/word/2018/wordml/cex" xmlns:w16cid="http://schemas.microsoft.com/office/word/2016/wordml/cid" xmlns:w16="http://schemas.microsoft.com/office/word/2018/wordml" xmlns:w16du="http://schemas.microsoft.com/office/word/2023/wordml/word16du" xmlns:w16sdtdh="http://schemas.microsoft.com/office/word/2020/wordml/sdtdatahash" xmlns:w16sdtfl="http://schemas.microsoft.com/office/word/2024/wordml/sdtformatlock" xmlns:w16se="http://schemas.microsoft.com/office/word/2015/wordml/symex" xmlns:wpg="http://schemas.microsoft.com/office/word/2010/wordprocessingGroup" xmlns:wpi="http://schemas.microsoft.com/office/word/2010/wordprocessingInk" xmlns:wne="http://schemas.microsoft.com/office/word/2006/wordml" xmlns:wps="http://schemas.microsoft.com/office/word/2010/wordprocessingShape" mc:Ignorable="w14 w15 w16se w16cid w16 w16cex w16sdtdh w16sdtfl w16du wp14">
+<w:numbering xmlns:wpc="http://schemas.microsoft.com/office/word/2010/wordprocessingCanvas" xmlns:cx="http://schemas.microsoft.com/office/drawing/2014/chartex" xmlns:cx1="http://schemas.microsoft.com/office/drawing/2015/9/8/chartex" xmlns:cx2="http://schemas.microsoft.com/office/drawing/2015/10/21/chartex" xmlns:cx3="http://schemas.microsoft.com/office/drawing/2016/5/9/chartex" xmlns:cx4="http://schemas.microsoft.com/office/drawing/2016/5/10/chartex" xmlns:cx5="http://schemas.microsoft.com/office/drawing/2016/5/11/chartex" xmlns:cx6="http://schemas.microsoft.com/office/drawing/2016/5/12/chartex" xmlns:cx7="http://schemas.microsoft.com/office/drawing/2016/5/13/chartex" xmlns:cx8="http://schemas.microsoft.com/office/drawing/2016/5/14/chartex" xmlns:mc="http://schemas.openxmlformats.org/markup-compatibility/2006" xmlns:aink="http://schemas.microsoft.com/office/drawing/2016/ink" xmlns:am3d="http://schemas.microsoft.com/office/drawing/2017/model3d" xmlns:o="urn:schemas-microsoft-com:office:office" xmlns:r="http://schemas.openxmlformats.org/officeDocument/2006/relationships" xmlns:m="http://schemas.openxmlformats.org/officeDocument/2006/math" xmlns:v="urn:schemas-microsoft-com:vml" xmlns:wp14="http://schemas.microsoft.com/office/word/2010/wordprocessingDrawing" xmlns:wp="http://schemas.openxmlformats.org/drawingml/2006/wordprocessingDrawing" xmlns:w10="urn:schemas-microsoft-com:office:word" xmlns:w="http://schemas.openxmlformats.org/wordprocessingml/2006/main" xmlns:w14="http://schemas.microsoft.com/office/word/2010/wordml" xmlns:w15="http://schemas.microsoft.com/office/word/2012/wordml" xmlns:w16cex="http://schemas.microsoft.com/office/word/2018/wordml/cex" xmlns:w16cid="http://schemas.microsoft.com/office/word/2016/wordml/cid" xmlns:w16="http://schemas.microsoft.com/office/word/2018/wordml" xmlns:w16sdtdh="http://schemas.microsoft.com/office/word/2020/wordml/sdtdatahash" xmlns:w16se="http://schemas.microsoft.com/office/word/2015/wordml/symex" xmlns:wpg="http://schemas.microsoft.com/office/word/2010/wordprocessingGroup" xmlns:wpi="http://schemas.microsoft.com/office/word/2010/wordprocessingInk" xmlns:wne="http://schemas.microsoft.com/office/word/2006/wordml" xmlns:wps="http://schemas.microsoft.com/office/word/2010/wordprocessingShape" mc:Ignorable="w14 w15 w16se w16cid w16 w16cex w16sdtdh wp14">
   <w:abstractNum w:abstractNumId="0" w15:restartNumberingAfterBreak="0">
     <w:nsid w:val="069D748F"/>
     <w:multiLevelType w:val="hybridMultilevel"/>
@@ -13469,64 +14039,64 @@
       </w:pPr>
     </w:lvl>
   </w:abstractNum>
-  <w:num w:numId="1" w16cid:durableId="1744642761">
+  <w:num w:numId="1">
     <w:abstractNumId w:val="17"/>
   </w:num>
-  <w:num w:numId="2" w16cid:durableId="1576864725">
+  <w:num w:numId="2">
     <w:abstractNumId w:val="2"/>
   </w:num>
-  <w:num w:numId="3" w16cid:durableId="91053062">
+  <w:num w:numId="3">
     <w:abstractNumId w:val="10"/>
   </w:num>
-  <w:num w:numId="4" w16cid:durableId="54621599">
+  <w:num w:numId="4">
     <w:abstractNumId w:val="12"/>
   </w:num>
-  <w:num w:numId="5" w16cid:durableId="2115326259">
+  <w:num w:numId="5">
     <w:abstractNumId w:val="3"/>
   </w:num>
-  <w:num w:numId="6" w16cid:durableId="1783567964">
+  <w:num w:numId="6">
     <w:abstractNumId w:val="13"/>
   </w:num>
-  <w:num w:numId="7" w16cid:durableId="1894192164">
+  <w:num w:numId="7">
     <w:abstractNumId w:val="14"/>
   </w:num>
-  <w:num w:numId="8" w16cid:durableId="261499244">
+  <w:num w:numId="8">
     <w:abstractNumId w:val="4"/>
   </w:num>
-  <w:num w:numId="9" w16cid:durableId="2045328894">
+  <w:num w:numId="9">
     <w:abstractNumId w:val="15"/>
   </w:num>
-  <w:num w:numId="10" w16cid:durableId="1433628916">
+  <w:num w:numId="10">
     <w:abstractNumId w:val="1"/>
   </w:num>
-  <w:num w:numId="11" w16cid:durableId="47270292">
+  <w:num w:numId="11">
     <w:abstractNumId w:val="6"/>
   </w:num>
-  <w:num w:numId="12" w16cid:durableId="2047751937">
+  <w:num w:numId="12">
     <w:abstractNumId w:val="18"/>
   </w:num>
-  <w:num w:numId="13" w16cid:durableId="1231043589">
+  <w:num w:numId="13">
     <w:abstractNumId w:val="11"/>
   </w:num>
-  <w:num w:numId="14" w16cid:durableId="1508640775">
+  <w:num w:numId="14">
     <w:abstractNumId w:val="0"/>
   </w:num>
-  <w:num w:numId="15" w16cid:durableId="125662003">
+  <w:num w:numId="15">
     <w:abstractNumId w:val="8"/>
   </w:num>
-  <w:num w:numId="16" w16cid:durableId="1518691765">
+  <w:num w:numId="16">
     <w:abstractNumId w:val="7"/>
   </w:num>
-  <w:num w:numId="17" w16cid:durableId="288097513">
+  <w:num w:numId="17">
     <w:abstractNumId w:val="16"/>
   </w:num>
-  <w:num w:numId="18" w16cid:durableId="2052462075">
+  <w:num w:numId="18">
     <w:abstractNumId w:val="9"/>
   </w:num>
-  <w:num w:numId="19" w16cid:durableId="1064645106">
+  <w:num w:numId="19">
     <w:abstractNumId w:val="5"/>
   </w:num>
-  <w:num w:numId="20" w16cid:durableId="981080791">
+  <w:num w:numId="20">
     <w:abstractNumId w:val="16"/>
     <w:lvlOverride w:ilvl="0">
       <w:startOverride w:val="1"/>
@@ -13560,7 +14130,7 @@
 </file>
 
 <file path=word/styles.xml><?xml version="1.0" encoding="utf-8"?>
-<w:styles xmlns:mc="http://schemas.openxmlformats.org/markup-compatibility/2006" xmlns:r="http://schemas.openxmlformats.org/officeDocument/2006/relationships" xmlns:w="http://schemas.openxmlformats.org/wordprocessingml/2006/main" xmlns:w14="http://schemas.microsoft.com/office/word/2010/wordml" xmlns:w15="http://schemas.microsoft.com/office/word/2012/wordml" xmlns:w16cex="http://schemas.microsoft.com/office/word/2018/wordml/cex" xmlns:w16cid="http://schemas.microsoft.com/office/word/2016/wordml/cid" xmlns:w16="http://schemas.microsoft.com/office/word/2018/wordml" xmlns:w16du="http://schemas.microsoft.com/office/word/2023/wordml/word16du" xmlns:w16sdtdh="http://schemas.microsoft.com/office/word/2020/wordml/sdtdatahash" xmlns:w16sdtfl="http://schemas.microsoft.com/office/word/2024/wordml/sdtformatlock" xmlns:w16se="http://schemas.microsoft.com/office/word/2015/wordml/symex" mc:Ignorable="w14 w15 w16se w16cid w16 w16cex w16sdtdh w16sdtfl w16du">
+<w:styles xmlns:mc="http://schemas.openxmlformats.org/markup-compatibility/2006" xmlns:r="http://schemas.openxmlformats.org/officeDocument/2006/relationships" xmlns:w="http://schemas.openxmlformats.org/wordprocessingml/2006/main" xmlns:w14="http://schemas.microsoft.com/office/word/2010/wordml" xmlns:w15="http://schemas.microsoft.com/office/word/2012/wordml" xmlns:w16cex="http://schemas.microsoft.com/office/word/2018/wordml/cex" xmlns:w16cid="http://schemas.microsoft.com/office/word/2016/wordml/cid" xmlns:w16="http://schemas.microsoft.com/office/word/2018/wordml" xmlns:w16sdtdh="http://schemas.microsoft.com/office/word/2020/wordml/sdtdatahash" xmlns:w16se="http://schemas.microsoft.com/office/word/2015/wordml/symex" mc:Ignorable="w14 w15 w16se w16cid w16 w16cex w16sdtdh">
   <w:docDefaults>
     <w:rPrDefault>
       <w:rPr>

--- a/files/cv.docx
+++ b/files/cv.docx
@@ -27,6 +27,8 @@
           </w:tcPr>
           <w:p>
             <w:pPr>
+              <w:adjustRightInd w:val="0"/>
+              <w:snapToGrid w:val="0"/>
               <w:jc w:val="left"/>
               <w:rPr>
                 <w:rFonts w:ascii="Times New Roman" w:eastAsia="仿宋" w:hAnsi="Times New Roman"/>
@@ -67,6 +69,8 @@
           </w:tcPr>
           <w:p>
             <w:pPr>
+              <w:adjustRightInd w:val="0"/>
+              <w:snapToGrid w:val="0"/>
               <w:jc w:val="left"/>
               <w:rPr>
                 <w:rFonts w:ascii="Times New Roman" w:eastAsia="仿宋" w:hAnsi="Times New Roman"/>
@@ -136,6 +140,8 @@
           </w:tcPr>
           <w:p>
             <w:pPr>
+              <w:adjustRightInd w:val="0"/>
+              <w:snapToGrid w:val="0"/>
               <w:jc w:val="left"/>
               <w:rPr>
                 <w:rFonts w:ascii="Times New Roman" w:eastAsia="仿宋" w:hAnsi="Times New Roman"/>
@@ -158,6 +164,8 @@
           </w:p>
           <w:p>
             <w:pPr>
+              <w:adjustRightInd w:val="0"/>
+              <w:snapToGrid w:val="0"/>
               <w:rPr>
                 <w:rFonts w:ascii="Times New Roman" w:eastAsia="仿宋" w:hAnsi="Times New Roman"/>
                 <w:sz w:val="24"/>
@@ -183,6 +191,8 @@
           </w:p>
           <w:p>
             <w:pPr>
+              <w:adjustRightInd w:val="0"/>
+              <w:snapToGrid w:val="0"/>
               <w:rPr>
                 <w:rFonts w:ascii="Times New Roman" w:eastAsia="仿宋" w:hAnsi="Times New Roman"/>
                 <w:sz w:val="24"/>
@@ -248,6 +258,8 @@
           </w:p>
           <w:p>
             <w:pPr>
+              <w:adjustRightInd w:val="0"/>
+              <w:snapToGrid w:val="0"/>
               <w:rPr>
                 <w:rFonts w:ascii="Times New Roman" w:eastAsia="仿宋" w:hAnsi="Times New Roman"/>
                 <w:sz w:val="24"/>
@@ -343,6 +355,8 @@
           </w:tcPr>
           <w:p>
             <w:pPr>
+              <w:adjustRightInd w:val="0"/>
+              <w:snapToGrid w:val="0"/>
               <w:jc w:val="left"/>
               <w:rPr>
                 <w:rFonts w:ascii="Times New Roman" w:eastAsia="仿宋" w:hAnsi="Times New Roman"/>
@@ -363,6 +377,8 @@
           </w:tcPr>
           <w:p>
             <w:pPr>
+              <w:adjustRightInd w:val="0"/>
+              <w:snapToGrid w:val="0"/>
               <w:jc w:val="left"/>
               <w:rPr>
                 <w:rFonts w:ascii="Times New Roman" w:eastAsia="仿宋" w:hAnsi="Times New Roman"/>
@@ -391,6 +407,8 @@
           </w:p>
           <w:p>
             <w:pPr>
+              <w:adjustRightInd w:val="0"/>
+              <w:snapToGrid w:val="0"/>
               <w:jc w:val="left"/>
               <w:rPr>
                 <w:rFonts w:ascii="Times New Roman" w:eastAsia="仿宋" w:hAnsi="Times New Roman"/>
@@ -461,6 +479,8 @@
           </w:p>
           <w:p>
             <w:pPr>
+              <w:adjustRightInd w:val="0"/>
+              <w:snapToGrid w:val="0"/>
               <w:jc w:val="left"/>
               <w:rPr>
                 <w:rFonts w:ascii="Times New Roman" w:eastAsia="仿宋" w:hAnsi="Times New Roman"/>
@@ -499,6 +519,8 @@
           </w:p>
           <w:p>
             <w:pPr>
+              <w:adjustRightInd w:val="0"/>
+              <w:snapToGrid w:val="0"/>
               <w:jc w:val="left"/>
               <w:rPr>
                 <w:rFonts w:ascii="Times New Roman" w:eastAsia="仿宋" w:hAnsi="Times New Roman"/>
@@ -572,6 +594,8 @@
     </w:tbl>
     <w:p>
       <w:pPr>
+        <w:adjustRightInd w:val="0"/>
+        <w:snapToGrid w:val="0"/>
         <w:rPr>
           <w:rFonts w:ascii="Times New Roman" w:eastAsia="仿宋" w:hAnsi="Times New Roman"/>
           <w:sz w:val="24"/>
@@ -611,6 +635,8 @@
           </w:tcPr>
           <w:p>
             <w:pPr>
+              <w:adjustRightInd w:val="0"/>
+              <w:snapToGrid w:val="0"/>
               <w:rPr>
                 <w:rFonts w:ascii="Times New Roman" w:eastAsia="仿宋" w:hAnsi="Times New Roman"/>
                 <w:b/>
@@ -652,6 +678,8 @@
                 <w:ilvl w:val="0"/>
                 <w:numId w:val="15"/>
               </w:numPr>
+              <w:adjustRightInd w:val="0"/>
+              <w:snapToGrid w:val="0"/>
               <w:ind w:firstLineChars="0"/>
               <w:rPr>
                 <w:rFonts w:ascii="Times New Roman" w:eastAsia="仿宋" w:hAnsi="Times New Roman"/>
@@ -769,6 +797,8 @@
           <w:p>
             <w:pPr>
               <w:pStyle w:val="a3"/>
+              <w:adjustRightInd w:val="0"/>
+              <w:snapToGrid w:val="0"/>
               <w:ind w:left="420" w:firstLineChars="0" w:firstLine="0"/>
               <w:rPr>
                 <w:rFonts w:ascii="Times New Roman" w:eastAsia="仿宋" w:hAnsi="Times New Roman"/>
@@ -792,6 +822,8 @@
                 <w:ilvl w:val="0"/>
                 <w:numId w:val="15"/>
               </w:numPr>
+              <w:adjustRightInd w:val="0"/>
+              <w:snapToGrid w:val="0"/>
               <w:ind w:firstLineChars="0"/>
               <w:rPr>
                 <w:rFonts w:ascii="Times New Roman" w:eastAsia="仿宋" w:hAnsi="Times New Roman"/>
@@ -915,6 +947,8 @@
           <w:p>
             <w:pPr>
               <w:pStyle w:val="a3"/>
+              <w:adjustRightInd w:val="0"/>
+              <w:snapToGrid w:val="0"/>
               <w:ind w:left="420" w:firstLineChars="0" w:firstLine="0"/>
               <w:rPr>
                 <w:rFonts w:ascii="Times New Roman" w:eastAsia="仿宋" w:hAnsi="Times New Roman"/>
@@ -938,6 +972,8 @@
                 <w:ilvl w:val="0"/>
                 <w:numId w:val="15"/>
               </w:numPr>
+              <w:adjustRightInd w:val="0"/>
+              <w:snapToGrid w:val="0"/>
               <w:ind w:firstLineChars="0"/>
               <w:rPr>
                 <w:rFonts w:ascii="Times New Roman" w:eastAsia="仿宋" w:hAnsi="Times New Roman"/>
@@ -1039,6 +1075,8 @@
           <w:p>
             <w:pPr>
               <w:pStyle w:val="a3"/>
+              <w:adjustRightInd w:val="0"/>
+              <w:snapToGrid w:val="0"/>
               <w:ind w:left="420" w:firstLineChars="0" w:firstLine="0"/>
               <w:rPr>
                 <w:rFonts w:ascii="Times New Roman" w:eastAsia="仿宋" w:hAnsi="Times New Roman"/>
@@ -1062,6 +1100,8 @@
                 <w:ilvl w:val="0"/>
                 <w:numId w:val="15"/>
               </w:numPr>
+              <w:adjustRightInd w:val="0"/>
+              <w:snapToGrid w:val="0"/>
               <w:ind w:firstLineChars="0"/>
               <w:rPr>
                 <w:rFonts w:ascii="Times New Roman" w:eastAsia="仿宋" w:hAnsi="Times New Roman"/>
@@ -1174,6 +1214,8 @@
                 <w:ilvl w:val="0"/>
                 <w:numId w:val="15"/>
               </w:numPr>
+              <w:adjustRightInd w:val="0"/>
+              <w:snapToGrid w:val="0"/>
               <w:ind w:firstLineChars="0"/>
               <w:rPr>
                 <w:rFonts w:ascii="Times New Roman" w:eastAsia="仿宋" w:hAnsi="Times New Roman"/>
@@ -1301,6 +1343,8 @@
           </w:tcPr>
           <w:p>
             <w:pPr>
+              <w:adjustRightInd w:val="0"/>
+              <w:snapToGrid w:val="0"/>
               <w:rPr>
                 <w:rFonts w:ascii="Times New Roman" w:eastAsia="仿宋" w:hAnsi="Times New Roman"/>
                 <w:b/>
@@ -1339,6 +1383,8 @@
                 <w:ilvl w:val="0"/>
                 <w:numId w:val="14"/>
               </w:numPr>
+              <w:adjustRightInd w:val="0"/>
+              <w:snapToGrid w:val="0"/>
               <w:ind w:firstLineChars="0"/>
               <w:rPr>
                 <w:rFonts w:ascii="Times New Roman" w:eastAsia="仿宋" w:hAnsi="Times New Roman"/>
@@ -1484,6 +1530,8 @@
                 <w:ilvl w:val="0"/>
                 <w:numId w:val="14"/>
               </w:numPr>
+              <w:adjustRightInd w:val="0"/>
+              <w:snapToGrid w:val="0"/>
               <w:ind w:firstLineChars="0"/>
               <w:rPr>
                 <w:rFonts w:ascii="Times New Roman" w:eastAsia="仿宋" w:hAnsi="Times New Roman"/>
@@ -1588,6 +1636,8 @@
                 <w:ilvl w:val="0"/>
                 <w:numId w:val="14"/>
               </w:numPr>
+              <w:adjustRightInd w:val="0"/>
+              <w:snapToGrid w:val="0"/>
               <w:ind w:firstLineChars="0"/>
               <w:rPr>
                 <w:rFonts w:ascii="Times New Roman" w:eastAsia="仿宋" w:hAnsi="Times New Roman"/>
@@ -1667,6 +1717,8 @@
                 <w:ilvl w:val="0"/>
                 <w:numId w:val="14"/>
               </w:numPr>
+              <w:adjustRightInd w:val="0"/>
+              <w:snapToGrid w:val="0"/>
               <w:ind w:firstLineChars="0"/>
               <w:rPr>
                 <w:rFonts w:ascii="Times New Roman" w:eastAsia="仿宋" w:hAnsi="Times New Roman"/>
@@ -1786,6 +1838,8 @@
                 <w:ilvl w:val="0"/>
                 <w:numId w:val="14"/>
               </w:numPr>
+              <w:adjustRightInd w:val="0"/>
+              <w:snapToGrid w:val="0"/>
               <w:ind w:firstLineChars="0"/>
               <w:rPr>
                 <w:rFonts w:ascii="Times New Roman" w:eastAsia="仿宋" w:hAnsi="Times New Roman"/>
@@ -1889,6 +1943,8 @@
           </w:tcPr>
           <w:p>
             <w:pPr>
+              <w:adjustRightInd w:val="0"/>
+              <w:snapToGrid w:val="0"/>
               <w:rPr>
                 <w:rFonts w:ascii="Times New Roman" w:eastAsia="仿宋" w:hAnsi="Times New Roman"/>
                 <w:b/>
@@ -1927,6 +1983,8 @@
                 <w:ilvl w:val="0"/>
                 <w:numId w:val="18"/>
               </w:numPr>
+              <w:adjustRightInd w:val="0"/>
+              <w:snapToGrid w:val="0"/>
               <w:ind w:firstLineChars="0"/>
               <w:rPr>
                 <w:rFonts w:ascii="Times New Roman" w:eastAsia="仿宋" w:hAnsi="Times New Roman"/>
@@ -1966,6 +2024,8 @@
                 <w:ilvl w:val="0"/>
                 <w:numId w:val="18"/>
               </w:numPr>
+              <w:adjustRightInd w:val="0"/>
+              <w:snapToGrid w:val="0"/>
               <w:ind w:firstLineChars="0"/>
               <w:rPr>
                 <w:rFonts w:ascii="Times New Roman" w:eastAsia="仿宋" w:hAnsi="Times New Roman"/>
@@ -1989,6 +2049,8 @@
                 <w:ilvl w:val="0"/>
                 <w:numId w:val="18"/>
               </w:numPr>
+              <w:adjustRightInd w:val="0"/>
+              <w:snapToGrid w:val="0"/>
               <w:ind w:firstLineChars="0"/>
               <w:rPr>
                 <w:rFonts w:ascii="Times New Roman" w:eastAsia="仿宋" w:hAnsi="Times New Roman"/>
@@ -2012,6 +2074,8 @@
                 <w:ilvl w:val="0"/>
                 <w:numId w:val="18"/>
               </w:numPr>
+              <w:adjustRightInd w:val="0"/>
+              <w:snapToGrid w:val="0"/>
               <w:ind w:firstLineChars="0"/>
               <w:rPr>
                 <w:rFonts w:ascii="Times New Roman" w:eastAsia="仿宋" w:hAnsi="Times New Roman"/>
@@ -2035,6 +2099,8 @@
                 <w:ilvl w:val="0"/>
                 <w:numId w:val="18"/>
               </w:numPr>
+              <w:adjustRightInd w:val="0"/>
+              <w:snapToGrid w:val="0"/>
               <w:ind w:firstLineChars="0"/>
               <w:rPr>
                 <w:rFonts w:ascii="Times New Roman" w:eastAsia="仿宋" w:hAnsi="Times New Roman"/>
@@ -2082,6 +2148,8 @@
                 <w:ilvl w:val="0"/>
                 <w:numId w:val="18"/>
               </w:numPr>
+              <w:adjustRightInd w:val="0"/>
+              <w:snapToGrid w:val="0"/>
               <w:ind w:firstLineChars="0"/>
               <w:rPr>
                 <w:rFonts w:ascii="Times New Roman" w:eastAsia="仿宋" w:hAnsi="Times New Roman"/>
@@ -2105,6 +2173,8 @@
                 <w:ilvl w:val="0"/>
                 <w:numId w:val="18"/>
               </w:numPr>
+              <w:adjustRightInd w:val="0"/>
+              <w:snapToGrid w:val="0"/>
               <w:ind w:firstLineChars="0"/>
               <w:rPr>
                 <w:rFonts w:ascii="Times New Roman" w:eastAsia="仿宋" w:hAnsi="Times New Roman"/>
@@ -2128,6 +2198,8 @@
                 <w:ilvl w:val="0"/>
                 <w:numId w:val="18"/>
               </w:numPr>
+              <w:adjustRightInd w:val="0"/>
+              <w:snapToGrid w:val="0"/>
               <w:ind w:firstLineChars="0"/>
               <w:rPr>
                 <w:rFonts w:ascii="Times New Roman" w:eastAsia="仿宋" w:hAnsi="Times New Roman"/>
@@ -2151,6 +2223,8 @@
                 <w:ilvl w:val="0"/>
                 <w:numId w:val="18"/>
               </w:numPr>
+              <w:adjustRightInd w:val="0"/>
+              <w:snapToGrid w:val="0"/>
               <w:ind w:firstLineChars="0"/>
               <w:rPr>
                 <w:rFonts w:ascii="Times New Roman" w:eastAsia="仿宋" w:hAnsi="Times New Roman"/>
@@ -2174,6 +2248,8 @@
                 <w:ilvl w:val="0"/>
                 <w:numId w:val="18"/>
               </w:numPr>
+              <w:adjustRightInd w:val="0"/>
+              <w:snapToGrid w:val="0"/>
               <w:ind w:firstLineChars="0"/>
               <w:rPr>
                 <w:rFonts w:ascii="Times New Roman" w:eastAsia="仿宋" w:hAnsi="Times New Roman"/>
@@ -2197,6 +2273,8 @@
                 <w:ilvl w:val="0"/>
                 <w:numId w:val="18"/>
               </w:numPr>
+              <w:adjustRightInd w:val="0"/>
+              <w:snapToGrid w:val="0"/>
               <w:ind w:firstLineChars="0"/>
               <w:rPr>
                 <w:rFonts w:ascii="Times New Roman" w:eastAsia="仿宋" w:hAnsi="Times New Roman"/>
@@ -2220,6 +2298,8 @@
                 <w:ilvl w:val="0"/>
                 <w:numId w:val="18"/>
               </w:numPr>
+              <w:adjustRightInd w:val="0"/>
+              <w:snapToGrid w:val="0"/>
               <w:ind w:firstLineChars="0"/>
               <w:rPr>
                 <w:rFonts w:ascii="Times New Roman" w:eastAsia="仿宋" w:hAnsi="Times New Roman"/>
@@ -2243,6 +2323,8 @@
                 <w:ilvl w:val="0"/>
                 <w:numId w:val="18"/>
               </w:numPr>
+              <w:adjustRightInd w:val="0"/>
+              <w:snapToGrid w:val="0"/>
               <w:ind w:firstLineChars="0"/>
               <w:rPr>
                 <w:rFonts w:ascii="Times New Roman" w:eastAsia="仿宋" w:hAnsi="Times New Roman"/>
@@ -2266,6 +2348,8 @@
                 <w:ilvl w:val="0"/>
                 <w:numId w:val="18"/>
               </w:numPr>
+              <w:adjustRightInd w:val="0"/>
+              <w:snapToGrid w:val="0"/>
               <w:ind w:firstLineChars="0"/>
               <w:rPr>
                 <w:rFonts w:ascii="Times New Roman" w:eastAsia="仿宋" w:hAnsi="Times New Roman"/>
@@ -2295,6 +2379,8 @@
           </w:tcPr>
           <w:p>
             <w:pPr>
+              <w:adjustRightInd w:val="0"/>
+              <w:snapToGrid w:val="0"/>
               <w:rPr>
                 <w:rFonts w:ascii="Times New Roman" w:eastAsia="仿宋" w:hAnsi="Times New Roman"/>
                 <w:b/>
@@ -2312,7 +2398,6 @@
                 <w:sz w:val="32"/>
                 <w:szCs w:val="32"/>
               </w:rPr>
-              <w:lastRenderedPageBreak/>
               <w:t>P</w:t>
             </w:r>
             <w:r>
@@ -2377,6 +2462,8 @@
                 <w:ilvl w:val="0"/>
                 <w:numId w:val="14"/>
               </w:numPr>
+              <w:adjustRightInd w:val="0"/>
+              <w:snapToGrid w:val="0"/>
               <w:ind w:firstLineChars="0"/>
               <w:rPr>
                 <w:rFonts w:ascii="Times New Roman" w:eastAsia="仿宋" w:hAnsi="Times New Roman"/>
@@ -2404,6 +2491,8 @@
                 <w:ilvl w:val="0"/>
                 <w:numId w:val="1"/>
               </w:numPr>
+              <w:adjustRightInd w:val="0"/>
+              <w:snapToGrid w:val="0"/>
               <w:ind w:firstLineChars="0"/>
               <w:rPr>
                 <w:rFonts w:ascii="Times New Roman" w:eastAsia="仿宋" w:hAnsi="Times New Roman"/>
@@ -2509,6 +2598,8 @@
                 <w:ilvl w:val="0"/>
                 <w:numId w:val="1"/>
               </w:numPr>
+              <w:adjustRightInd w:val="0"/>
+              <w:snapToGrid w:val="0"/>
               <w:ind w:firstLineChars="0"/>
               <w:rPr>
                 <w:rFonts w:ascii="Times New Roman" w:eastAsia="仿宋" w:hAnsi="Times New Roman"/>
@@ -2670,6 +2761,7 @@
                 <w:sz w:val="24"/>
                 <w:szCs w:val="24"/>
               </w:rPr>
+              <w:lastRenderedPageBreak/>
               <w:t>https://doi.org/10.1016/j.tust.2025.106859</w:t>
             </w:r>
             <w:r>
@@ -2688,6 +2780,8 @@
                 <w:ilvl w:val="0"/>
                 <w:numId w:val="1"/>
               </w:numPr>
+              <w:adjustRightInd w:val="0"/>
+              <w:snapToGrid w:val="0"/>
               <w:ind w:firstLineChars="0"/>
               <w:rPr>
                 <w:rFonts w:ascii="Times New Roman" w:eastAsia="仿宋" w:hAnsi="Times New Roman"/>
@@ -2803,6 +2897,8 @@
                 <w:ilvl w:val="0"/>
                 <w:numId w:val="1"/>
               </w:numPr>
+              <w:adjustRightInd w:val="0"/>
+              <w:snapToGrid w:val="0"/>
               <w:ind w:firstLineChars="0"/>
               <w:rPr>
                 <w:rFonts w:ascii="Times New Roman" w:eastAsia="仿宋" w:hAnsi="Times New Roman"/>
@@ -3153,6 +3249,8 @@
                 <w:ilvl w:val="0"/>
                 <w:numId w:val="1"/>
               </w:numPr>
+              <w:adjustRightInd w:val="0"/>
+              <w:snapToGrid w:val="0"/>
               <w:ind w:firstLineChars="0"/>
               <w:rPr>
                 <w:rFonts w:ascii="Times New Roman" w:eastAsia="仿宋" w:hAnsi="Times New Roman"/>
@@ -3236,6 +3334,8 @@
                 <w:ilvl w:val="0"/>
                 <w:numId w:val="1"/>
               </w:numPr>
+              <w:adjustRightInd w:val="0"/>
+              <w:snapToGrid w:val="0"/>
               <w:ind w:firstLineChars="0"/>
               <w:rPr>
                 <w:rFonts w:ascii="Times New Roman" w:eastAsia="仿宋" w:hAnsi="Times New Roman"/>
@@ -3318,6 +3418,8 @@
                 <w:ilvl w:val="0"/>
                 <w:numId w:val="1"/>
               </w:numPr>
+              <w:adjustRightInd w:val="0"/>
+              <w:snapToGrid w:val="0"/>
               <w:ind w:firstLineChars="0"/>
               <w:rPr>
                 <w:rFonts w:ascii="Times New Roman" w:eastAsia="仿宋" w:hAnsi="Times New Roman"/>
@@ -3400,6 +3502,8 @@
                 <w:ilvl w:val="0"/>
                 <w:numId w:val="1"/>
               </w:numPr>
+              <w:adjustRightInd w:val="0"/>
+              <w:snapToGrid w:val="0"/>
               <w:ind w:firstLineChars="0"/>
               <w:rPr>
                 <w:rFonts w:ascii="Times New Roman" w:eastAsia="仿宋" w:hAnsi="Times New Roman"/>
@@ -3498,6 +3602,8 @@
                 <w:ilvl w:val="0"/>
                 <w:numId w:val="1"/>
               </w:numPr>
+              <w:adjustRightInd w:val="0"/>
+              <w:snapToGrid w:val="0"/>
               <w:ind w:firstLineChars="0"/>
               <w:rPr>
                 <w:rFonts w:ascii="Times New Roman" w:eastAsia="仿宋" w:hAnsi="Times New Roman"/>
@@ -3588,6 +3694,8 @@
                 <w:ilvl w:val="0"/>
                 <w:numId w:val="1"/>
               </w:numPr>
+              <w:adjustRightInd w:val="0"/>
+              <w:snapToGrid w:val="0"/>
               <w:ind w:firstLineChars="0"/>
               <w:rPr>
                 <w:rFonts w:ascii="Times New Roman" w:eastAsia="仿宋" w:hAnsi="Times New Roman"/>
@@ -3718,6 +3826,8 @@
                 <w:ilvl w:val="0"/>
                 <w:numId w:val="1"/>
               </w:numPr>
+              <w:adjustRightInd w:val="0"/>
+              <w:snapToGrid w:val="0"/>
               <w:ind w:firstLineChars="0"/>
               <w:rPr>
                 <w:rFonts w:ascii="Times New Roman" w:eastAsia="仿宋" w:hAnsi="Times New Roman"/>
@@ -3831,6 +3941,8 @@
                 <w:ilvl w:val="0"/>
                 <w:numId w:val="1"/>
               </w:numPr>
+              <w:adjustRightInd w:val="0"/>
+              <w:snapToGrid w:val="0"/>
               <w:ind w:firstLineChars="0"/>
               <w:rPr>
                 <w:rFonts w:ascii="Times New Roman" w:eastAsia="仿宋" w:hAnsi="Times New Roman"/>
@@ -4169,6 +4281,8 @@
                 <w:ilvl w:val="0"/>
                 <w:numId w:val="1"/>
               </w:numPr>
+              <w:adjustRightInd w:val="0"/>
+              <w:snapToGrid w:val="0"/>
               <w:ind w:firstLineChars="0"/>
               <w:rPr>
                 <w:rFonts w:ascii="Times New Roman" w:eastAsia="仿宋" w:hAnsi="Times New Roman"/>
@@ -4282,6 +4396,8 @@
                 <w:ilvl w:val="0"/>
                 <w:numId w:val="1"/>
               </w:numPr>
+              <w:adjustRightInd w:val="0"/>
+              <w:snapToGrid w:val="0"/>
               <w:ind w:firstLineChars="0"/>
               <w:rPr>
                 <w:rFonts w:ascii="Times New Roman" w:eastAsia="仿宋" w:hAnsi="Times New Roman"/>
@@ -4356,6 +4472,8 @@
                 <w:ilvl w:val="0"/>
                 <w:numId w:val="14"/>
               </w:numPr>
+              <w:adjustRightInd w:val="0"/>
+              <w:snapToGrid w:val="0"/>
               <w:ind w:firstLineChars="0"/>
               <w:rPr>
                 <w:rFonts w:ascii="Times New Roman" w:eastAsia="仿宋" w:hAnsi="Times New Roman"/>
@@ -4383,6 +4501,8 @@
                 <w:ilvl w:val="0"/>
                 <w:numId w:val="17"/>
               </w:numPr>
+              <w:adjustRightInd w:val="0"/>
+              <w:snapToGrid w:val="0"/>
               <w:ind w:firstLineChars="0"/>
               <w:rPr>
                 <w:rFonts w:ascii="Times New Roman" w:eastAsia="仿宋" w:hAnsi="Times New Roman"/>
@@ -4609,6 +4729,8 @@
                 <w:ilvl w:val="0"/>
                 <w:numId w:val="17"/>
               </w:numPr>
+              <w:adjustRightInd w:val="0"/>
+              <w:snapToGrid w:val="0"/>
               <w:ind w:firstLineChars="0"/>
               <w:rPr>
                 <w:rFonts w:ascii="Times New Roman" w:eastAsia="仿宋" w:hAnsi="Times New Roman"/>
@@ -4622,7 +4744,6 @@
                 <w:sz w:val="24"/>
                 <w:szCs w:val="24"/>
               </w:rPr>
-              <w:lastRenderedPageBreak/>
               <w:t>吴庆杰</w:t>
             </w:r>
             <w:r>
@@ -4787,6 +4908,8 @@
                 <w:ilvl w:val="0"/>
                 <w:numId w:val="17"/>
               </w:numPr>
+              <w:adjustRightInd w:val="0"/>
+              <w:snapToGrid w:val="0"/>
               <w:ind w:firstLineChars="0"/>
               <w:rPr>
                 <w:rFonts w:ascii="Times New Roman" w:eastAsia="仿宋" w:hAnsi="Times New Roman"/>
@@ -5085,6 +5208,8 @@
                 <w:ilvl w:val="0"/>
                 <w:numId w:val="17"/>
               </w:numPr>
+              <w:adjustRightInd w:val="0"/>
+              <w:snapToGrid w:val="0"/>
               <w:ind w:firstLineChars="0"/>
               <w:rPr>
                 <w:rFonts w:ascii="Times New Roman" w:eastAsia="仿宋" w:hAnsi="Times New Roman"/>
@@ -5383,6 +5508,8 @@
                 <w:ilvl w:val="0"/>
                 <w:numId w:val="17"/>
               </w:numPr>
+              <w:adjustRightInd w:val="0"/>
+              <w:snapToGrid w:val="0"/>
               <w:ind w:firstLineChars="0"/>
               <w:rPr>
                 <w:rFonts w:ascii="Times New Roman" w:eastAsia="仿宋" w:hAnsi="Times New Roman"/>
@@ -5529,6 +5656,8 @@
                 <w:ilvl w:val="0"/>
                 <w:numId w:val="17"/>
               </w:numPr>
+              <w:adjustRightInd w:val="0"/>
+              <w:snapToGrid w:val="0"/>
               <w:ind w:firstLineChars="0"/>
               <w:rPr>
                 <w:rFonts w:ascii="Times New Roman" w:eastAsia="仿宋" w:hAnsi="Times New Roman"/>
@@ -5659,6 +5788,8 @@
                 <w:ilvl w:val="0"/>
                 <w:numId w:val="17"/>
               </w:numPr>
+              <w:adjustRightInd w:val="0"/>
+              <w:snapToGrid w:val="0"/>
               <w:ind w:firstLineChars="0"/>
               <w:rPr>
                 <w:rFonts w:ascii="Times New Roman" w:eastAsia="仿宋" w:hAnsi="Times New Roman"/>
@@ -5770,7 +5901,16 @@
                 <w:sz w:val="24"/>
                 <w:szCs w:val="24"/>
               </w:rPr>
-              <w:t>建筑施工</w:t>
+              <w:t>建筑施</w:t>
+            </w:r>
+            <w:r>
+              <w:rPr>
+                <w:rFonts w:ascii="Times New Roman" w:eastAsia="仿宋" w:hAnsi="Times New Roman"/>
+                <w:sz w:val="24"/>
+                <w:szCs w:val="24"/>
+              </w:rPr>
+              <w:lastRenderedPageBreak/>
+              <w:t>工</w:t>
             </w:r>
             <w:r>
               <w:rPr>
@@ -5804,6 +5944,8 @@
                 <w:ilvl w:val="0"/>
                 <w:numId w:val="14"/>
               </w:numPr>
+              <w:adjustRightInd w:val="0"/>
+              <w:snapToGrid w:val="0"/>
               <w:ind w:firstLineChars="0"/>
               <w:rPr>
                 <w:rFonts w:ascii="Times New Roman" w:eastAsia="仿宋" w:hAnsi="Times New Roman"/>
@@ -5831,6 +5973,8 @@
                 <w:ilvl w:val="0"/>
                 <w:numId w:val="2"/>
               </w:numPr>
+              <w:adjustRightInd w:val="0"/>
+              <w:snapToGrid w:val="0"/>
               <w:ind w:firstLineChars="0"/>
               <w:rPr>
                 <w:rFonts w:ascii="Times New Roman" w:eastAsia="仿宋" w:hAnsi="Times New Roman"/>
@@ -5914,6 +6058,8 @@
                 <w:ilvl w:val="0"/>
                 <w:numId w:val="2"/>
               </w:numPr>
+              <w:adjustRightInd w:val="0"/>
+              <w:snapToGrid w:val="0"/>
               <w:ind w:firstLineChars="0"/>
               <w:rPr>
                 <w:rFonts w:ascii="Times New Roman" w:eastAsia="仿宋" w:hAnsi="Times New Roman"/>
@@ -6007,6 +6153,8 @@
                 <w:ilvl w:val="0"/>
                 <w:numId w:val="2"/>
               </w:numPr>
+              <w:adjustRightInd w:val="0"/>
+              <w:snapToGrid w:val="0"/>
               <w:ind w:firstLineChars="0"/>
               <w:rPr>
                 <w:rFonts w:ascii="Times New Roman" w:eastAsia="仿宋" w:hAnsi="Times New Roman"/>
@@ -6073,6 +6221,8 @@
                 <w:ilvl w:val="0"/>
                 <w:numId w:val="2"/>
               </w:numPr>
+              <w:adjustRightInd w:val="0"/>
+              <w:snapToGrid w:val="0"/>
               <w:ind w:firstLineChars="0"/>
               <w:rPr>
                 <w:rFonts w:ascii="Times New Roman" w:eastAsia="仿宋" w:hAnsi="Times New Roman"/>
@@ -6139,6 +6289,8 @@
                 <w:ilvl w:val="0"/>
                 <w:numId w:val="2"/>
               </w:numPr>
+              <w:adjustRightInd w:val="0"/>
+              <w:snapToGrid w:val="0"/>
               <w:ind w:firstLineChars="0"/>
               <w:rPr>
                 <w:rFonts w:ascii="Times New Roman" w:eastAsia="仿宋" w:hAnsi="Times New Roman"/>
@@ -6188,6 +6340,8 @@
                 <w:ilvl w:val="0"/>
                 <w:numId w:val="2"/>
               </w:numPr>
+              <w:adjustRightInd w:val="0"/>
+              <w:snapToGrid w:val="0"/>
               <w:ind w:firstLineChars="0"/>
               <w:rPr>
                 <w:rFonts w:ascii="Times New Roman" w:eastAsia="仿宋" w:hAnsi="Times New Roman"/>
@@ -6254,6 +6408,8 @@
                 <w:ilvl w:val="0"/>
                 <w:numId w:val="2"/>
               </w:numPr>
+              <w:adjustRightInd w:val="0"/>
+              <w:snapToGrid w:val="0"/>
               <w:ind w:firstLineChars="0"/>
               <w:rPr>
                 <w:rFonts w:ascii="Times New Roman" w:eastAsia="仿宋" w:hAnsi="Times New Roman"/>
@@ -6320,6 +6476,8 @@
                 <w:ilvl w:val="0"/>
                 <w:numId w:val="14"/>
               </w:numPr>
+              <w:adjustRightInd w:val="0"/>
+              <w:snapToGrid w:val="0"/>
               <w:ind w:firstLineChars="0"/>
               <w:rPr>
                 <w:rFonts w:ascii="Times New Roman" w:eastAsia="仿宋" w:hAnsi="Times New Roman"/>
@@ -6357,6 +6515,8 @@
                 <w:ilvl w:val="0"/>
                 <w:numId w:val="3"/>
               </w:numPr>
+              <w:adjustRightInd w:val="0"/>
+              <w:snapToGrid w:val="0"/>
               <w:ind w:firstLineChars="0"/>
               <w:rPr>
                 <w:rFonts w:ascii="Times New Roman" w:eastAsia="仿宋" w:hAnsi="Times New Roman"/>
@@ -6516,6 +6676,8 @@
                 <w:ilvl w:val="0"/>
                 <w:numId w:val="3"/>
               </w:numPr>
+              <w:adjustRightInd w:val="0"/>
+              <w:snapToGrid w:val="0"/>
               <w:ind w:firstLineChars="0"/>
               <w:rPr>
                 <w:rFonts w:ascii="Times New Roman" w:eastAsia="仿宋" w:hAnsi="Times New Roman"/>
@@ -6684,6 +6846,8 @@
                 <w:ilvl w:val="0"/>
                 <w:numId w:val="3"/>
               </w:numPr>
+              <w:adjustRightInd w:val="0"/>
+              <w:snapToGrid w:val="0"/>
               <w:ind w:firstLineChars="0"/>
               <w:rPr>
                 <w:rFonts w:ascii="Times New Roman" w:eastAsia="仿宋" w:hAnsi="Times New Roman"/>
@@ -6811,6 +6975,8 @@
                 <w:ilvl w:val="0"/>
                 <w:numId w:val="3"/>
               </w:numPr>
+              <w:adjustRightInd w:val="0"/>
+              <w:snapToGrid w:val="0"/>
               <w:ind w:firstLineChars="0"/>
               <w:rPr>
                 <w:rFonts w:ascii="Times New Roman" w:eastAsia="仿宋" w:hAnsi="Times New Roman"/>
@@ -6979,6 +7145,8 @@
                 <w:ilvl w:val="0"/>
                 <w:numId w:val="3"/>
               </w:numPr>
+              <w:adjustRightInd w:val="0"/>
+              <w:snapToGrid w:val="0"/>
               <w:ind w:firstLineChars="0"/>
               <w:rPr>
                 <w:rFonts w:ascii="Times New Roman" w:eastAsia="仿宋" w:hAnsi="Times New Roman"/>
@@ -6992,7 +7160,6 @@
                 <w:sz w:val="24"/>
                 <w:szCs w:val="24"/>
               </w:rPr>
-              <w:lastRenderedPageBreak/>
               <w:t>张鹤</w:t>
             </w:r>
             <w:r>
@@ -7196,6 +7363,8 @@
                 <w:ilvl w:val="0"/>
                 <w:numId w:val="3"/>
               </w:numPr>
+              <w:adjustRightInd w:val="0"/>
+              <w:snapToGrid w:val="0"/>
               <w:ind w:firstLineChars="0"/>
               <w:rPr>
                 <w:rFonts w:ascii="Times New Roman" w:eastAsia="仿宋" w:hAnsi="Times New Roman"/>
@@ -7355,6 +7524,8 @@
                 <w:ilvl w:val="0"/>
                 <w:numId w:val="3"/>
               </w:numPr>
+              <w:adjustRightInd w:val="0"/>
+              <w:snapToGrid w:val="0"/>
               <w:ind w:firstLineChars="0"/>
               <w:rPr>
                 <w:rFonts w:ascii="Times New Roman" w:eastAsia="仿宋" w:hAnsi="Times New Roman"/>
@@ -7482,6 +7653,8 @@
                 <w:ilvl w:val="0"/>
                 <w:numId w:val="3"/>
               </w:numPr>
+              <w:adjustRightInd w:val="0"/>
+              <w:snapToGrid w:val="0"/>
               <w:ind w:firstLineChars="0"/>
               <w:rPr>
                 <w:rFonts w:ascii="Times New Roman" w:eastAsia="仿宋" w:hAnsi="Times New Roman"/>
@@ -7665,6 +7838,8 @@
                 <w:ilvl w:val="0"/>
                 <w:numId w:val="3"/>
               </w:numPr>
+              <w:adjustRightInd w:val="0"/>
+              <w:snapToGrid w:val="0"/>
               <w:ind w:firstLineChars="0"/>
               <w:rPr>
                 <w:rFonts w:ascii="Times New Roman" w:eastAsia="仿宋" w:hAnsi="Times New Roman"/>
@@ -7840,6 +8015,8 @@
                 <w:ilvl w:val="0"/>
                 <w:numId w:val="3"/>
               </w:numPr>
+              <w:adjustRightInd w:val="0"/>
+              <w:snapToGrid w:val="0"/>
               <w:ind w:firstLineChars="0"/>
               <w:rPr>
                 <w:rFonts w:ascii="Times New Roman" w:eastAsia="仿宋" w:hAnsi="Times New Roman"/>
@@ -8022,6 +8199,8 @@
                 <w:ilvl w:val="0"/>
                 <w:numId w:val="3"/>
               </w:numPr>
+              <w:adjustRightInd w:val="0"/>
+              <w:snapToGrid w:val="0"/>
               <w:ind w:firstLineChars="0"/>
               <w:rPr>
                 <w:rFonts w:ascii="Times New Roman" w:eastAsia="仿宋" w:hAnsi="Times New Roman"/>
@@ -8204,6 +8383,8 @@
                 <w:ilvl w:val="0"/>
                 <w:numId w:val="3"/>
               </w:numPr>
+              <w:adjustRightInd w:val="0"/>
+              <w:snapToGrid w:val="0"/>
               <w:ind w:firstLineChars="0"/>
               <w:rPr>
                 <w:rFonts w:ascii="Times New Roman" w:eastAsia="仿宋" w:hAnsi="Times New Roman"/>
@@ -8379,6 +8560,8 @@
                 <w:ilvl w:val="0"/>
                 <w:numId w:val="3"/>
               </w:numPr>
+              <w:adjustRightInd w:val="0"/>
+              <w:snapToGrid w:val="0"/>
               <w:ind w:firstLineChars="0"/>
               <w:rPr>
                 <w:rFonts w:ascii="Times New Roman" w:eastAsia="仿宋" w:hAnsi="Times New Roman"/>
@@ -8451,7 +8634,16 @@
                 <w:sz w:val="24"/>
                 <w:szCs w:val="24"/>
               </w:rPr>
-              <w:t xml:space="preserve"> (Patent CN202510484006.9).</w:t>
+              <w:t xml:space="preserve"> </w:t>
+            </w:r>
+            <w:r>
+              <w:rPr>
+                <w:rFonts w:ascii="Times New Roman" w:eastAsia="仿宋" w:hAnsi="Times New Roman"/>
+                <w:sz w:val="24"/>
+                <w:szCs w:val="24"/>
+              </w:rPr>
+              <w:lastRenderedPageBreak/>
+              <w:t>(Patent CN202510484006.9).</w:t>
             </w:r>
             <w:r>
               <w:rPr>
@@ -8506,6 +8698,8 @@
                 <w:ilvl w:val="0"/>
                 <w:numId w:val="3"/>
               </w:numPr>
+              <w:adjustRightInd w:val="0"/>
+              <w:snapToGrid w:val="0"/>
               <w:ind w:firstLineChars="0"/>
               <w:rPr>
                 <w:rFonts w:ascii="Times New Roman" w:eastAsia="仿宋" w:hAnsi="Times New Roman"/>
@@ -8841,6 +9035,8 @@
                 <w:ilvl w:val="0"/>
                 <w:numId w:val="3"/>
               </w:numPr>
+              <w:adjustRightInd w:val="0"/>
+              <w:snapToGrid w:val="0"/>
               <w:ind w:firstLineChars="0"/>
               <w:rPr>
                 <w:rFonts w:ascii="Times New Roman" w:eastAsia="仿宋" w:hAnsi="Times New Roman"/>
@@ -9224,6 +9420,8 @@
                 <w:ilvl w:val="0"/>
                 <w:numId w:val="3"/>
               </w:numPr>
+              <w:adjustRightInd w:val="0"/>
+              <w:snapToGrid w:val="0"/>
               <w:ind w:firstLineChars="0"/>
               <w:rPr>
                 <w:rFonts w:ascii="Times New Roman" w:eastAsia="仿宋" w:hAnsi="Times New Roman"/>
@@ -9388,6 +9586,8 @@
                 <w:ilvl w:val="0"/>
                 <w:numId w:val="3"/>
               </w:numPr>
+              <w:adjustRightInd w:val="0"/>
+              <w:snapToGrid w:val="0"/>
               <w:ind w:firstLineChars="0"/>
               <w:rPr>
                 <w:rFonts w:ascii="Times New Roman" w:eastAsia="仿宋" w:hAnsi="Times New Roman"/>
@@ -9552,6 +9752,8 @@
                 <w:ilvl w:val="0"/>
                 <w:numId w:val="3"/>
               </w:numPr>
+              <w:adjustRightInd w:val="0"/>
+              <w:snapToGrid w:val="0"/>
               <w:ind w:firstLineChars="0"/>
               <w:rPr>
                 <w:rFonts w:ascii="Times New Roman" w:eastAsia="仿宋" w:hAnsi="Times New Roman"/>
@@ -9716,6 +9918,8 @@
                 <w:ilvl w:val="0"/>
                 <w:numId w:val="14"/>
               </w:numPr>
+              <w:adjustRightInd w:val="0"/>
+              <w:snapToGrid w:val="0"/>
               <w:ind w:firstLineChars="0"/>
               <w:rPr>
                 <w:rFonts w:ascii="Times New Roman" w:eastAsia="仿宋" w:hAnsi="Times New Roman"/>
@@ -9754,6 +9958,8 @@
                 <w:ilvl w:val="0"/>
                 <w:numId w:val="6"/>
               </w:numPr>
+              <w:adjustRightInd w:val="0"/>
+              <w:snapToGrid w:val="0"/>
               <w:ind w:firstLineChars="0"/>
               <w:rPr>
                 <w:rFonts w:ascii="Times New Roman" w:eastAsia="仿宋" w:hAnsi="Times New Roman"/>
@@ -9807,6 +10013,8 @@
           </w:tcPr>
           <w:p>
             <w:pPr>
+              <w:adjustRightInd w:val="0"/>
+              <w:snapToGrid w:val="0"/>
               <w:rPr>
                 <w:rFonts w:ascii="Times New Roman" w:eastAsia="仿宋" w:hAnsi="Times New Roman"/>
                 <w:b/>
@@ -9846,6 +10054,8 @@
                 <w:ilvl w:val="0"/>
                 <w:numId w:val="14"/>
               </w:numPr>
+              <w:adjustRightInd w:val="0"/>
+              <w:snapToGrid w:val="0"/>
               <w:ind w:firstLineChars="0"/>
               <w:rPr>
                 <w:rFonts w:ascii="Times New Roman" w:eastAsia="仿宋" w:hAnsi="Times New Roman"/>
@@ -9873,6 +10083,8 @@
                 <w:ilvl w:val="0"/>
                 <w:numId w:val="10"/>
               </w:numPr>
+              <w:adjustRightInd w:val="0"/>
+              <w:snapToGrid w:val="0"/>
               <w:ind w:firstLineChars="0"/>
               <w:rPr>
                 <w:rFonts w:ascii="Times New Roman" w:eastAsia="仿宋" w:hAnsi="Times New Roman"/>
@@ -9944,6 +10156,8 @@
                 <w:ilvl w:val="0"/>
                 <w:numId w:val="10"/>
               </w:numPr>
+              <w:adjustRightInd w:val="0"/>
+              <w:snapToGrid w:val="0"/>
               <w:ind w:firstLineChars="0"/>
               <w:rPr>
                 <w:rFonts w:ascii="Times New Roman" w:eastAsia="仿宋" w:hAnsi="Times New Roman"/>
@@ -9967,6 +10181,8 @@
                 <w:ilvl w:val="0"/>
                 <w:numId w:val="10"/>
               </w:numPr>
+              <w:adjustRightInd w:val="0"/>
+              <w:snapToGrid w:val="0"/>
               <w:ind w:firstLineChars="0"/>
               <w:rPr>
                 <w:rFonts w:ascii="Times New Roman" w:eastAsia="仿宋" w:hAnsi="Times New Roman"/>
@@ -9990,6 +10206,8 @@
                 <w:ilvl w:val="0"/>
                 <w:numId w:val="10"/>
               </w:numPr>
+              <w:adjustRightInd w:val="0"/>
+              <w:snapToGrid w:val="0"/>
               <w:ind w:firstLineChars="0"/>
               <w:rPr>
                 <w:rFonts w:ascii="Times New Roman" w:eastAsia="仿宋" w:hAnsi="Times New Roman"/>
@@ -10013,6 +10231,8 @@
                 <w:ilvl w:val="0"/>
                 <w:numId w:val="10"/>
               </w:numPr>
+              <w:adjustRightInd w:val="0"/>
+              <w:snapToGrid w:val="0"/>
               <w:ind w:firstLineChars="0"/>
               <w:rPr>
                 <w:rFonts w:ascii="Times New Roman" w:eastAsia="仿宋" w:hAnsi="Times New Roman"/>
@@ -10036,6 +10256,8 @@
                 <w:ilvl w:val="0"/>
                 <w:numId w:val="10"/>
               </w:numPr>
+              <w:adjustRightInd w:val="0"/>
+              <w:snapToGrid w:val="0"/>
               <w:ind w:firstLineChars="0"/>
               <w:rPr>
                 <w:rFonts w:ascii="Times New Roman" w:eastAsia="仿宋" w:hAnsi="Times New Roman"/>
@@ -10059,6 +10281,8 @@
                 <w:ilvl w:val="0"/>
                 <w:numId w:val="10"/>
               </w:numPr>
+              <w:adjustRightInd w:val="0"/>
+              <w:snapToGrid w:val="0"/>
               <w:ind w:firstLineChars="0"/>
               <w:rPr>
                 <w:rFonts w:ascii="Times New Roman" w:eastAsia="仿宋" w:hAnsi="Times New Roman"/>
@@ -10082,6 +10306,8 @@
                 <w:ilvl w:val="0"/>
                 <w:numId w:val="10"/>
               </w:numPr>
+              <w:adjustRightInd w:val="0"/>
+              <w:snapToGrid w:val="0"/>
               <w:ind w:firstLineChars="0"/>
               <w:rPr>
                 <w:rFonts w:ascii="Times New Roman" w:eastAsia="仿宋" w:hAnsi="Times New Roman"/>
@@ -10095,7 +10321,6 @@
                 <w:sz w:val="24"/>
                 <w:szCs w:val="24"/>
               </w:rPr>
-              <w:lastRenderedPageBreak/>
               <w:t>点云驱动隧道变形及渗漏智能感知方法与应用</w:t>
             </w:r>
             <w:r>
@@ -10202,6 +10427,8 @@
                 <w:ilvl w:val="0"/>
                 <w:numId w:val="10"/>
               </w:numPr>
+              <w:adjustRightInd w:val="0"/>
+              <w:snapToGrid w:val="0"/>
               <w:ind w:firstLineChars="0"/>
               <w:rPr>
                 <w:rFonts w:ascii="Times New Roman" w:eastAsia="仿宋" w:hAnsi="Times New Roman"/>
@@ -10287,15 +10514,7 @@
                 <w:sz w:val="24"/>
                 <w:szCs w:val="24"/>
               </w:rPr>
-              <w:t xml:space="preserve"> 17/05/</w:t>
-            </w:r>
-            <w:r>
-              <w:rPr>
-                <w:rFonts w:ascii="Times New Roman" w:eastAsia="仿宋" w:hAnsi="Times New Roman"/>
-                <w:sz w:val="24"/>
-                <w:szCs w:val="24"/>
-              </w:rPr>
-              <w:t>2026</w:t>
+              <w:t xml:space="preserve"> 17/05/2026</w:t>
             </w:r>
           </w:p>
           <w:p>
@@ -10305,6 +10524,8 @@
                 <w:ilvl w:val="0"/>
                 <w:numId w:val="10"/>
               </w:numPr>
+              <w:adjustRightInd w:val="0"/>
+              <w:snapToGrid w:val="0"/>
               <w:ind w:firstLineChars="0"/>
               <w:rPr>
                 <w:rFonts w:ascii="Times New Roman" w:eastAsia="仿宋" w:hAnsi="Times New Roman"/>
@@ -10360,6 +10581,8 @@
                 <w:ilvl w:val="0"/>
                 <w:numId w:val="10"/>
               </w:numPr>
+              <w:adjustRightInd w:val="0"/>
+              <w:snapToGrid w:val="0"/>
               <w:ind w:firstLineChars="0"/>
               <w:rPr>
                 <w:rFonts w:ascii="Times New Roman" w:eastAsia="仿宋" w:hAnsi="Times New Roman"/>
@@ -10463,6 +10686,8 @@
                 <w:ilvl w:val="0"/>
                 <w:numId w:val="10"/>
               </w:numPr>
+              <w:adjustRightInd w:val="0"/>
+              <w:snapToGrid w:val="0"/>
               <w:ind w:firstLineChars="0"/>
               <w:rPr>
                 <w:rFonts w:ascii="Times New Roman" w:eastAsia="仿宋" w:hAnsi="Times New Roman"/>
@@ -10550,6 +10775,8 @@
                 <w:ilvl w:val="0"/>
                 <w:numId w:val="10"/>
               </w:numPr>
+              <w:adjustRightInd w:val="0"/>
+              <w:snapToGrid w:val="0"/>
               <w:ind w:firstLineChars="0"/>
               <w:rPr>
                 <w:rFonts w:ascii="Times New Roman" w:eastAsia="仿宋" w:hAnsi="Times New Roman"/>
@@ -10597,6 +10824,8 @@
                 <w:ilvl w:val="0"/>
                 <w:numId w:val="14"/>
               </w:numPr>
+              <w:adjustRightInd w:val="0"/>
+              <w:snapToGrid w:val="0"/>
               <w:ind w:firstLineChars="0"/>
               <w:rPr>
                 <w:rFonts w:ascii="Times New Roman" w:eastAsia="仿宋" w:hAnsi="Times New Roman"/>
@@ -10624,6 +10853,8 @@
                 <w:ilvl w:val="0"/>
                 <w:numId w:val="11"/>
               </w:numPr>
+              <w:adjustRightInd w:val="0"/>
+              <w:snapToGrid w:val="0"/>
               <w:ind w:firstLineChars="0"/>
               <w:rPr>
                 <w:rFonts w:ascii="Times New Roman" w:eastAsia="仿宋" w:hAnsi="Times New Roman"/>
@@ -10647,6 +10878,8 @@
                 <w:ilvl w:val="0"/>
                 <w:numId w:val="11"/>
               </w:numPr>
+              <w:adjustRightInd w:val="0"/>
+              <w:snapToGrid w:val="0"/>
               <w:ind w:firstLineChars="0"/>
               <w:rPr>
                 <w:rFonts w:ascii="Times New Roman" w:eastAsia="仿宋" w:hAnsi="Times New Roman"/>
@@ -10670,6 +10903,8 @@
                 <w:ilvl w:val="0"/>
                 <w:numId w:val="14"/>
               </w:numPr>
+              <w:adjustRightInd w:val="0"/>
+              <w:snapToGrid w:val="0"/>
               <w:ind w:firstLineChars="0"/>
               <w:rPr>
                 <w:rFonts w:ascii="Times New Roman" w:eastAsia="仿宋" w:hAnsi="Times New Roman"/>
@@ -10697,6 +10932,8 @@
                 <w:ilvl w:val="0"/>
                 <w:numId w:val="12"/>
               </w:numPr>
+              <w:adjustRightInd w:val="0"/>
+              <w:snapToGrid w:val="0"/>
               <w:ind w:firstLineChars="0"/>
               <w:rPr>
                 <w:rFonts w:ascii="Times New Roman" w:eastAsia="仿宋" w:hAnsi="Times New Roman"/>
@@ -10720,6 +10957,8 @@
                 <w:ilvl w:val="0"/>
                 <w:numId w:val="12"/>
               </w:numPr>
+              <w:adjustRightInd w:val="0"/>
+              <w:snapToGrid w:val="0"/>
               <w:ind w:firstLineChars="0"/>
               <w:rPr>
                 <w:rFonts w:ascii="Times New Roman" w:eastAsia="仿宋" w:hAnsi="Times New Roman"/>
@@ -10733,6 +10972,7 @@
                 <w:sz w:val="24"/>
                 <w:szCs w:val="24"/>
               </w:rPr>
+              <w:lastRenderedPageBreak/>
               <w:t>Engineering Applications of Artificial Intelligence</w:t>
             </w:r>
           </w:p>
@@ -10743,6 +10983,8 @@
                 <w:ilvl w:val="0"/>
                 <w:numId w:val="12"/>
               </w:numPr>
+              <w:adjustRightInd w:val="0"/>
+              <w:snapToGrid w:val="0"/>
               <w:ind w:firstLineChars="0"/>
               <w:rPr>
                 <w:rFonts w:ascii="Times New Roman" w:eastAsia="仿宋" w:hAnsi="Times New Roman"/>
@@ -10766,6 +11008,8 @@
                 <w:ilvl w:val="0"/>
                 <w:numId w:val="12"/>
               </w:numPr>
+              <w:adjustRightInd w:val="0"/>
+              <w:snapToGrid w:val="0"/>
               <w:ind w:firstLineChars="0"/>
               <w:rPr>
                 <w:rFonts w:ascii="Times New Roman" w:eastAsia="仿宋" w:hAnsi="Times New Roman"/>
@@ -10789,6 +11033,8 @@
                 <w:ilvl w:val="0"/>
                 <w:numId w:val="12"/>
               </w:numPr>
+              <w:adjustRightInd w:val="0"/>
+              <w:snapToGrid w:val="0"/>
               <w:ind w:firstLineChars="0"/>
               <w:rPr>
                 <w:rFonts w:ascii="Times New Roman" w:eastAsia="仿宋" w:hAnsi="Times New Roman"/>
@@ -10828,6 +11074,8 @@
                 <w:ilvl w:val="0"/>
                 <w:numId w:val="12"/>
               </w:numPr>
+              <w:adjustRightInd w:val="0"/>
+              <w:snapToGrid w:val="0"/>
               <w:ind w:firstLineChars="0"/>
               <w:rPr>
                 <w:rFonts w:ascii="Times New Roman" w:eastAsia="仿宋" w:hAnsi="Times New Roman"/>
@@ -10867,6 +11115,8 @@
                 <w:ilvl w:val="0"/>
                 <w:numId w:val="12"/>
               </w:numPr>
+              <w:adjustRightInd w:val="0"/>
+              <w:snapToGrid w:val="0"/>
               <w:ind w:firstLineChars="0"/>
               <w:rPr>
                 <w:rFonts w:ascii="Times New Roman" w:eastAsia="仿宋" w:hAnsi="Times New Roman"/>
@@ -10890,6 +11140,8 @@
                 <w:ilvl w:val="0"/>
                 <w:numId w:val="12"/>
               </w:numPr>
+              <w:adjustRightInd w:val="0"/>
+              <w:snapToGrid w:val="0"/>
               <w:ind w:firstLineChars="0"/>
               <w:rPr>
                 <w:rFonts w:ascii="Times New Roman" w:eastAsia="仿宋" w:hAnsi="Times New Roman"/>
@@ -10913,6 +11165,8 @@
                 <w:ilvl w:val="0"/>
                 <w:numId w:val="12"/>
               </w:numPr>
+              <w:adjustRightInd w:val="0"/>
+              <w:snapToGrid w:val="0"/>
               <w:ind w:firstLineChars="0"/>
               <w:rPr>
                 <w:rFonts w:ascii="Times New Roman" w:eastAsia="仿宋" w:hAnsi="Times New Roman"/>
@@ -10938,6 +11192,8 @@
                 <w:ilvl w:val="0"/>
                 <w:numId w:val="12"/>
               </w:numPr>
+              <w:adjustRightInd w:val="0"/>
+              <w:snapToGrid w:val="0"/>
               <w:ind w:firstLineChars="0"/>
               <w:rPr>
                 <w:rFonts w:ascii="Times New Roman" w:eastAsia="仿宋" w:hAnsi="Times New Roman"/>
@@ -10983,6 +11239,8 @@
           </w:tcPr>
           <w:p>
             <w:pPr>
+              <w:adjustRightInd w:val="0"/>
+              <w:snapToGrid w:val="0"/>
               <w:rPr>
                 <w:rFonts w:ascii="Times New Roman" w:eastAsia="仿宋" w:hAnsi="Times New Roman"/>
                 <w:b/>
@@ -11022,6 +11280,8 @@
                 <w:ilvl w:val="0"/>
                 <w:numId w:val="14"/>
               </w:numPr>
+              <w:adjustRightInd w:val="0"/>
+              <w:snapToGrid w:val="0"/>
               <w:ind w:firstLineChars="0"/>
               <w:rPr>
                 <w:rFonts w:ascii="Times New Roman" w:eastAsia="仿宋" w:hAnsi="Times New Roman"/>
@@ -11065,6 +11325,8 @@
           <w:p>
             <w:pPr>
               <w:pStyle w:val="a3"/>
+              <w:adjustRightInd w:val="0"/>
+              <w:snapToGrid w:val="0"/>
               <w:ind w:left="440" w:firstLineChars="0" w:firstLine="0"/>
               <w:rPr>
                 <w:rFonts w:ascii="Times New Roman" w:eastAsia="仿宋" w:hAnsi="Times New Roman"/>
@@ -11084,6 +11346,8 @@
           <w:p>
             <w:pPr>
               <w:pStyle w:val="a3"/>
+              <w:adjustRightInd w:val="0"/>
+              <w:snapToGrid w:val="0"/>
               <w:ind w:left="440" w:firstLineChars="0" w:firstLine="0"/>
               <w:rPr>
                 <w:rFonts w:ascii="Times New Roman" w:eastAsia="仿宋" w:hAnsi="Times New Roman"/>
@@ -11107,6 +11371,8 @@
                 <w:ilvl w:val="0"/>
                 <w:numId w:val="14"/>
               </w:numPr>
+              <w:adjustRightInd w:val="0"/>
+              <w:snapToGrid w:val="0"/>
               <w:ind w:firstLineChars="0"/>
               <w:rPr>
                 <w:rFonts w:ascii="Times New Roman" w:eastAsia="仿宋" w:hAnsi="Times New Roman"/>
@@ -11130,6 +11396,8 @@
           <w:p>
             <w:pPr>
               <w:pStyle w:val="a3"/>
+              <w:adjustRightInd w:val="0"/>
+              <w:snapToGrid w:val="0"/>
               <w:ind w:left="440" w:firstLineChars="0" w:firstLine="0"/>
               <w:rPr>
                 <w:rFonts w:ascii="Times New Roman" w:eastAsia="仿宋" w:hAnsi="Times New Roman"/>
@@ -11149,6 +11417,8 @@
           <w:p>
             <w:pPr>
               <w:pStyle w:val="a3"/>
+              <w:adjustRightInd w:val="0"/>
+              <w:snapToGrid w:val="0"/>
               <w:ind w:left="440" w:firstLineChars="0" w:firstLine="0"/>
               <w:rPr>
                 <w:rFonts w:ascii="Times New Roman" w:eastAsia="仿宋" w:hAnsi="Times New Roman"/>
@@ -11168,6 +11438,8 @@
           <w:p>
             <w:pPr>
               <w:pStyle w:val="a3"/>
+              <w:adjustRightInd w:val="0"/>
+              <w:snapToGrid w:val="0"/>
               <w:ind w:left="440" w:firstLineChars="0" w:firstLine="0"/>
               <w:rPr>
                 <w:rFonts w:ascii="Times New Roman" w:eastAsia="仿宋" w:hAnsi="Times New Roman"/>
@@ -11191,6 +11463,8 @@
                 <w:ilvl w:val="0"/>
                 <w:numId w:val="14"/>
               </w:numPr>
+              <w:adjustRightInd w:val="0"/>
+              <w:snapToGrid w:val="0"/>
               <w:ind w:firstLineChars="0"/>
               <w:rPr>
                 <w:rFonts w:ascii="Times New Roman" w:eastAsia="仿宋" w:hAnsi="Times New Roman"/>
@@ -11214,6 +11488,8 @@
           <w:p>
             <w:pPr>
               <w:pStyle w:val="a3"/>
+              <w:adjustRightInd w:val="0"/>
+              <w:snapToGrid w:val="0"/>
               <w:ind w:left="440" w:firstLineChars="0" w:firstLine="0"/>
               <w:rPr>
                 <w:rFonts w:ascii="Times New Roman" w:eastAsia="仿宋" w:hAnsi="Times New Roman"/>
@@ -11233,6 +11509,8 @@
           <w:p>
             <w:pPr>
               <w:pStyle w:val="a3"/>
+              <w:adjustRightInd w:val="0"/>
+              <w:snapToGrid w:val="0"/>
               <w:ind w:left="440" w:firstLineChars="0" w:firstLine="0"/>
               <w:rPr>
                 <w:rFonts w:ascii="Times New Roman" w:eastAsia="仿宋" w:hAnsi="Times New Roman"/>
@@ -11252,6 +11530,8 @@
           <w:p>
             <w:pPr>
               <w:pStyle w:val="a3"/>
+              <w:adjustRightInd w:val="0"/>
+              <w:snapToGrid w:val="0"/>
               <w:ind w:left="440" w:firstLineChars="0" w:firstLine="0"/>
               <w:rPr>
                 <w:rFonts w:ascii="Times New Roman" w:eastAsia="仿宋" w:hAnsi="Times New Roman"/>
@@ -11281,6 +11561,8 @@
           </w:tcPr>
           <w:p>
             <w:pPr>
+              <w:adjustRightInd w:val="0"/>
+              <w:snapToGrid w:val="0"/>
               <w:rPr>
                 <w:rFonts w:ascii="Times New Roman" w:eastAsia="仿宋" w:hAnsi="Times New Roman"/>
                 <w:b/>
@@ -11319,6 +11601,8 @@
                 <w:ilvl w:val="0"/>
                 <w:numId w:val="14"/>
               </w:numPr>
+              <w:adjustRightInd w:val="0"/>
+              <w:snapToGrid w:val="0"/>
               <w:ind w:firstLineChars="0"/>
               <w:rPr>
                 <w:rFonts w:ascii="Times New Roman" w:eastAsia="仿宋" w:hAnsi="Times New Roman"/>
@@ -11346,6 +11630,8 @@
                 <w:ilvl w:val="0"/>
                 <w:numId w:val="8"/>
               </w:numPr>
+              <w:adjustRightInd w:val="0"/>
+              <w:snapToGrid w:val="0"/>
               <w:ind w:firstLineChars="0"/>
               <w:rPr>
                 <w:rFonts w:ascii="Times New Roman" w:eastAsia="仿宋" w:hAnsi="Times New Roman"/>
@@ -11417,6 +11703,8 @@
                 <w:ilvl w:val="0"/>
                 <w:numId w:val="8"/>
               </w:numPr>
+              <w:adjustRightInd w:val="0"/>
+              <w:snapToGrid w:val="0"/>
               <w:ind w:firstLineChars="0"/>
               <w:rPr>
                 <w:rFonts w:ascii="Times New Roman" w:eastAsia="仿宋" w:hAnsi="Times New Roman"/>
@@ -11430,7 +11718,6 @@
                 <w:sz w:val="24"/>
                 <w:szCs w:val="24"/>
               </w:rPr>
-              <w:lastRenderedPageBreak/>
               <w:t>China Scholarship Council</w:t>
             </w:r>
             <w:r>
@@ -11473,6 +11760,8 @@
                 <w:ilvl w:val="0"/>
                 <w:numId w:val="8"/>
               </w:numPr>
+              <w:adjustRightInd w:val="0"/>
+              <w:snapToGrid w:val="0"/>
               <w:ind w:firstLineChars="0"/>
               <w:rPr>
                 <w:rFonts w:ascii="Times New Roman" w:eastAsia="仿宋" w:hAnsi="Times New Roman"/>
@@ -11528,6 +11817,8 @@
                 <w:ilvl w:val="0"/>
                 <w:numId w:val="14"/>
               </w:numPr>
+              <w:adjustRightInd w:val="0"/>
+              <w:snapToGrid w:val="0"/>
               <w:ind w:firstLineChars="0"/>
               <w:rPr>
                 <w:rFonts w:ascii="Times New Roman" w:eastAsia="仿宋" w:hAnsi="Times New Roman"/>
@@ -11565,6 +11856,8 @@
                 <w:ilvl w:val="0"/>
                 <w:numId w:val="9"/>
               </w:numPr>
+              <w:adjustRightInd w:val="0"/>
+              <w:snapToGrid w:val="0"/>
               <w:ind w:firstLineChars="0"/>
               <w:rPr>
                 <w:rFonts w:ascii="Times New Roman" w:eastAsia="仿宋" w:hAnsi="Times New Roman"/>
@@ -11604,6 +11897,8 @@
                 <w:ilvl w:val="0"/>
                 <w:numId w:val="9"/>
               </w:numPr>
+              <w:adjustRightInd w:val="0"/>
+              <w:snapToGrid w:val="0"/>
               <w:ind w:firstLineChars="0"/>
               <w:rPr>
                 <w:rFonts w:ascii="Times New Roman" w:eastAsia="仿宋" w:hAnsi="Times New Roman"/>
@@ -11643,6 +11938,8 @@
                 <w:ilvl w:val="0"/>
                 <w:numId w:val="9"/>
               </w:numPr>
+              <w:adjustRightInd w:val="0"/>
+              <w:snapToGrid w:val="0"/>
               <w:ind w:firstLineChars="0"/>
               <w:rPr>
                 <w:rFonts w:ascii="Times New Roman" w:eastAsia="仿宋" w:hAnsi="Times New Roman"/>
@@ -11682,6 +11979,8 @@
                 <w:ilvl w:val="0"/>
                 <w:numId w:val="9"/>
               </w:numPr>
+              <w:adjustRightInd w:val="0"/>
+              <w:snapToGrid w:val="0"/>
               <w:ind w:firstLineChars="0"/>
               <w:rPr>
                 <w:rFonts w:ascii="Times New Roman" w:eastAsia="仿宋" w:hAnsi="Times New Roman"/>
@@ -11721,6 +12020,8 @@
                 <w:ilvl w:val="0"/>
                 <w:numId w:val="9"/>
               </w:numPr>
+              <w:adjustRightInd w:val="0"/>
+              <w:snapToGrid w:val="0"/>
               <w:ind w:firstLineChars="0"/>
               <w:rPr>
                 <w:rFonts w:ascii="Times New Roman" w:eastAsia="仿宋" w:hAnsi="Times New Roman"/>
@@ -11760,6 +12061,8 @@
                 <w:ilvl w:val="0"/>
                 <w:numId w:val="14"/>
               </w:numPr>
+              <w:adjustRightInd w:val="0"/>
+              <w:snapToGrid w:val="0"/>
               <w:ind w:firstLineChars="0"/>
               <w:rPr>
                 <w:rFonts w:ascii="Times New Roman" w:eastAsia="仿宋" w:hAnsi="Times New Roman"/>
@@ -11787,6 +12090,8 @@
                 <w:ilvl w:val="0"/>
                 <w:numId w:val="19"/>
               </w:numPr>
+              <w:adjustRightInd w:val="0"/>
+              <w:snapToGrid w:val="0"/>
               <w:ind w:firstLineChars="0"/>
               <w:rPr>
                 <w:rFonts w:ascii="Times New Roman" w:eastAsia="仿宋" w:hAnsi="Times New Roman"/>
@@ -11826,6 +12131,8 @@
                 <w:ilvl w:val="0"/>
                 <w:numId w:val="19"/>
               </w:numPr>
+              <w:adjustRightInd w:val="0"/>
+              <w:snapToGrid w:val="0"/>
               <w:ind w:firstLineChars="0"/>
               <w:rPr>
                 <w:rFonts w:ascii="Times New Roman" w:eastAsia="仿宋" w:hAnsi="Times New Roman"/>
@@ -11865,6 +12172,8 @@
                 <w:ilvl w:val="0"/>
                 <w:numId w:val="19"/>
               </w:numPr>
+              <w:adjustRightInd w:val="0"/>
+              <w:snapToGrid w:val="0"/>
               <w:ind w:firstLineChars="0"/>
               <w:rPr>
                 <w:rFonts w:ascii="Times New Roman" w:eastAsia="仿宋" w:hAnsi="Times New Roman"/>
@@ -11904,6 +12213,8 @@
                 <w:ilvl w:val="0"/>
                 <w:numId w:val="19"/>
               </w:numPr>
+              <w:adjustRightInd w:val="0"/>
+              <w:snapToGrid w:val="0"/>
               <w:ind w:firstLineChars="0"/>
               <w:rPr>
                 <w:rFonts w:ascii="Times New Roman" w:eastAsia="仿宋" w:hAnsi="Times New Roman"/>
@@ -11943,6 +12254,8 @@
                 <w:ilvl w:val="0"/>
                 <w:numId w:val="19"/>
               </w:numPr>
+              <w:adjustRightInd w:val="0"/>
+              <w:snapToGrid w:val="0"/>
               <w:ind w:firstLineChars="0"/>
               <w:rPr>
                 <w:rFonts w:ascii="Times New Roman" w:eastAsia="仿宋" w:hAnsi="Times New Roman"/>
@@ -11982,6 +12295,8 @@
                 <w:ilvl w:val="0"/>
                 <w:numId w:val="19"/>
               </w:numPr>
+              <w:adjustRightInd w:val="0"/>
+              <w:snapToGrid w:val="0"/>
               <w:ind w:firstLineChars="0"/>
               <w:rPr>
                 <w:rFonts w:ascii="Times New Roman" w:eastAsia="仿宋" w:hAnsi="Times New Roman"/>
@@ -12021,6 +12336,8 @@
                 <w:ilvl w:val="0"/>
                 <w:numId w:val="19"/>
               </w:numPr>
+              <w:adjustRightInd w:val="0"/>
+              <w:snapToGrid w:val="0"/>
               <w:ind w:firstLineChars="0"/>
               <w:rPr>
                 <w:rFonts w:ascii="Times New Roman" w:eastAsia="仿宋" w:hAnsi="Times New Roman"/>
@@ -12060,6 +12377,8 @@
                 <w:ilvl w:val="0"/>
                 <w:numId w:val="19"/>
               </w:numPr>
+              <w:adjustRightInd w:val="0"/>
+              <w:snapToGrid w:val="0"/>
               <w:ind w:firstLineChars="0"/>
               <w:rPr>
                 <w:rFonts w:ascii="Times New Roman" w:eastAsia="仿宋" w:hAnsi="Times New Roman"/>
@@ -12099,6 +12418,8 @@
                 <w:ilvl w:val="0"/>
                 <w:numId w:val="19"/>
               </w:numPr>
+              <w:adjustRightInd w:val="0"/>
+              <w:snapToGrid w:val="0"/>
               <w:ind w:firstLineChars="0"/>
               <w:rPr>
                 <w:rFonts w:ascii="Times New Roman" w:eastAsia="仿宋" w:hAnsi="Times New Roman"/>
@@ -12138,6 +12459,8 @@
                 <w:ilvl w:val="0"/>
                 <w:numId w:val="19"/>
               </w:numPr>
+              <w:adjustRightInd w:val="0"/>
+              <w:snapToGrid w:val="0"/>
               <w:ind w:firstLineChars="0"/>
               <w:rPr>
                 <w:rFonts w:ascii="Times New Roman" w:eastAsia="仿宋" w:hAnsi="Times New Roman"/>
@@ -12175,6 +12498,8 @@
     </w:tbl>
     <w:p>
       <w:pPr>
+        <w:adjustRightInd w:val="0"/>
+        <w:snapToGrid w:val="0"/>
         <w:rPr>
           <w:rFonts w:ascii="Times New Roman" w:eastAsia="仿宋" w:hAnsi="Times New Roman"/>
           <w:b/>

--- a/files/cv.docx
+++ b/files/cv.docx
@@ -11630,8 +11630,6 @@
                 <w:ilvl w:val="0"/>
                 <w:numId w:val="8"/>
               </w:numPr>
-              <w:adjustRightInd w:val="0"/>
-              <w:snapToGrid w:val="0"/>
               <w:ind w:firstLineChars="0"/>
               <w:rPr>
                 <w:rFonts w:ascii="Times New Roman" w:eastAsia="仿宋" w:hAnsi="Times New Roman"/>
@@ -11645,55 +11643,63 @@
                 <w:sz w:val="24"/>
                 <w:szCs w:val="24"/>
               </w:rPr>
-              <w:t>F</w:t>
-            </w:r>
-            <w:r>
-              <w:rPr>
-                <w:rFonts w:ascii="Times New Roman" w:eastAsia="仿宋" w:hAnsi="Times New Roman" w:hint="eastAsia"/>
-                <w:sz w:val="24"/>
-                <w:szCs w:val="24"/>
-              </w:rPr>
-              <w:t>uzhou</w:t>
-            </w:r>
-            <w:r>
-              <w:rPr>
-                <w:rFonts w:ascii="Times New Roman" w:eastAsia="仿宋" w:hAnsi="Times New Roman"/>
-                <w:sz w:val="24"/>
-                <w:szCs w:val="24"/>
-              </w:rPr>
-              <w:t xml:space="preserve"> University, </w:t>
-            </w:r>
-            <w:r>
-              <w:rPr>
-                <w:rFonts w:ascii="Times New Roman" w:eastAsia="仿宋" w:hAnsi="Times New Roman"/>
-                <w:sz w:val="24"/>
-                <w:szCs w:val="24"/>
-              </w:rPr>
-              <w:t>XRC-26012</w:t>
-            </w:r>
-            <w:r>
-              <w:rPr>
-                <w:rFonts w:ascii="Times New Roman" w:eastAsia="仿宋" w:hAnsi="Times New Roman"/>
-                <w:sz w:val="24"/>
-                <w:szCs w:val="24"/>
-              </w:rPr>
-              <w:t>, 11/2025</w:t>
-            </w:r>
-            <w:r>
-              <w:rPr>
-                <w:rFonts w:ascii="Times New Roman" w:eastAsia="仿宋" w:hAnsi="Times New Roman"/>
-                <w:sz w:val="24"/>
-                <w:szCs w:val="24"/>
-              </w:rPr>
-              <w:t>–</w:t>
-            </w:r>
-            <w:r>
-              <w:rPr>
-                <w:rFonts w:ascii="Times New Roman" w:eastAsia="仿宋" w:hAnsi="Times New Roman"/>
-                <w:sz w:val="24"/>
-                <w:szCs w:val="24"/>
-              </w:rPr>
-              <w:t>10/2027</w:t>
+              <w:t xml:space="preserve">National Natural Science Foundation of China, </w:t>
+            </w:r>
+            <w:r>
+              <w:rPr>
+                <w:rFonts w:ascii="Times New Roman" w:eastAsia="仿宋" w:hAnsi="Times New Roman"/>
+                <w:sz w:val="24"/>
+                <w:szCs w:val="24"/>
+              </w:rPr>
+              <w:t>52608635</w:t>
+            </w:r>
+            <w:r>
+              <w:rPr>
+                <w:rFonts w:ascii="Times New Roman" w:eastAsia="仿宋" w:hAnsi="Times New Roman" w:hint="eastAsia"/>
+                <w:sz w:val="24"/>
+                <w:szCs w:val="24"/>
+              </w:rPr>
+              <w:t>,</w:t>
+            </w:r>
+            <w:r>
+              <w:rPr>
+                <w:rFonts w:ascii="Times New Roman" w:eastAsia="仿宋" w:hAnsi="Times New Roman"/>
+                <w:sz w:val="24"/>
+                <w:szCs w:val="24"/>
+              </w:rPr>
+              <w:t xml:space="preserve"> </w:t>
+            </w:r>
+            <w:r>
+              <w:rPr>
+                <w:rFonts w:ascii="Times New Roman" w:eastAsia="仿宋" w:hAnsi="Times New Roman"/>
+                <w:sz w:val="24"/>
+                <w:szCs w:val="24"/>
+              </w:rPr>
+              <w:t>01/</w:t>
+            </w:r>
+            <w:r>
+              <w:rPr>
+                <w:rFonts w:ascii="Times New Roman" w:eastAsia="仿宋" w:hAnsi="Times New Roman"/>
+                <w:sz w:val="24"/>
+                <w:szCs w:val="24"/>
+              </w:rPr>
+              <w:t>2027–</w:t>
+            </w:r>
+            <w:r>
+              <w:rPr>
+                <w:rFonts w:ascii="Times New Roman" w:eastAsia="仿宋" w:hAnsi="Times New Roman"/>
+                <w:sz w:val="24"/>
+                <w:szCs w:val="24"/>
+              </w:rPr>
+              <w:t>12/</w:t>
+            </w:r>
+            <w:r>
+              <w:rPr>
+                <w:rFonts w:ascii="Times New Roman" w:eastAsia="仿宋" w:hAnsi="Times New Roman"/>
+                <w:sz w:val="24"/>
+                <w:szCs w:val="24"/>
+              </w:rPr>
+              <w:t>2029</w:t>
             </w:r>
           </w:p>
           <w:p>
@@ -11718,39 +11724,55 @@
                 <w:sz w:val="24"/>
                 <w:szCs w:val="24"/>
               </w:rPr>
-              <w:t>China Scholarship Council</w:t>
-            </w:r>
-            <w:r>
-              <w:rPr>
-                <w:rFonts w:ascii="Times New Roman" w:eastAsia="仿宋" w:hAnsi="Times New Roman"/>
-                <w:sz w:val="24"/>
-                <w:szCs w:val="24"/>
-              </w:rPr>
-              <w:t xml:space="preserve">, </w:t>
-            </w:r>
-            <w:r>
-              <w:rPr>
-                <w:rFonts w:ascii="Times New Roman" w:eastAsia="仿宋" w:hAnsi="Times New Roman"/>
-                <w:sz w:val="24"/>
-                <w:szCs w:val="24"/>
-              </w:rPr>
-              <w:t>202206260174</w:t>
-            </w:r>
-            <w:r>
-              <w:rPr>
-                <w:rFonts w:ascii="Times New Roman" w:eastAsia="仿宋" w:hAnsi="Times New Roman"/>
-                <w:sz w:val="24"/>
-                <w:szCs w:val="24"/>
-              </w:rPr>
-              <w:t xml:space="preserve">, </w:t>
-            </w:r>
-            <w:r>
-              <w:rPr>
-                <w:rFonts w:ascii="Times New Roman" w:eastAsia="仿宋" w:hAnsi="Times New Roman"/>
-                <w:sz w:val="24"/>
-                <w:szCs w:val="24"/>
-              </w:rPr>
-              <w:t>04/2023–03/2024</w:t>
+              <w:t>F</w:t>
+            </w:r>
+            <w:r>
+              <w:rPr>
+                <w:rFonts w:ascii="Times New Roman" w:eastAsia="仿宋" w:hAnsi="Times New Roman" w:hint="eastAsia"/>
+                <w:sz w:val="24"/>
+                <w:szCs w:val="24"/>
+              </w:rPr>
+              <w:t>uzhou</w:t>
+            </w:r>
+            <w:r>
+              <w:rPr>
+                <w:rFonts w:ascii="Times New Roman" w:eastAsia="仿宋" w:hAnsi="Times New Roman"/>
+                <w:sz w:val="24"/>
+                <w:szCs w:val="24"/>
+              </w:rPr>
+              <w:t xml:space="preserve"> University, </w:t>
+            </w:r>
+            <w:r>
+              <w:rPr>
+                <w:rFonts w:ascii="Times New Roman" w:eastAsia="仿宋" w:hAnsi="Times New Roman"/>
+                <w:sz w:val="24"/>
+                <w:szCs w:val="24"/>
+              </w:rPr>
+              <w:t>XRC-26012</w:t>
+            </w:r>
+            <w:r>
+              <w:rPr>
+                <w:rFonts w:ascii="Times New Roman" w:eastAsia="仿宋" w:hAnsi="Times New Roman"/>
+                <w:sz w:val="24"/>
+                <w:szCs w:val="24"/>
+              </w:rPr>
+              <w:t>, 11/2025</w:t>
+            </w:r>
+            <w:r>
+              <w:rPr>
+                <w:rFonts w:ascii="Times New Roman" w:eastAsia="仿宋" w:hAnsi="Times New Roman"/>
+                <w:sz w:val="24"/>
+                <w:szCs w:val="24"/>
+              </w:rPr>
+              <w:t>–</w:t>
+            </w:r>
+            <w:r>
+              <w:rPr>
+                <w:rFonts w:ascii="Times New Roman" w:eastAsia="仿宋" w:hAnsi="Times New Roman"/>
+                <w:sz w:val="24"/>
+                <w:szCs w:val="24"/>
+              </w:rPr>
+              <w:t>10/2027</w:t>
             </w:r>
           </w:p>
           <w:p>
@@ -11775,6 +11797,63 @@
                 <w:sz w:val="24"/>
                 <w:szCs w:val="24"/>
               </w:rPr>
+              <w:t>China Scholarship Council</w:t>
+            </w:r>
+            <w:r>
+              <w:rPr>
+                <w:rFonts w:ascii="Times New Roman" w:eastAsia="仿宋" w:hAnsi="Times New Roman"/>
+                <w:sz w:val="24"/>
+                <w:szCs w:val="24"/>
+              </w:rPr>
+              <w:t xml:space="preserve">, </w:t>
+            </w:r>
+            <w:r>
+              <w:rPr>
+                <w:rFonts w:ascii="Times New Roman" w:eastAsia="仿宋" w:hAnsi="Times New Roman"/>
+                <w:sz w:val="24"/>
+                <w:szCs w:val="24"/>
+              </w:rPr>
+              <w:t>202206260174</w:t>
+            </w:r>
+            <w:r>
+              <w:rPr>
+                <w:rFonts w:ascii="Times New Roman" w:eastAsia="仿宋" w:hAnsi="Times New Roman"/>
+                <w:sz w:val="24"/>
+                <w:szCs w:val="24"/>
+              </w:rPr>
+              <w:t xml:space="preserve">, </w:t>
+            </w:r>
+            <w:r>
+              <w:rPr>
+                <w:rFonts w:ascii="Times New Roman" w:eastAsia="仿宋" w:hAnsi="Times New Roman"/>
+                <w:sz w:val="24"/>
+                <w:szCs w:val="24"/>
+              </w:rPr>
+              <w:t>04/2023–03/2024</w:t>
+            </w:r>
+          </w:p>
+          <w:p>
+            <w:pPr>
+              <w:pStyle w:val="a3"/>
+              <w:numPr>
+                <w:ilvl w:val="0"/>
+                <w:numId w:val="8"/>
+              </w:numPr>
+              <w:adjustRightInd w:val="0"/>
+              <w:snapToGrid w:val="0"/>
+              <w:ind w:firstLineChars="0"/>
+              <w:rPr>
+                <w:rFonts w:ascii="Times New Roman" w:eastAsia="仿宋" w:hAnsi="Times New Roman"/>
+                <w:sz w:val="24"/>
+                <w:szCs w:val="24"/>
+              </w:rPr>
+            </w:pPr>
+            <w:r>
+              <w:rPr>
+                <w:rFonts w:ascii="Times New Roman" w:eastAsia="仿宋" w:hAnsi="Times New Roman"/>
+                <w:sz w:val="24"/>
+                <w:szCs w:val="24"/>
+              </w:rPr>
               <w:t>Shanghai Municipal Education Commission</w:t>
             </w:r>
             <w:r>
@@ -11836,250 +11915,6 @@
                 <w:sz w:val="24"/>
                 <w:szCs w:val="24"/>
               </w:rPr>
-              <w:t>Main r</w:t>
-            </w:r>
-            <w:r>
-              <w:rPr>
-                <w:rFonts w:ascii="Times New Roman" w:eastAsia="仿宋" w:hAnsi="Times New Roman"/>
-                <w:b/>
-                <w:bCs/>
-                <w:sz w:val="24"/>
-                <w:szCs w:val="24"/>
-              </w:rPr>
-              <w:t>esearcher</w:t>
-            </w:r>
-          </w:p>
-          <w:p>
-            <w:pPr>
-              <w:pStyle w:val="a3"/>
-              <w:numPr>
-                <w:ilvl w:val="0"/>
-                <w:numId w:val="9"/>
-              </w:numPr>
-              <w:adjustRightInd w:val="0"/>
-              <w:snapToGrid w:val="0"/>
-              <w:ind w:firstLineChars="0"/>
-              <w:rPr>
-                <w:rFonts w:ascii="Times New Roman" w:eastAsia="仿宋" w:hAnsi="Times New Roman"/>
-                <w:sz w:val="24"/>
-                <w:szCs w:val="24"/>
-              </w:rPr>
-            </w:pPr>
-            <w:r>
-              <w:rPr>
-                <w:rFonts w:ascii="Times New Roman" w:eastAsia="仿宋" w:hAnsi="Times New Roman"/>
-                <w:sz w:val="24"/>
-                <w:szCs w:val="24"/>
-              </w:rPr>
-              <w:t>Ministry of Science and Technology of the People’s Republic of China</w:t>
-            </w:r>
-            <w:r>
-              <w:rPr>
-                <w:rFonts w:ascii="Times New Roman" w:eastAsia="仿宋" w:hAnsi="Times New Roman"/>
-                <w:sz w:val="24"/>
-                <w:szCs w:val="24"/>
-              </w:rPr>
-              <w:t xml:space="preserve">, </w:t>
-            </w:r>
-            <w:r>
-              <w:rPr>
-                <w:rFonts w:ascii="Times New Roman" w:eastAsia="仿宋" w:hAnsi="Times New Roman"/>
-                <w:sz w:val="24"/>
-                <w:szCs w:val="24"/>
-              </w:rPr>
-              <w:t>2023YFC3806705</w:t>
-            </w:r>
-          </w:p>
-          <w:p>
-            <w:pPr>
-              <w:pStyle w:val="a3"/>
-              <w:numPr>
-                <w:ilvl w:val="0"/>
-                <w:numId w:val="9"/>
-              </w:numPr>
-              <w:adjustRightInd w:val="0"/>
-              <w:snapToGrid w:val="0"/>
-              <w:ind w:firstLineChars="0"/>
-              <w:rPr>
-                <w:rFonts w:ascii="Times New Roman" w:eastAsia="仿宋" w:hAnsi="Times New Roman"/>
-                <w:sz w:val="24"/>
-                <w:szCs w:val="24"/>
-              </w:rPr>
-            </w:pPr>
-            <w:r>
-              <w:rPr>
-                <w:rFonts w:ascii="Times New Roman" w:eastAsia="仿宋" w:hAnsi="Times New Roman"/>
-                <w:sz w:val="24"/>
-                <w:szCs w:val="24"/>
-              </w:rPr>
-              <w:t>National Natural Science Foundation of China</w:t>
-            </w:r>
-            <w:r>
-              <w:rPr>
-                <w:rFonts w:ascii="Times New Roman" w:eastAsia="仿宋" w:hAnsi="Times New Roman"/>
-                <w:sz w:val="24"/>
-                <w:szCs w:val="24"/>
-              </w:rPr>
-              <w:t xml:space="preserve">, </w:t>
-            </w:r>
-            <w:r>
-              <w:rPr>
-                <w:rFonts w:ascii="Times New Roman" w:eastAsia="仿宋" w:hAnsi="Times New Roman"/>
-                <w:sz w:val="24"/>
-                <w:szCs w:val="24"/>
-              </w:rPr>
-              <w:t>52038008</w:t>
-            </w:r>
-          </w:p>
-          <w:p>
-            <w:pPr>
-              <w:pStyle w:val="a3"/>
-              <w:numPr>
-                <w:ilvl w:val="0"/>
-                <w:numId w:val="9"/>
-              </w:numPr>
-              <w:adjustRightInd w:val="0"/>
-              <w:snapToGrid w:val="0"/>
-              <w:ind w:firstLineChars="0"/>
-              <w:rPr>
-                <w:rFonts w:ascii="Times New Roman" w:eastAsia="仿宋" w:hAnsi="Times New Roman"/>
-                <w:sz w:val="24"/>
-                <w:szCs w:val="24"/>
-              </w:rPr>
-            </w:pPr>
-            <w:r>
-              <w:rPr>
-                <w:rFonts w:ascii="Times New Roman" w:eastAsia="仿宋" w:hAnsi="Times New Roman"/>
-                <w:sz w:val="24"/>
-                <w:szCs w:val="24"/>
-              </w:rPr>
-              <w:t>National Natural Science Foundation of China</w:t>
-            </w:r>
-            <w:r>
-              <w:rPr>
-                <w:rFonts w:ascii="Times New Roman" w:eastAsia="仿宋" w:hAnsi="Times New Roman"/>
-                <w:sz w:val="24"/>
-                <w:szCs w:val="24"/>
-              </w:rPr>
-              <w:t xml:space="preserve">, </w:t>
-            </w:r>
-            <w:r>
-              <w:rPr>
-                <w:rFonts w:ascii="Times New Roman" w:eastAsia="仿宋" w:hAnsi="Times New Roman"/>
-                <w:sz w:val="24"/>
-                <w:szCs w:val="24"/>
-              </w:rPr>
-              <w:t>52378408</w:t>
-            </w:r>
-          </w:p>
-          <w:p>
-            <w:pPr>
-              <w:pStyle w:val="a3"/>
-              <w:numPr>
-                <w:ilvl w:val="0"/>
-                <w:numId w:val="9"/>
-              </w:numPr>
-              <w:adjustRightInd w:val="0"/>
-              <w:snapToGrid w:val="0"/>
-              <w:ind w:firstLineChars="0"/>
-              <w:rPr>
-                <w:rFonts w:ascii="Times New Roman" w:eastAsia="仿宋" w:hAnsi="Times New Roman"/>
-                <w:sz w:val="24"/>
-                <w:szCs w:val="24"/>
-              </w:rPr>
-            </w:pPr>
-            <w:r>
-              <w:rPr>
-                <w:rFonts w:ascii="Times New Roman" w:eastAsia="仿宋" w:hAnsi="Times New Roman"/>
-                <w:sz w:val="24"/>
-                <w:szCs w:val="24"/>
-              </w:rPr>
-              <w:t>National Natural Science Foundation of China</w:t>
-            </w:r>
-            <w:r>
-              <w:rPr>
-                <w:rFonts w:ascii="Times New Roman" w:eastAsia="仿宋" w:hAnsi="Times New Roman"/>
-                <w:sz w:val="24"/>
-                <w:szCs w:val="24"/>
-              </w:rPr>
-              <w:t xml:space="preserve">, </w:t>
-            </w:r>
-            <w:r>
-              <w:rPr>
-                <w:rFonts w:ascii="Times New Roman" w:eastAsia="仿宋" w:hAnsi="Times New Roman"/>
-                <w:sz w:val="24"/>
-                <w:szCs w:val="24"/>
-              </w:rPr>
-              <w:t>51978431</w:t>
-            </w:r>
-          </w:p>
-          <w:p>
-            <w:pPr>
-              <w:pStyle w:val="a3"/>
-              <w:numPr>
-                <w:ilvl w:val="0"/>
-                <w:numId w:val="9"/>
-              </w:numPr>
-              <w:adjustRightInd w:val="0"/>
-              <w:snapToGrid w:val="0"/>
-              <w:ind w:firstLineChars="0"/>
-              <w:rPr>
-                <w:rFonts w:ascii="Times New Roman" w:eastAsia="仿宋" w:hAnsi="Times New Roman"/>
-                <w:sz w:val="24"/>
-                <w:szCs w:val="24"/>
-              </w:rPr>
-            </w:pPr>
-            <w:r>
-              <w:rPr>
-                <w:rFonts w:ascii="Times New Roman" w:eastAsia="仿宋" w:hAnsi="Times New Roman"/>
-                <w:sz w:val="24"/>
-                <w:szCs w:val="24"/>
-              </w:rPr>
-              <w:t>Science and Technology Commission of Shanghai Municipality</w:t>
-            </w:r>
-            <w:r>
-              <w:rPr>
-                <w:rFonts w:ascii="Times New Roman" w:eastAsia="仿宋" w:hAnsi="Times New Roman"/>
-                <w:sz w:val="24"/>
-                <w:szCs w:val="24"/>
-              </w:rPr>
-              <w:t xml:space="preserve">, </w:t>
-            </w:r>
-            <w:r>
-              <w:rPr>
-                <w:rFonts w:ascii="Times New Roman" w:eastAsia="仿宋" w:hAnsi="Times New Roman"/>
-                <w:sz w:val="24"/>
-                <w:szCs w:val="24"/>
-              </w:rPr>
-              <w:t>22DZ1203004</w:t>
-            </w:r>
-          </w:p>
-          <w:p>
-            <w:pPr>
-              <w:pStyle w:val="a3"/>
-              <w:numPr>
-                <w:ilvl w:val="0"/>
-                <w:numId w:val="14"/>
-              </w:numPr>
-              <w:adjustRightInd w:val="0"/>
-              <w:snapToGrid w:val="0"/>
-              <w:ind w:firstLineChars="0"/>
-              <w:rPr>
-                <w:rFonts w:ascii="Times New Roman" w:eastAsia="仿宋" w:hAnsi="Times New Roman"/>
-                <w:b/>
-                <w:bCs/>
-                <w:sz w:val="24"/>
-                <w:szCs w:val="24"/>
-              </w:rPr>
-            </w:pPr>
-            <w:r>
-              <w:rPr>
-                <w:rFonts w:ascii="Times New Roman" w:eastAsia="仿宋" w:hAnsi="Times New Roman"/>
-                <w:b/>
-                <w:bCs/>
-                <w:sz w:val="24"/>
-                <w:szCs w:val="24"/>
-              </w:rPr>
               <w:t>Researcher</w:t>
             </w:r>
           </w:p>
@@ -12172,8 +12007,6 @@
                 <w:ilvl w:val="0"/>
                 <w:numId w:val="19"/>
               </w:numPr>
-              <w:adjustRightInd w:val="0"/>
-              <w:snapToGrid w:val="0"/>
               <w:ind w:firstLineChars="0"/>
               <w:rPr>
                 <w:rFonts w:ascii="Times New Roman" w:eastAsia="仿宋" w:hAnsi="Times New Roman"/>
@@ -12187,23 +12020,7 @@
                 <w:sz w:val="24"/>
                 <w:szCs w:val="24"/>
               </w:rPr>
-              <w:t>Ministry of Science and Technology of the People’s Republic of China</w:t>
-            </w:r>
-            <w:r>
-              <w:rPr>
-                <w:rFonts w:ascii="Times New Roman" w:eastAsia="仿宋" w:hAnsi="Times New Roman"/>
-                <w:sz w:val="24"/>
-                <w:szCs w:val="24"/>
-              </w:rPr>
-              <w:t xml:space="preserve">, </w:t>
-            </w:r>
-            <w:r>
-              <w:rPr>
-                <w:rFonts w:ascii="Times New Roman" w:eastAsia="仿宋" w:hAnsi="Times New Roman"/>
-                <w:sz w:val="24"/>
-                <w:szCs w:val="24"/>
-              </w:rPr>
-              <w:t>2019YFC0605103</w:t>
+              <w:t>Ministry of Science and Technology of the People’s Republic of China, 2023YFC3806705</w:t>
             </w:r>
           </w:p>
           <w:p>
@@ -12228,7 +12045,7 @@
                 <w:sz w:val="24"/>
                 <w:szCs w:val="24"/>
               </w:rPr>
-              <w:t>Science and Technology Commission of Shanghai Municipality</w:t>
+              <w:t>Ministry of Science and Technology of the People’s Republic of China</w:t>
             </w:r>
             <w:r>
               <w:rPr>
@@ -12244,7 +12061,7 @@
                 <w:sz w:val="24"/>
                 <w:szCs w:val="24"/>
               </w:rPr>
-              <w:t>20DZ1202004</w:t>
+              <w:t>2019YFC0605103</w:t>
             </w:r>
           </w:p>
           <w:p>
@@ -12269,23 +12086,7 @@
                 <w:sz w:val="24"/>
                 <w:szCs w:val="24"/>
               </w:rPr>
-              <w:t>Science and Technology Commission of Shanghai Municipality</w:t>
-            </w:r>
-            <w:r>
-              <w:rPr>
-                <w:rFonts w:ascii="Times New Roman" w:eastAsia="仿宋" w:hAnsi="Times New Roman"/>
-                <w:sz w:val="24"/>
-                <w:szCs w:val="24"/>
-              </w:rPr>
-              <w:t xml:space="preserve">, </w:t>
-            </w:r>
-            <w:r>
-              <w:rPr>
-                <w:rFonts w:ascii="Times New Roman" w:eastAsia="仿宋" w:hAnsi="Times New Roman"/>
-                <w:sz w:val="24"/>
-                <w:szCs w:val="24"/>
-              </w:rPr>
-              <w:t>2017SHZDZX02</w:t>
+              <w:t>National Natural Science Foundation of China, 52038008</w:t>
             </w:r>
           </w:p>
           <w:p>
@@ -12310,23 +12111,7 @@
                 <w:sz w:val="24"/>
                 <w:szCs w:val="24"/>
               </w:rPr>
-              <w:t>Department of Transport of Yunnan Province</w:t>
-            </w:r>
-            <w:r>
-              <w:rPr>
-                <w:rFonts w:ascii="Times New Roman" w:eastAsia="仿宋" w:hAnsi="Times New Roman"/>
-                <w:sz w:val="24"/>
-                <w:szCs w:val="24"/>
-              </w:rPr>
-              <w:t xml:space="preserve">, </w:t>
-            </w:r>
-            <w:r>
-              <w:rPr>
-                <w:rFonts w:ascii="Times New Roman" w:eastAsia="仿宋" w:hAnsi="Times New Roman"/>
-                <w:sz w:val="24"/>
-                <w:szCs w:val="24"/>
-              </w:rPr>
-              <w:t>2021-7</w:t>
+              <w:t>National Natural Science Foundation of China, 52378408</w:t>
             </w:r>
           </w:p>
           <w:p>
@@ -12351,23 +12136,7 @@
                 <w:sz w:val="24"/>
                 <w:szCs w:val="24"/>
               </w:rPr>
-              <w:t>State Grid Shanghai Municipal Electric Power Company</w:t>
-            </w:r>
-            <w:r>
-              <w:rPr>
-                <w:rFonts w:ascii="Times New Roman" w:eastAsia="仿宋" w:hAnsi="Times New Roman"/>
-                <w:sz w:val="24"/>
-                <w:szCs w:val="24"/>
-              </w:rPr>
-              <w:t xml:space="preserve">, </w:t>
-            </w:r>
-            <w:r>
-              <w:rPr>
-                <w:rFonts w:ascii="Times New Roman" w:eastAsia="仿宋" w:hAnsi="Times New Roman"/>
-                <w:sz w:val="24"/>
-                <w:szCs w:val="24"/>
-              </w:rPr>
-              <w:t>5200-202417104A-1-1-ZN</w:t>
+              <w:t>National Natural Science Foundation of China, 51978431</w:t>
             </w:r>
           </w:p>
           <w:p>
@@ -12392,23 +12161,7 @@
                 <w:sz w:val="24"/>
                 <w:szCs w:val="24"/>
               </w:rPr>
-              <w:t>State Grid Shanghai Municipal Electric Power Company</w:t>
-            </w:r>
-            <w:r>
-              <w:rPr>
-                <w:rFonts w:ascii="Times New Roman" w:eastAsia="仿宋" w:hAnsi="Times New Roman"/>
-                <w:sz w:val="24"/>
-                <w:szCs w:val="24"/>
-              </w:rPr>
-              <w:t xml:space="preserve">, </w:t>
-            </w:r>
-            <w:r>
-              <w:rPr>
-                <w:rFonts w:ascii="Times New Roman" w:eastAsia="仿宋" w:hAnsi="Times New Roman"/>
-                <w:sz w:val="24"/>
-                <w:szCs w:val="24"/>
-              </w:rPr>
-              <w:t>52090W23000B</w:t>
+              <w:t>Science and Technology Commission of Shanghai Municipality, 22DZ1203004</w:t>
             </w:r>
           </w:p>
           <w:p>
@@ -12433,7 +12186,7 @@
                 <w:sz w:val="24"/>
                 <w:szCs w:val="24"/>
               </w:rPr>
-              <w:t>State Grid Shanghai Municipal Electric Power Company</w:t>
+              <w:t>Science and Technology Commission of Shanghai Municipality</w:t>
             </w:r>
             <w:r>
               <w:rPr>
@@ -12449,7 +12202,7 @@
                 <w:sz w:val="24"/>
                 <w:szCs w:val="24"/>
               </w:rPr>
-              <w:t>52090W220001</w:t>
+              <w:t>20DZ1202004</w:t>
             </w:r>
           </w:p>
           <w:p>
@@ -12474,7 +12227,7 @@
                 <w:sz w:val="24"/>
                 <w:szCs w:val="24"/>
               </w:rPr>
-              <w:t>Guangzhou Metro Design &amp; Research Institute Co., Ltd.</w:t>
+              <w:t>Science and Technology Commission of Shanghai Municipality</w:t>
             </w:r>
             <w:r>
               <w:rPr>
@@ -12490,7 +12243,7 @@
                 <w:sz w:val="24"/>
                 <w:szCs w:val="24"/>
               </w:rPr>
-              <w:t>KY-B-2016-018</w:t>
+              <w:t>2017SHZDZX02</w:t>
             </w:r>
           </w:p>
         </w:tc>

--- a/files/cv.docx
+++ b/files/cv.docx
@@ -11887,6 +11887,136 @@
                 <w:szCs w:val="24"/>
               </w:rPr>
               <w:t>01/2017–01/2018</w:t>
+            </w:r>
+          </w:p>
+          <w:p>
+            <w:pPr>
+              <w:pStyle w:val="a3"/>
+              <w:numPr>
+                <w:ilvl w:val="0"/>
+                <w:numId w:val="14"/>
+              </w:numPr>
+              <w:adjustRightInd w:val="0"/>
+              <w:snapToGrid w:val="0"/>
+              <w:ind w:firstLineChars="0"/>
+              <w:rPr>
+                <w:rFonts w:ascii="Times New Roman" w:eastAsia="仿宋" w:hAnsi="Times New Roman"/>
+                <w:b/>
+                <w:bCs/>
+                <w:sz w:val="24"/>
+                <w:szCs w:val="24"/>
+              </w:rPr>
+            </w:pPr>
+            <w:r>
+              <w:rPr>
+                <w:rFonts w:ascii="Times New Roman" w:eastAsia="仿宋" w:hAnsi="Times New Roman"/>
+                <w:b/>
+                <w:bCs/>
+                <w:sz w:val="24"/>
+                <w:szCs w:val="24"/>
+              </w:rPr>
+              <w:t>C</w:t>
+            </w:r>
+            <w:r>
+              <w:rPr>
+                <w:rFonts w:ascii="Times New Roman" w:eastAsia="仿宋" w:hAnsi="Times New Roman" w:hint="eastAsia"/>
+                <w:b/>
+                <w:bCs/>
+                <w:sz w:val="24"/>
+                <w:szCs w:val="24"/>
+              </w:rPr>
+              <w:t>o-</w:t>
+            </w:r>
+            <w:r>
+              <w:rPr>
+                <w:rFonts w:ascii="Times New Roman" w:eastAsia="仿宋" w:hAnsi="Times New Roman"/>
+                <w:b/>
+                <w:bCs/>
+                <w:sz w:val="24"/>
+                <w:szCs w:val="24"/>
+              </w:rPr>
+              <w:t>PI</w:t>
+            </w:r>
+          </w:p>
+          <w:p>
+            <w:pPr>
+              <w:pStyle w:val="a3"/>
+              <w:numPr>
+                <w:ilvl w:val="0"/>
+                <w:numId w:val="21"/>
+              </w:numPr>
+              <w:adjustRightInd w:val="0"/>
+              <w:snapToGrid w:val="0"/>
+              <w:ind w:firstLineChars="0"/>
+              <w:rPr>
+                <w:rFonts w:ascii="Times New Roman" w:eastAsia="仿宋" w:hAnsi="Times New Roman"/>
+                <w:sz w:val="24"/>
+                <w:szCs w:val="24"/>
+              </w:rPr>
+            </w:pPr>
+            <w:r>
+              <w:rPr>
+                <w:rFonts w:ascii="Times New Roman" w:eastAsia="仿宋" w:hAnsi="Times New Roman"/>
+                <w:sz w:val="24"/>
+                <w:szCs w:val="24"/>
+              </w:rPr>
+              <w:t xml:space="preserve">National Natural Science Foundation of China, </w:t>
+            </w:r>
+            <w:r>
+              <w:rPr>
+                <w:rFonts w:ascii="Times New Roman" w:eastAsia="仿宋" w:hAnsi="Times New Roman"/>
+                <w:sz w:val="24"/>
+                <w:szCs w:val="24"/>
+              </w:rPr>
+              <w:t>52678544</w:t>
+            </w:r>
+            <w:r>
+              <w:rPr>
+                <w:rFonts w:ascii="Times New Roman" w:eastAsia="仿宋" w:hAnsi="Times New Roman"/>
+                <w:sz w:val="24"/>
+                <w:szCs w:val="24"/>
+              </w:rPr>
+              <w:t xml:space="preserve">, </w:t>
+            </w:r>
+            <w:r>
+              <w:rPr>
+                <w:rFonts w:ascii="Times New Roman" w:eastAsia="仿宋" w:hAnsi="Times New Roman"/>
+                <w:sz w:val="24"/>
+                <w:szCs w:val="24"/>
+              </w:rPr>
+              <w:t>01/</w:t>
+            </w:r>
+            <w:r>
+              <w:rPr>
+                <w:rFonts w:ascii="Times New Roman" w:eastAsia="仿宋" w:hAnsi="Times New Roman"/>
+                <w:sz w:val="24"/>
+                <w:szCs w:val="24"/>
+              </w:rPr>
+              <w:t>2027–</w:t>
+            </w:r>
+            <w:r>
+              <w:rPr>
+                <w:rFonts w:ascii="Times New Roman" w:eastAsia="仿宋" w:hAnsi="Times New Roman"/>
+                <w:sz w:val="24"/>
+                <w:szCs w:val="24"/>
+              </w:rPr>
+              <w:t>12/</w:t>
+            </w:r>
+            <w:r>
+              <w:rPr>
+                <w:rFonts w:ascii="Times New Roman" w:eastAsia="仿宋" w:hAnsi="Times New Roman"/>
+                <w:sz w:val="24"/>
+                <w:szCs w:val="24"/>
+              </w:rPr>
+              <w:t>20</w:t>
+            </w:r>
+            <w:r>
+              <w:rPr>
+                <w:rFonts w:ascii="Times New Roman" w:eastAsia="仿宋" w:hAnsi="Times New Roman"/>
+                <w:sz w:val="24"/>
+                <w:szCs w:val="24"/>
+              </w:rPr>
+              <w:t>30</w:t>
             </w:r>
           </w:p>
           <w:p>
@@ -14043,6 +14173,92 @@
         <w:b w:val="0"/>
         <w:bCs w:val="0"/>
       </w:rPr>
+    </w:lvl>
+    <w:lvl w:ilvl="1" w:tplc="04090019" w:tentative="1">
+      <w:start w:val="1"/>
+      <w:numFmt w:val="lowerLetter"/>
+      <w:lvlText w:val="%2)"/>
+      <w:lvlJc w:val="left"/>
+      <w:pPr>
+        <w:ind w:left="880" w:hanging="440"/>
+      </w:pPr>
+    </w:lvl>
+    <w:lvl w:ilvl="2" w:tplc="0409001B" w:tentative="1">
+      <w:start w:val="1"/>
+      <w:numFmt w:val="lowerRoman"/>
+      <w:lvlText w:val="%3."/>
+      <w:lvlJc w:val="right"/>
+      <w:pPr>
+        <w:ind w:left="1320" w:hanging="440"/>
+      </w:pPr>
+    </w:lvl>
+    <w:lvl w:ilvl="3" w:tplc="0409000F" w:tentative="1">
+      <w:start w:val="1"/>
+      <w:numFmt w:val="decimal"/>
+      <w:lvlText w:val="%4."/>
+      <w:lvlJc w:val="left"/>
+      <w:pPr>
+        <w:ind w:left="1760" w:hanging="440"/>
+      </w:pPr>
+    </w:lvl>
+    <w:lvl w:ilvl="4" w:tplc="04090019" w:tentative="1">
+      <w:start w:val="1"/>
+      <w:numFmt w:val="lowerLetter"/>
+      <w:lvlText w:val="%5)"/>
+      <w:lvlJc w:val="left"/>
+      <w:pPr>
+        <w:ind w:left="2200" w:hanging="440"/>
+      </w:pPr>
+    </w:lvl>
+    <w:lvl w:ilvl="5" w:tplc="0409001B" w:tentative="1">
+      <w:start w:val="1"/>
+      <w:numFmt w:val="lowerRoman"/>
+      <w:lvlText w:val="%6."/>
+      <w:lvlJc w:val="right"/>
+      <w:pPr>
+        <w:ind w:left="2640" w:hanging="440"/>
+      </w:pPr>
+    </w:lvl>
+    <w:lvl w:ilvl="6" w:tplc="0409000F" w:tentative="1">
+      <w:start w:val="1"/>
+      <w:numFmt w:val="decimal"/>
+      <w:lvlText w:val="%7."/>
+      <w:lvlJc w:val="left"/>
+      <w:pPr>
+        <w:ind w:left="3080" w:hanging="440"/>
+      </w:pPr>
+    </w:lvl>
+    <w:lvl w:ilvl="7" w:tplc="04090019" w:tentative="1">
+      <w:start w:val="1"/>
+      <w:numFmt w:val="lowerLetter"/>
+      <w:lvlText w:val="%8)"/>
+      <w:lvlJc w:val="left"/>
+      <w:pPr>
+        <w:ind w:left="3520" w:hanging="440"/>
+      </w:pPr>
+    </w:lvl>
+    <w:lvl w:ilvl="8" w:tplc="0409001B" w:tentative="1">
+      <w:start w:val="1"/>
+      <w:numFmt w:val="lowerRoman"/>
+      <w:lvlText w:val="%9."/>
+      <w:lvlJc w:val="right"/>
+      <w:pPr>
+        <w:ind w:left="3960" w:hanging="440"/>
+      </w:pPr>
+    </w:lvl>
+  </w:abstractNum>
+  <w:abstractNum w:abstractNumId="19" w15:restartNumberingAfterBreak="0">
+    <w:nsid w:val="7C7F7928"/>
+    <w:multiLevelType w:val="hybridMultilevel"/>
+    <w:tmpl w:val="BDA61B90"/>
+    <w:lvl w:ilvl="0" w:tplc="0409000F">
+      <w:start w:val="1"/>
+      <w:numFmt w:val="decimal"/>
+      <w:lvlText w:val="%1."/>
+      <w:lvlJc w:val="left"/>
+      <w:pPr>
+        <w:ind w:left="440" w:hanging="440"/>
+      </w:pPr>
     </w:lvl>
     <w:lvl w:ilvl="1" w:tplc="04090019" w:tentative="1">
       <w:start w:val="1"/>
@@ -14203,6 +14419,9 @@
     <w:lvlOverride w:ilvl="8">
       <w:startOverride w:val="1"/>
     </w:lvlOverride>
+  </w:num>
+  <w:num w:numId="21">
+    <w:abstractNumId w:val="19"/>
   </w:num>
 </w:numbering>
 </file>
